--- a/CMA_Summaries_B2_Ch13.docx
+++ b/CMA_Summaries_B2_Ch13.docx
@@ -2524,6 +2524,154 @@
       </w:tr>
     </w:tbl>
     <w:p/>
+    <w:p>
+      <w:pPr>
+        <w:spacing w:before="44" w:after="10"/>
+      </w:pPr>
+      <w:r>
+        <w:rPr>
+          <w:b/>
+          <w:bCs/>
+          <w:color w:val="353A7C"/>
+          <w:sz w:val="18"/>
+          <w:szCs w:val="18"/>
+        </w:rPr>
+        <w:t xml:space="preserve">The English this section uses, and its Arabic</w:t>
+      </w:r>
+    </w:p>
+    <w:p>
+      <w:pPr>
+        <w:spacing w:before="0" w:after="12"/>
+      </w:pPr>
+      <w:r>
+        <w:rPr>
+          <w:color w:val="6B7280"/>
+          <w:sz w:val="15"/>
+          <w:szCs w:val="15"/>
+        </w:rPr>
+        <w:t xml:space="preserve">Each term sits against what it means.</w:t>
+      </w:r>
+    </w:p>
+    <w:p>
+      <w:pPr>
+        <w:spacing w:after="40" w:before="90"/>
+        <w:jc w:val="center"/>
+      </w:pPr>
+      <w:r>
+        <w:drawing>
+          <wp:inline distT="0" distB="0" distL="0" distR="0">
+            <wp:extent cx="5734050" cy="2218175"/>
+            <wp:effectExtent t="0" r="0" b="0" l="0"/>
+            <wp:docPr id="1" name="" descr="" title=""/>
+            <wp:cNvGraphicFramePr>
+              <a:graphicFrameLocks xmlns:a="http://schemas.openxmlformats.org/drawingml/2006/main" noChangeAspect="1"/>
+            </wp:cNvGraphicFramePr>
+            <a:graphic xmlns:a="http://schemas.openxmlformats.org/drawingml/2006/main">
+              <a:graphicData uri="http://schemas.openxmlformats.org/drawingml/2006/picture">
+                <pic:pic xmlns:pic="http://schemas.openxmlformats.org/drawingml/2006/picture">
+                  <pic:nvPicPr>
+                    <pic:cNvPr id="0" name="" descr=""/>
+                    <pic:cNvPicPr>
+                      <a:picLocks noChangeAspect="1" noChangeArrowheads="1"/>
+                    </pic:cNvPicPr>
+                  </pic:nvPicPr>
+                  <pic:blipFill>
+                    <a:blip r:embed="rId102" cstate="none"/>
+                    <a:srcRect/>
+                    <a:stretch>
+                      <a:fillRect/>
+                    </a:stretch>
+                  </pic:blipFill>
+                  <pic:spPr bwMode="auto">
+                    <a:xfrm>
+                      <a:off x="0" y="0"/>
+                      <a:ext cx="5734050" cy="2218175"/>
+                    </a:xfrm>
+                    <a:prstGeom prst="rect">
+                      <a:avLst/>
+                    </a:prstGeom>
+                  </pic:spPr>
+                </pic:pic>
+              </a:graphicData>
+            </a:graphic>
+          </wp:inline>
+        </w:drawing>
+      </w:r>
+    </w:p>
+    <w:tbl>
+      <w:tblPr>
+        <w:tblW w:type="pct" w:w="100%"/>
+        <w:tblLayout w:type="fixed"/>
+        <w:tblBorders>
+          <w:top w:val="single" w:color="FBFAF6" w:sz="4"/>
+          <w:left w:val="single" w:color="FBFAF6" w:sz="4"/>
+          <w:bottom w:val="single" w:color="FBFAF6" w:sz="4"/>
+          <w:right w:val="single" w:color="FBFAF6" w:sz="4"/>
+          <w:insideH w:val="single" w:color="FBFAF6" w:sz="4"/>
+          <w:insideV w:val="single" w:color="FBFAF6" w:sz="4"/>
+        </w:tblBorders>
+      </w:tblPr>
+      <w:tblGrid>
+        <w:gridCol w:w="9600"/>
+      </w:tblGrid>
+      <w:tr>
+        <w:tc>
+          <w:tcPr>
+            <w:tcW w:type="pct" w:w="5000"/>
+            <w:shd w:fill="FBFAF6" w:val="clear"/>
+            <w:tcMar>
+              <w:top w:type="dxa" w:w="40"/>
+              <w:left w:type="dxa" w:w="100"/>
+              <w:bottom w:type="dxa" w:w="40"/>
+              <w:right w:type="dxa" w:w="100"/>
+            </w:tcMar>
+          </w:tcPr>
+          <w:p>
+            <w:pPr>
+              <w:spacing w:before="18" w:after="6"/>
+            </w:pPr>
+            <w:r>
+              <w:rPr>
+                <w:b/>
+                <w:bCs/>
+                <w:color w:val="6B7280"/>
+                <w:sz w:val="14"/>
+                <w:szCs w:val="14"/>
+              </w:rPr>
+              <w:t xml:space="preserve">word list</w:t>
+            </w:r>
+          </w:p>
+          <w:p>
+            <w:pPr>
+              <w:spacing w:before="0" w:after="18"/>
+            </w:pPr>
+            <w:r>
+              <w:rPr>
+                <w:b/>
+                <w:bCs/>
+                <w:color w:val="353A7C"/>
+                <w:sz w:val="16"/>
+                <w:szCs w:val="16"/>
+              </w:rPr>
+              <w:t xml:space="preserve">تكلفة خدمة العميل   ·   cost to serve   ·   customer profitability analysis</w:t>
+            </w:r>
+          </w:p>
+        </w:tc>
+      </w:tr>
+    </w:tbl>
+    <w:p/>
+    <w:p>
+      <w:pPr>
+        <w:pageBreakBefore w:val="true"/>
+        <w:spacing w:after="0"/>
+      </w:pPr>
+      <w:r>
+        <w:rPr>
+          <w:sz w:val="2"/>
+        </w:rPr>
+        <w:t xml:space="preserve"> </w:t>
+      </w:r>
+    </w:p>
     <w:tbl>
       <w:tblPr>
         <w:tblW w:type="pct" w:w="100%"/>
@@ -2852,14 +3000,14 @@
                 <w:sz w:val="16"/>
                 <w:szCs w:val="16"/>
               </w:rPr>
-              <w:t xml:space="preserve">7  </w:t>
-            </w:r>
-            <w:r>
-              <w:rPr>
-                <w:sz w:val="16"/>
-                <w:szCs w:val="16"/>
-              </w:rPr>
-              <w:t xml:space="preserve">rebates</w:t>
+              <w:t xml:space="preserve">8  </w:t>
+            </w:r>
+            <w:r>
+              <w:rPr>
+                <w:sz w:val="16"/>
+                <w:szCs w:val="16"/>
+              </w:rPr>
+              <w:t xml:space="preserve">expenses</w:t>
             </w:r>
           </w:p>
         </w:tc>
@@ -2920,14 +3068,14 @@
                 <w:sz w:val="16"/>
                 <w:szCs w:val="16"/>
               </w:rPr>
-              <w:t xml:space="preserve">8  </w:t>
-            </w:r>
-            <w:r>
-              <w:rPr>
-                <w:sz w:val="16"/>
-                <w:szCs w:val="16"/>
-              </w:rPr>
-              <w:t xml:space="preserve">expenses</w:t>
+              <w:t xml:space="preserve">9  </w:t>
+            </w:r>
+            <w:r>
+              <w:rPr>
+                <w:sz w:val="16"/>
+                <w:szCs w:val="16"/>
+              </w:rPr>
+              <w:t xml:space="preserve">customer's</w:t>
             </w:r>
           </w:p>
         </w:tc>
@@ -2988,14 +3136,14 @@
                 <w:sz w:val="16"/>
                 <w:szCs w:val="16"/>
               </w:rPr>
-              <w:t xml:space="preserve">9  </w:t>
-            </w:r>
-            <w:r>
-              <w:rPr>
-                <w:sz w:val="16"/>
-                <w:szCs w:val="16"/>
-              </w:rPr>
-              <w:t xml:space="preserve">customer's</w:t>
+              <w:t xml:space="preserve">10  </w:t>
+            </w:r>
+            <w:r>
+              <w:rPr>
+                <w:sz w:val="16"/>
+                <w:szCs w:val="16"/>
+              </w:rPr>
+              <w:t xml:space="preserve">therefore</w:t>
             </w:r>
           </w:p>
         </w:tc>
@@ -3056,14 +3204,14 @@
                 <w:sz w:val="16"/>
                 <w:szCs w:val="16"/>
               </w:rPr>
-              <w:t xml:space="preserve">10  </w:t>
-            </w:r>
-            <w:r>
-              <w:rPr>
-                <w:sz w:val="16"/>
-                <w:szCs w:val="16"/>
-              </w:rPr>
-              <w:t xml:space="preserve">therefore</w:t>
+              <w:t xml:space="preserve">11  </w:t>
+            </w:r>
+            <w:r>
+              <w:rPr>
+                <w:sz w:val="16"/>
+                <w:szCs w:val="16"/>
+              </w:rPr>
+              <w:t xml:space="preserve">Product</w:t>
             </w:r>
           </w:p>
         </w:tc>
@@ -3124,14 +3272,14 @@
                 <w:sz w:val="16"/>
                 <w:szCs w:val="16"/>
               </w:rPr>
-              <w:t xml:space="preserve">11  </w:t>
-            </w:r>
-            <w:r>
-              <w:rPr>
-                <w:sz w:val="16"/>
-                <w:szCs w:val="16"/>
-              </w:rPr>
-              <w:t xml:space="preserve">Product</w:t>
+              <w:t xml:space="preserve">12  </w:t>
+            </w:r>
+            <w:r>
+              <w:rPr>
+                <w:sz w:val="16"/>
+                <w:szCs w:val="16"/>
+              </w:rPr>
+              <w:t xml:space="preserve">allocating</w:t>
             </w:r>
           </w:p>
         </w:tc>
@@ -3192,14 +3340,82 @@
                 <w:sz w:val="16"/>
                 <w:szCs w:val="16"/>
               </w:rPr>
-              <w:t xml:space="preserve">12  </w:t>
-            </w:r>
-            <w:r>
-              <w:rPr>
-                <w:sz w:val="16"/>
-                <w:szCs w:val="16"/>
-              </w:rPr>
-              <w:t xml:space="preserve">allocating</w:t>
+              <w:t xml:space="preserve">13  </w:t>
+            </w:r>
+            <w:r>
+              <w:rPr>
+                <w:sz w:val="16"/>
+                <w:szCs w:val="16"/>
+              </w:rPr>
+              <w:t xml:space="preserve">customer profitability analysis</w:t>
+            </w:r>
+          </w:p>
+        </w:tc>
+      </w:tr>
+      <w:tr>
+        <w:tc>
+          <w:tcPr>
+            <w:tcW w:type="pct" w:w="2500"/>
+            <w:tcMar>
+              <w:top w:type="dxa" w:w="20"/>
+              <w:left w:type="dxa" w:w="80"/>
+              <w:bottom w:type="dxa" w:w="20"/>
+              <w:right w:type="dxa" w:w="80"/>
+            </w:tcMar>
+          </w:tcPr>
+          <w:p>
+            <w:pPr>
+              <w:spacing w:before="12" w:after="12"/>
+            </w:pPr>
+            <w:r>
+              <w:rPr>
+                <w:b/>
+                <w:bCs/>
+                <w:color w:val="8186EF"/>
+                <w:sz w:val="16"/>
+                <w:szCs w:val="16"/>
+              </w:rPr>
+              <w:t xml:space="preserve">7  </w:t>
+            </w:r>
+            <w:r>
+              <w:rPr>
+                <w:sz w:val="16"/>
+                <w:szCs w:val="16"/>
+              </w:rPr>
+              <w:t xml:space="preserve">rebates</w:t>
+            </w:r>
+          </w:p>
+        </w:tc>
+        <w:tc>
+          <w:tcPr>
+            <w:tcW w:type="pct" w:w="2500"/>
+            <w:tcMar>
+              <w:top w:type="dxa" w:w="20"/>
+              <w:left w:type="dxa" w:w="80"/>
+              <w:bottom w:type="dxa" w:w="20"/>
+              <w:right w:type="dxa" w:w="80"/>
+            </w:tcMar>
+          </w:tcPr>
+          <w:p>
+            <w:pPr>
+              <w:spacing w:before="12" w:after="12"/>
+            </w:pPr>
+            <w:r>
+              <w:rPr>
+                <w:b/>
+                <w:bCs/>
+                <w:color w:val="8186EF"/>
+                <w:sz w:val="16"/>
+                <w:szCs w:val="16"/>
+              </w:rPr>
+              <w:t xml:space="preserve">14  </w:t>
+            </w:r>
+            <w:r>
+              <w:rPr>
+                <w:sz w:val="16"/>
+                <w:szCs w:val="16"/>
+              </w:rPr>
+              <w:t xml:space="preserve">cost to serve</w:t>
             </w:r>
           </w:p>
         </w:tc>
@@ -3893,201 +4109,6 @@
           <w:szCs w:val="18"/>
         </w:rPr>
         <w:t xml:space="preserve">Worked example: the cost to serve Barada Wholesale</w:t>
-      </w:r>
-    </w:p>
-    <w:p>
-      <w:pPr>
-        <w:spacing w:before="0" w:after="12"/>
-      </w:pPr>
-      <w:r>
-        <w:rPr>
-          <w:color w:val="6B7280"/>
-          <w:sz w:val="15"/>
-          <w:szCs w:val="15"/>
-        </w:rPr>
-        <w:t xml:space="preserve">The bars are drawn to scale.</w:t>
-      </w:r>
-    </w:p>
-    <w:p>
-      <w:pPr>
-        <w:spacing w:after="40" w:before="90"/>
-        <w:jc w:val="center"/>
-      </w:pPr>
-      <w:r>
-        <w:drawing>
-          <wp:inline distT="0" distB="0" distL="0" distR="0">
-            <wp:extent cx="5734050" cy="1946550"/>
-            <wp:effectExtent t="0" r="0" b="0" l="0"/>
-            <wp:docPr id="1" name="" descr="" title=""/>
-            <wp:cNvGraphicFramePr>
-              <a:graphicFrameLocks xmlns:a="http://schemas.openxmlformats.org/drawingml/2006/main" noChangeAspect="1"/>
-            </wp:cNvGraphicFramePr>
-            <a:graphic xmlns:a="http://schemas.openxmlformats.org/drawingml/2006/main">
-              <a:graphicData uri="http://schemas.openxmlformats.org/drawingml/2006/picture">
-                <pic:pic xmlns:pic="http://schemas.openxmlformats.org/drawingml/2006/picture">
-                  <pic:nvPicPr>
-                    <pic:cNvPr id="0" name="" descr=""/>
-                    <pic:cNvPicPr>
-                      <a:picLocks noChangeAspect="1" noChangeArrowheads="1"/>
-                    </pic:cNvPicPr>
-                  </pic:nvPicPr>
-                  <pic:blipFill>
-                    <a:blip r:embed="rId102" cstate="none"/>
-                    <a:srcRect/>
-                    <a:stretch>
-                      <a:fillRect/>
-                    </a:stretch>
-                  </pic:blipFill>
-                  <pic:spPr bwMode="auto">
-                    <a:xfrm>
-                      <a:off x="0" y="0"/>
-                      <a:ext cx="5734050" cy="1946550"/>
-                    </a:xfrm>
-                    <a:prstGeom prst="rect">
-                      <a:avLst/>
-                    </a:prstGeom>
-                  </pic:spPr>
-                </pic:pic>
-              </a:graphicData>
-            </a:graphic>
-          </wp:inline>
-        </w:drawing>
-      </w:r>
-    </w:p>
-    <w:tbl>
-      <w:tblPr>
-        <w:tblW w:type="pct" w:w="100%"/>
-        <w:tblLayout w:type="fixed"/>
-        <w:tblBorders>
-          <w:top w:val="single" w:color="FBFAF6" w:sz="4"/>
-          <w:left w:val="single" w:color="FBFAF6" w:sz="4"/>
-          <w:bottom w:val="single" w:color="FBFAF6" w:sz="4"/>
-          <w:right w:val="single" w:color="FBFAF6" w:sz="4"/>
-          <w:insideH w:val="single" w:color="FBFAF6" w:sz="4"/>
-          <w:insideV w:val="single" w:color="FBFAF6" w:sz="4"/>
-        </w:tblBorders>
-      </w:tblPr>
-      <w:tblGrid>
-        <w:gridCol w:w="9600"/>
-      </w:tblGrid>
-      <w:tr>
-        <w:tc>
-          <w:tcPr>
-            <w:tcW w:type="pct" w:w="5000"/>
-            <w:shd w:fill="FBFAF6" w:val="clear"/>
-            <w:tcMar>
-              <w:top w:type="dxa" w:w="40"/>
-              <w:left w:type="dxa" w:w="100"/>
-              <w:bottom w:type="dxa" w:w="40"/>
-              <w:right w:type="dxa" w:w="100"/>
-            </w:tcMar>
-          </w:tcPr>
-          <w:p>
-            <w:pPr>
-              <w:spacing w:before="18" w:after="6"/>
-            </w:pPr>
-            <w:r>
-              <w:rPr>
-                <w:b/>
-                <w:bCs/>
-                <w:color w:val="6B7280"/>
-                <w:sz w:val="14"/>
-                <w:szCs w:val="14"/>
-              </w:rPr>
-              <w:t xml:space="preserve">word list</w:t>
-            </w:r>
-          </w:p>
-          <w:p>
-            <w:pPr>
-              <w:spacing w:before="0" w:after="18"/>
-            </w:pPr>
-            <w:r>
-              <w:rPr>
-                <w:b/>
-                <w:bCs/>
-                <w:color w:val="353A7C"/>
-                <w:sz w:val="16"/>
-                <w:szCs w:val="16"/>
-              </w:rPr>
-              <w:t xml:space="preserve">Rush orders   ·   Deliveries   ·   whale curve</w:t>
-            </w:r>
-          </w:p>
-        </w:tc>
-      </w:tr>
-    </w:tbl>
-    <w:p/>
-    <w:tbl>
-      <w:tblPr>
-        <w:tblW w:type="pct" w:w="100%"/>
-        <w:tblLayout w:type="fixed"/>
-        <w:tblBorders>
-          <w:top w:val="single" w:color="353A7C" w:sz="4"/>
-          <w:left w:val="single" w:color="353A7C" w:sz="4"/>
-          <w:bottom w:val="single" w:color="353A7C" w:sz="4"/>
-          <w:right w:val="single" w:color="353A7C" w:sz="4"/>
-          <w:insideH w:val="single" w:color="353A7C" w:sz="4"/>
-          <w:insideV w:val="single" w:color="353A7C" w:sz="4"/>
-        </w:tblBorders>
-      </w:tblPr>
-      <w:tblGrid>
-        <w:gridCol w:w="9600"/>
-      </w:tblGrid>
-      <w:tr>
-        <w:tc>
-          <w:tcPr>
-            <w:tcW w:type="pct" w:w="5000"/>
-            <w:shd w:fill="F2F4FB" w:val="clear"/>
-            <w:tcMar>
-              <w:top w:type="dxa" w:w="50"/>
-              <w:left w:type="dxa" w:w="110"/>
-              <w:bottom w:type="dxa" w:w="50"/>
-              <w:right w:type="dxa" w:w="110"/>
-            </w:tcMar>
-          </w:tcPr>
-          <w:p>
-            <w:pPr>
-              <w:spacing w:before="30" w:after="30"/>
-            </w:pPr>
-            <w:r>
-              <w:rPr>
-                <w:b/>
-                <w:bCs/>
-                <w:color w:val="353A7C"/>
-                <w:sz w:val="19"/>
-                <w:szCs w:val="19"/>
-              </w:rPr>
-              <w:t xml:space="preserve">The cost to serve Qasr Hotels</w:t>
-            </w:r>
-          </w:p>
-        </w:tc>
-      </w:tr>
-    </w:tbl>
-    <w:p/>
-    <w:p>
-      <w:pPr>
-        <w:pageBreakBefore w:val="true"/>
-        <w:spacing w:after="0"/>
-      </w:pPr>
-      <w:r>
-        <w:rPr>
-          <w:sz w:val="2"/>
-        </w:rPr>
-        <w:t xml:space="preserve"> </w:t>
-      </w:r>
-    </w:p>
-    <w:p>
-      <w:pPr>
-        <w:spacing w:before="44" w:after="10"/>
-      </w:pPr>
-      <w:r>
-        <w:rPr>
-          <w:b/>
-          <w:bCs/>
-          <w:color w:val="353A7C"/>
-          <w:sz w:val="18"/>
-          <w:szCs w:val="18"/>
-        </w:rPr>
-        <w:t xml:space="preserve">Your turn: the cost to serve Qasr Hotels (complete the blanks)</w:t>
       </w:r>
     </w:p>
     <w:p>
@@ -4204,208 +4225,7 @@
                 <w:sz w:val="16"/>
                 <w:szCs w:val="16"/>
               </w:rPr>
-              <w:t xml:space="preserve">Rush orders   ·   Order processing   ·   Returns handling</w:t>
-            </w:r>
-          </w:p>
-        </w:tc>
-      </w:tr>
-    </w:tbl>
-    <w:p/>
-    <w:p>
-      <w:pPr>
-        <w:spacing w:before="44" w:after="14"/>
-      </w:pPr>
-      <w:r>
-        <w:rPr>
-          <w:b/>
-          <w:bCs/>
-          <w:color w:val="353A7C"/>
-          <w:sz w:val="18"/>
-          <w:szCs w:val="18"/>
-        </w:rPr>
-        <w:t xml:space="preserve">Summary 3</w:t>
-      </w:r>
-      <w:r>
-        <w:rPr>
-          <w:color w:val="6B7280"/>
-          <w:sz w:val="16"/>
-          <w:szCs w:val="16"/>
-        </w:rPr>
-        <w:t xml:space="preserve">      gaps 13–15</w:t>
-      </w:r>
-    </w:p>
-    <w:p>
-      <w:pPr>
-        <w:spacing w:before="20" w:after="20" w:line="360" w:lineRule="auto"/>
-        <w:ind w:left="200"/>
-      </w:pPr>
-      <w:r>
-        <w:rPr>
-          <w:sz w:val="19"/>
-          <w:szCs w:val="19"/>
-        </w:rPr>
-        <w:t xml:space="preserve">Qasr </w:t>
-      </w:r>
-      <w:r>
-        <w:rPr>
-          <w:b/>
-          <w:bCs/>
-          <w:color w:val="8186EF"/>
-          <w:sz w:val="15"/>
-          <w:szCs w:val="15"/>
-        </w:rPr>
-        <w:t xml:space="preserve"> (13) </w:t>
-      </w:r>
-      <w:r>
-        <w:rPr>
-          <w:u w:val="single"/>
-          <w:sz w:val="19"/>
-          <w:szCs w:val="19"/>
-        </w:rPr>
-        <w:t xml:space="preserve">           </w:t>
-      </w:r>
-      <w:r>
-        <w:rPr>
-          <w:sz w:val="19"/>
-          <w:szCs w:val="19"/>
-        </w:rPr>
-        <w:t xml:space="preserve"> </w:t>
-      </w:r>
-      <w:r>
-        <w:rPr>
-          <w:sz w:val="19"/>
-          <w:szCs w:val="19"/>
-        </w:rPr>
-        <w:t xml:space="preserve"> often and asks for many rush </w:t>
-      </w:r>
-      <w:r>
-        <w:rPr>
-          <w:b/>
-          <w:bCs/>
-          <w:color w:val="8186EF"/>
-          <w:sz w:val="15"/>
-          <w:szCs w:val="15"/>
-        </w:rPr>
-        <w:t xml:space="preserve"> (14) </w:t>
-      </w:r>
-      <w:r>
-        <w:rPr>
-          <w:u w:val="single"/>
-          <w:sz w:val="19"/>
-          <w:szCs w:val="19"/>
-        </w:rPr>
-        <w:t xml:space="preserve">            </w:t>
-      </w:r>
-      <w:r>
-        <w:rPr>
-          <w:sz w:val="19"/>
-          <w:szCs w:val="19"/>
-        </w:rPr>
-        <w:t xml:space="preserve"> </w:t>
-      </w:r>
-      <w:r>
-        <w:rPr>
-          <w:sz w:val="19"/>
-          <w:szCs w:val="19"/>
-        </w:rPr>
-        <w:t xml:space="preserve">, so its cost to serve is high for its size. </w:t>
-      </w:r>
-      <w:r>
-        <w:rPr>
-          <w:sz w:val="19"/>
-          <w:szCs w:val="19"/>
-        </w:rPr>
-        <w:t xml:space="preserve">A </w:t>
-      </w:r>
-      <w:r>
-        <w:rPr>
-          <w:b/>
-          <w:bCs/>
-          <w:color w:val="8186EF"/>
-          <w:sz w:val="15"/>
-          <w:szCs w:val="15"/>
-        </w:rPr>
-        <w:t xml:space="preserve"> (15) </w:t>
-      </w:r>
-      <w:r>
-        <w:rPr>
-          <w:u w:val="single"/>
-          <w:sz w:val="19"/>
-          <w:szCs w:val="19"/>
-        </w:rPr>
-        <w:t xml:space="preserve">                     </w:t>
-      </w:r>
-      <w:r>
-        <w:rPr>
-          <w:sz w:val="19"/>
-          <w:szCs w:val="19"/>
-        </w:rPr>
-        <w:t xml:space="preserve"> </w:t>
-      </w:r>
-      <w:r>
-        <w:rPr>
-          <w:sz w:val="19"/>
-          <w:szCs w:val="19"/>
-        </w:rPr>
-        <w:t xml:space="preserve"> cost, such as Qasr's key account manager, is added after the activity costs. </w:t>
-      </w:r>
-    </w:p>
-    <w:tbl>
-      <w:tblPr>
-        <w:tblW w:type="pct" w:w="100%"/>
-        <w:tblLayout w:type="fixed"/>
-        <w:tblBorders>
-          <w:top w:val="single" w:color="FBFAF6" w:sz="4"/>
-          <w:left w:val="single" w:color="FBFAF6" w:sz="4"/>
-          <w:bottom w:val="single" w:color="FBFAF6" w:sz="4"/>
-          <w:right w:val="single" w:color="FBFAF6" w:sz="4"/>
-          <w:insideH w:val="single" w:color="FBFAF6" w:sz="4"/>
-          <w:insideV w:val="single" w:color="FBFAF6" w:sz="4"/>
-        </w:tblBorders>
-      </w:tblPr>
-      <w:tblGrid>
-        <w:gridCol w:w="9600"/>
-      </w:tblGrid>
-      <w:tr>
-        <w:tc>
-          <w:tcPr>
-            <w:tcW w:type="pct" w:w="5000"/>
-            <w:shd w:fill="FBFAF6" w:val="clear"/>
-            <w:tcMar>
-              <w:top w:type="dxa" w:w="40"/>
-              <w:left w:type="dxa" w:w="100"/>
-              <w:bottom w:type="dxa" w:w="40"/>
-              <w:right w:type="dxa" w:w="100"/>
-            </w:tcMar>
-          </w:tcPr>
-          <w:p>
-            <w:pPr>
-              <w:spacing w:before="18" w:after="6"/>
-            </w:pPr>
-            <w:r>
-              <w:rPr>
-                <w:b/>
-                <w:bCs/>
-                <w:color w:val="6B7280"/>
-                <w:sz w:val="14"/>
-                <w:szCs w:val="14"/>
-              </w:rPr>
-              <w:t xml:space="preserve">word list</w:t>
-            </w:r>
-          </w:p>
-          <w:p>
-            <w:pPr>
-              <w:spacing w:before="0" w:after="18"/>
-            </w:pPr>
-            <w:r>
-              <w:rPr>
-                <w:b/>
-                <w:bCs/>
-                <w:color w:val="353A7C"/>
-                <w:sz w:val="16"/>
-                <w:szCs w:val="16"/>
-              </w:rPr>
-              <w:t xml:space="preserve">keeping   ·   deliveries   ·   customer-sustaining   ·   orders</w:t>
+              <w:t xml:space="preserve">Rush orders   ·   Deliveries   ·   whale curve</w:t>
             </w:r>
           </w:p>
         </w:tc>
@@ -4417,278 +4237,12 @@
         <w:tblW w:type="pct" w:w="100%"/>
         <w:tblLayout w:type="fixed"/>
         <w:tblBorders>
-          <w:top w:val="single" w:color="353A7C" w:sz="6"/>
-          <w:left w:val="single" w:color="353A7C" w:sz="6"/>
-          <w:bottom w:val="single" w:color="353A7C" w:sz="6"/>
-          <w:right w:val="single" w:color="353A7C" w:sz="6"/>
-          <w:insideH w:val="single" w:color="353A7C" w:sz="6"/>
-          <w:insideV w:val="single" w:color="353A7C" w:sz="6"/>
-        </w:tblBorders>
-      </w:tblPr>
-      <w:tblGrid>
-        <w:gridCol w:w="4992"/>
-        <w:gridCol w:w="4608"/>
-      </w:tblGrid>
-      <w:tr>
-        <w:tc>
-          <w:tcPr>
-            <w:tcW w:type="pct" w:w="5000"/>
-            <w:gridSpan w:val="2"/>
-            <w:shd w:fill="353A7C" w:val="clear"/>
-            <w:tcMar>
-              <w:top w:type="dxa" w:w="60"/>
-              <w:left w:type="dxa" w:w="120"/>
-              <w:bottom w:type="dxa" w:w="60"/>
-              <w:right w:type="dxa" w:w="120"/>
-            </w:tcMar>
-          </w:tcPr>
-          <w:p>
-            <w:pPr>
-              <w:spacing w:before="40" w:after="40"/>
-            </w:pPr>
-            <w:r>
-              <w:rPr>
-                <w:b/>
-                <w:bCs/>
-                <w:color w:val="FFFFFF"/>
-                <w:sz w:val="17"/>
-                <w:szCs w:val="17"/>
-              </w:rPr>
-              <w:t xml:space="preserve">The English this sheet uses, and its Arabic</w:t>
-            </w:r>
-          </w:p>
-        </w:tc>
-      </w:tr>
-      <w:tr>
-        <w:tc>
-          <w:tcPr>
-            <w:tcW w:type="pct" w:w="2600"/>
-            <w:tcMar>
-              <w:top w:type="dxa" w:w="50"/>
-              <w:left w:type="dxa" w:w="110"/>
-              <w:bottom w:type="dxa" w:w="50"/>
-              <w:right w:type="dxa" w:w="110"/>
-            </w:tcMar>
-          </w:tcPr>
-          <w:p>
-            <w:pPr>
-              <w:spacing w:before="26" w:after="26"/>
-            </w:pPr>
-            <w:r>
-              <w:rPr>
-                <w:b/>
-                <w:bCs/>
-                <w:color w:val="353A7C"/>
-                <w:sz w:val="15"/>
-                <w:szCs w:val="15"/>
-              </w:rPr>
-              <w:t xml:space="preserve">English (exam term)</w:t>
-            </w:r>
-          </w:p>
-        </w:tc>
-        <w:tc>
-          <w:tcPr>
-            <w:tcW w:type="pct" w:w="2400"/>
-            <w:tcMar>
-              <w:top w:type="dxa" w:w="50"/>
-              <w:left w:type="dxa" w:w="110"/>
-              <w:bottom w:type="dxa" w:w="50"/>
-              <w:right w:type="dxa" w:w="110"/>
-            </w:tcMar>
-          </w:tcPr>
-          <w:p>
-            <w:pPr>
-              <w:spacing w:before="26" w:after="26"/>
-            </w:pPr>
-            <w:r>
-              <w:rPr>
-                <w:b/>
-                <w:bCs/>
-                <w:color w:val="353A7C"/>
-                <w:sz w:val="15"/>
-                <w:szCs w:val="15"/>
-              </w:rPr>
-              <w:t xml:space="preserve">Arabic</w:t>
-            </w:r>
-          </w:p>
-        </w:tc>
-      </w:tr>
-      <w:tr>
-        <w:tc>
-          <w:tcPr>
-            <w:tcW w:type="pct" w:w="2600"/>
-            <w:tcMar>
-              <w:top w:type="dxa" w:w="50"/>
-              <w:left w:type="dxa" w:w="110"/>
-              <w:bottom w:type="dxa" w:w="50"/>
-              <w:right w:type="dxa" w:w="110"/>
-            </w:tcMar>
-          </w:tcPr>
-          <w:p>
-            <w:pPr>
-              <w:spacing w:before="26" w:after="26"/>
-            </w:pPr>
-            <w:r>
-              <w:rPr>
-                <w:color w:val="232733"/>
-                <w:sz w:val="16"/>
-                <w:szCs w:val="16"/>
-              </w:rPr>
-              <w:t xml:space="preserve">customer cost hierarchy</w:t>
-            </w:r>
-          </w:p>
-        </w:tc>
-        <w:tc>
-          <w:tcPr>
-            <w:tcW w:type="pct" w:w="2400"/>
-            <w:tcMar>
-              <w:top w:type="dxa" w:w="50"/>
-              <w:left w:type="dxa" w:w="110"/>
-              <w:bottom w:type="dxa" w:w="50"/>
-              <w:right w:type="dxa" w:w="110"/>
-            </w:tcMar>
-          </w:tcPr>
-          <w:p>
-            <w:pPr>
-              <w:spacing w:before="26" w:after="26"/>
-            </w:pPr>
-            <w:r>
-              <w:rPr>
-                <w:color w:val="232733"/>
-                <w:sz w:val="16"/>
-                <w:szCs w:val="16"/>
-              </w:rPr>
-              <w:t xml:space="preserve">تسلسل تكاليف العملاء</w:t>
-            </w:r>
-          </w:p>
-        </w:tc>
-      </w:tr>
-      <w:tr>
-        <w:tc>
-          <w:tcPr>
-            <w:tcW w:type="pct" w:w="2600"/>
-            <w:shd w:fill="FBFAF6" w:val="clear"/>
-            <w:tcMar>
-              <w:top w:type="dxa" w:w="50"/>
-              <w:left w:type="dxa" w:w="110"/>
-              <w:bottom w:type="dxa" w:w="50"/>
-              <w:right w:type="dxa" w:w="110"/>
-            </w:tcMar>
-          </w:tcPr>
-          <w:p>
-            <w:pPr>
-              <w:spacing w:before="26" w:after="26"/>
-            </w:pPr>
-            <w:r>
-              <w:rPr>
-                <w:color w:val="232733"/>
-                <w:sz w:val="16"/>
-                <w:szCs w:val="16"/>
-              </w:rPr>
-              <w:t xml:space="preserve">cost to serve</w:t>
-            </w:r>
-          </w:p>
-        </w:tc>
-        <w:tc>
-          <w:tcPr>
-            <w:tcW w:type="pct" w:w="2400"/>
-            <w:shd w:fill="FBFAF6" w:val="clear"/>
-            <w:tcMar>
-              <w:top w:type="dxa" w:w="50"/>
-              <w:left w:type="dxa" w:w="110"/>
-              <w:bottom w:type="dxa" w:w="50"/>
-              <w:right w:type="dxa" w:w="110"/>
-            </w:tcMar>
-          </w:tcPr>
-          <w:p>
-            <w:pPr>
-              <w:spacing w:before="26" w:after="26"/>
-            </w:pPr>
-            <w:r>
-              <w:rPr>
-                <w:color w:val="232733"/>
-                <w:sz w:val="16"/>
-                <w:szCs w:val="16"/>
-              </w:rPr>
-              <w:t xml:space="preserve">تكلفة خدمة العميل</w:t>
-            </w:r>
-          </w:p>
-        </w:tc>
-      </w:tr>
-      <w:tr>
-        <w:tc>
-          <w:tcPr>
-            <w:tcW w:type="pct" w:w="2600"/>
-            <w:tcMar>
-              <w:top w:type="dxa" w:w="50"/>
-              <w:left w:type="dxa" w:w="110"/>
-              <w:bottom w:type="dxa" w:w="50"/>
-              <w:right w:type="dxa" w:w="110"/>
-            </w:tcMar>
-          </w:tcPr>
-          <w:p>
-            <w:pPr>
-              <w:spacing w:before="26" w:after="26"/>
-            </w:pPr>
-            <w:r>
-              <w:rPr>
-                <w:color w:val="232733"/>
-                <w:sz w:val="16"/>
-                <w:szCs w:val="16"/>
-              </w:rPr>
-              <w:t xml:space="preserve">customer-sustaining cost</w:t>
-            </w:r>
-          </w:p>
-        </w:tc>
-        <w:tc>
-          <w:tcPr>
-            <w:tcW w:type="pct" w:w="2400"/>
-            <w:tcMar>
-              <w:top w:type="dxa" w:w="50"/>
-              <w:left w:type="dxa" w:w="110"/>
-              <w:bottom w:type="dxa" w:w="50"/>
-              <w:right w:type="dxa" w:w="110"/>
-            </w:tcMar>
-          </w:tcPr>
-          <w:p>
-            <w:pPr>
-              <w:spacing w:before="26" w:after="26"/>
-            </w:pPr>
-            <w:r>
-              <w:rPr>
-                <w:color w:val="232733"/>
-                <w:sz w:val="16"/>
-                <w:szCs w:val="16"/>
-              </w:rPr>
-              <w:t xml:space="preserve">تكلفة دعم العميل</w:t>
-            </w:r>
-          </w:p>
-        </w:tc>
-      </w:tr>
-    </w:tbl>
-    <w:p/>
-    <w:p>
-      <w:pPr>
-        <w:sectPr>
-          <w:headerReference w:type="default" r:id="rIdHdr5"/>
-          <w:pgSz w:w="11906" w:h="16838" w:orient="portrait"/>
-          <w:pgMar w:top="1180" w:right="1000" w:bottom="900" w:left="1000" w:header="708" w:footer="708" w:gutter="0"/>
-          <w:docGrid w:linePitch="360"/>
-          <w:pgNumType w:start="1"/>
-        </w:sectPr>
-      </w:pPr>
-    </w:p>
-    <w:tbl>
-      <w:tblPr>
-        <w:tblW w:type="pct" w:w="100%"/>
-        <w:tblLayout w:type="fixed"/>
-        <w:tblBorders>
-          <w:top w:val="single" w:color="353A7C" w:sz="8"/>
-          <w:left w:val="single" w:color="353A7C" w:sz="8"/>
-          <w:bottom w:val="single" w:color="353A7C" w:sz="8"/>
-          <w:right w:val="single" w:color="353A7C" w:sz="8"/>
-          <w:insideH w:val="single" w:color="353A7C" w:sz="8"/>
-          <w:insideV w:val="single" w:color="353A7C" w:sz="8"/>
+          <w:top w:val="single" w:color="353A7C" w:sz="4"/>
+          <w:left w:val="single" w:color="353A7C" w:sz="4"/>
+          <w:bottom w:val="single" w:color="353A7C" w:sz="4"/>
+          <w:right w:val="single" w:color="353A7C" w:sz="4"/>
+          <w:insideH w:val="single" w:color="353A7C" w:sz="4"/>
+          <w:insideV w:val="single" w:color="353A7C" w:sz="4"/>
         </w:tblBorders>
       </w:tblPr>
       <w:tblGrid>
@@ -4698,572 +4252,27 @@
         <w:tc>
           <w:tcPr>
             <w:tcW w:type="pct" w:w="5000"/>
-            <w:shd w:fill="353A7C" w:val="clear"/>
-            <w:tcMar>
-              <w:top w:type="dxa" w:w="80"/>
-              <w:left w:type="dxa" w:w="140"/>
-              <w:bottom w:type="dxa" w:w="80"/>
-              <w:right w:type="dxa" w:w="140"/>
-            </w:tcMar>
-          </w:tcPr>
-          <w:p>
-            <w:pPr>
-              <w:spacing w:before="60" w:after="60"/>
-            </w:pPr>
-            <w:r>
-              <w:rPr>
-                <w:b/>
-                <w:bCs/>
-                <w:color w:val="FFFFFF"/>
-                <w:sz w:val="21"/>
-                <w:szCs w:val="21"/>
-              </w:rPr>
-              <w:t xml:space="preserve">Answer key · 13.3  The customer cost hierarchy and the cost to serve</w:t>
-            </w:r>
-          </w:p>
-        </w:tc>
-      </w:tr>
-    </w:tbl>
-    <w:p/>
-    <w:tbl>
-      <w:tblPr>
-        <w:tblW w:type="pct" w:w="100%"/>
-        <w:tblLayout w:type="fixed"/>
-      </w:tblPr>
-      <w:tblGrid>
-        <w:gridCol w:w="4800"/>
-        <w:gridCol w:w="4800"/>
-      </w:tblGrid>
-      <w:tr>
-        <w:tc>
-          <w:tcPr>
-            <w:tcW w:type="pct" w:w="2500"/>
-            <w:tcMar>
-              <w:top w:type="dxa" w:w="20"/>
-              <w:left w:type="dxa" w:w="80"/>
-              <w:bottom w:type="dxa" w:w="20"/>
-              <w:right w:type="dxa" w:w="80"/>
-            </w:tcMar>
-          </w:tcPr>
-          <w:p>
-            <w:pPr>
-              <w:spacing w:before="12" w:after="12"/>
-            </w:pPr>
-            <w:r>
-              <w:rPr>
-                <w:b/>
-                <w:bCs/>
-                <w:color w:val="8186EF"/>
-                <w:sz w:val="16"/>
-                <w:szCs w:val="16"/>
-              </w:rPr>
-              <w:t xml:space="preserve">1  </w:t>
-            </w:r>
-            <w:r>
-              <w:rPr>
-                <w:sz w:val="16"/>
-                <w:szCs w:val="16"/>
-              </w:rPr>
-              <w:t xml:space="preserve">different</w:t>
-            </w:r>
-          </w:p>
-        </w:tc>
-        <w:tc>
-          <w:tcPr>
-            <w:tcW w:type="pct" w:w="2500"/>
-            <w:tcMar>
-              <w:top w:type="dxa" w:w="20"/>
-              <w:left w:type="dxa" w:w="80"/>
-              <w:bottom w:type="dxa" w:w="20"/>
-              <w:right w:type="dxa" w:w="80"/>
-            </w:tcMar>
-          </w:tcPr>
-          <w:p>
-            <w:pPr>
-              <w:spacing w:before="12" w:after="12"/>
-            </w:pPr>
-            <w:r>
-              <w:rPr>
-                <w:b/>
-                <w:bCs/>
-                <w:color w:val="8186EF"/>
-                <w:sz w:val="16"/>
-                <w:szCs w:val="16"/>
-              </w:rPr>
-              <w:t xml:space="preserve">9  </w:t>
-            </w:r>
-            <w:r>
-              <w:rPr>
-                <w:sz w:val="16"/>
-                <w:szCs w:val="16"/>
-              </w:rPr>
-              <w:t xml:space="preserve">Deliveries</w:t>
-            </w:r>
-          </w:p>
-        </w:tc>
-      </w:tr>
-      <w:tr>
-        <w:tc>
-          <w:tcPr>
-            <w:tcW w:type="pct" w:w="2500"/>
-            <w:tcMar>
-              <w:top w:type="dxa" w:w="20"/>
-              <w:left w:type="dxa" w:w="80"/>
-              <w:bottom w:type="dxa" w:w="20"/>
-              <w:right w:type="dxa" w:w="80"/>
-            </w:tcMar>
-          </w:tcPr>
-          <w:p>
-            <w:pPr>
-              <w:spacing w:before="12" w:after="12"/>
-            </w:pPr>
-            <w:r>
-              <w:rPr>
-                <w:b/>
-                <w:bCs/>
-                <w:color w:val="8186EF"/>
-                <w:sz w:val="16"/>
-                <w:szCs w:val="16"/>
-              </w:rPr>
-              <w:t xml:space="preserve">2  </w:t>
-            </w:r>
-            <w:r>
-              <w:rPr>
-                <w:sz w:val="16"/>
-                <w:szCs w:val="16"/>
-              </w:rPr>
-              <w:t xml:space="preserve">keeping</w:t>
-            </w:r>
-          </w:p>
-        </w:tc>
-        <w:tc>
-          <w:tcPr>
-            <w:tcW w:type="pct" w:w="2500"/>
-            <w:tcMar>
-              <w:top w:type="dxa" w:w="20"/>
-              <w:left w:type="dxa" w:w="80"/>
-              <w:bottom w:type="dxa" w:w="20"/>
-              <w:right w:type="dxa" w:w="80"/>
-            </w:tcMar>
-          </w:tcPr>
-          <w:p>
-            <w:pPr>
-              <w:spacing w:before="12" w:after="12"/>
-            </w:pPr>
-            <w:r>
-              <w:rPr>
-                <w:b/>
-                <w:bCs/>
-                <w:color w:val="8186EF"/>
-                <w:sz w:val="16"/>
-                <w:szCs w:val="16"/>
-              </w:rPr>
-              <w:t xml:space="preserve">10  </w:t>
-            </w:r>
-            <w:r>
-              <w:rPr>
-                <w:sz w:val="16"/>
-                <w:szCs w:val="16"/>
-              </w:rPr>
-              <w:t xml:space="preserve">Rush orders</w:t>
-            </w:r>
-          </w:p>
-        </w:tc>
-      </w:tr>
-      <w:tr>
-        <w:tc>
-          <w:tcPr>
-            <w:tcW w:type="pct" w:w="2500"/>
-            <w:tcMar>
-              <w:top w:type="dxa" w:w="20"/>
-              <w:left w:type="dxa" w:w="80"/>
-              <w:bottom w:type="dxa" w:w="20"/>
-              <w:right w:type="dxa" w:w="80"/>
-            </w:tcMar>
-          </w:tcPr>
-          <w:p>
-            <w:pPr>
-              <w:spacing w:before="12" w:after="12"/>
-            </w:pPr>
-            <w:r>
-              <w:rPr>
-                <w:b/>
-                <w:bCs/>
-                <w:color w:val="8186EF"/>
-                <w:sz w:val="16"/>
-                <w:szCs w:val="16"/>
-              </w:rPr>
-              <w:t xml:space="preserve">3  </w:t>
-            </w:r>
-            <w:r>
-              <w:rPr>
-                <w:sz w:val="16"/>
-                <w:szCs w:val="16"/>
-              </w:rPr>
-              <w:t xml:space="preserve">account</w:t>
-            </w:r>
-          </w:p>
-        </w:tc>
-        <w:tc>
-          <w:tcPr>
-            <w:tcW w:type="pct" w:w="2500"/>
-            <w:tcMar>
-              <w:top w:type="dxa" w:w="20"/>
-              <w:left w:type="dxa" w:w="80"/>
-              <w:bottom w:type="dxa" w:w="20"/>
-              <w:right w:type="dxa" w:w="80"/>
-            </w:tcMar>
-          </w:tcPr>
-          <w:p>
-            <w:pPr>
-              <w:spacing w:before="12" w:after="12"/>
-            </w:pPr>
-            <w:r>
-              <w:rPr>
-                <w:b/>
-                <w:bCs/>
-                <w:color w:val="8186EF"/>
-                <w:sz w:val="16"/>
-                <w:szCs w:val="16"/>
-              </w:rPr>
-              <w:t xml:space="preserve">11  </w:t>
-            </w:r>
-            <w:r>
-              <w:rPr>
-                <w:sz w:val="16"/>
-                <w:szCs w:val="16"/>
-              </w:rPr>
-              <w:t xml:space="preserve">Order processing</w:t>
-            </w:r>
-          </w:p>
-        </w:tc>
-      </w:tr>
-      <w:tr>
-        <w:tc>
-          <w:tcPr>
-            <w:tcW w:type="pct" w:w="2500"/>
-            <w:tcMar>
-              <w:top w:type="dxa" w:w="20"/>
-              <w:left w:type="dxa" w:w="80"/>
-              <w:bottom w:type="dxa" w:w="20"/>
-              <w:right w:type="dxa" w:w="80"/>
-            </w:tcMar>
-          </w:tcPr>
-          <w:p>
-            <w:pPr>
-              <w:spacing w:before="12" w:after="12"/>
-            </w:pPr>
-            <w:r>
-              <w:rPr>
-                <w:b/>
-                <w:bCs/>
-                <w:color w:val="8186EF"/>
-                <w:sz w:val="16"/>
-                <w:szCs w:val="16"/>
-              </w:rPr>
-              <w:t xml:space="preserve">4  </w:t>
-            </w:r>
-            <w:r>
-              <w:rPr>
-                <w:sz w:val="16"/>
-                <w:szCs w:val="16"/>
-              </w:rPr>
-              <w:t xml:space="preserve">activities</w:t>
-            </w:r>
-          </w:p>
-        </w:tc>
-        <w:tc>
-          <w:tcPr>
-            <w:tcW w:type="pct" w:w="2500"/>
-            <w:tcMar>
-              <w:top w:type="dxa" w:w="20"/>
-              <w:left w:type="dxa" w:w="80"/>
-              <w:bottom w:type="dxa" w:w="20"/>
-              <w:right w:type="dxa" w:w="80"/>
-            </w:tcMar>
-          </w:tcPr>
-          <w:p>
-            <w:pPr>
-              <w:spacing w:before="12" w:after="12"/>
-            </w:pPr>
-            <w:r>
-              <w:rPr>
-                <w:b/>
-                <w:bCs/>
-                <w:color w:val="8186EF"/>
-                <w:sz w:val="16"/>
-                <w:szCs w:val="16"/>
-              </w:rPr>
-              <w:t xml:space="preserve">12  </w:t>
-            </w:r>
-            <w:r>
-              <w:rPr>
-                <w:sz w:val="16"/>
-                <w:szCs w:val="16"/>
-              </w:rPr>
-              <w:t xml:space="preserve">Returns handling</w:t>
-            </w:r>
-          </w:p>
-        </w:tc>
-      </w:tr>
-      <w:tr>
-        <w:tc>
-          <w:tcPr>
-            <w:tcW w:type="pct" w:w="2500"/>
-            <w:tcMar>
-              <w:top w:type="dxa" w:w="20"/>
-              <w:left w:type="dxa" w:w="80"/>
-              <w:bottom w:type="dxa" w:w="20"/>
-              <w:right w:type="dxa" w:w="80"/>
-            </w:tcMar>
-          </w:tcPr>
-          <w:p>
-            <w:pPr>
-              <w:spacing w:before="12" w:after="12"/>
-            </w:pPr>
-            <w:r>
-              <w:rPr>
-                <w:b/>
-                <w:bCs/>
-                <w:color w:val="8186EF"/>
-                <w:sz w:val="16"/>
-                <w:szCs w:val="16"/>
-              </w:rPr>
-              <w:t xml:space="preserve">5  </w:t>
-            </w:r>
-            <w:r>
-              <w:rPr>
-                <w:sz w:val="16"/>
-                <w:szCs w:val="16"/>
-              </w:rPr>
-              <w:t xml:space="preserve">causes</w:t>
-            </w:r>
-          </w:p>
-        </w:tc>
-        <w:tc>
-          <w:tcPr>
-            <w:tcW w:type="pct" w:w="2500"/>
-            <w:tcMar>
-              <w:top w:type="dxa" w:w="20"/>
-              <w:left w:type="dxa" w:w="80"/>
-              <w:bottom w:type="dxa" w:w="20"/>
-              <w:right w:type="dxa" w:w="80"/>
-            </w:tcMar>
-          </w:tcPr>
-          <w:p>
-            <w:pPr>
-              <w:spacing w:before="12" w:after="12"/>
-            </w:pPr>
-            <w:r>
-              <w:rPr>
-                <w:b/>
-                <w:bCs/>
-                <w:color w:val="8186EF"/>
-                <w:sz w:val="16"/>
-                <w:szCs w:val="16"/>
-              </w:rPr>
-              <w:t xml:space="preserve">13  </w:t>
-            </w:r>
-            <w:r>
-              <w:rPr>
-                <w:sz w:val="16"/>
-                <w:szCs w:val="16"/>
-              </w:rPr>
-              <w:t xml:space="preserve">orders</w:t>
-            </w:r>
-          </w:p>
-        </w:tc>
-      </w:tr>
-      <w:tr>
-        <w:tc>
-          <w:tcPr>
-            <w:tcW w:type="pct" w:w="2500"/>
-            <w:tcMar>
-              <w:top w:type="dxa" w:w="20"/>
-              <w:left w:type="dxa" w:w="80"/>
-              <w:bottom w:type="dxa" w:w="20"/>
-              <w:right w:type="dxa" w:w="80"/>
-            </w:tcMar>
-          </w:tcPr>
-          <w:p>
-            <w:pPr>
-              <w:spacing w:before="12" w:after="12"/>
-            </w:pPr>
-            <w:r>
-              <w:rPr>
-                <w:b/>
-                <w:bCs/>
-                <w:color w:val="8186EF"/>
-                <w:sz w:val="16"/>
-                <w:szCs w:val="16"/>
-              </w:rPr>
-              <w:t xml:space="preserve">6  </w:t>
-            </w:r>
-            <w:r>
-              <w:rPr>
-                <w:sz w:val="16"/>
-                <w:szCs w:val="16"/>
-              </w:rPr>
-              <w:t xml:space="preserve">activity</w:t>
-            </w:r>
-          </w:p>
-        </w:tc>
-        <w:tc>
-          <w:tcPr>
-            <w:tcW w:type="pct" w:w="2500"/>
-            <w:tcMar>
-              <w:top w:type="dxa" w:w="20"/>
-              <w:left w:type="dxa" w:w="80"/>
-              <w:bottom w:type="dxa" w:w="20"/>
-              <w:right w:type="dxa" w:w="80"/>
-            </w:tcMar>
-          </w:tcPr>
-          <w:p>
-            <w:pPr>
-              <w:spacing w:before="12" w:after="12"/>
-            </w:pPr>
-            <w:r>
-              <w:rPr>
-                <w:b/>
-                <w:bCs/>
-                <w:color w:val="8186EF"/>
-                <w:sz w:val="16"/>
-                <w:szCs w:val="16"/>
-              </w:rPr>
-              <w:t xml:space="preserve">14  </w:t>
-            </w:r>
-            <w:r>
-              <w:rPr>
-                <w:sz w:val="16"/>
-                <w:szCs w:val="16"/>
-              </w:rPr>
-              <w:t xml:space="preserve">deliveries</w:t>
-            </w:r>
-          </w:p>
-        </w:tc>
-      </w:tr>
-      <w:tr>
-        <w:tc>
-          <w:tcPr>
-            <w:tcW w:type="pct" w:w="2500"/>
-            <w:tcMar>
-              <w:top w:type="dxa" w:w="20"/>
-              <w:left w:type="dxa" w:w="80"/>
-              <w:bottom w:type="dxa" w:w="20"/>
-              <w:right w:type="dxa" w:w="80"/>
-            </w:tcMar>
-          </w:tcPr>
-          <w:p>
-            <w:pPr>
-              <w:spacing w:before="12" w:after="12"/>
-            </w:pPr>
-            <w:r>
-              <w:rPr>
-                <w:b/>
-                <w:bCs/>
-                <w:color w:val="8186EF"/>
-                <w:sz w:val="16"/>
-                <w:szCs w:val="16"/>
-              </w:rPr>
-              <w:t xml:space="preserve">7  </w:t>
-            </w:r>
-            <w:r>
-              <w:rPr>
-                <w:sz w:val="16"/>
-                <w:szCs w:val="16"/>
-              </w:rPr>
-              <w:t xml:space="preserve">placed</w:t>
-            </w:r>
-          </w:p>
-        </w:tc>
-        <w:tc>
-          <w:tcPr>
-            <w:tcW w:type="pct" w:w="2500"/>
-            <w:tcMar>
-              <w:top w:type="dxa" w:w="20"/>
-              <w:left w:type="dxa" w:w="80"/>
-              <w:bottom w:type="dxa" w:w="20"/>
-              <w:right w:type="dxa" w:w="80"/>
-            </w:tcMar>
-          </w:tcPr>
-          <w:p>
-            <w:pPr>
-              <w:spacing w:before="12" w:after="12"/>
-            </w:pPr>
-            <w:r>
-              <w:rPr>
-                <w:b/>
-                <w:bCs/>
-                <w:color w:val="8186EF"/>
-                <w:sz w:val="16"/>
-                <w:szCs w:val="16"/>
-              </w:rPr>
-              <w:t xml:space="preserve">15  </w:t>
-            </w:r>
-            <w:r>
-              <w:rPr>
-                <w:sz w:val="16"/>
-                <w:szCs w:val="16"/>
-              </w:rPr>
-              <w:t xml:space="preserve">customer-sustaining</w:t>
-            </w:r>
-          </w:p>
-        </w:tc>
-      </w:tr>
-      <w:tr>
-        <w:tc>
-          <w:tcPr>
-            <w:tcW w:type="pct" w:w="2500"/>
-            <w:tcMar>
-              <w:top w:type="dxa" w:w="20"/>
-              <w:left w:type="dxa" w:w="80"/>
-              <w:bottom w:type="dxa" w:w="20"/>
-              <w:right w:type="dxa" w:w="80"/>
-            </w:tcMar>
-          </w:tcPr>
-          <w:p>
-            <w:pPr>
-              <w:spacing w:before="12" w:after="12"/>
-            </w:pPr>
-            <w:r>
-              <w:rPr>
-                <w:b/>
-                <w:bCs/>
-                <w:color w:val="8186EF"/>
-                <w:sz w:val="16"/>
-                <w:szCs w:val="16"/>
-              </w:rPr>
-              <w:t xml:space="preserve">8  </w:t>
-            </w:r>
-            <w:r>
-              <w:rPr>
-                <w:sz w:val="16"/>
-                <w:szCs w:val="16"/>
-              </w:rPr>
-              <w:t xml:space="preserve">deliveries</w:t>
-            </w:r>
-          </w:p>
-        </w:tc>
-        <w:tc>
-          <w:tcPr>
-            <w:tcW w:type="pct" w:w="2500"/>
-            <w:tcMar>
-              <w:top w:type="dxa" w:w="20"/>
-              <w:left w:type="dxa" w:w="80"/>
-              <w:bottom w:type="dxa" w:w="20"/>
-              <w:right w:type="dxa" w:w="80"/>
-            </w:tcMar>
-          </w:tcPr>
-          <w:p>
-            <w:pPr>
-              <w:spacing w:before="24" w:after="24"/>
-            </w:pPr>
-            <w:r>
-              <w:rPr>
-                <w:sz w:val="16"/>
-                <w:szCs w:val="16"/>
-              </w:rPr>
-              <w:t xml:space="preserve"/>
+            <w:shd w:fill="F2F4FB" w:val="clear"/>
+            <w:tcMar>
+              <w:top w:type="dxa" w:w="50"/>
+              <w:left w:type="dxa" w:w="110"/>
+              <w:bottom w:type="dxa" w:w="50"/>
+              <w:right w:type="dxa" w:w="110"/>
+            </w:tcMar>
+          </w:tcPr>
+          <w:p>
+            <w:pPr>
+              <w:spacing w:before="30" w:after="30"/>
+            </w:pPr>
+            <w:r>
+              <w:rPr>
+                <w:b/>
+                <w:bCs/>
+                <w:color w:val="353A7C"/>
+                <w:sz w:val="19"/>
+                <w:szCs w:val="19"/>
+              </w:rPr>
+              <w:t xml:space="preserve">The cost to serve Qasr Hotels</w:t>
             </w:r>
           </w:p>
         </w:tc>
@@ -5272,7 +4281,19 @@
     <w:p/>
     <w:p>
       <w:pPr>
-        <w:spacing w:before="50" w:after="14"/>
+        <w:pageBreakBefore w:val="true"/>
+        <w:spacing w:after="0"/>
+      </w:pPr>
+      <w:r>
+        <w:rPr>
+          <w:sz w:val="2"/>
+        </w:rPr>
+        <w:t xml:space="preserve"> </w:t>
+      </w:r>
+    </w:p>
+    <w:p>
+      <w:pPr>
+        <w:spacing w:before="44" w:after="10"/>
       </w:pPr>
       <w:r>
         <w:rPr>
@@ -5282,178 +4303,7 @@
           <w:sz w:val="18"/>
           <w:szCs w:val="18"/>
         </w:rPr>
-        <w:t xml:space="preserve">the summaries in full</w:t>
-      </w:r>
-    </w:p>
-    <w:p>
-      <w:pPr>
-        <w:spacing w:before="20" w:after="20"/>
-        <w:ind w:left="240" w:hanging="240"/>
-      </w:pPr>
-      <w:r>
-        <w:rPr>
-          <w:b/>
-          <w:bCs/>
-          <w:color w:val="353A7C"/>
-          <w:sz w:val="15"/>
-          <w:szCs w:val="15"/>
-        </w:rPr>
-        <w:t xml:space="preserve">Summary 1   </w:t>
-      </w:r>
-      <w:r>
-        <w:rPr>
-          <w:color w:val="6B7280"/>
-          <w:sz w:val="15"/>
-          <w:szCs w:val="15"/>
-        </w:rPr>
-        <w:t xml:space="preserve">Customer-related costs sit at different levels. Some are caused by each order or delivery; some by keeping one customer, such as a key account manager; some by a whole channel; and some by the company as a whole. The cost to serve is the cost of the activities a customer causes. Tahini &amp; Spreads uses four activity rates: $50 an order, $120 a delivery, $200 a rush order and $80 a return.</w:t>
-      </w:r>
-    </w:p>
-    <w:p>
-      <w:pPr>
-        <w:spacing w:before="20" w:after="20"/>
-        <w:ind w:left="240" w:hanging="240"/>
-      </w:pPr>
-      <w:r>
-        <w:rPr>
-          <w:b/>
-          <w:bCs/>
-          <w:color w:val="353A7C"/>
-          <w:sz w:val="15"/>
-          <w:szCs w:val="15"/>
-        </w:rPr>
-        <w:t xml:space="preserve">Summary 2   </w:t>
-      </w:r>
-      <w:r>
-        <w:rPr>
-          <w:color w:val="6B7280"/>
-          <w:sz w:val="15"/>
-          <w:szCs w:val="15"/>
-        </w:rPr>
-        <w:t xml:space="preserve">Barada placed 240 orders and took 120 deliveries. At the four rates, its cost to serve is $31,200.</w:t>
-      </w:r>
-    </w:p>
-    <w:p>
-      <w:pPr>
-        <w:spacing w:before="20" w:after="20"/>
-        <w:ind w:left="240" w:hanging="240"/>
-      </w:pPr>
-      <w:r>
-        <w:rPr>
-          <w:b/>
-          <w:bCs/>
-          <w:color w:val="353A7C"/>
-          <w:sz w:val="15"/>
-          <w:szCs w:val="15"/>
-        </w:rPr>
-        <w:t xml:space="preserve">Summary 3   </w:t>
-      </w:r>
-      <w:r>
-        <w:rPr>
-          <w:color w:val="6B7280"/>
-          <w:sz w:val="15"/>
-          <w:szCs w:val="15"/>
-        </w:rPr>
-        <w:t xml:space="preserve">Qasr orders often and asks for many rush deliveries, so its cost to serve is high for its size. A customer-sustaining cost, such as Qasr's key account manager, is added after the activity costs.</w:t>
-      </w:r>
-    </w:p>
-    <w:p>
-      <w:pPr>
-        <w:sectPr>
-          <w:headerReference w:type="default" r:id="rIdHdr6"/>
-          <w:pgSz w:w="11906" w:h="16838" w:orient="portrait"/>
-          <w:pgMar w:top="1180" w:right="1000" w:bottom="900" w:left="1000" w:header="708" w:footer="708" w:gutter="0"/>
-          <w:docGrid w:linePitch="360"/>
-          <w:pgNumType w:start="1"/>
-        </w:sectPr>
-      </w:pPr>
-    </w:p>
-    <w:tbl>
-      <w:tblPr>
-        <w:tblW w:type="pct" w:w="100%"/>
-        <w:tblLayout w:type="fixed"/>
-        <w:tblBorders>
-          <w:top w:val="single" w:color="353A7C" w:sz="8"/>
-          <w:left w:val="single" w:color="353A7C" w:sz="8"/>
-          <w:bottom w:val="single" w:color="353A7C" w:sz="8"/>
-          <w:right w:val="single" w:color="353A7C" w:sz="8"/>
-          <w:insideH w:val="single" w:color="353A7C" w:sz="8"/>
-          <w:insideV w:val="single" w:color="353A7C" w:sz="8"/>
-        </w:tblBorders>
-      </w:tblPr>
-      <w:tblGrid>
-        <w:gridCol w:w="9600"/>
-      </w:tblGrid>
-      <w:tr>
-        <w:tc>
-          <w:tcPr>
-            <w:tcW w:type="pct" w:w="5000"/>
-            <w:shd w:fill="353A7C" w:val="clear"/>
-            <w:tcMar>
-              <w:top w:type="dxa" w:w="80"/>
-              <w:left w:type="dxa" w:w="140"/>
-              <w:bottom w:type="dxa" w:w="80"/>
-              <w:right w:type="dxa" w:w="140"/>
-            </w:tcMar>
-          </w:tcPr>
-          <w:p>
-            <w:pPr>
-              <w:spacing w:before="50" w:after="14"/>
-            </w:pPr>
-            <w:r>
-              <w:rPr>
-                <w:b/>
-                <w:bCs/>
-                <w:color w:val="FFFFFF"/>
-                <w:sz w:val="22"/>
-                <w:szCs w:val="22"/>
-              </w:rPr>
-              <w:t xml:space="preserve">13.4  Customer, product-line and business-unit profitability</w:t>
-            </w:r>
-          </w:p>
-          <w:p>
-            <w:pPr>
-              <w:spacing w:before="0" w:after="46"/>
-            </w:pPr>
-            <w:r>
-              <w:rPr>
-                <w:color w:val="E8EAF6"/>
-                <w:sz w:val="16"/>
-                <w:szCs w:val="16"/>
-              </w:rPr>
-              <w:t xml:space="preserve">Chapter 13 · section 13.4</w:t>
-            </w:r>
-          </w:p>
-        </w:tc>
-      </w:tr>
-    </w:tbl>
-    <w:p/>
-    <w:p>
-      <w:pPr>
-        <w:spacing w:before="10" w:after="40"/>
-      </w:pPr>
-      <w:r>
-        <w:rPr>
-          <w:color w:val="6B7280"/>
-          <w:sz w:val="17"/>
-          <w:szCs w:val="17"/>
-        </w:rPr>
-        <w:t xml:space="preserve">Fill every gap. Each word list holds one word more than there are gaps.</w:t>
-      </w:r>
-    </w:p>
-    <w:p>
-      <w:pPr>
-        <w:spacing w:before="44" w:after="10"/>
-      </w:pPr>
-      <w:r>
-        <w:rPr>
-          <w:b/>
-          <w:bCs/>
-          <w:color w:val="353A7C"/>
-          <w:sz w:val="18"/>
-          <w:szCs w:val="18"/>
-        </w:rPr>
-        <w:t xml:space="preserve">Customer profitability, Tahini &amp; Spreads, 2027</w:t>
+        <w:t xml:space="preserve">Your turn: the cost to serve Qasr Hotels (complete the blanks)</w:t>
       </w:r>
     </w:p>
     <w:p>
@@ -5570,7 +4420,7 @@
                 <w:sz w:val="16"/>
                 <w:szCs w:val="16"/>
               </w:rPr>
-              <w:t xml:space="preserve">Customer margin   ·   Gross margin   ·   Customer contribution</w:t>
+              <w:t xml:space="preserve">Rush orders   ·   Order processing   ·   Returns handling</w:t>
             </w:r>
           </w:p>
         </w:tc>
@@ -5589,7 +4439,7 @@
           <w:sz w:val="18"/>
           <w:szCs w:val="18"/>
         </w:rPr>
-        <w:t xml:space="preserve">Summary 1</w:t>
+        <w:t xml:space="preserve">Summary 3</w:t>
       </w:r>
       <w:r>
         <w:rPr>
@@ -5597,7 +4447,7 @@
           <w:sz w:val="16"/>
           <w:szCs w:val="16"/>
         </w:rPr>
-        <w:t xml:space="preserve">      gaps 3–4</w:t>
+        <w:t xml:space="preserve">      gaps 13–15</w:t>
       </w:r>
     </w:p>
     <w:p>
@@ -5610,7 +4460,7 @@
           <w:sz w:val="19"/>
           <w:szCs w:val="19"/>
         </w:rPr>
-        <w:t xml:space="preserve">Product-line </w:t>
+        <w:t xml:space="preserve">Qasr </w:t>
       </w:r>
       <w:r>
         <w:rPr>
@@ -5620,7 +4470,7 @@
           <w:sz w:val="15"/>
           <w:szCs w:val="15"/>
         </w:rPr>
-        <w:t xml:space="preserve"> (3) </w:t>
+        <w:t xml:space="preserve"> (13) </w:t>
       </w:r>
       <w:r>
         <w:rPr>
@@ -5628,7 +4478,7 @@
           <w:sz w:val="19"/>
           <w:szCs w:val="19"/>
         </w:rPr>
-        <w:t xml:space="preserve">               </w:t>
+        <w:t xml:space="preserve">           </w:t>
       </w:r>
       <w:r>
         <w:rPr>
@@ -5642,14 +4492,7 @@
           <w:sz w:val="19"/>
           <w:szCs w:val="19"/>
         </w:rPr>
-        <w:t xml:space="preserve"> uses the same logic by product. </w:t>
-      </w:r>
-      <w:r>
-        <w:rPr>
-          <w:sz w:val="19"/>
-          <w:szCs w:val="19"/>
-        </w:rPr>
-        <w:t xml:space="preserve">With the ABC costs of, the Pulses &amp; Spices </w:t>
+        <w:t xml:space="preserve"> often and asks for many rush </w:t>
       </w:r>
       <w:r>
         <w:rPr>
@@ -5659,7 +4502,7 @@
           <w:sz w:val="15"/>
           <w:szCs w:val="15"/>
         </w:rPr>
-        <w:t xml:space="preserve"> (4) </w:t>
+        <w:t xml:space="preserve"> (14) </w:t>
       </w:r>
       <w:r>
         <w:rPr>
@@ -5667,7 +4510,7 @@
           <w:sz w:val="19"/>
           <w:szCs w:val="19"/>
         </w:rPr>
-        <w:t xml:space="preserve">           </w:t>
+        <w:t xml:space="preserve">            </w:t>
       </w:r>
       <w:r>
         <w:rPr>
@@ -5681,7 +4524,46 @@
           <w:sz w:val="19"/>
           <w:szCs w:val="19"/>
         </w:rPr>
-        <w:t xml:space="preserve"> earn a gross margin of $279,350, while za'atar loses $181,800. </w:t>
+        <w:t xml:space="preserve">, so its cost to serve is high for its size. </w:t>
+      </w:r>
+      <w:r>
+        <w:rPr>
+          <w:sz w:val="19"/>
+          <w:szCs w:val="19"/>
+        </w:rPr>
+        <w:t xml:space="preserve">A </w:t>
+      </w:r>
+      <w:r>
+        <w:rPr>
+          <w:b/>
+          <w:bCs/>
+          <w:color w:val="8186EF"/>
+          <w:sz w:val="15"/>
+          <w:szCs w:val="15"/>
+        </w:rPr>
+        <w:t xml:space="preserve"> (15) </w:t>
+      </w:r>
+      <w:r>
+        <w:rPr>
+          <w:u w:val="single"/>
+          <w:sz w:val="19"/>
+          <w:szCs w:val="19"/>
+        </w:rPr>
+        <w:t xml:space="preserve">                     </w:t>
+      </w:r>
+      <w:r>
+        <w:rPr>
+          <w:sz w:val="19"/>
+          <w:szCs w:val="19"/>
+        </w:rPr>
+        <w:t xml:space="preserve"> </w:t>
+      </w:r>
+      <w:r>
+        <w:rPr>
+          <w:sz w:val="19"/>
+          <w:szCs w:val="19"/>
+        </w:rPr>
+        <w:t xml:space="preserve"> cost, such as Qasr's key account manager, is added after the activity costs. </w:t>
       </w:r>
     </w:p>
     <w:tbl>
@@ -5739,7 +4621,7 @@
                 <w:sz w:val="16"/>
                 <w:szCs w:val="16"/>
               </w:rPr>
-              <w:t xml:space="preserve">business   ·   profitability   ·   lentils</w:t>
+              <w:t xml:space="preserve">keeping   ·   deliveries   ·   customer-sustaining   ·   orders</w:t>
             </w:r>
           </w:p>
         </w:tc>
@@ -5758,7 +4640,7 @@
           <w:sz w:val="18"/>
           <w:szCs w:val="18"/>
         </w:rPr>
-        <w:t xml:space="preserve">Product-line profitability: the Pulses &amp; Spices line</w:t>
+        <w:t xml:space="preserve">The English this section uses, and its Arabic</w:t>
       </w:r>
     </w:p>
     <w:p>
@@ -5771,7 +4653,7 @@
           <w:sz w:val="15"/>
           <w:szCs w:val="15"/>
         </w:rPr>
-        <w:t xml:space="preserve">The bars are drawn to scale.</w:t>
+        <w:t xml:space="preserve">Each term sits against what it means.</w:t>
       </w:r>
     </w:p>
     <w:p>
@@ -5782,7 +4664,7 @@
       <w:r>
         <w:drawing>
           <wp:inline distT="0" distB="0" distL="0" distR="0">
-            <wp:extent cx="5734050" cy="1644775"/>
+            <wp:extent cx="5734050" cy="2218175"/>
             <wp:effectExtent t="0" r="0" b="0" l="0"/>
             <wp:docPr id="1" name="" descr="" title=""/>
             <wp:cNvGraphicFramePr>
@@ -5807,6 +4689,1544 @@
                   <pic:spPr bwMode="auto">
                     <a:xfrm>
                       <a:off x="0" y="0"/>
+                      <a:ext cx="5734050" cy="2218175"/>
+                    </a:xfrm>
+                    <a:prstGeom prst="rect">
+                      <a:avLst/>
+                    </a:prstGeom>
+                  </pic:spPr>
+                </pic:pic>
+              </a:graphicData>
+            </a:graphic>
+          </wp:inline>
+        </w:drawing>
+      </w:r>
+    </w:p>
+    <w:tbl>
+      <w:tblPr>
+        <w:tblW w:type="pct" w:w="100%"/>
+        <w:tblLayout w:type="fixed"/>
+        <w:tblBorders>
+          <w:top w:val="single" w:color="FBFAF6" w:sz="4"/>
+          <w:left w:val="single" w:color="FBFAF6" w:sz="4"/>
+          <w:bottom w:val="single" w:color="FBFAF6" w:sz="4"/>
+          <w:right w:val="single" w:color="FBFAF6" w:sz="4"/>
+          <w:insideH w:val="single" w:color="FBFAF6" w:sz="4"/>
+          <w:insideV w:val="single" w:color="FBFAF6" w:sz="4"/>
+        </w:tblBorders>
+      </w:tblPr>
+      <w:tblGrid>
+        <w:gridCol w:w="9600"/>
+      </w:tblGrid>
+      <w:tr>
+        <w:tc>
+          <w:tcPr>
+            <w:tcW w:type="pct" w:w="5000"/>
+            <w:shd w:fill="FBFAF6" w:val="clear"/>
+            <w:tcMar>
+              <w:top w:type="dxa" w:w="40"/>
+              <w:left w:type="dxa" w:w="100"/>
+              <w:bottom w:type="dxa" w:w="40"/>
+              <w:right w:type="dxa" w:w="100"/>
+            </w:tcMar>
+          </w:tcPr>
+          <w:p>
+            <w:pPr>
+              <w:spacing w:before="18" w:after="6"/>
+            </w:pPr>
+            <w:r>
+              <w:rPr>
+                <w:b/>
+                <w:bCs/>
+                <w:color w:val="6B7280"/>
+                <w:sz w:val="14"/>
+                <w:szCs w:val="14"/>
+              </w:rPr>
+              <w:t xml:space="preserve">word list</w:t>
+            </w:r>
+          </w:p>
+          <w:p>
+            <w:pPr>
+              <w:spacing w:before="0" w:after="18"/>
+            </w:pPr>
+            <w:r>
+              <w:rPr>
+                <w:b/>
+                <w:bCs/>
+                <w:color w:val="353A7C"/>
+                <w:sz w:val="16"/>
+                <w:szCs w:val="16"/>
+              </w:rPr>
+              <w:t xml:space="preserve">customer-sustaining cost   ·   whale curve   ·   cost to serve</w:t>
+            </w:r>
+          </w:p>
+        </w:tc>
+      </w:tr>
+    </w:tbl>
+    <w:p/>
+    <w:tbl>
+      <w:tblPr>
+        <w:tblW w:type="pct" w:w="100%"/>
+        <w:tblLayout w:type="fixed"/>
+        <w:tblBorders>
+          <w:top w:val="single" w:color="353A7C" w:sz="6"/>
+          <w:left w:val="single" w:color="353A7C" w:sz="6"/>
+          <w:bottom w:val="single" w:color="353A7C" w:sz="6"/>
+          <w:right w:val="single" w:color="353A7C" w:sz="6"/>
+          <w:insideH w:val="single" w:color="353A7C" w:sz="6"/>
+          <w:insideV w:val="single" w:color="353A7C" w:sz="6"/>
+        </w:tblBorders>
+      </w:tblPr>
+      <w:tblGrid>
+        <w:gridCol w:w="4992"/>
+        <w:gridCol w:w="4608"/>
+      </w:tblGrid>
+      <w:tr>
+        <w:tc>
+          <w:tcPr>
+            <w:tcW w:type="pct" w:w="5000"/>
+            <w:gridSpan w:val="2"/>
+            <w:shd w:fill="353A7C" w:val="clear"/>
+            <w:tcMar>
+              <w:top w:type="dxa" w:w="60"/>
+              <w:left w:type="dxa" w:w="120"/>
+              <w:bottom w:type="dxa" w:w="60"/>
+              <w:right w:type="dxa" w:w="120"/>
+            </w:tcMar>
+          </w:tcPr>
+          <w:p>
+            <w:pPr>
+              <w:spacing w:before="40" w:after="40"/>
+            </w:pPr>
+            <w:r>
+              <w:rPr>
+                <w:b/>
+                <w:bCs/>
+                <w:color w:val="FFFFFF"/>
+                <w:sz w:val="17"/>
+                <w:szCs w:val="17"/>
+              </w:rPr>
+              <w:t xml:space="preserve">The English this sheet uses, and its Arabic</w:t>
+            </w:r>
+          </w:p>
+        </w:tc>
+      </w:tr>
+      <w:tr>
+        <w:tc>
+          <w:tcPr>
+            <w:tcW w:type="pct" w:w="2600"/>
+            <w:tcMar>
+              <w:top w:type="dxa" w:w="50"/>
+              <w:left w:type="dxa" w:w="110"/>
+              <w:bottom w:type="dxa" w:w="50"/>
+              <w:right w:type="dxa" w:w="110"/>
+            </w:tcMar>
+          </w:tcPr>
+          <w:p>
+            <w:pPr>
+              <w:spacing w:before="26" w:after="26"/>
+            </w:pPr>
+            <w:r>
+              <w:rPr>
+                <w:b/>
+                <w:bCs/>
+                <w:color w:val="353A7C"/>
+                <w:sz w:val="15"/>
+                <w:szCs w:val="15"/>
+              </w:rPr>
+              <w:t xml:space="preserve">English (exam term)</w:t>
+            </w:r>
+          </w:p>
+        </w:tc>
+        <w:tc>
+          <w:tcPr>
+            <w:tcW w:type="pct" w:w="2400"/>
+            <w:tcMar>
+              <w:top w:type="dxa" w:w="50"/>
+              <w:left w:type="dxa" w:w="110"/>
+              <w:bottom w:type="dxa" w:w="50"/>
+              <w:right w:type="dxa" w:w="110"/>
+            </w:tcMar>
+          </w:tcPr>
+          <w:p>
+            <w:pPr>
+              <w:spacing w:before="26" w:after="26"/>
+            </w:pPr>
+            <w:r>
+              <w:rPr>
+                <w:b/>
+                <w:bCs/>
+                <w:color w:val="353A7C"/>
+                <w:sz w:val="15"/>
+                <w:szCs w:val="15"/>
+              </w:rPr>
+              <w:t xml:space="preserve">Arabic</w:t>
+            </w:r>
+          </w:p>
+        </w:tc>
+      </w:tr>
+      <w:tr>
+        <w:tc>
+          <w:tcPr>
+            <w:tcW w:type="pct" w:w="2600"/>
+            <w:tcMar>
+              <w:top w:type="dxa" w:w="50"/>
+              <w:left w:type="dxa" w:w="110"/>
+              <w:bottom w:type="dxa" w:w="50"/>
+              <w:right w:type="dxa" w:w="110"/>
+            </w:tcMar>
+          </w:tcPr>
+          <w:p>
+            <w:pPr>
+              <w:spacing w:before="26" w:after="26"/>
+            </w:pPr>
+            <w:r>
+              <w:rPr>
+                <w:color w:val="232733"/>
+                <w:sz w:val="16"/>
+                <w:szCs w:val="16"/>
+              </w:rPr>
+              <w:t xml:space="preserve">customer cost hierarchy</w:t>
+            </w:r>
+          </w:p>
+        </w:tc>
+        <w:tc>
+          <w:tcPr>
+            <w:tcW w:type="pct" w:w="2400"/>
+            <w:tcMar>
+              <w:top w:type="dxa" w:w="50"/>
+              <w:left w:type="dxa" w:w="110"/>
+              <w:bottom w:type="dxa" w:w="50"/>
+              <w:right w:type="dxa" w:w="110"/>
+            </w:tcMar>
+          </w:tcPr>
+          <w:p>
+            <w:pPr>
+              <w:spacing w:before="26" w:after="26"/>
+            </w:pPr>
+            <w:r>
+              <w:rPr>
+                <w:color w:val="232733"/>
+                <w:sz w:val="16"/>
+                <w:szCs w:val="16"/>
+              </w:rPr>
+              <w:t xml:space="preserve">تسلسل تكاليف العملاء</w:t>
+            </w:r>
+          </w:p>
+        </w:tc>
+      </w:tr>
+      <w:tr>
+        <w:tc>
+          <w:tcPr>
+            <w:tcW w:type="pct" w:w="2600"/>
+            <w:shd w:fill="FBFAF6" w:val="clear"/>
+            <w:tcMar>
+              <w:top w:type="dxa" w:w="50"/>
+              <w:left w:type="dxa" w:w="110"/>
+              <w:bottom w:type="dxa" w:w="50"/>
+              <w:right w:type="dxa" w:w="110"/>
+            </w:tcMar>
+          </w:tcPr>
+          <w:p>
+            <w:pPr>
+              <w:spacing w:before="26" w:after="26"/>
+            </w:pPr>
+            <w:r>
+              <w:rPr>
+                <w:color w:val="232733"/>
+                <w:sz w:val="16"/>
+                <w:szCs w:val="16"/>
+              </w:rPr>
+              <w:t xml:space="preserve">cost to serve</w:t>
+            </w:r>
+          </w:p>
+        </w:tc>
+        <w:tc>
+          <w:tcPr>
+            <w:tcW w:type="pct" w:w="2400"/>
+            <w:shd w:fill="FBFAF6" w:val="clear"/>
+            <w:tcMar>
+              <w:top w:type="dxa" w:w="50"/>
+              <w:left w:type="dxa" w:w="110"/>
+              <w:bottom w:type="dxa" w:w="50"/>
+              <w:right w:type="dxa" w:w="110"/>
+            </w:tcMar>
+          </w:tcPr>
+          <w:p>
+            <w:pPr>
+              <w:spacing w:before="26" w:after="26"/>
+            </w:pPr>
+            <w:r>
+              <w:rPr>
+                <w:color w:val="232733"/>
+                <w:sz w:val="16"/>
+                <w:szCs w:val="16"/>
+              </w:rPr>
+              <w:t xml:space="preserve">تكلفة خدمة العميل</w:t>
+            </w:r>
+          </w:p>
+        </w:tc>
+      </w:tr>
+      <w:tr>
+        <w:tc>
+          <w:tcPr>
+            <w:tcW w:type="pct" w:w="2600"/>
+            <w:tcMar>
+              <w:top w:type="dxa" w:w="50"/>
+              <w:left w:type="dxa" w:w="110"/>
+              <w:bottom w:type="dxa" w:w="50"/>
+              <w:right w:type="dxa" w:w="110"/>
+            </w:tcMar>
+          </w:tcPr>
+          <w:p>
+            <w:pPr>
+              <w:spacing w:before="26" w:after="26"/>
+            </w:pPr>
+            <w:r>
+              <w:rPr>
+                <w:color w:val="232733"/>
+                <w:sz w:val="16"/>
+                <w:szCs w:val="16"/>
+              </w:rPr>
+              <w:t xml:space="preserve">customer-sustaining cost</w:t>
+            </w:r>
+          </w:p>
+        </w:tc>
+        <w:tc>
+          <w:tcPr>
+            <w:tcW w:type="pct" w:w="2400"/>
+            <w:tcMar>
+              <w:top w:type="dxa" w:w="50"/>
+              <w:left w:type="dxa" w:w="110"/>
+              <w:bottom w:type="dxa" w:w="50"/>
+              <w:right w:type="dxa" w:w="110"/>
+            </w:tcMar>
+          </w:tcPr>
+          <w:p>
+            <w:pPr>
+              <w:spacing w:before="26" w:after="26"/>
+            </w:pPr>
+            <w:r>
+              <w:rPr>
+                <w:color w:val="232733"/>
+                <w:sz w:val="16"/>
+                <w:szCs w:val="16"/>
+              </w:rPr>
+              <w:t xml:space="preserve">تكلفة دعم العميل</w:t>
+            </w:r>
+          </w:p>
+        </w:tc>
+      </w:tr>
+    </w:tbl>
+    <w:p/>
+    <w:p>
+      <w:pPr>
+        <w:sectPr>
+          <w:headerReference w:type="default" r:id="rIdHdr5"/>
+          <w:pgSz w:w="11906" w:h="16838" w:orient="portrait"/>
+          <w:pgMar w:top="1180" w:right="1000" w:bottom="900" w:left="1000" w:header="708" w:footer="708" w:gutter="0"/>
+          <w:docGrid w:linePitch="360"/>
+          <w:pgNumType w:start="1"/>
+        </w:sectPr>
+      </w:pPr>
+    </w:p>
+    <w:tbl>
+      <w:tblPr>
+        <w:tblW w:type="pct" w:w="100%"/>
+        <w:tblLayout w:type="fixed"/>
+        <w:tblBorders>
+          <w:top w:val="single" w:color="353A7C" w:sz="8"/>
+          <w:left w:val="single" w:color="353A7C" w:sz="8"/>
+          <w:bottom w:val="single" w:color="353A7C" w:sz="8"/>
+          <w:right w:val="single" w:color="353A7C" w:sz="8"/>
+          <w:insideH w:val="single" w:color="353A7C" w:sz="8"/>
+          <w:insideV w:val="single" w:color="353A7C" w:sz="8"/>
+        </w:tblBorders>
+      </w:tblPr>
+      <w:tblGrid>
+        <w:gridCol w:w="9600"/>
+      </w:tblGrid>
+      <w:tr>
+        <w:tc>
+          <w:tcPr>
+            <w:tcW w:type="pct" w:w="5000"/>
+            <w:shd w:fill="353A7C" w:val="clear"/>
+            <w:tcMar>
+              <w:top w:type="dxa" w:w="80"/>
+              <w:left w:type="dxa" w:w="140"/>
+              <w:bottom w:type="dxa" w:w="80"/>
+              <w:right w:type="dxa" w:w="140"/>
+            </w:tcMar>
+          </w:tcPr>
+          <w:p>
+            <w:pPr>
+              <w:spacing w:before="60" w:after="60"/>
+            </w:pPr>
+            <w:r>
+              <w:rPr>
+                <w:b/>
+                <w:bCs/>
+                <w:color w:val="FFFFFF"/>
+                <w:sz w:val="21"/>
+                <w:szCs w:val="21"/>
+              </w:rPr>
+              <w:t xml:space="preserve">Answer key · 13.3  The customer cost hierarchy and the cost to serve</w:t>
+            </w:r>
+          </w:p>
+        </w:tc>
+      </w:tr>
+    </w:tbl>
+    <w:p/>
+    <w:tbl>
+      <w:tblPr>
+        <w:tblW w:type="pct" w:w="100%"/>
+        <w:tblLayout w:type="fixed"/>
+      </w:tblPr>
+      <w:tblGrid>
+        <w:gridCol w:w="4800"/>
+        <w:gridCol w:w="4800"/>
+      </w:tblGrid>
+      <w:tr>
+        <w:tc>
+          <w:tcPr>
+            <w:tcW w:type="pct" w:w="2500"/>
+            <w:tcMar>
+              <w:top w:type="dxa" w:w="20"/>
+              <w:left w:type="dxa" w:w="80"/>
+              <w:bottom w:type="dxa" w:w="20"/>
+              <w:right w:type="dxa" w:w="80"/>
+            </w:tcMar>
+          </w:tcPr>
+          <w:p>
+            <w:pPr>
+              <w:spacing w:before="12" w:after="12"/>
+            </w:pPr>
+            <w:r>
+              <w:rPr>
+                <w:b/>
+                <w:bCs/>
+                <w:color w:val="8186EF"/>
+                <w:sz w:val="16"/>
+                <w:szCs w:val="16"/>
+              </w:rPr>
+              <w:t xml:space="preserve">1  </w:t>
+            </w:r>
+            <w:r>
+              <w:rPr>
+                <w:sz w:val="16"/>
+                <w:szCs w:val="16"/>
+              </w:rPr>
+              <w:t xml:space="preserve">different</w:t>
+            </w:r>
+          </w:p>
+        </w:tc>
+        <w:tc>
+          <w:tcPr>
+            <w:tcW w:type="pct" w:w="2500"/>
+            <w:tcMar>
+              <w:top w:type="dxa" w:w="20"/>
+              <w:left w:type="dxa" w:w="80"/>
+              <w:bottom w:type="dxa" w:w="20"/>
+              <w:right w:type="dxa" w:w="80"/>
+            </w:tcMar>
+          </w:tcPr>
+          <w:p>
+            <w:pPr>
+              <w:spacing w:before="12" w:after="12"/>
+            </w:pPr>
+            <w:r>
+              <w:rPr>
+                <w:b/>
+                <w:bCs/>
+                <w:color w:val="8186EF"/>
+                <w:sz w:val="16"/>
+                <w:szCs w:val="16"/>
+              </w:rPr>
+              <w:t xml:space="preserve">10  </w:t>
+            </w:r>
+            <w:r>
+              <w:rPr>
+                <w:sz w:val="16"/>
+                <w:szCs w:val="16"/>
+              </w:rPr>
+              <w:t xml:space="preserve">Rush orders</w:t>
+            </w:r>
+          </w:p>
+        </w:tc>
+      </w:tr>
+      <w:tr>
+        <w:tc>
+          <w:tcPr>
+            <w:tcW w:type="pct" w:w="2500"/>
+            <w:tcMar>
+              <w:top w:type="dxa" w:w="20"/>
+              <w:left w:type="dxa" w:w="80"/>
+              <w:bottom w:type="dxa" w:w="20"/>
+              <w:right w:type="dxa" w:w="80"/>
+            </w:tcMar>
+          </w:tcPr>
+          <w:p>
+            <w:pPr>
+              <w:spacing w:before="12" w:after="12"/>
+            </w:pPr>
+            <w:r>
+              <w:rPr>
+                <w:b/>
+                <w:bCs/>
+                <w:color w:val="8186EF"/>
+                <w:sz w:val="16"/>
+                <w:szCs w:val="16"/>
+              </w:rPr>
+              <w:t xml:space="preserve">2  </w:t>
+            </w:r>
+            <w:r>
+              <w:rPr>
+                <w:sz w:val="16"/>
+                <w:szCs w:val="16"/>
+              </w:rPr>
+              <w:t xml:space="preserve">keeping</w:t>
+            </w:r>
+          </w:p>
+        </w:tc>
+        <w:tc>
+          <w:tcPr>
+            <w:tcW w:type="pct" w:w="2500"/>
+            <w:tcMar>
+              <w:top w:type="dxa" w:w="20"/>
+              <w:left w:type="dxa" w:w="80"/>
+              <w:bottom w:type="dxa" w:w="20"/>
+              <w:right w:type="dxa" w:w="80"/>
+            </w:tcMar>
+          </w:tcPr>
+          <w:p>
+            <w:pPr>
+              <w:spacing w:before="12" w:after="12"/>
+            </w:pPr>
+            <w:r>
+              <w:rPr>
+                <w:b/>
+                <w:bCs/>
+                <w:color w:val="8186EF"/>
+                <w:sz w:val="16"/>
+                <w:szCs w:val="16"/>
+              </w:rPr>
+              <w:t xml:space="preserve">11  </w:t>
+            </w:r>
+            <w:r>
+              <w:rPr>
+                <w:sz w:val="16"/>
+                <w:szCs w:val="16"/>
+              </w:rPr>
+              <w:t xml:space="preserve">Order processing</w:t>
+            </w:r>
+          </w:p>
+        </w:tc>
+      </w:tr>
+      <w:tr>
+        <w:tc>
+          <w:tcPr>
+            <w:tcW w:type="pct" w:w="2500"/>
+            <w:tcMar>
+              <w:top w:type="dxa" w:w="20"/>
+              <w:left w:type="dxa" w:w="80"/>
+              <w:bottom w:type="dxa" w:w="20"/>
+              <w:right w:type="dxa" w:w="80"/>
+            </w:tcMar>
+          </w:tcPr>
+          <w:p>
+            <w:pPr>
+              <w:spacing w:before="12" w:after="12"/>
+            </w:pPr>
+            <w:r>
+              <w:rPr>
+                <w:b/>
+                <w:bCs/>
+                <w:color w:val="8186EF"/>
+                <w:sz w:val="16"/>
+                <w:szCs w:val="16"/>
+              </w:rPr>
+              <w:t xml:space="preserve">3  </w:t>
+            </w:r>
+            <w:r>
+              <w:rPr>
+                <w:sz w:val="16"/>
+                <w:szCs w:val="16"/>
+              </w:rPr>
+              <w:t xml:space="preserve">account</w:t>
+            </w:r>
+          </w:p>
+        </w:tc>
+        <w:tc>
+          <w:tcPr>
+            <w:tcW w:type="pct" w:w="2500"/>
+            <w:tcMar>
+              <w:top w:type="dxa" w:w="20"/>
+              <w:left w:type="dxa" w:w="80"/>
+              <w:bottom w:type="dxa" w:w="20"/>
+              <w:right w:type="dxa" w:w="80"/>
+            </w:tcMar>
+          </w:tcPr>
+          <w:p>
+            <w:pPr>
+              <w:spacing w:before="12" w:after="12"/>
+            </w:pPr>
+            <w:r>
+              <w:rPr>
+                <w:b/>
+                <w:bCs/>
+                <w:color w:val="8186EF"/>
+                <w:sz w:val="16"/>
+                <w:szCs w:val="16"/>
+              </w:rPr>
+              <w:t xml:space="preserve">12  </w:t>
+            </w:r>
+            <w:r>
+              <w:rPr>
+                <w:sz w:val="16"/>
+                <w:szCs w:val="16"/>
+              </w:rPr>
+              <w:t xml:space="preserve">Returns handling</w:t>
+            </w:r>
+          </w:p>
+        </w:tc>
+      </w:tr>
+      <w:tr>
+        <w:tc>
+          <w:tcPr>
+            <w:tcW w:type="pct" w:w="2500"/>
+            <w:tcMar>
+              <w:top w:type="dxa" w:w="20"/>
+              <w:left w:type="dxa" w:w="80"/>
+              <w:bottom w:type="dxa" w:w="20"/>
+              <w:right w:type="dxa" w:w="80"/>
+            </w:tcMar>
+          </w:tcPr>
+          <w:p>
+            <w:pPr>
+              <w:spacing w:before="12" w:after="12"/>
+            </w:pPr>
+            <w:r>
+              <w:rPr>
+                <w:b/>
+                <w:bCs/>
+                <w:color w:val="8186EF"/>
+                <w:sz w:val="16"/>
+                <w:szCs w:val="16"/>
+              </w:rPr>
+              <w:t xml:space="preserve">4  </w:t>
+            </w:r>
+            <w:r>
+              <w:rPr>
+                <w:sz w:val="16"/>
+                <w:szCs w:val="16"/>
+              </w:rPr>
+              <w:t xml:space="preserve">activities</w:t>
+            </w:r>
+          </w:p>
+        </w:tc>
+        <w:tc>
+          <w:tcPr>
+            <w:tcW w:type="pct" w:w="2500"/>
+            <w:tcMar>
+              <w:top w:type="dxa" w:w="20"/>
+              <w:left w:type="dxa" w:w="80"/>
+              <w:bottom w:type="dxa" w:w="20"/>
+              <w:right w:type="dxa" w:w="80"/>
+            </w:tcMar>
+          </w:tcPr>
+          <w:p>
+            <w:pPr>
+              <w:spacing w:before="12" w:after="12"/>
+            </w:pPr>
+            <w:r>
+              <w:rPr>
+                <w:b/>
+                <w:bCs/>
+                <w:color w:val="8186EF"/>
+                <w:sz w:val="16"/>
+                <w:szCs w:val="16"/>
+              </w:rPr>
+              <w:t xml:space="preserve">13  </w:t>
+            </w:r>
+            <w:r>
+              <w:rPr>
+                <w:sz w:val="16"/>
+                <w:szCs w:val="16"/>
+              </w:rPr>
+              <w:t xml:space="preserve">orders</w:t>
+            </w:r>
+          </w:p>
+        </w:tc>
+      </w:tr>
+      <w:tr>
+        <w:tc>
+          <w:tcPr>
+            <w:tcW w:type="pct" w:w="2500"/>
+            <w:tcMar>
+              <w:top w:type="dxa" w:w="20"/>
+              <w:left w:type="dxa" w:w="80"/>
+              <w:bottom w:type="dxa" w:w="20"/>
+              <w:right w:type="dxa" w:w="80"/>
+            </w:tcMar>
+          </w:tcPr>
+          <w:p>
+            <w:pPr>
+              <w:spacing w:before="12" w:after="12"/>
+            </w:pPr>
+            <w:r>
+              <w:rPr>
+                <w:b/>
+                <w:bCs/>
+                <w:color w:val="8186EF"/>
+                <w:sz w:val="16"/>
+                <w:szCs w:val="16"/>
+              </w:rPr>
+              <w:t xml:space="preserve">5  </w:t>
+            </w:r>
+            <w:r>
+              <w:rPr>
+                <w:sz w:val="16"/>
+                <w:szCs w:val="16"/>
+              </w:rPr>
+              <w:t xml:space="preserve">causes</w:t>
+            </w:r>
+          </w:p>
+        </w:tc>
+        <w:tc>
+          <w:tcPr>
+            <w:tcW w:type="pct" w:w="2500"/>
+            <w:tcMar>
+              <w:top w:type="dxa" w:w="20"/>
+              <w:left w:type="dxa" w:w="80"/>
+              <w:bottom w:type="dxa" w:w="20"/>
+              <w:right w:type="dxa" w:w="80"/>
+            </w:tcMar>
+          </w:tcPr>
+          <w:p>
+            <w:pPr>
+              <w:spacing w:before="12" w:after="12"/>
+            </w:pPr>
+            <w:r>
+              <w:rPr>
+                <w:b/>
+                <w:bCs/>
+                <w:color w:val="8186EF"/>
+                <w:sz w:val="16"/>
+                <w:szCs w:val="16"/>
+              </w:rPr>
+              <w:t xml:space="preserve">14  </w:t>
+            </w:r>
+            <w:r>
+              <w:rPr>
+                <w:sz w:val="16"/>
+                <w:szCs w:val="16"/>
+              </w:rPr>
+              <w:t xml:space="preserve">deliveries</w:t>
+            </w:r>
+          </w:p>
+        </w:tc>
+      </w:tr>
+      <w:tr>
+        <w:tc>
+          <w:tcPr>
+            <w:tcW w:type="pct" w:w="2500"/>
+            <w:tcMar>
+              <w:top w:type="dxa" w:w="20"/>
+              <w:left w:type="dxa" w:w="80"/>
+              <w:bottom w:type="dxa" w:w="20"/>
+              <w:right w:type="dxa" w:w="80"/>
+            </w:tcMar>
+          </w:tcPr>
+          <w:p>
+            <w:pPr>
+              <w:spacing w:before="12" w:after="12"/>
+            </w:pPr>
+            <w:r>
+              <w:rPr>
+                <w:b/>
+                <w:bCs/>
+                <w:color w:val="8186EF"/>
+                <w:sz w:val="16"/>
+                <w:szCs w:val="16"/>
+              </w:rPr>
+              <w:t xml:space="preserve">6  </w:t>
+            </w:r>
+            <w:r>
+              <w:rPr>
+                <w:sz w:val="16"/>
+                <w:szCs w:val="16"/>
+              </w:rPr>
+              <w:t xml:space="preserve">activity</w:t>
+            </w:r>
+          </w:p>
+        </w:tc>
+        <w:tc>
+          <w:tcPr>
+            <w:tcW w:type="pct" w:w="2500"/>
+            <w:tcMar>
+              <w:top w:type="dxa" w:w="20"/>
+              <w:left w:type="dxa" w:w="80"/>
+              <w:bottom w:type="dxa" w:w="20"/>
+              <w:right w:type="dxa" w:w="80"/>
+            </w:tcMar>
+          </w:tcPr>
+          <w:p>
+            <w:pPr>
+              <w:spacing w:before="12" w:after="12"/>
+            </w:pPr>
+            <w:r>
+              <w:rPr>
+                <w:b/>
+                <w:bCs/>
+                <w:color w:val="8186EF"/>
+                <w:sz w:val="16"/>
+                <w:szCs w:val="16"/>
+              </w:rPr>
+              <w:t xml:space="preserve">15  </w:t>
+            </w:r>
+            <w:r>
+              <w:rPr>
+                <w:sz w:val="16"/>
+                <w:szCs w:val="16"/>
+              </w:rPr>
+              <w:t xml:space="preserve">customer-sustaining</w:t>
+            </w:r>
+          </w:p>
+        </w:tc>
+      </w:tr>
+      <w:tr>
+        <w:tc>
+          <w:tcPr>
+            <w:tcW w:type="pct" w:w="2500"/>
+            <w:tcMar>
+              <w:top w:type="dxa" w:w="20"/>
+              <w:left w:type="dxa" w:w="80"/>
+              <w:bottom w:type="dxa" w:w="20"/>
+              <w:right w:type="dxa" w:w="80"/>
+            </w:tcMar>
+          </w:tcPr>
+          <w:p>
+            <w:pPr>
+              <w:spacing w:before="12" w:after="12"/>
+            </w:pPr>
+            <w:r>
+              <w:rPr>
+                <w:b/>
+                <w:bCs/>
+                <w:color w:val="8186EF"/>
+                <w:sz w:val="16"/>
+                <w:szCs w:val="16"/>
+              </w:rPr>
+              <w:t xml:space="preserve">7  </w:t>
+            </w:r>
+            <w:r>
+              <w:rPr>
+                <w:sz w:val="16"/>
+                <w:szCs w:val="16"/>
+              </w:rPr>
+              <w:t xml:space="preserve">placed</w:t>
+            </w:r>
+          </w:p>
+        </w:tc>
+        <w:tc>
+          <w:tcPr>
+            <w:tcW w:type="pct" w:w="2500"/>
+            <w:tcMar>
+              <w:top w:type="dxa" w:w="20"/>
+              <w:left w:type="dxa" w:w="80"/>
+              <w:bottom w:type="dxa" w:w="20"/>
+              <w:right w:type="dxa" w:w="80"/>
+            </w:tcMar>
+          </w:tcPr>
+          <w:p>
+            <w:pPr>
+              <w:spacing w:before="12" w:after="12"/>
+            </w:pPr>
+            <w:r>
+              <w:rPr>
+                <w:b/>
+                <w:bCs/>
+                <w:color w:val="8186EF"/>
+                <w:sz w:val="16"/>
+                <w:szCs w:val="16"/>
+              </w:rPr>
+              <w:t xml:space="preserve">16  </w:t>
+            </w:r>
+            <w:r>
+              <w:rPr>
+                <w:sz w:val="16"/>
+                <w:szCs w:val="16"/>
+              </w:rPr>
+              <w:t xml:space="preserve">cost to serve</w:t>
+            </w:r>
+          </w:p>
+        </w:tc>
+      </w:tr>
+      <w:tr>
+        <w:tc>
+          <w:tcPr>
+            <w:tcW w:type="pct" w:w="2500"/>
+            <w:tcMar>
+              <w:top w:type="dxa" w:w="20"/>
+              <w:left w:type="dxa" w:w="80"/>
+              <w:bottom w:type="dxa" w:w="20"/>
+              <w:right w:type="dxa" w:w="80"/>
+            </w:tcMar>
+          </w:tcPr>
+          <w:p>
+            <w:pPr>
+              <w:spacing w:before="12" w:after="12"/>
+            </w:pPr>
+            <w:r>
+              <w:rPr>
+                <w:b/>
+                <w:bCs/>
+                <w:color w:val="8186EF"/>
+                <w:sz w:val="16"/>
+                <w:szCs w:val="16"/>
+              </w:rPr>
+              <w:t xml:space="preserve">8  </w:t>
+            </w:r>
+            <w:r>
+              <w:rPr>
+                <w:sz w:val="16"/>
+                <w:szCs w:val="16"/>
+              </w:rPr>
+              <w:t xml:space="preserve">deliveries</w:t>
+            </w:r>
+          </w:p>
+        </w:tc>
+        <w:tc>
+          <w:tcPr>
+            <w:tcW w:type="pct" w:w="2500"/>
+            <w:tcMar>
+              <w:top w:type="dxa" w:w="20"/>
+              <w:left w:type="dxa" w:w="80"/>
+              <w:bottom w:type="dxa" w:w="20"/>
+              <w:right w:type="dxa" w:w="80"/>
+            </w:tcMar>
+          </w:tcPr>
+          <w:p>
+            <w:pPr>
+              <w:spacing w:before="12" w:after="12"/>
+            </w:pPr>
+            <w:r>
+              <w:rPr>
+                <w:b/>
+                <w:bCs/>
+                <w:color w:val="8186EF"/>
+                <w:sz w:val="16"/>
+                <w:szCs w:val="16"/>
+              </w:rPr>
+              <w:t xml:space="preserve">17  </w:t>
+            </w:r>
+            <w:r>
+              <w:rPr>
+                <w:sz w:val="16"/>
+                <w:szCs w:val="16"/>
+              </w:rPr>
+              <w:t xml:space="preserve">customer-sustaining cost</w:t>
+            </w:r>
+          </w:p>
+        </w:tc>
+      </w:tr>
+      <w:tr>
+        <w:tc>
+          <w:tcPr>
+            <w:tcW w:type="pct" w:w="2500"/>
+            <w:tcMar>
+              <w:top w:type="dxa" w:w="20"/>
+              <w:left w:type="dxa" w:w="80"/>
+              <w:bottom w:type="dxa" w:w="20"/>
+              <w:right w:type="dxa" w:w="80"/>
+            </w:tcMar>
+          </w:tcPr>
+          <w:p>
+            <w:pPr>
+              <w:spacing w:before="12" w:after="12"/>
+            </w:pPr>
+            <w:r>
+              <w:rPr>
+                <w:b/>
+                <w:bCs/>
+                <w:color w:val="8186EF"/>
+                <w:sz w:val="16"/>
+                <w:szCs w:val="16"/>
+              </w:rPr>
+              <w:t xml:space="preserve">9  </w:t>
+            </w:r>
+            <w:r>
+              <w:rPr>
+                <w:sz w:val="16"/>
+                <w:szCs w:val="16"/>
+              </w:rPr>
+              <w:t xml:space="preserve">Deliveries</w:t>
+            </w:r>
+          </w:p>
+        </w:tc>
+        <w:tc>
+          <w:tcPr>
+            <w:tcW w:type="pct" w:w="2500"/>
+            <w:tcMar>
+              <w:top w:type="dxa" w:w="20"/>
+              <w:left w:type="dxa" w:w="80"/>
+              <w:bottom w:type="dxa" w:w="20"/>
+              <w:right w:type="dxa" w:w="80"/>
+            </w:tcMar>
+          </w:tcPr>
+          <w:p>
+            <w:pPr>
+              <w:spacing w:before="24" w:after="24"/>
+            </w:pPr>
+            <w:r>
+              <w:rPr>
+                <w:sz w:val="16"/>
+                <w:szCs w:val="16"/>
+              </w:rPr>
+              <w:t xml:space="preserve"/>
+            </w:r>
+          </w:p>
+        </w:tc>
+      </w:tr>
+    </w:tbl>
+    <w:p/>
+    <w:p>
+      <w:pPr>
+        <w:spacing w:before="50" w:after="14"/>
+      </w:pPr>
+      <w:r>
+        <w:rPr>
+          <w:b/>
+          <w:bCs/>
+          <w:color w:val="353A7C"/>
+          <w:sz w:val="18"/>
+          <w:szCs w:val="18"/>
+        </w:rPr>
+        <w:t xml:space="preserve">the summaries in full</w:t>
+      </w:r>
+    </w:p>
+    <w:p>
+      <w:pPr>
+        <w:spacing w:before="20" w:after="20"/>
+        <w:ind w:left="240" w:hanging="240"/>
+      </w:pPr>
+      <w:r>
+        <w:rPr>
+          <w:b/>
+          <w:bCs/>
+          <w:color w:val="353A7C"/>
+          <w:sz w:val="15"/>
+          <w:szCs w:val="15"/>
+        </w:rPr>
+        <w:t xml:space="preserve">Summary 1   </w:t>
+      </w:r>
+      <w:r>
+        <w:rPr>
+          <w:color w:val="6B7280"/>
+          <w:sz w:val="15"/>
+          <w:szCs w:val="15"/>
+        </w:rPr>
+        <w:t xml:space="preserve">Customer-related costs sit at different levels. Some are caused by each order or delivery; some by keeping one customer, such as a key account manager; some by a whole channel; and some by the company as a whole. The cost to serve is the cost of the activities a customer causes. Tahini &amp; Spreads uses four activity rates: $50 an order, $120 a delivery, $200 a rush order and $80 a return.</w:t>
+      </w:r>
+    </w:p>
+    <w:p>
+      <w:pPr>
+        <w:spacing w:before="20" w:after="20"/>
+        <w:ind w:left="240" w:hanging="240"/>
+      </w:pPr>
+      <w:r>
+        <w:rPr>
+          <w:b/>
+          <w:bCs/>
+          <w:color w:val="353A7C"/>
+          <w:sz w:val="15"/>
+          <w:szCs w:val="15"/>
+        </w:rPr>
+        <w:t xml:space="preserve">Summary 2   </w:t>
+      </w:r>
+      <w:r>
+        <w:rPr>
+          <w:color w:val="6B7280"/>
+          <w:sz w:val="15"/>
+          <w:szCs w:val="15"/>
+        </w:rPr>
+        <w:t xml:space="preserve">Barada placed 240 orders and took 120 deliveries. At the four rates, its cost to serve is $31,200.</w:t>
+      </w:r>
+    </w:p>
+    <w:p>
+      <w:pPr>
+        <w:spacing w:before="20" w:after="20"/>
+        <w:ind w:left="240" w:hanging="240"/>
+      </w:pPr>
+      <w:r>
+        <w:rPr>
+          <w:b/>
+          <w:bCs/>
+          <w:color w:val="353A7C"/>
+          <w:sz w:val="15"/>
+          <w:szCs w:val="15"/>
+        </w:rPr>
+        <w:t xml:space="preserve">Summary 3   </w:t>
+      </w:r>
+      <w:r>
+        <w:rPr>
+          <w:color w:val="6B7280"/>
+          <w:sz w:val="15"/>
+          <w:szCs w:val="15"/>
+        </w:rPr>
+        <w:t xml:space="preserve">Qasr orders often and asks for many rush deliveries, so its cost to serve is high for its size. A customer-sustaining cost, such as Qasr's key account manager, is added after the activity costs.</w:t>
+      </w:r>
+    </w:p>
+    <w:p>
+      <w:pPr>
+        <w:sectPr>
+          <w:headerReference w:type="default" r:id="rIdHdr6"/>
+          <w:pgSz w:w="11906" w:h="16838" w:orient="portrait"/>
+          <w:pgMar w:top="1180" w:right="1000" w:bottom="900" w:left="1000" w:header="708" w:footer="708" w:gutter="0"/>
+          <w:docGrid w:linePitch="360"/>
+          <w:pgNumType w:start="1"/>
+        </w:sectPr>
+      </w:pPr>
+    </w:p>
+    <w:tbl>
+      <w:tblPr>
+        <w:tblW w:type="pct" w:w="100%"/>
+        <w:tblLayout w:type="fixed"/>
+        <w:tblBorders>
+          <w:top w:val="single" w:color="353A7C" w:sz="8"/>
+          <w:left w:val="single" w:color="353A7C" w:sz="8"/>
+          <w:bottom w:val="single" w:color="353A7C" w:sz="8"/>
+          <w:right w:val="single" w:color="353A7C" w:sz="8"/>
+          <w:insideH w:val="single" w:color="353A7C" w:sz="8"/>
+          <w:insideV w:val="single" w:color="353A7C" w:sz="8"/>
+        </w:tblBorders>
+      </w:tblPr>
+      <w:tblGrid>
+        <w:gridCol w:w="9600"/>
+      </w:tblGrid>
+      <w:tr>
+        <w:tc>
+          <w:tcPr>
+            <w:tcW w:type="pct" w:w="5000"/>
+            <w:shd w:fill="353A7C" w:val="clear"/>
+            <w:tcMar>
+              <w:top w:type="dxa" w:w="80"/>
+              <w:left w:type="dxa" w:w="140"/>
+              <w:bottom w:type="dxa" w:w="80"/>
+              <w:right w:type="dxa" w:w="140"/>
+            </w:tcMar>
+          </w:tcPr>
+          <w:p>
+            <w:pPr>
+              <w:spacing w:before="50" w:after="14"/>
+            </w:pPr>
+            <w:r>
+              <w:rPr>
+                <w:b/>
+                <w:bCs/>
+                <w:color w:val="FFFFFF"/>
+                <w:sz w:val="22"/>
+                <w:szCs w:val="22"/>
+              </w:rPr>
+              <w:t xml:space="preserve">13.4  Customer, product-line and business-unit profitability</w:t>
+            </w:r>
+          </w:p>
+          <w:p>
+            <w:pPr>
+              <w:spacing w:before="0" w:after="46"/>
+            </w:pPr>
+            <w:r>
+              <w:rPr>
+                <w:color w:val="E8EAF6"/>
+                <w:sz w:val="16"/>
+                <w:szCs w:val="16"/>
+              </w:rPr>
+              <w:t xml:space="preserve">Chapter 13 · section 13.4</w:t>
+            </w:r>
+          </w:p>
+        </w:tc>
+      </w:tr>
+    </w:tbl>
+    <w:p/>
+    <w:p>
+      <w:pPr>
+        <w:spacing w:before="10" w:after="40"/>
+      </w:pPr>
+      <w:r>
+        <w:rPr>
+          <w:color w:val="6B7280"/>
+          <w:sz w:val="17"/>
+          <w:szCs w:val="17"/>
+        </w:rPr>
+        <w:t xml:space="preserve">Fill every gap. Each word list holds one word more than there are gaps.</w:t>
+      </w:r>
+    </w:p>
+    <w:p>
+      <w:pPr>
+        <w:spacing w:before="44" w:after="10"/>
+      </w:pPr>
+      <w:r>
+        <w:rPr>
+          <w:b/>
+          <w:bCs/>
+          <w:color w:val="353A7C"/>
+          <w:sz w:val="18"/>
+          <w:szCs w:val="18"/>
+        </w:rPr>
+        <w:t xml:space="preserve">Customer profitability, Tahini &amp; Spreads, 2027</w:t>
+      </w:r>
+    </w:p>
+    <w:p>
+      <w:pPr>
+        <w:spacing w:before="0" w:after="12"/>
+      </w:pPr>
+      <w:r>
+        <w:rPr>
+          <w:color w:val="6B7280"/>
+          <w:sz w:val="15"/>
+          <w:szCs w:val="15"/>
+        </w:rPr>
+        <w:t xml:space="preserve">The bars are drawn to scale.</w:t>
+      </w:r>
+    </w:p>
+    <w:p>
+      <w:pPr>
+        <w:spacing w:after="40" w:before="90"/>
+        <w:jc w:val="center"/>
+      </w:pPr>
+      <w:r>
+        <w:drawing>
+          <wp:inline distT="0" distB="0" distL="0" distR="0">
+            <wp:extent cx="5734050" cy="1946550"/>
+            <wp:effectExtent t="0" r="0" b="0" l="0"/>
+            <wp:docPr id="1" name="" descr="" title=""/>
+            <wp:cNvGraphicFramePr>
+              <a:graphicFrameLocks xmlns:a="http://schemas.openxmlformats.org/drawingml/2006/main" noChangeAspect="1"/>
+            </wp:cNvGraphicFramePr>
+            <a:graphic xmlns:a="http://schemas.openxmlformats.org/drawingml/2006/main">
+              <a:graphicData uri="http://schemas.openxmlformats.org/drawingml/2006/picture">
+                <pic:pic xmlns:pic="http://schemas.openxmlformats.org/drawingml/2006/picture">
+                  <pic:nvPicPr>
+                    <pic:cNvPr id="0" name="" descr=""/>
+                    <pic:cNvPicPr>
+                      <a:picLocks noChangeAspect="1" noChangeArrowheads="1"/>
+                    </pic:cNvPicPr>
+                  </pic:nvPicPr>
+                  <pic:blipFill>
+                    <a:blip r:embed="rId106" cstate="none"/>
+                    <a:srcRect/>
+                    <a:stretch>
+                      <a:fillRect/>
+                    </a:stretch>
+                  </pic:blipFill>
+                  <pic:spPr bwMode="auto">
+                    <a:xfrm>
+                      <a:off x="0" y="0"/>
+                      <a:ext cx="5734050" cy="1946550"/>
+                    </a:xfrm>
+                    <a:prstGeom prst="rect">
+                      <a:avLst/>
+                    </a:prstGeom>
+                  </pic:spPr>
+                </pic:pic>
+              </a:graphicData>
+            </a:graphic>
+          </wp:inline>
+        </w:drawing>
+      </w:r>
+    </w:p>
+    <w:tbl>
+      <w:tblPr>
+        <w:tblW w:type="pct" w:w="100%"/>
+        <w:tblLayout w:type="fixed"/>
+        <w:tblBorders>
+          <w:top w:val="single" w:color="FBFAF6" w:sz="4"/>
+          <w:left w:val="single" w:color="FBFAF6" w:sz="4"/>
+          <w:bottom w:val="single" w:color="FBFAF6" w:sz="4"/>
+          <w:right w:val="single" w:color="FBFAF6" w:sz="4"/>
+          <w:insideH w:val="single" w:color="FBFAF6" w:sz="4"/>
+          <w:insideV w:val="single" w:color="FBFAF6" w:sz="4"/>
+        </w:tblBorders>
+      </w:tblPr>
+      <w:tblGrid>
+        <w:gridCol w:w="9600"/>
+      </w:tblGrid>
+      <w:tr>
+        <w:tc>
+          <w:tcPr>
+            <w:tcW w:type="pct" w:w="5000"/>
+            <w:shd w:fill="FBFAF6" w:val="clear"/>
+            <w:tcMar>
+              <w:top w:type="dxa" w:w="40"/>
+              <w:left w:type="dxa" w:w="100"/>
+              <w:bottom w:type="dxa" w:w="40"/>
+              <w:right w:type="dxa" w:w="100"/>
+            </w:tcMar>
+          </w:tcPr>
+          <w:p>
+            <w:pPr>
+              <w:spacing w:before="18" w:after="6"/>
+            </w:pPr>
+            <w:r>
+              <w:rPr>
+                <w:b/>
+                <w:bCs/>
+                <w:color w:val="6B7280"/>
+                <w:sz w:val="14"/>
+                <w:szCs w:val="14"/>
+              </w:rPr>
+              <w:t xml:space="preserve">word list</w:t>
+            </w:r>
+          </w:p>
+          <w:p>
+            <w:pPr>
+              <w:spacing w:before="0" w:after="18"/>
+            </w:pPr>
+            <w:r>
+              <w:rPr>
+                <w:b/>
+                <w:bCs/>
+                <w:color w:val="353A7C"/>
+                <w:sz w:val="16"/>
+                <w:szCs w:val="16"/>
+              </w:rPr>
+              <w:t xml:space="preserve">Customer margin   ·   Gross margin   ·   Customer contribution</w:t>
+            </w:r>
+          </w:p>
+        </w:tc>
+      </w:tr>
+    </w:tbl>
+    <w:p/>
+    <w:p>
+      <w:pPr>
+        <w:spacing w:before="44" w:after="14"/>
+      </w:pPr>
+      <w:r>
+        <w:rPr>
+          <w:b/>
+          <w:bCs/>
+          <w:color w:val="353A7C"/>
+          <w:sz w:val="18"/>
+          <w:szCs w:val="18"/>
+        </w:rPr>
+        <w:t xml:space="preserve">Summary 1</w:t>
+      </w:r>
+      <w:r>
+        <w:rPr>
+          <w:color w:val="6B7280"/>
+          <w:sz w:val="16"/>
+          <w:szCs w:val="16"/>
+        </w:rPr>
+        <w:t xml:space="preserve">      gaps 3–4</w:t>
+      </w:r>
+    </w:p>
+    <w:p>
+      <w:pPr>
+        <w:spacing w:before="20" w:after="20" w:line="360" w:lineRule="auto"/>
+        <w:ind w:left="200"/>
+      </w:pPr>
+      <w:r>
+        <w:rPr>
+          <w:sz w:val="19"/>
+          <w:szCs w:val="19"/>
+        </w:rPr>
+        <w:t xml:space="preserve">Product-line </w:t>
+      </w:r>
+      <w:r>
+        <w:rPr>
+          <w:b/>
+          <w:bCs/>
+          <w:color w:val="8186EF"/>
+          <w:sz w:val="15"/>
+          <w:szCs w:val="15"/>
+        </w:rPr>
+        <w:t xml:space="preserve"> (3) </w:t>
+      </w:r>
+      <w:r>
+        <w:rPr>
+          <w:u w:val="single"/>
+          <w:sz w:val="19"/>
+          <w:szCs w:val="19"/>
+        </w:rPr>
+        <w:t xml:space="preserve">               </w:t>
+      </w:r>
+      <w:r>
+        <w:rPr>
+          <w:sz w:val="19"/>
+          <w:szCs w:val="19"/>
+        </w:rPr>
+        <w:t xml:space="preserve"> </w:t>
+      </w:r>
+      <w:r>
+        <w:rPr>
+          <w:sz w:val="19"/>
+          <w:szCs w:val="19"/>
+        </w:rPr>
+        <w:t xml:space="preserve"> uses the same logic by product. </w:t>
+      </w:r>
+      <w:r>
+        <w:rPr>
+          <w:sz w:val="19"/>
+          <w:szCs w:val="19"/>
+        </w:rPr>
+        <w:t xml:space="preserve">With the ABC costs of, the Pulses &amp; Spices </w:t>
+      </w:r>
+      <w:r>
+        <w:rPr>
+          <w:b/>
+          <w:bCs/>
+          <w:color w:val="8186EF"/>
+          <w:sz w:val="15"/>
+          <w:szCs w:val="15"/>
+        </w:rPr>
+        <w:t xml:space="preserve"> (4) </w:t>
+      </w:r>
+      <w:r>
+        <w:rPr>
+          <w:u w:val="single"/>
+          <w:sz w:val="19"/>
+          <w:szCs w:val="19"/>
+        </w:rPr>
+        <w:t xml:space="preserve">           </w:t>
+      </w:r>
+      <w:r>
+        <w:rPr>
+          <w:sz w:val="19"/>
+          <w:szCs w:val="19"/>
+        </w:rPr>
+        <w:t xml:space="preserve"> </w:t>
+      </w:r>
+      <w:r>
+        <w:rPr>
+          <w:sz w:val="19"/>
+          <w:szCs w:val="19"/>
+        </w:rPr>
+        <w:t xml:space="preserve"> earn a gross margin of $279,350, while za'atar loses $181,800. </w:t>
+      </w:r>
+    </w:p>
+    <w:tbl>
+      <w:tblPr>
+        <w:tblW w:type="pct" w:w="100%"/>
+        <w:tblLayout w:type="fixed"/>
+        <w:tblBorders>
+          <w:top w:val="single" w:color="FBFAF6" w:sz="4"/>
+          <w:left w:val="single" w:color="FBFAF6" w:sz="4"/>
+          <w:bottom w:val="single" w:color="FBFAF6" w:sz="4"/>
+          <w:right w:val="single" w:color="FBFAF6" w:sz="4"/>
+          <w:insideH w:val="single" w:color="FBFAF6" w:sz="4"/>
+          <w:insideV w:val="single" w:color="FBFAF6" w:sz="4"/>
+        </w:tblBorders>
+      </w:tblPr>
+      <w:tblGrid>
+        <w:gridCol w:w="9600"/>
+      </w:tblGrid>
+      <w:tr>
+        <w:tc>
+          <w:tcPr>
+            <w:tcW w:type="pct" w:w="5000"/>
+            <w:shd w:fill="FBFAF6" w:val="clear"/>
+            <w:tcMar>
+              <w:top w:type="dxa" w:w="40"/>
+              <w:left w:type="dxa" w:w="100"/>
+              <w:bottom w:type="dxa" w:w="40"/>
+              <w:right w:type="dxa" w:w="100"/>
+            </w:tcMar>
+          </w:tcPr>
+          <w:p>
+            <w:pPr>
+              <w:spacing w:before="18" w:after="6"/>
+            </w:pPr>
+            <w:r>
+              <w:rPr>
+                <w:b/>
+                <w:bCs/>
+                <w:color w:val="6B7280"/>
+                <w:sz w:val="14"/>
+                <w:szCs w:val="14"/>
+              </w:rPr>
+              <w:t xml:space="preserve">word list</w:t>
+            </w:r>
+          </w:p>
+          <w:p>
+            <w:pPr>
+              <w:spacing w:before="0" w:after="18"/>
+            </w:pPr>
+            <w:r>
+              <w:rPr>
+                <w:b/>
+                <w:bCs/>
+                <w:color w:val="353A7C"/>
+                <w:sz w:val="16"/>
+                <w:szCs w:val="16"/>
+              </w:rPr>
+              <w:t xml:space="preserve">business   ·   profitability   ·   lentils</w:t>
+            </w:r>
+          </w:p>
+        </w:tc>
+      </w:tr>
+    </w:tbl>
+    <w:p/>
+    <w:p>
+      <w:pPr>
+        <w:spacing w:before="44" w:after="10"/>
+      </w:pPr>
+      <w:r>
+        <w:rPr>
+          <w:b/>
+          <w:bCs/>
+          <w:color w:val="353A7C"/>
+          <w:sz w:val="18"/>
+          <w:szCs w:val="18"/>
+        </w:rPr>
+        <w:t xml:space="preserve">Product-line profitability: the Pulses &amp; Spices line</w:t>
+      </w:r>
+    </w:p>
+    <w:p>
+      <w:pPr>
+        <w:spacing w:before="0" w:after="12"/>
+      </w:pPr>
+      <w:r>
+        <w:rPr>
+          <w:color w:val="6B7280"/>
+          <w:sz w:val="15"/>
+          <w:szCs w:val="15"/>
+        </w:rPr>
+        <w:t xml:space="preserve">The bars are drawn to scale.</w:t>
+      </w:r>
+    </w:p>
+    <w:p>
+      <w:pPr>
+        <w:spacing w:after="40" w:before="90"/>
+        <w:jc w:val="center"/>
+      </w:pPr>
+      <w:r>
+        <w:drawing>
+          <wp:inline distT="0" distB="0" distL="0" distR="0">
+            <wp:extent cx="5734050" cy="1644775"/>
+            <wp:effectExtent t="0" r="0" b="0" l="0"/>
+            <wp:docPr id="1" name="" descr="" title=""/>
+            <wp:cNvGraphicFramePr>
+              <a:graphicFrameLocks xmlns:a="http://schemas.openxmlformats.org/drawingml/2006/main" noChangeAspect="1"/>
+            </wp:cNvGraphicFramePr>
+            <a:graphic xmlns:a="http://schemas.openxmlformats.org/drawingml/2006/main">
+              <a:graphicData uri="http://schemas.openxmlformats.org/drawingml/2006/picture">
+                <pic:pic xmlns:pic="http://schemas.openxmlformats.org/drawingml/2006/picture">
+                  <pic:nvPicPr>
+                    <pic:cNvPr id="0" name="" descr=""/>
+                    <pic:cNvPicPr>
+                      <a:picLocks noChangeAspect="1" noChangeArrowheads="1"/>
+                    </pic:cNvPicPr>
+                  </pic:nvPicPr>
+                  <pic:blipFill>
+                    <a:blip r:embed="rId107" cstate="none"/>
+                    <a:srcRect/>
+                    <a:stretch>
+                      <a:fillRect/>
+                    </a:stretch>
+                  </pic:blipFill>
+                  <pic:spPr bwMode="auto">
+                    <a:xfrm>
+                      <a:off x="0" y="0"/>
                       <a:ext cx="5734050" cy="1644775"/>
                     </a:xfrm>
                     <a:prstGeom prst="rect">
@@ -6409,6 +6829,142 @@
                 <w:szCs w:val="16"/>
               </w:rPr>
               <w:t xml:space="preserve">Distribution-centre rent and sales administration   ·   2027, ABC costs (whole USD)   ·   Business-unit profit before corporate costs</w:t>
+            </w:r>
+          </w:p>
+        </w:tc>
+      </w:tr>
+    </w:tbl>
+    <w:p/>
+    <w:p>
+      <w:pPr>
+        <w:spacing w:before="44" w:after="10"/>
+      </w:pPr>
+      <w:r>
+        <w:rPr>
+          <w:b/>
+          <w:bCs/>
+          <w:color w:val="353A7C"/>
+          <w:sz w:val="18"/>
+          <w:szCs w:val="18"/>
+        </w:rPr>
+        <w:t xml:space="preserve">The English this section uses, and its Arabic</w:t>
+      </w:r>
+    </w:p>
+    <w:p>
+      <w:pPr>
+        <w:spacing w:before="0" w:after="12"/>
+      </w:pPr>
+      <w:r>
+        <w:rPr>
+          <w:color w:val="6B7280"/>
+          <w:sz w:val="15"/>
+          <w:szCs w:val="15"/>
+        </w:rPr>
+        <w:t xml:space="preserve">Each term sits against what it means.</w:t>
+      </w:r>
+    </w:p>
+    <w:p>
+      <w:pPr>
+        <w:spacing w:after="40" w:before="90"/>
+        <w:jc w:val="center"/>
+      </w:pPr>
+      <w:r>
+        <w:drawing>
+          <wp:inline distT="0" distB="0" distL="0" distR="0">
+            <wp:extent cx="5734050" cy="1931475"/>
+            <wp:effectExtent t="0" r="0" b="0" l="0"/>
+            <wp:docPr id="1" name="" descr="" title=""/>
+            <wp:cNvGraphicFramePr>
+              <a:graphicFrameLocks xmlns:a="http://schemas.openxmlformats.org/drawingml/2006/main" noChangeAspect="1"/>
+            </wp:cNvGraphicFramePr>
+            <a:graphic xmlns:a="http://schemas.openxmlformats.org/drawingml/2006/main">
+              <a:graphicData uri="http://schemas.openxmlformats.org/drawingml/2006/picture">
+                <pic:pic xmlns:pic="http://schemas.openxmlformats.org/drawingml/2006/picture">
+                  <pic:nvPicPr>
+                    <pic:cNvPr id="0" name="" descr=""/>
+                    <pic:cNvPicPr>
+                      <a:picLocks noChangeAspect="1" noChangeArrowheads="1"/>
+                    </pic:cNvPicPr>
+                  </pic:nvPicPr>
+                  <pic:blipFill>
+                    <a:blip r:embed="rId108" cstate="none"/>
+                    <a:srcRect/>
+                    <a:stretch>
+                      <a:fillRect/>
+                    </a:stretch>
+                  </pic:blipFill>
+                  <pic:spPr bwMode="auto">
+                    <a:xfrm>
+                      <a:off x="0" y="0"/>
+                      <a:ext cx="5734050" cy="1931475"/>
+                    </a:xfrm>
+                    <a:prstGeom prst="rect">
+                      <a:avLst/>
+                    </a:prstGeom>
+                  </pic:spPr>
+                </pic:pic>
+              </a:graphicData>
+            </a:graphic>
+          </wp:inline>
+        </w:drawing>
+      </w:r>
+    </w:p>
+    <w:tbl>
+      <w:tblPr>
+        <w:tblW w:type="pct" w:w="100%"/>
+        <w:tblLayout w:type="fixed"/>
+        <w:tblBorders>
+          <w:top w:val="single" w:color="FBFAF6" w:sz="4"/>
+          <w:left w:val="single" w:color="FBFAF6" w:sz="4"/>
+          <w:bottom w:val="single" w:color="FBFAF6" w:sz="4"/>
+          <w:right w:val="single" w:color="FBFAF6" w:sz="4"/>
+          <w:insideH w:val="single" w:color="FBFAF6" w:sz="4"/>
+          <w:insideV w:val="single" w:color="FBFAF6" w:sz="4"/>
+        </w:tblBorders>
+      </w:tblPr>
+      <w:tblGrid>
+        <w:gridCol w:w="9600"/>
+      </w:tblGrid>
+      <w:tr>
+        <w:tc>
+          <w:tcPr>
+            <w:tcW w:type="pct" w:w="5000"/>
+            <w:shd w:fill="FBFAF6" w:val="clear"/>
+            <w:tcMar>
+              <w:top w:type="dxa" w:w="40"/>
+              <w:left w:type="dxa" w:w="100"/>
+              <w:bottom w:type="dxa" w:w="40"/>
+              <w:right w:type="dxa" w:w="100"/>
+            </w:tcMar>
+          </w:tcPr>
+          <w:p>
+            <w:pPr>
+              <w:spacing w:before="18" w:after="6"/>
+            </w:pPr>
+            <w:r>
+              <w:rPr>
+                <w:b/>
+                <w:bCs/>
+                <w:color w:val="6B7280"/>
+                <w:sz w:val="14"/>
+                <w:szCs w:val="14"/>
+              </w:rPr>
+              <w:t xml:space="preserve">word list</w:t>
+            </w:r>
+          </w:p>
+          <w:p>
+            <w:pPr>
+              <w:spacing w:before="0" w:after="18"/>
+            </w:pPr>
+            <w:r>
+              <w:rPr>
+                <w:b/>
+                <w:bCs/>
+                <w:color w:val="353A7C"/>
+                <w:sz w:val="16"/>
+                <w:szCs w:val="16"/>
+              </w:rPr>
+              <w:t xml:space="preserve">customer-sustaining cost   ·   whale curve   ·   cost to serve</w:t>
             </w:r>
           </w:p>
         </w:tc>
@@ -6691,14 +7247,14 @@
                 <w:sz w:val="16"/>
                 <w:szCs w:val="16"/>
               </w:rPr>
-              <w:t xml:space="preserve">6  </w:t>
-            </w:r>
-            <w:r>
-              <w:rPr>
-                <w:sz w:val="16"/>
-                <w:szCs w:val="16"/>
-              </w:rPr>
-              <w:t xml:space="preserve">business</w:t>
+              <w:t xml:space="preserve">7  </w:t>
+            </w:r>
+            <w:r>
+              <w:rPr>
+                <w:sz w:val="16"/>
+                <w:szCs w:val="16"/>
+              </w:rPr>
+              <w:t xml:space="preserve">customers</w:t>
             </w:r>
           </w:p>
         </w:tc>
@@ -6759,14 +7315,14 @@
                 <w:sz w:val="16"/>
                 <w:szCs w:val="16"/>
               </w:rPr>
-              <w:t xml:space="preserve">7  </w:t>
-            </w:r>
-            <w:r>
-              <w:rPr>
-                <w:sz w:val="16"/>
-                <w:szCs w:val="16"/>
-              </w:rPr>
-              <w:t xml:space="preserve">customers</w:t>
+              <w:t xml:space="preserve">8  </w:t>
+            </w:r>
+            <w:r>
+              <w:rPr>
+                <w:sz w:val="16"/>
+                <w:szCs w:val="16"/>
+              </w:rPr>
+              <w:t xml:space="preserve">administration</w:t>
             </w:r>
           </w:p>
         </w:tc>
@@ -6827,14 +7383,14 @@
                 <w:sz w:val="16"/>
                 <w:szCs w:val="16"/>
               </w:rPr>
-              <w:t xml:space="preserve">8  </w:t>
-            </w:r>
-            <w:r>
-              <w:rPr>
-                <w:sz w:val="16"/>
-                <w:szCs w:val="16"/>
-              </w:rPr>
-              <w:t xml:space="preserve">administration</w:t>
+              <w:t xml:space="preserve">9  </w:t>
+            </w:r>
+            <w:r>
+              <w:rPr>
+                <w:sz w:val="16"/>
+                <w:szCs w:val="16"/>
+              </w:rPr>
+              <w:t xml:space="preserve">Distribution-centre rent and sales administration</w:t>
             </w:r>
           </w:p>
         </w:tc>
@@ -6895,14 +7451,14 @@
                 <w:sz w:val="16"/>
                 <w:szCs w:val="16"/>
               </w:rPr>
-              <w:t xml:space="preserve">9  </w:t>
-            </w:r>
-            <w:r>
-              <w:rPr>
-                <w:sz w:val="16"/>
-                <w:szCs w:val="16"/>
-              </w:rPr>
-              <w:t xml:space="preserve">Distribution-centre rent and sales administration</w:t>
+              <w:t xml:space="preserve">10  </w:t>
+            </w:r>
+            <w:r>
+              <w:rPr>
+                <w:sz w:val="16"/>
+                <w:szCs w:val="16"/>
+              </w:rPr>
+              <w:t xml:space="preserve">Business-unit profit before corporate costs</w:t>
             </w:r>
           </w:p>
         </w:tc>
@@ -6963,14 +7519,82 @@
                 <w:sz w:val="16"/>
                 <w:szCs w:val="16"/>
               </w:rPr>
-              <w:t xml:space="preserve">10  </w:t>
-            </w:r>
-            <w:r>
-              <w:rPr>
-                <w:sz w:val="16"/>
-                <w:szCs w:val="16"/>
-              </w:rPr>
-              <w:t xml:space="preserve">Business-unit profit before corporate costs</w:t>
+              <w:t xml:space="preserve">11  </w:t>
+            </w:r>
+            <w:r>
+              <w:rPr>
+                <w:sz w:val="16"/>
+                <w:szCs w:val="16"/>
+              </w:rPr>
+              <w:t xml:space="preserve">cost to serve</w:t>
+            </w:r>
+          </w:p>
+        </w:tc>
+      </w:tr>
+      <w:tr>
+        <w:tc>
+          <w:tcPr>
+            <w:tcW w:type="pct" w:w="2500"/>
+            <w:tcMar>
+              <w:top w:type="dxa" w:w="20"/>
+              <w:left w:type="dxa" w:w="80"/>
+              <w:bottom w:type="dxa" w:w="20"/>
+              <w:right w:type="dxa" w:w="80"/>
+            </w:tcMar>
+          </w:tcPr>
+          <w:p>
+            <w:pPr>
+              <w:spacing w:before="12" w:after="12"/>
+            </w:pPr>
+            <w:r>
+              <w:rPr>
+                <w:b/>
+                <w:bCs/>
+                <w:color w:val="8186EF"/>
+                <w:sz w:val="16"/>
+                <w:szCs w:val="16"/>
+              </w:rPr>
+              <w:t xml:space="preserve">6  </w:t>
+            </w:r>
+            <w:r>
+              <w:rPr>
+                <w:sz w:val="16"/>
+                <w:szCs w:val="16"/>
+              </w:rPr>
+              <w:t xml:space="preserve">business</w:t>
+            </w:r>
+          </w:p>
+        </w:tc>
+        <w:tc>
+          <w:tcPr>
+            <w:tcW w:type="pct" w:w="2500"/>
+            <w:tcMar>
+              <w:top w:type="dxa" w:w="20"/>
+              <w:left w:type="dxa" w:w="80"/>
+              <w:bottom w:type="dxa" w:w="20"/>
+              <w:right w:type="dxa" w:w="80"/>
+            </w:tcMar>
+          </w:tcPr>
+          <w:p>
+            <w:pPr>
+              <w:spacing w:before="12" w:after="12"/>
+            </w:pPr>
+            <w:r>
+              <w:rPr>
+                <w:b/>
+                <w:bCs/>
+                <w:color w:val="8186EF"/>
+                <w:sz w:val="16"/>
+                <w:szCs w:val="16"/>
+              </w:rPr>
+              <w:t xml:space="preserve">12  </w:t>
+            </w:r>
+            <w:r>
+              <w:rPr>
+                <w:sz w:val="16"/>
+                <w:szCs w:val="16"/>
+              </w:rPr>
+              <w:t xml:space="preserve">whale curve</w:t>
             </w:r>
           </w:p>
         </w:tc>
@@ -13118,7 +13742,7 @@
       <w:r>
         <w:drawing>
           <wp:inline distT="0" distB="0" distL="0" distR="0">
-            <wp:extent cx="5734050" cy="2565225"/>
+            <wp:extent cx="5734050" cy="2218175"/>
             <wp:effectExtent t="0" r="0" b="0" l="0"/>
             <wp:docPr id="1" name="" descr="" title=""/>
             <wp:cNvGraphicFramePr>
@@ -13134,7 +13758,7 @@
                     </pic:cNvPicPr>
                   </pic:nvPicPr>
                   <pic:blipFill>
-                    <a:blip r:embed="rId106" cstate="none"/>
+                    <a:blip r:embed="rId109" cstate="none"/>
                     <a:srcRect/>
                     <a:stretch>
                       <a:fillRect/>
@@ -13143,7 +13767,7 @@
                   <pic:spPr bwMode="auto">
                     <a:xfrm>
                       <a:off x="0" y="0"/>
-                      <a:ext cx="5734050" cy="2565225"/>
+                      <a:ext cx="5734050" cy="2218175"/>
                     </a:xfrm>
                     <a:prstGeom prst="rect">
                       <a:avLst/>
@@ -13211,7 +13835,7 @@
                 <w:sz w:val="16"/>
                 <w:szCs w:val="16"/>
               </w:rPr>
-              <w:t xml:space="preserve">customer profitability analysis   ·   controllable margin   ·   تحليل ربحية العملاء</w:t>
+              <w:t xml:space="preserve">cost to serve   ·   controllable margin   ·   تحليل ربحية العملاء</w:t>
             </w:r>
           </w:p>
         </w:tc>
@@ -14351,7 +14975,7 @@
                 <w:sz w:val="16"/>
                 <w:szCs w:val="16"/>
               </w:rPr>
-              <w:t xml:space="preserve">customer profitability analysis</w:t>
+              <w:t xml:space="preserve">cost to serve</w:t>
             </w:r>
           </w:p>
         </w:tc>
@@ -15091,7 +15715,7 @@
               <w:sz w:val="16"/>
               <w:szCs w:val="16"/>
             </w:rPr>
-            <w:t xml:space="preserve"> of 1</w:t>
+            <w:t xml:space="preserve"> of 2</w:t>
           </w:r>
         </w:p>
       </w:tc>

--- a/CMA_Summaries_B2_Ch13.docx
+++ b/CMA_Summaries_B2_Ch13.docx
@@ -4089,7 +4089,7 @@
                 <w:sz w:val="16"/>
                 <w:szCs w:val="16"/>
               </w:rPr>
-              <w:t xml:space="preserve">deliveries   ·   placed   ·   channel</w:t>
+              <w:t xml:space="preserve">deliveries   ·   placed   ·   activities</w:t>
             </w:r>
           </w:p>
         </w:tc>
@@ -4281,6 +4281,19 @@
     <w:p/>
     <w:p>
       <w:pPr>
+        <w:spacing w:before="20" w:after="20" w:line="360" w:lineRule="auto"/>
+        <w:ind w:left="200"/>
+      </w:pPr>
+      <w:r>
+        <w:rPr>
+          <w:sz w:val="19"/>
+          <w:szCs w:val="19"/>
+        </w:rPr>
+        <w:t xml:space="preserve">Complete the two blank rows.</w:t>
+      </w:r>
+    </w:p>
+    <w:p>
+      <w:pPr>
         <w:pageBreakBefore w:val="true"/>
         <w:spacing w:after="0"/>
       </w:pPr>
@@ -4420,7 +4433,7 @@
                 <w:sz w:val="16"/>
                 <w:szCs w:val="16"/>
               </w:rPr>
-              <w:t xml:space="preserve">Rush orders   ·   Order processing   ·   Returns handling</w:t>
+              <w:t xml:space="preserve">controllable margin   ·   Order processing   ·   Deliveries</w:t>
             </w:r>
           </w:p>
         </w:tc>
@@ -4621,7 +4634,7 @@
                 <w:sz w:val="16"/>
                 <w:szCs w:val="16"/>
               </w:rPr>
-              <w:t xml:space="preserve">keeping   ·   deliveries   ·   customer-sustaining   ·   orders</w:t>
+              <w:t xml:space="preserve">delivery   ·   orders   ·   deliveries   ·   customer-sustaining</w:t>
             </w:r>
           </w:p>
         </w:tc>
@@ -5285,7 +5298,7 @@
                 <w:sz w:val="16"/>
                 <w:szCs w:val="16"/>
               </w:rPr>
-              <w:t xml:space="preserve">Returns handling</w:t>
+              <w:t xml:space="preserve">Deliveries</w:t>
             </w:r>
           </w:p>
         </w:tc>
@@ -5859,6 +5872,19 @@
           <w:szCs w:val="17"/>
         </w:rPr>
         <w:t xml:space="preserve">Fill every gap. Each word list holds one word more than there are gaps.</w:t>
+      </w:r>
+    </w:p>
+    <w:p>
+      <w:pPr>
+        <w:spacing w:before="20" w:after="20" w:line="360" w:lineRule="auto"/>
+        <w:ind w:left="200"/>
+      </w:pPr>
+      <w:r>
+        <w:rPr>
+          <w:sz w:val="19"/>
+          <w:szCs w:val="19"/>
+        </w:rPr>
+        <w:t xml:space="preserve">The small shops lose $73,000 and the hotel supply agent loses $58,800.</w:t>
       </w:r>
     </w:p>
     <w:p>
@@ -5990,7 +6016,7 @@
                 <w:sz w:val="16"/>
                 <w:szCs w:val="16"/>
               </w:rPr>
-              <w:t xml:space="preserve">Customer margin   ·   Gross margin   ·   Customer contribution</w:t>
+              <w:t xml:space="preserve">Customer contribution   ·   Customer margin   ·   Gross sales</w:t>
             </w:r>
           </w:p>
         </w:tc>
@@ -6017,7 +6043,7 @@
           <w:sz w:val="16"/>
           <w:szCs w:val="16"/>
         </w:rPr>
-        <w:t xml:space="preserve">      gaps 3–4</w:t>
+        <w:t xml:space="preserve">      gaps 3–6</w:t>
       </w:r>
     </w:p>
     <w:p>
@@ -6030,7 +6056,7 @@
           <w:sz w:val="19"/>
           <w:szCs w:val="19"/>
         </w:rPr>
-        <w:t xml:space="preserve">Product-line </w:t>
+        <w:t xml:space="preserve">The line reaches $560,300, or 131% of the total, before the </w:t>
       </w:r>
       <w:r>
         <w:rPr>
@@ -6048,7 +6074,7 @@
           <w:sz w:val="19"/>
           <w:szCs w:val="19"/>
         </w:rPr>
-        <w:t xml:space="preserve">               </w:t>
+        <w:t xml:space="preserve">             </w:t>
       </w:r>
       <w:r>
         <w:rPr>
@@ -6062,14 +6088,14 @@
           <w:sz w:val="19"/>
           <w:szCs w:val="19"/>
         </w:rPr>
-        <w:t xml:space="preserve"> uses the same logic by product. </w:t>
-      </w:r>
-      <w:r>
-        <w:rPr>
-          <w:sz w:val="19"/>
-          <w:szCs w:val="19"/>
-        </w:rPr>
-        <w:t xml:space="preserve">With the ABC costs of, the Pulses &amp; Spices </w:t>
+        <w:t xml:space="preserve"> customers bring it down to $428,500. </w:t>
+      </w:r>
+      <w:r>
+        <w:rPr>
+          <w:sz w:val="19"/>
+          <w:szCs w:val="19"/>
+        </w:rPr>
+        <w:t xml:space="preserve">This shape is </w:t>
       </w:r>
       <w:r>
         <w:rPr>
@@ -6080,6 +6106,84 @@
           <w:szCs w:val="15"/>
         </w:rPr>
         <w:t xml:space="preserve"> (4) </w:t>
+      </w:r>
+      <w:r>
+        <w:rPr>
+          <w:u w:val="single"/>
+          <w:sz w:val="19"/>
+          <w:szCs w:val="19"/>
+        </w:rPr>
+        <w:t xml:space="preserve">           </w:t>
+      </w:r>
+      <w:r>
+        <w:rPr>
+          <w:sz w:val="19"/>
+          <w:szCs w:val="19"/>
+        </w:rPr>
+        <w:t xml:space="preserve"> </w:t>
+      </w:r>
+      <w:r>
+        <w:rPr>
+          <w:sz w:val="19"/>
+          <w:szCs w:val="19"/>
+        </w:rPr>
+        <w:t xml:space="preserve"> the whale curve. </w:t>
+      </w:r>
+      <w:r>
+        <w:rPr>
+          <w:sz w:val="19"/>
+          <w:szCs w:val="19"/>
+        </w:rPr>
+        <w:t xml:space="preserve">Product-line </w:t>
+      </w:r>
+      <w:r>
+        <w:rPr>
+          <w:b/>
+          <w:bCs/>
+          <w:color w:val="8186EF"/>
+          <w:sz w:val="15"/>
+          <w:szCs w:val="15"/>
+        </w:rPr>
+        <w:t xml:space="preserve"> (5) </w:t>
+      </w:r>
+      <w:r>
+        <w:rPr>
+          <w:u w:val="single"/>
+          <w:sz w:val="19"/>
+          <w:szCs w:val="19"/>
+        </w:rPr>
+        <w:t xml:space="preserve">               </w:t>
+      </w:r>
+      <w:r>
+        <w:rPr>
+          <w:sz w:val="19"/>
+          <w:szCs w:val="19"/>
+        </w:rPr>
+        <w:t xml:space="preserve"> </w:t>
+      </w:r>
+      <w:r>
+        <w:rPr>
+          <w:sz w:val="19"/>
+          <w:szCs w:val="19"/>
+        </w:rPr>
+        <w:t xml:space="preserve"> uses the same logic by product. </w:t>
+      </w:r>
+      <w:r>
+        <w:rPr>
+          <w:sz w:val="19"/>
+          <w:szCs w:val="19"/>
+        </w:rPr>
+        <w:t xml:space="preserve">With the ABC costs of, the Pulses &amp; Spices </w:t>
+      </w:r>
+      <w:r>
+        <w:rPr>
+          <w:b/>
+          <w:bCs/>
+          <w:color w:val="8186EF"/>
+          <w:sz w:val="15"/>
+          <w:szCs w:val="15"/>
+        </w:rPr>
+        <w:t xml:space="preserve"> (6) </w:t>
       </w:r>
       <w:r>
         <w:rPr>
@@ -6159,7 +6263,7 @@
                 <w:sz w:val="16"/>
                 <w:szCs w:val="16"/>
               </w:rPr>
-              <w:t xml:space="preserve">business   ·   profitability   ·   lentils</w:t>
+              <w:t xml:space="preserve">profitability   ·   called   ·   customers   ·   lentils   ·   loss-making</w:t>
             </w:r>
           </w:p>
         </w:tc>
@@ -6295,7 +6399,7 @@
                 <w:sz w:val="16"/>
                 <w:szCs w:val="16"/>
               </w:rPr>
-              <w:t xml:space="preserve">customer profitability analysis   ·   Pulses &amp; Spices line</w:t>
+              <w:t xml:space="preserve">Lentils   ·   Za'atar</w:t>
             </w:r>
           </w:p>
         </w:tc>
@@ -6322,7 +6426,7 @@
           <w:sz w:val="16"/>
           <w:szCs w:val="16"/>
         </w:rPr>
-        <w:t xml:space="preserve">      gaps 6–8</w:t>
+        <w:t xml:space="preserve">      gaps 8–10</w:t>
       </w:r>
     </w:p>
     <w:p>
@@ -6345,7 +6449,7 @@
           <w:sz w:val="15"/>
           <w:szCs w:val="15"/>
         </w:rPr>
-        <w:t xml:space="preserve"> (6) </w:t>
+        <w:t xml:space="preserve"> (8) </w:t>
       </w:r>
       <w:r>
         <w:rPr>
@@ -6377,7 +6481,7 @@
           <w:sz w:val="15"/>
           <w:szCs w:val="15"/>
         </w:rPr>
-        <w:t xml:space="preserve"> (7) </w:t>
+        <w:t xml:space="preserve"> (9) </w:t>
       </w:r>
       <w:r>
         <w:rPr>
@@ -6416,7 +6520,7 @@
           <w:sz w:val="15"/>
           <w:szCs w:val="15"/>
         </w:rPr>
-        <w:t xml:space="preserve"> (8) </w:t>
+        <w:t xml:space="preserve"> (10) </w:t>
       </w:r>
       <w:r>
         <w:rPr>
@@ -6496,7 +6600,7 @@
                 <w:sz w:val="16"/>
                 <w:szCs w:val="16"/>
               </w:rPr>
-              <w:t xml:space="preserve">customers   ·   administration   ·   business   ·   za'atar</w:t>
+              <w:t xml:space="preserve">customers   ·   administration   ·   business   ·   Spreads</w:t>
             </w:r>
           </w:p>
         </w:tc>
@@ -6622,6 +6726,7 @@
         <w:tc>
           <w:tcPr>
             <w:tcW w:type="pct" w:w="2600"/>
+            <w:shd w:fill="FFFFFF" w:val="clear"/>
             <w:tcMar>
               <w:top w:type="dxa" w:w="50"/>
               <w:left w:type="dxa" w:w="110"/>
@@ -6631,14 +6736,17 @@
           </w:tcPr>
           <w:p>
             <w:pPr>
-              <w:spacing w:before="28" w:after="28"/>
-            </w:pPr>
-            <w:r>
-              <w:rPr>
-                <w:sz w:val="15"/>
-                <w:szCs w:val="15"/>
-              </w:rPr>
-              <w:t xml:space="preserve">Customer contribution (six customers)</w:t>
+              <w:spacing w:before="46" w:after="46"/>
+            </w:pPr>
+            <w:r>
+              <w:rPr>
+                <w:b/>
+                <w:bCs/>
+                <w:color w:val="8186EF"/>
+                <w:sz w:val="14"/>
+                <w:szCs w:val="14"/>
+              </w:rPr>
+              <w:t xml:space="preserve">(11)</w:t>
             </w:r>
           </w:p>
         </w:tc>
@@ -6670,7 +6778,7 @@
         <w:tc>
           <w:tcPr>
             <w:tcW w:type="pct" w:w="2600"/>
-            <w:shd w:fill="FFFFFF" w:val="clear"/>
+            <w:shd w:fill="FBFAF6" w:val="clear"/>
             <w:tcMar>
               <w:top w:type="dxa" w:w="50"/>
               <w:left w:type="dxa" w:w="110"/>
@@ -6680,17 +6788,14 @@
           </w:tcPr>
           <w:p>
             <w:pPr>
-              <w:spacing w:before="46" w:after="46"/>
-            </w:pPr>
-            <w:r>
-              <w:rPr>
-                <w:b/>
-                <w:bCs/>
-                <w:color w:val="8186EF"/>
-                <w:sz w:val="14"/>
-                <w:szCs w:val="14"/>
-              </w:rPr>
-              <w:t xml:space="preserve">(9)</w:t>
+              <w:spacing w:before="28" w:after="28"/>
+            </w:pPr>
+            <w:r>
+              <w:rPr>
+                <w:sz w:val="15"/>
+                <w:szCs w:val="15"/>
+              </w:rPr>
+              <w:t xml:space="preserve">Distribution-centre rent and sales administration</w:t>
             </w:r>
           </w:p>
         </w:tc>
@@ -6743,7 +6848,7 @@
                 <w:sz w:val="14"/>
                 <w:szCs w:val="14"/>
               </w:rPr>
-              <w:t xml:space="preserve">(10)</w:t>
+              <w:t xml:space="preserve">(12)</w:t>
             </w:r>
           </w:p>
         </w:tc>
@@ -6828,7 +6933,7 @@
                 <w:sz w:val="16"/>
                 <w:szCs w:val="16"/>
               </w:rPr>
-              <w:t xml:space="preserve">Distribution-centre rent and sales administration   ·   2027, ABC costs (whole USD)   ·   Business-unit profit before corporate costs</w:t>
+              <w:t xml:space="preserve">Business-unit profit before corporate costs   ·   Customer contribution (six customers)   ·   Cost of goods sold</w:t>
             </w:r>
           </w:p>
         </w:tc>
@@ -7221,7 +7326,7 @@
                 <w:sz w:val="16"/>
                 <w:szCs w:val="16"/>
               </w:rPr>
-              <w:t xml:space="preserve">Customer margin</w:t>
+              <w:t xml:space="preserve">Gross sales</w:t>
             </w:r>
           </w:p>
         </w:tc>
@@ -7247,14 +7352,14 @@
                 <w:sz w:val="16"/>
                 <w:szCs w:val="16"/>
               </w:rPr>
-              <w:t xml:space="preserve">7  </w:t>
-            </w:r>
-            <w:r>
-              <w:rPr>
-                <w:sz w:val="16"/>
-                <w:szCs w:val="16"/>
-              </w:rPr>
-              <w:t xml:space="preserve">customers</w:t>
+              <w:t xml:space="preserve">8  </w:t>
+            </w:r>
+            <w:r>
+              <w:rPr>
+                <w:sz w:val="16"/>
+                <w:szCs w:val="16"/>
+              </w:rPr>
+              <w:t xml:space="preserve">business</w:t>
             </w:r>
           </w:p>
         </w:tc>
@@ -7289,7 +7394,7 @@
                 <w:sz w:val="16"/>
                 <w:szCs w:val="16"/>
               </w:rPr>
-              <w:t xml:space="preserve">Customer contribution</w:t>
+              <w:t xml:space="preserve">Customer margin</w:t>
             </w:r>
           </w:p>
         </w:tc>
@@ -7315,14 +7420,14 @@
                 <w:sz w:val="16"/>
                 <w:szCs w:val="16"/>
               </w:rPr>
-              <w:t xml:space="preserve">8  </w:t>
-            </w:r>
-            <w:r>
-              <w:rPr>
-                <w:sz w:val="16"/>
-                <w:szCs w:val="16"/>
-              </w:rPr>
-              <w:t xml:space="preserve">administration</w:t>
+              <w:t xml:space="preserve">9  </w:t>
+            </w:r>
+            <w:r>
+              <w:rPr>
+                <w:sz w:val="16"/>
+                <w:szCs w:val="16"/>
+              </w:rPr>
+              <w:t xml:space="preserve">customers</w:t>
             </w:r>
           </w:p>
         </w:tc>
@@ -7357,7 +7462,7 @@
                 <w:sz w:val="16"/>
                 <w:szCs w:val="16"/>
               </w:rPr>
-              <w:t xml:space="preserve">profitability</w:t>
+              <w:t xml:space="preserve">loss-making</w:t>
             </w:r>
           </w:p>
         </w:tc>
@@ -7383,14 +7488,14 @@
                 <w:sz w:val="16"/>
                 <w:szCs w:val="16"/>
               </w:rPr>
-              <w:t xml:space="preserve">9  </w:t>
-            </w:r>
-            <w:r>
-              <w:rPr>
-                <w:sz w:val="16"/>
-                <w:szCs w:val="16"/>
-              </w:rPr>
-              <w:t xml:space="preserve">Distribution-centre rent and sales administration</w:t>
+              <w:t xml:space="preserve">10  </w:t>
+            </w:r>
+            <w:r>
+              <w:rPr>
+                <w:sz w:val="16"/>
+                <w:szCs w:val="16"/>
+              </w:rPr>
+              <w:t xml:space="preserve">administration</w:t>
             </w:r>
           </w:p>
         </w:tc>
@@ -7425,7 +7530,7 @@
                 <w:sz w:val="16"/>
                 <w:szCs w:val="16"/>
               </w:rPr>
-              <w:t xml:space="preserve">lentils</w:t>
+              <w:t xml:space="preserve">called</w:t>
             </w:r>
           </w:p>
         </w:tc>
@@ -7451,14 +7556,14 @@
                 <w:sz w:val="16"/>
                 <w:szCs w:val="16"/>
               </w:rPr>
-              <w:t xml:space="preserve">10  </w:t>
-            </w:r>
-            <w:r>
-              <w:rPr>
-                <w:sz w:val="16"/>
-                <w:szCs w:val="16"/>
-              </w:rPr>
-              <w:t xml:space="preserve">Business-unit profit before corporate costs</w:t>
+              <w:t xml:space="preserve">11  </w:t>
+            </w:r>
+            <w:r>
+              <w:rPr>
+                <w:sz w:val="16"/>
+                <w:szCs w:val="16"/>
+              </w:rPr>
+              <w:t xml:space="preserve">Customer contribution (six customers)</w:t>
             </w:r>
           </w:p>
         </w:tc>
@@ -7493,7 +7598,7 @@
                 <w:sz w:val="16"/>
                 <w:szCs w:val="16"/>
               </w:rPr>
-              <w:t xml:space="preserve">Pulses &amp; Spices line</w:t>
+              <w:t xml:space="preserve">profitability</w:t>
             </w:r>
           </w:p>
         </w:tc>
@@ -7519,14 +7624,14 @@
                 <w:sz w:val="16"/>
                 <w:szCs w:val="16"/>
               </w:rPr>
-              <w:t xml:space="preserve">11  </w:t>
-            </w:r>
-            <w:r>
-              <w:rPr>
-                <w:sz w:val="16"/>
-                <w:szCs w:val="16"/>
-              </w:rPr>
-              <w:t xml:space="preserve">cost to serve</w:t>
+              <w:t xml:space="preserve">12  </w:t>
+            </w:r>
+            <w:r>
+              <w:rPr>
+                <w:sz w:val="16"/>
+                <w:szCs w:val="16"/>
+              </w:rPr>
+              <w:t xml:space="preserve">Business-unit profit before corporate costs</w:t>
             </w:r>
           </w:p>
         </w:tc>
@@ -7561,7 +7666,7 @@
                 <w:sz w:val="16"/>
                 <w:szCs w:val="16"/>
               </w:rPr>
-              <w:t xml:space="preserve">business</w:t>
+              <w:t xml:space="preserve">lentils</w:t>
             </w:r>
           </w:p>
         </w:tc>
@@ -7587,7 +7692,75 @@
                 <w:sz w:val="16"/>
                 <w:szCs w:val="16"/>
               </w:rPr>
-              <w:t xml:space="preserve">12  </w:t>
+              <w:t xml:space="preserve">13  </w:t>
+            </w:r>
+            <w:r>
+              <w:rPr>
+                <w:sz w:val="16"/>
+                <w:szCs w:val="16"/>
+              </w:rPr>
+              <w:t xml:space="preserve">cost to serve</w:t>
+            </w:r>
+          </w:p>
+        </w:tc>
+      </w:tr>
+      <w:tr>
+        <w:tc>
+          <w:tcPr>
+            <w:tcW w:type="pct" w:w="2500"/>
+            <w:tcMar>
+              <w:top w:type="dxa" w:w="20"/>
+              <w:left w:type="dxa" w:w="80"/>
+              <w:bottom w:type="dxa" w:w="20"/>
+              <w:right w:type="dxa" w:w="80"/>
+            </w:tcMar>
+          </w:tcPr>
+          <w:p>
+            <w:pPr>
+              <w:spacing w:before="12" w:after="12"/>
+            </w:pPr>
+            <w:r>
+              <w:rPr>
+                <w:b/>
+                <w:bCs/>
+                <w:color w:val="8186EF"/>
+                <w:sz w:val="16"/>
+                <w:szCs w:val="16"/>
+              </w:rPr>
+              <w:t xml:space="preserve">7  </w:t>
+            </w:r>
+            <w:r>
+              <w:rPr>
+                <w:sz w:val="16"/>
+                <w:szCs w:val="16"/>
+              </w:rPr>
+              <w:t xml:space="preserve">Za'atar</w:t>
+            </w:r>
+          </w:p>
+        </w:tc>
+        <w:tc>
+          <w:tcPr>
+            <w:tcW w:type="pct" w:w="2500"/>
+            <w:tcMar>
+              <w:top w:type="dxa" w:w="20"/>
+              <w:left w:type="dxa" w:w="80"/>
+              <w:bottom w:type="dxa" w:w="20"/>
+              <w:right w:type="dxa" w:w="80"/>
+            </w:tcMar>
+          </w:tcPr>
+          <w:p>
+            <w:pPr>
+              <w:spacing w:before="12" w:after="12"/>
+            </w:pPr>
+            <w:r>
+              <w:rPr>
+                <w:b/>
+                <w:bCs/>
+                <w:color w:val="8186EF"/>
+                <w:sz w:val="16"/>
+                <w:szCs w:val="16"/>
+              </w:rPr>
+              <w:t xml:space="preserve">14  </w:t>
             </w:r>
             <w:r>
               <w:rPr>
@@ -7637,7 +7810,7 @@
           <w:sz w:val="15"/>
           <w:szCs w:val="15"/>
         </w:rPr>
-        <w:t xml:space="preserve">Product-line profitability uses the same logic by product. With the ABC costs of, the Pulses &amp; Spices lentils earn a gross margin of $279,350, while za'atar loses $181,800.</w:t>
+        <w:t xml:space="preserve">The line reaches $560,300, or 131% of the total, before the loss-making customers bring it down to $428,500. This shape is called the whale curve. Product-line profitability uses the same logic by product. With the ABC costs of, the Pulses &amp; Spices lentils earn a gross margin of $279,350, while za'atar loses $181,800.</w:t>
       </w:r>
     </w:p>
     <w:p>
@@ -10361,7 +10534,7 @@
           <w:sz w:val="16"/>
           <w:szCs w:val="16"/>
         </w:rPr>
-        <w:t xml:space="preserve">      gaps 1–7</w:t>
+        <w:t xml:space="preserve">      gaps 1–8</w:t>
       </w:r>
     </w:p>
     <w:p>
@@ -10627,6 +10800,45 @@
           <w:szCs w:val="19"/>
         </w:rPr>
         <w:t xml:space="preserve"> customer margin. </w:t>
+      </w:r>
+      <w:r>
+        <w:rPr>
+          <w:sz w:val="19"/>
+          <w:szCs w:val="19"/>
+        </w:rPr>
+        <w:t xml:space="preserve">The revenue </w:t>
+      </w:r>
+      <w:r>
+        <w:rPr>
+          <w:b/>
+          <w:bCs/>
+          <w:color w:val="8186EF"/>
+          <w:sz w:val="15"/>
+          <w:szCs w:val="15"/>
+        </w:rPr>
+        <w:t xml:space="preserve"> (8) </w:t>
+      </w:r>
+      <w:r>
+        <w:rPr>
+          <w:u w:val="single"/>
+          <w:sz w:val="19"/>
+          <w:szCs w:val="19"/>
+        </w:rPr>
+        <w:t xml:space="preserve">           </w:t>
+      </w:r>
+      <w:r>
+        <w:rPr>
+          <w:sz w:val="19"/>
+          <w:szCs w:val="19"/>
+        </w:rPr>
+        <w:t xml:space="preserve"> </w:t>
+      </w:r>
+      <w:r>
+        <w:rPr>
+          <w:sz w:val="19"/>
+          <w:szCs w:val="19"/>
+        </w:rPr>
+        <w:t xml:space="preserve"> ends at $795,000: gross sales minus rebates and the listing fee. </w:t>
       </w:r>
     </w:p>
     <w:tbl>
@@ -10684,7 +10896,7 @@
                 <w:sz w:val="16"/>
                 <w:szCs w:val="16"/>
               </w:rPr>
-              <w:t xml:space="preserve">exam-core   ·   Supermarkets   ·   deliveries   ·   product   ·   Al-Salam's   ·   Activities   ·   records   ·   reduction</w:t>
+              <w:t xml:space="preserve">exam-core   ·   business   ·   deliveries   ·   Supermarkets   ·   Al-Salam's   ·   account   ·   Activities   ·   records   ·   reduction</w:t>
             </w:r>
           </w:p>
         </w:tc>
@@ -10897,7 +11109,7 @@
                 <w:sz w:val="14"/>
                 <w:szCs w:val="14"/>
               </w:rPr>
-              <w:t xml:space="preserve">(8)</w:t>
+              <w:t xml:space="preserve">(9)</w:t>
             </w:r>
           </w:p>
         </w:tc>
@@ -11093,7 +11305,7 @@
                 <w:sz w:val="14"/>
                 <w:szCs w:val="14"/>
               </w:rPr>
-              <w:t xml:space="preserve">(9)</w:t>
+              <w:t xml:space="preserve">(10)</w:t>
             </w:r>
           </w:p>
         </w:tc>
@@ -11289,7 +11501,7 @@
                 <w:sz w:val="14"/>
                 <w:szCs w:val="14"/>
               </w:rPr>
-              <w:t xml:space="preserve">(10)</w:t>
+              <w:t xml:space="preserve">(11)</w:t>
             </w:r>
           </w:p>
         </w:tc>
@@ -11580,7 +11792,7 @@
                 <w:sz w:val="14"/>
                 <w:szCs w:val="14"/>
               </w:rPr>
-              <w:t xml:space="preserve">(11)</w:t>
+              <w:t xml:space="preserve">(12)</w:t>
             </w:r>
           </w:p>
         </w:tc>
@@ -11717,7 +11929,7 @@
           <w:sz w:val="16"/>
           <w:szCs w:val="16"/>
         </w:rPr>
-        <w:t xml:space="preserve">      gaps 12–13</w:t>
+        <w:t xml:space="preserve">      gaps 13–14</w:t>
       </w:r>
     </w:p>
     <w:p>
@@ -11740,7 +11952,7 @@
           <w:sz w:val="15"/>
           <w:szCs w:val="15"/>
         </w:rPr>
-        <w:t xml:space="preserve"> (12) </w:t>
+        <w:t xml:space="preserve"> (13) </w:t>
       </w:r>
       <w:r>
         <w:rPr>
@@ -11779,7 +11991,7 @@
           <w:sz w:val="15"/>
           <w:szCs w:val="15"/>
         </w:rPr>
-        <w:t xml:space="preserve"> (13) </w:t>
+        <w:t xml:space="preserve"> (14) </w:t>
       </w:r>
       <w:r>
         <w:rPr>
@@ -11933,7 +12145,7 @@
           <w:sz w:val="16"/>
           <w:szCs w:val="16"/>
         </w:rPr>
-        <w:t xml:space="preserve">      gaps 14–15</w:t>
+        <w:t xml:space="preserve">      gaps 15–16</w:t>
       </w:r>
     </w:p>
     <w:p>
@@ -11956,7 +12168,7 @@
           <w:sz w:val="15"/>
           <w:szCs w:val="15"/>
         </w:rPr>
-        <w:t xml:space="preserve"> (14) </w:t>
+        <w:t xml:space="preserve"> (15) </w:t>
       </w:r>
       <w:r>
         <w:rPr>
@@ -11995,7 +12207,7 @@
           <w:sz w:val="15"/>
           <w:szCs w:val="15"/>
         </w:rPr>
-        <w:t xml:space="preserve"> (15) </w:t>
+        <w:t xml:space="preserve"> (16) </w:t>
       </w:r>
       <w:r>
         <w:rPr>
@@ -12161,7 +12373,7 @@
           <w:sz w:val="16"/>
           <w:szCs w:val="16"/>
         </w:rPr>
-        <w:t xml:space="preserve">      gaps 16–18</w:t>
+        <w:t xml:space="preserve">      gaps 17–19</w:t>
       </w:r>
     </w:p>
     <w:p>
@@ -12184,7 +12396,7 @@
           <w:sz w:val="15"/>
           <w:szCs w:val="15"/>
         </w:rPr>
-        <w:t xml:space="preserve"> (16) </w:t>
+        <w:t xml:space="preserve"> (17) </w:t>
       </w:r>
       <w:r>
         <w:rPr>
@@ -12216,7 +12428,7 @@
           <w:sz w:val="15"/>
           <w:szCs w:val="15"/>
         </w:rPr>
-        <w:t xml:space="preserve"> (17) </w:t>
+        <w:t xml:space="preserve"> (18) </w:t>
       </w:r>
       <w:r>
         <w:rPr>
@@ -12255,7 +12467,7 @@
           <w:sz w:val="15"/>
           <w:szCs w:val="15"/>
         </w:rPr>
-        <w:t xml:space="preserve"> (18) </w:t>
+        <w:t xml:space="preserve"> (19) </w:t>
       </w:r>
       <w:r>
         <w:rPr>
@@ -12691,7 +12903,7 @@
                 <w:sz w:val="14"/>
                 <w:szCs w:val="14"/>
               </w:rPr>
-              <w:t xml:space="preserve">(19)</w:t>
+              <w:t xml:space="preserve">(20)</w:t>
             </w:r>
           </w:p>
         </w:tc>
@@ -12886,7 +13098,7 @@
                 <w:sz w:val="14"/>
                 <w:szCs w:val="14"/>
               </w:rPr>
-              <w:t xml:space="preserve">(20)</w:t>
+              <w:t xml:space="preserve">(21)</w:t>
             </w:r>
           </w:p>
         </w:tc>
@@ -13154,7 +13366,7 @@
                 <w:sz w:val="14"/>
                 <w:szCs w:val="14"/>
               </w:rPr>
-              <w:t xml:space="preserve">(21)</w:t>
+              <w:t xml:space="preserve">(22)</w:t>
             </w:r>
           </w:p>
         </w:tc>
@@ -13373,7 +13585,7 @@
                 <w:sz w:val="14"/>
                 <w:szCs w:val="14"/>
               </w:rPr>
-              <w:t xml:space="preserve">(22)</w:t>
+              <w:t xml:space="preserve">(23)</w:t>
             </w:r>
           </w:p>
         </w:tc>
@@ -13524,7 +13736,7 @@
                 <w:sz w:val="14"/>
                 <w:szCs w:val="14"/>
               </w:rPr>
-              <w:t xml:space="preserve">(23)</w:t>
+              <w:t xml:space="preserve">(24)</w:t>
             </w:r>
           </w:p>
         </w:tc>
@@ -13625,7 +13837,7 @@
                 <w:sz w:val="14"/>
                 <w:szCs w:val="14"/>
               </w:rPr>
-              <w:t xml:space="preserve">(24)</w:t>
+              <w:t xml:space="preserve">(25)</w:t>
             </w:r>
           </w:p>
         </w:tc>
@@ -14220,7 +14432,7 @@
                 <w:sz w:val="16"/>
                 <w:szCs w:val="16"/>
               </w:rPr>
-              <w:t xml:space="preserve">14  </w:t>
+              <w:t xml:space="preserve">15  </w:t>
             </w:r>
             <w:r>
               <w:rPr>
@@ -14288,7 +14500,7 @@
                 <w:sz w:val="16"/>
                 <w:szCs w:val="16"/>
               </w:rPr>
-              <w:t xml:space="preserve">15  </w:t>
+              <w:t xml:space="preserve">16  </w:t>
             </w:r>
             <w:r>
               <w:rPr>
@@ -14356,7 +14568,7 @@
                 <w:sz w:val="16"/>
                 <w:szCs w:val="16"/>
               </w:rPr>
-              <w:t xml:space="preserve">16  </w:t>
+              <w:t xml:space="preserve">17  </w:t>
             </w:r>
             <w:r>
               <w:rPr>
@@ -14424,7 +14636,7 @@
                 <w:sz w:val="16"/>
                 <w:szCs w:val="16"/>
               </w:rPr>
-              <w:t xml:space="preserve">17  </w:t>
+              <w:t xml:space="preserve">18  </w:t>
             </w:r>
             <w:r>
               <w:rPr>
@@ -14492,7 +14704,7 @@
                 <w:sz w:val="16"/>
                 <w:szCs w:val="16"/>
               </w:rPr>
-              <w:t xml:space="preserve">18  </w:t>
+              <w:t xml:space="preserve">19  </w:t>
             </w:r>
             <w:r>
               <w:rPr>
@@ -14560,7 +14772,7 @@
                 <w:sz w:val="16"/>
                 <w:szCs w:val="16"/>
               </w:rPr>
-              <w:t xml:space="preserve">19  </w:t>
+              <w:t xml:space="preserve">20  </w:t>
             </w:r>
             <w:r>
               <w:rPr>
@@ -14628,7 +14840,7 @@
                 <w:sz w:val="16"/>
                 <w:szCs w:val="16"/>
               </w:rPr>
-              <w:t xml:space="preserve">20  </w:t>
+              <w:t xml:space="preserve">21  </w:t>
             </w:r>
             <w:r>
               <w:rPr>
@@ -14670,7 +14882,7 @@
                 <w:sz w:val="16"/>
                 <w:szCs w:val="16"/>
               </w:rPr>
-              <w:t xml:space="preserve">Accounts Receivable</w:t>
+              <w:t xml:space="preserve">account</w:t>
             </w:r>
           </w:p>
         </w:tc>
@@ -14696,7 +14908,7 @@
                 <w:sz w:val="16"/>
                 <w:szCs w:val="16"/>
               </w:rPr>
-              <w:t xml:space="preserve">21  </w:t>
+              <w:t xml:space="preserve">22  </w:t>
             </w:r>
             <w:r>
               <w:rPr>
@@ -14738,7 +14950,7 @@
                 <w:sz w:val="16"/>
                 <w:szCs w:val="16"/>
               </w:rPr>
-              <w:t xml:space="preserve">Refund Liability</w:t>
+              <w:t xml:space="preserve">Accounts Receivable</w:t>
             </w:r>
           </w:p>
         </w:tc>
@@ -14764,7 +14976,7 @@
                 <w:sz w:val="16"/>
                 <w:szCs w:val="16"/>
               </w:rPr>
-              <w:t xml:space="preserve">22  </w:t>
+              <w:t xml:space="preserve">23  </w:t>
             </w:r>
             <w:r>
               <w:rPr>
@@ -14806,7 +15018,7 @@
                 <w:sz w:val="16"/>
                 <w:szCs w:val="16"/>
               </w:rPr>
-              <w:t xml:space="preserve">Cash</w:t>
+              <w:t xml:space="preserve">Refund Liability</w:t>
             </w:r>
           </w:p>
         </w:tc>
@@ -14832,7 +15044,7 @@
                 <w:sz w:val="16"/>
                 <w:szCs w:val="16"/>
               </w:rPr>
-              <w:t xml:space="preserve">23  </w:t>
+              <w:t xml:space="preserve">24  </w:t>
             </w:r>
             <w:r>
               <w:rPr>
@@ -14874,7 +15086,7 @@
                 <w:sz w:val="16"/>
                 <w:szCs w:val="16"/>
               </w:rPr>
-              <w:t xml:space="preserve">Totals</w:t>
+              <w:t xml:space="preserve">Cash</w:t>
             </w:r>
           </w:p>
         </w:tc>
@@ -14900,7 +15112,7 @@
                 <w:sz w:val="16"/>
                 <w:szCs w:val="16"/>
               </w:rPr>
-              <w:t xml:space="preserve">24  </w:t>
+              <w:t xml:space="preserve">25  </w:t>
             </w:r>
             <w:r>
               <w:rPr>
@@ -14942,7 +15154,7 @@
                 <w:sz w:val="16"/>
                 <w:szCs w:val="16"/>
               </w:rPr>
-              <w:t xml:space="preserve">revenue</w:t>
+              <w:t xml:space="preserve">Totals</w:t>
             </w:r>
           </w:p>
         </w:tc>
@@ -14968,7 +15180,7 @@
                 <w:sz w:val="16"/>
                 <w:szCs w:val="16"/>
               </w:rPr>
-              <w:t xml:space="preserve">25  </w:t>
+              <w:t xml:space="preserve">26  </w:t>
             </w:r>
             <w:r>
               <w:rPr>
@@ -15010,7 +15222,7 @@
                 <w:sz w:val="16"/>
                 <w:szCs w:val="16"/>
               </w:rPr>
-              <w:t xml:space="preserve">contribution</w:t>
+              <w:t xml:space="preserve">revenue</w:t>
             </w:r>
           </w:p>
         </w:tc>
@@ -15036,7 +15248,7 @@
                 <w:sz w:val="16"/>
                 <w:szCs w:val="16"/>
               </w:rPr>
-              <w:t xml:space="preserve">26  </w:t>
+              <w:t xml:space="preserve">27  </w:t>
             </w:r>
             <w:r>
               <w:rPr>
@@ -15044,6 +15256,64 @@
                 <w:szCs w:val="16"/>
               </w:rPr>
               <w:t xml:space="preserve">controllable margin</w:t>
+            </w:r>
+          </w:p>
+        </w:tc>
+      </w:tr>
+      <w:tr>
+        <w:tc>
+          <w:tcPr>
+            <w:tcW w:type="pct" w:w="2500"/>
+            <w:tcMar>
+              <w:top w:type="dxa" w:w="20"/>
+              <w:left w:type="dxa" w:w="80"/>
+              <w:bottom w:type="dxa" w:w="20"/>
+              <w:right w:type="dxa" w:w="80"/>
+            </w:tcMar>
+          </w:tcPr>
+          <w:p>
+            <w:pPr>
+              <w:spacing w:before="12" w:after="12"/>
+            </w:pPr>
+            <w:r>
+              <w:rPr>
+                <w:b/>
+                <w:bCs/>
+                <w:color w:val="8186EF"/>
+                <w:sz w:val="16"/>
+                <w:szCs w:val="16"/>
+              </w:rPr>
+              <w:t xml:space="preserve">14  </w:t>
+            </w:r>
+            <w:r>
+              <w:rPr>
+                <w:sz w:val="16"/>
+                <w:szCs w:val="16"/>
+              </w:rPr>
+              <w:t xml:space="preserve">contribution</w:t>
+            </w:r>
+          </w:p>
+        </w:tc>
+        <w:tc>
+          <w:tcPr>
+            <w:tcW w:type="pct" w:w="2500"/>
+            <w:tcMar>
+              <w:top w:type="dxa" w:w="20"/>
+              <w:left w:type="dxa" w:w="80"/>
+              <w:bottom w:type="dxa" w:w="20"/>
+              <w:right w:type="dxa" w:w="80"/>
+            </w:tcMar>
+          </w:tcPr>
+          <w:p>
+            <w:pPr>
+              <w:spacing w:before="24" w:after="24"/>
+            </w:pPr>
+            <w:r>
+              <w:rPr>
+                <w:sz w:val="16"/>
+                <w:szCs w:val="16"/>
+              </w:rPr>
+              <w:t xml:space="preserve"/>
             </w:r>
           </w:p>
         </w:tc>
@@ -15086,7 +15356,7 @@
           <w:sz w:val="15"/>
           <w:szCs w:val="15"/>
         </w:rPr>
-        <w:t xml:space="preserve">This example records the revenue from Al-Salam Supermarkets, whose rebates and listing fees make its gross sales look larger than its real revenue. The net revenue and customer margin are exam-core; the entries are for depth. Gross sales: $900,000; rebates expected $45,000; listing fees paid $60,000. Activities: 600 orders, 500 deliveries, 50 rush orders and 200 returns. Record the sales net of expected rebates, treat the listing fee as a reduction of revenue, pay the rebates, and then build Al-Salam's customer margin.</w:t>
+        <w:t xml:space="preserve">This example records the revenue from Al-Salam Supermarkets, whose rebates and listing fees make its gross sales look larger than its real revenue. The net revenue and customer margin are exam-core; the entries are for depth. Gross sales: $900,000; rebates expected $45,000; listing fees paid $60,000. Activities: 600 orders, 500 deliveries, 50 rush orders and 200 returns. Record the sales net of expected rebates, treat the listing fee as a reduction of revenue, pay the rebates, and then build Al-Salam's customer margin. The revenue account ends at $795,000: gross sales minus rebates and the listing fee.</w:t>
       </w:r>
     </w:p>
     <w:p>

--- a/CMA_Summaries_B2_Ch13.docx
+++ b/CMA_Summaries_B2_Ch13.docx
@@ -1531,7 +1531,14 @@
           <w:sz w:val="19"/>
           <w:szCs w:val="19"/>
         </w:rPr>
-        <w:t xml:space="preserve">Profit can be </w:t>
+        <w:t xml:space="preserve">Profit can be measured for a product, a customer or a business unit. </w:t>
+      </w:r>
+      <w:r>
+        <w:rPr>
+          <w:sz w:val="19"/>
+          <w:szCs w:val="19"/>
+        </w:rPr>
+        <w:t xml:space="preserve">Each </w:t>
       </w:r>
       <w:r>
         <w:rPr>
@@ -1563,7 +1570,7 @@
           <w:sz w:val="19"/>
           <w:szCs w:val="19"/>
         </w:rPr>
-        <w:t xml:space="preserve"> for a product, a </w:t>
+        <w:t xml:space="preserve"> raises the same </w:t>
       </w:r>
       <w:r>
         <w:rPr>
@@ -1595,14 +1602,7 @@
           <w:sz w:val="19"/>
           <w:szCs w:val="19"/>
         </w:rPr>
-        <w:t xml:space="preserve"> or a business unit. </w:t>
-      </w:r>
-      <w:r>
-        <w:rPr>
-          <w:sz w:val="19"/>
-          <w:szCs w:val="19"/>
-        </w:rPr>
-        <w:t xml:space="preserve">Each measure raises the same </w:t>
+        <w:t xml:space="preserve">: which revenue, which costs, how to </w:t>
       </w:r>
       <w:r>
         <w:rPr>
@@ -1634,7 +1634,7 @@
           <w:sz w:val="19"/>
           <w:szCs w:val="19"/>
         </w:rPr>
-        <w:t xml:space="preserve">: which revenue, which costs, how to allocate shared costs, and which assets and values to use. </w:t>
+        <w:t xml:space="preserve"> shared costs, and which assets and values to use. </w:t>
       </w:r>
     </w:p>
     <w:tbl>
@@ -1692,7 +1692,7 @@
                 <w:sz w:val="16"/>
                 <w:szCs w:val="16"/>
               </w:rPr>
-              <w:t xml:space="preserve">therefore   ·   questions   ·   customer   ·   measured</w:t>
+              <w:t xml:space="preserve">investment   ·   allocate   ·   questions   ·   measure</w:t>
             </w:r>
           </w:p>
         </w:tc>
@@ -1975,7 +1975,105 @@
                 <w:sz w:val="15"/>
                 <w:szCs w:val="15"/>
               </w:rPr>
-              <w:t xml:space="preserve">Revenue net of rebates, listing fees and other payments to </w:t>
+              <w:t xml:space="preserve">Revenue net of rebates, listing fees and other payments to customers (ASC 606)</w:t>
+            </w:r>
+          </w:p>
+        </w:tc>
+      </w:tr>
+      <w:tr>
+        <w:tc>
+          <w:tcPr>
+            <w:tcW w:type="pct" w:w="2400"/>
+            <w:shd w:fill="FBFAF6" w:val="clear"/>
+            <w:tcMar>
+              <w:top w:type="dxa" w:w="50"/>
+              <w:left w:type="dxa" w:w="110"/>
+              <w:bottom w:type="dxa" w:w="50"/>
+              <w:right w:type="dxa" w:w="110"/>
+            </w:tcMar>
+          </w:tcPr>
+          <w:p>
+            <w:pPr>
+              <w:spacing w:before="28" w:after="28"/>
+            </w:pPr>
+            <w:r>
+              <w:rPr>
+                <w:sz w:val="15"/>
+                <w:szCs w:val="15"/>
+              </w:rPr>
+              <w:t xml:space="preserve">Investment measurement</w:t>
+            </w:r>
+          </w:p>
+        </w:tc>
+        <w:tc>
+          <w:tcPr>
+            <w:tcW w:type="pct" w:w="2600"/>
+            <w:shd w:fill="FBFAF6" w:val="clear"/>
+            <w:tcMar>
+              <w:top w:type="dxa" w:w="50"/>
+              <w:left w:type="dxa" w:w="110"/>
+              <w:bottom w:type="dxa" w:w="50"/>
+              <w:right w:type="dxa" w:w="110"/>
+            </w:tcMar>
+          </w:tcPr>
+          <w:p>
+            <w:pPr>
+              <w:spacing w:before="28" w:after="28"/>
+            </w:pPr>
+            <w:r>
+              <w:rPr>
+                <w:sz w:val="15"/>
+                <w:szCs w:val="15"/>
+              </w:rPr>
+              <w:t xml:space="preserve">Which assets each business unit uses, for return measures</w:t>
+            </w:r>
+          </w:p>
+        </w:tc>
+      </w:tr>
+      <w:tr>
+        <w:tc>
+          <w:tcPr>
+            <w:tcW w:type="pct" w:w="2400"/>
+            <w:tcMar>
+              <w:top w:type="dxa" w:w="50"/>
+              <w:left w:type="dxa" w:w="110"/>
+              <w:bottom w:type="dxa" w:w="50"/>
+              <w:right w:type="dxa" w:w="110"/>
+            </w:tcMar>
+          </w:tcPr>
+          <w:p>
+            <w:pPr>
+              <w:spacing w:before="28" w:after="28"/>
+            </w:pPr>
+            <w:r>
+              <w:rPr>
+                <w:sz w:val="15"/>
+                <w:szCs w:val="15"/>
+              </w:rPr>
+              <w:t xml:space="preserve">Valuation</w:t>
+            </w:r>
+          </w:p>
+        </w:tc>
+        <w:tc>
+          <w:tcPr>
+            <w:tcW w:type="pct" w:w="2600"/>
+            <w:tcMar>
+              <w:top w:type="dxa" w:w="50"/>
+              <w:left w:type="dxa" w:w="110"/>
+              <w:bottom w:type="dxa" w:w="50"/>
+              <w:right w:type="dxa" w:w="110"/>
+            </w:tcMar>
+          </w:tcPr>
+          <w:p>
+            <w:pPr>
+              <w:spacing w:before="28" w:after="28"/>
+            </w:pPr>
+            <w:r>
+              <w:rPr>
+                <w:sz w:val="15"/>
+                <w:szCs w:val="15"/>
+              </w:rPr>
+              <w:t xml:space="preserve"/>
             </w:r>
             <w:r>
               <w:rPr>
@@ -2007,137 +2105,7 @@
                 <w:sz w:val="15"/>
                 <w:szCs w:val="15"/>
               </w:rPr>
-              <w:t xml:space="preserve"> (ASC 606)</w:t>
-            </w:r>
-          </w:p>
-        </w:tc>
-      </w:tr>
-      <w:tr>
-        <w:tc>
-          <w:tcPr>
-            <w:tcW w:type="pct" w:w="2400"/>
-            <w:shd w:fill="FBFAF6" w:val="clear"/>
-            <w:tcMar>
-              <w:top w:type="dxa" w:w="50"/>
-              <w:left w:type="dxa" w:w="110"/>
-              <w:bottom w:type="dxa" w:w="50"/>
-              <w:right w:type="dxa" w:w="110"/>
-            </w:tcMar>
-          </w:tcPr>
-          <w:p>
-            <w:pPr>
-              <w:spacing w:before="28" w:after="28"/>
-            </w:pPr>
-            <w:r>
-              <w:rPr>
-                <w:sz w:val="15"/>
-                <w:szCs w:val="15"/>
-              </w:rPr>
-              <w:t xml:space="preserve">Investment measurement</w:t>
-            </w:r>
-          </w:p>
-        </w:tc>
-        <w:tc>
-          <w:tcPr>
-            <w:tcW w:type="pct" w:w="2600"/>
-            <w:shd w:fill="FBFAF6" w:val="clear"/>
-            <w:tcMar>
-              <w:top w:type="dxa" w:w="50"/>
-              <w:left w:type="dxa" w:w="110"/>
-              <w:bottom w:type="dxa" w:w="50"/>
-              <w:right w:type="dxa" w:w="110"/>
-            </w:tcMar>
-          </w:tcPr>
-          <w:p>
-            <w:pPr>
-              <w:spacing w:before="28" w:after="28"/>
-            </w:pPr>
-            <w:r>
-              <w:rPr>
-                <w:sz w:val="15"/>
-                <w:szCs w:val="15"/>
-              </w:rPr>
-              <w:t xml:space="preserve">Which assets each </w:t>
-            </w:r>
-            <w:r>
-              <w:rPr>
-                <w:b/>
-                <w:bCs/>
-                <w:color w:val="8186EF"/>
-                <w:sz w:val="14"/>
-                <w:szCs w:val="14"/>
-              </w:rPr>
-              <w:t xml:space="preserve"> (6) </w:t>
-            </w:r>
-            <w:r>
-              <w:rPr>
-                <w:u w:val="single"/>
-                <w:sz w:val="15"/>
-                <w:szCs w:val="15"/>
-              </w:rPr>
-              <w:t xml:space="preserve">              </w:t>
-            </w:r>
-            <w:r>
-              <w:rPr>
-                <w:sz w:val="15"/>
-                <w:szCs w:val="15"/>
-              </w:rPr>
-              <w:t xml:space="preserve"> </w:t>
-            </w:r>
-            <w:r>
-              <w:rPr>
-                <w:sz w:val="15"/>
-                <w:szCs w:val="15"/>
-              </w:rPr>
-              <w:t xml:space="preserve"> uses, for return measures</w:t>
-            </w:r>
-          </w:p>
-        </w:tc>
-      </w:tr>
-      <w:tr>
-        <w:tc>
-          <w:tcPr>
-            <w:tcW w:type="pct" w:w="2400"/>
-            <w:tcMar>
-              <w:top w:type="dxa" w:w="50"/>
-              <w:left w:type="dxa" w:w="110"/>
-              <w:bottom w:type="dxa" w:w="50"/>
-              <w:right w:type="dxa" w:w="110"/>
-            </w:tcMar>
-          </w:tcPr>
-          <w:p>
-            <w:pPr>
-              <w:spacing w:before="28" w:after="28"/>
-            </w:pPr>
-            <w:r>
-              <w:rPr>
-                <w:sz w:val="15"/>
-                <w:szCs w:val="15"/>
-              </w:rPr>
-              <w:t xml:space="preserve">Valuation</w:t>
-            </w:r>
-          </w:p>
-        </w:tc>
-        <w:tc>
-          <w:tcPr>
-            <w:tcW w:type="pct" w:w="2600"/>
-            <w:tcMar>
-              <w:top w:type="dxa" w:w="50"/>
-              <w:left w:type="dxa" w:w="110"/>
-              <w:bottom w:type="dxa" w:w="50"/>
-              <w:right w:type="dxa" w:w="110"/>
-            </w:tcMar>
-          </w:tcPr>
-          <w:p>
-            <w:pPr>
-              <w:spacing w:before="28" w:after="28"/>
-            </w:pPr>
-            <w:r>
-              <w:rPr>
-                <w:sz w:val="15"/>
-                <w:szCs w:val="15"/>
-              </w:rPr>
-              <w:t xml:space="preserve">Historical cost or current value of those assets; transfer prices between units</w:t>
+              <w:t xml:space="preserve"> cost or current value of those assets; transfer prices between units</w:t>
             </w:r>
           </w:p>
         </w:tc>
@@ -2199,7 +2167,7 @@
                 <w:sz w:val="16"/>
                 <w:szCs w:val="16"/>
               </w:rPr>
-              <w:t xml:space="preserve">cost to serve   ·   business unit   ·   customers   ·   Which costs to include</w:t>
+              <w:t xml:space="preserve">cost to serve   ·   Historical   ·   Which costs to include</w:t>
             </w:r>
           </w:p>
         </w:tc>
@@ -2226,7 +2194,7 @@
           <w:sz w:val="16"/>
           <w:szCs w:val="16"/>
         </w:rPr>
-        <w:t xml:space="preserve">      gaps 7–12</w:t>
+        <w:t xml:space="preserve">      gaps 6–11</w:t>
       </w:r>
     </w:p>
     <w:p>
@@ -2239,7 +2207,7 @@
           <w:sz w:val="19"/>
           <w:szCs w:val="19"/>
         </w:rPr>
-        <w:t xml:space="preserve">Under ASC 606, </w:t>
+        <w:t xml:space="preserve">Under ASC 606, rebates and fees paid to a customer for shelf space </w:t>
       </w:r>
       <w:r>
         <w:rPr>
@@ -2249,7 +2217,7 @@
           <w:sz w:val="15"/>
           <w:szCs w:val="15"/>
         </w:rPr>
-        <w:t xml:space="preserve"> (7) </w:t>
+        <w:t xml:space="preserve"> (6) </w:t>
       </w:r>
       <w:r>
         <w:rPr>
@@ -2271,7 +2239,7 @@
           <w:sz w:val="19"/>
           <w:szCs w:val="19"/>
         </w:rPr>
-        <w:t xml:space="preserve"> and fees paid to a customer for shelf space reduce revenue; they are not selling </w:t>
+        <w:t xml:space="preserve"> revenue; they are not selling </w:t>
       </w:r>
       <w:r>
         <w:rPr>
@@ -2281,7 +2249,7 @@
           <w:sz w:val="15"/>
           <w:szCs w:val="15"/>
         </w:rPr>
-        <w:t xml:space="preserve"> (8) </w:t>
+        <w:t xml:space="preserve"> (7) </w:t>
       </w:r>
       <w:r>
         <w:rPr>
@@ -2320,7 +2288,7 @@
           <w:sz w:val="15"/>
           <w:szCs w:val="15"/>
         </w:rPr>
-        <w:t xml:space="preserve"> (9) </w:t>
+        <w:t xml:space="preserve"> (8) </w:t>
       </w:r>
       <w:r>
         <w:rPr>
@@ -2352,7 +2320,7 @@
           <w:sz w:val="15"/>
           <w:szCs w:val="15"/>
         </w:rPr>
-        <w:t xml:space="preserve"> (10) </w:t>
+        <w:t xml:space="preserve"> (9) </w:t>
       </w:r>
       <w:r>
         <w:rPr>
@@ -2381,7 +2349,7 @@
           <w:sz w:val="19"/>
           <w:szCs w:val="19"/>
         </w:rPr>
-        <w:t xml:space="preserve"/>
+        <w:t xml:space="preserve">Product cost alone hides the cost to serve, and </w:t>
       </w:r>
       <w:r>
         <w:rPr>
@@ -2391,7 +2359,7 @@
           <w:sz w:val="15"/>
           <w:szCs w:val="15"/>
         </w:rPr>
-        <w:t xml:space="preserve"> (11) </w:t>
+        <w:t xml:space="preserve"> (10) </w:t>
       </w:r>
       <w:r>
         <w:rPr>
@@ -2399,7 +2367,7 @@
           <w:sz w:val="19"/>
           <w:szCs w:val="19"/>
         </w:rPr>
-        <w:t xml:space="preserve">           </w:t>
+        <w:t xml:space="preserve">            </w:t>
       </w:r>
       <w:r>
         <w:rPr>
@@ -2413,7 +2381,14 @@
           <w:sz w:val="19"/>
           <w:szCs w:val="19"/>
         </w:rPr>
-        <w:t xml:space="preserve"> cost alone hides the cost to serve, and </w:t>
+        <w:t xml:space="preserve"> selling costs by revenue hides it again. </w:t>
+      </w:r>
+      <w:r>
+        <w:rPr>
+          <w:sz w:val="19"/>
+          <w:szCs w:val="19"/>
+        </w:rPr>
+        <w:t xml:space="preserve">For a business unit, the investment base and its valuation also matter, </w:t>
       </w:r>
       <w:r>
         <w:rPr>
@@ -2423,7 +2398,7 @@
           <w:sz w:val="15"/>
           <w:szCs w:val="15"/>
         </w:rPr>
-        <w:t xml:space="preserve"> (12) </w:t>
+        <w:t xml:space="preserve"> (11) </w:t>
       </w:r>
       <w:r>
         <w:rPr>
@@ -2431,7 +2406,7 @@
           <w:sz w:val="19"/>
           <w:szCs w:val="19"/>
         </w:rPr>
-        <w:t xml:space="preserve">            </w:t>
+        <w:t xml:space="preserve">           </w:t>
       </w:r>
       <w:r>
         <w:rPr>
@@ -2445,14 +2420,7 @@
           <w:sz w:val="19"/>
           <w:szCs w:val="19"/>
         </w:rPr>
-        <w:t xml:space="preserve"> selling costs by revenue hides it again. </w:t>
-      </w:r>
-      <w:r>
-        <w:rPr>
-          <w:sz w:val="19"/>
-          <w:szCs w:val="19"/>
-        </w:rPr>
-        <w:t xml:space="preserve">For a business unit, the investment base and its valuation also matter, because they decide the return. </w:t>
+        <w:t xml:space="preserve"> they decide the return. </w:t>
       </w:r>
       <w:r>
         <w:rPr>
@@ -2517,7 +2485,7 @@
                 <w:sz w:val="16"/>
                 <w:szCs w:val="16"/>
               </w:rPr>
-              <w:t xml:space="preserve">therefore   ·   expenses   ·   Product   ·   rebates   ·   measure   ·   customer's   ·   allocating</w:t>
+              <w:t xml:space="preserve">therefore   ·   expenses   ·   allocating   ·   reduce   ·   rebates   ·   customer's   ·   because</w:t>
             </w:r>
           </w:p>
         </w:tc>
@@ -2974,7 +2942,7 @@
                 <w:sz w:val="16"/>
                 <w:szCs w:val="16"/>
               </w:rPr>
-              <w:t xml:space="preserve">measured</w:t>
+              <w:t xml:space="preserve">measure</w:t>
             </w:r>
           </w:p>
         </w:tc>
@@ -3007,7 +2975,7 @@
                 <w:sz w:val="16"/>
                 <w:szCs w:val="16"/>
               </w:rPr>
-              <w:t xml:space="preserve">expenses</w:t>
+              <w:t xml:space="preserve">customer's</w:t>
             </w:r>
           </w:p>
         </w:tc>
@@ -3042,7 +3010,7 @@
                 <w:sz w:val="16"/>
                 <w:szCs w:val="16"/>
               </w:rPr>
-              <w:t xml:space="preserve">customer</w:t>
+              <w:t xml:space="preserve">questions</w:t>
             </w:r>
           </w:p>
         </w:tc>
@@ -3075,7 +3043,7 @@
                 <w:sz w:val="16"/>
                 <w:szCs w:val="16"/>
               </w:rPr>
-              <w:t xml:space="preserve">customer's</w:t>
+              <w:t xml:space="preserve">therefore</w:t>
             </w:r>
           </w:p>
         </w:tc>
@@ -3110,7 +3078,7 @@
                 <w:sz w:val="16"/>
                 <w:szCs w:val="16"/>
               </w:rPr>
-              <w:t xml:space="preserve">questions</w:t>
+              <w:t xml:space="preserve">allocate</w:t>
             </w:r>
           </w:p>
         </w:tc>
@@ -3143,7 +3111,7 @@
                 <w:sz w:val="16"/>
                 <w:szCs w:val="16"/>
               </w:rPr>
-              <w:t xml:space="preserve">therefore</w:t>
+              <w:t xml:space="preserve">allocating</w:t>
             </w:r>
           </w:p>
         </w:tc>
@@ -3211,7 +3179,7 @@
                 <w:sz w:val="16"/>
                 <w:szCs w:val="16"/>
               </w:rPr>
-              <w:t xml:space="preserve">Product</w:t>
+              <w:t xml:space="preserve">because</w:t>
             </w:r>
           </w:p>
         </w:tc>
@@ -3246,7 +3214,7 @@
                 <w:sz w:val="16"/>
                 <w:szCs w:val="16"/>
               </w:rPr>
-              <w:t xml:space="preserve">customers</w:t>
+              <w:t xml:space="preserve">Historical</w:t>
             </w:r>
           </w:p>
         </w:tc>
@@ -3279,7 +3247,7 @@
                 <w:sz w:val="16"/>
                 <w:szCs w:val="16"/>
               </w:rPr>
-              <w:t xml:space="preserve">allocating</w:t>
+              <w:t xml:space="preserve">customer profitability analysis</w:t>
             </w:r>
           </w:p>
         </w:tc>
@@ -3314,7 +3282,7 @@
                 <w:sz w:val="16"/>
                 <w:szCs w:val="16"/>
               </w:rPr>
-              <w:t xml:space="preserve">business unit</w:t>
+              <w:t xml:space="preserve">reduce</w:t>
             </w:r>
           </w:p>
         </w:tc>
@@ -3347,7 +3315,7 @@
                 <w:sz w:val="16"/>
                 <w:szCs w:val="16"/>
               </w:rPr>
-              <w:t xml:space="preserve">customer profitability analysis</w:t>
+              <w:t xml:space="preserve">cost to serve</w:t>
             </w:r>
           </w:p>
         </w:tc>
@@ -3382,7 +3350,7 @@
                 <w:sz w:val="16"/>
                 <w:szCs w:val="16"/>
               </w:rPr>
-              <w:t xml:space="preserve">rebates</w:t>
+              <w:t xml:space="preserve">expenses</w:t>
             </w:r>
           </w:p>
         </w:tc>
@@ -3398,24 +3366,14 @@
           </w:tcPr>
           <w:p>
             <w:pPr>
-              <w:spacing w:before="12" w:after="12"/>
-            </w:pPr>
-            <w:r>
-              <w:rPr>
-                <w:b/>
-                <w:bCs/>
-                <w:color w:val="8186EF"/>
-                <w:sz w:val="16"/>
-                <w:szCs w:val="16"/>
-              </w:rPr>
-              <w:t xml:space="preserve">14  </w:t>
-            </w:r>
-            <w:r>
-              <w:rPr>
-                <w:sz w:val="16"/>
-                <w:szCs w:val="16"/>
-              </w:rPr>
-              <w:t xml:space="preserve">cost to serve</w:t>
+              <w:spacing w:before="24" w:after="24"/>
+            </w:pPr>
+            <w:r>
+              <w:rPr>
+                <w:sz w:val="16"/>
+                <w:szCs w:val="16"/>
+              </w:rPr>
+              <w:t xml:space="preserve"/>
             </w:r>
           </w:p>
         </w:tc>
@@ -3673,7 +3631,7 @@
           <w:sz w:val="19"/>
           <w:szCs w:val="19"/>
         </w:rPr>
-        <w:t xml:space="preserve"> one customer, such as a key </w:t>
+        <w:t xml:space="preserve"> one customer, such as a key account manager; some by a whole </w:t>
       </w:r>
       <w:r>
         <w:rPr>
@@ -3705,7 +3663,7 @@
           <w:sz w:val="19"/>
           <w:szCs w:val="19"/>
         </w:rPr>
-        <w:t xml:space="preserve"> manager; some by a whole channel; and some by the company as a whole. </w:t>
+        <w:t xml:space="preserve">; and some by the company as a whole. </w:t>
       </w:r>
       <w:r>
         <w:rPr>
@@ -3783,7 +3741,7 @@
           <w:sz w:val="19"/>
           <w:szCs w:val="19"/>
         </w:rPr>
-        <w:t xml:space="preserve">Tahini &amp; Spreads uses four </w:t>
+        <w:t xml:space="preserve">Tahini &amp; </w:t>
       </w:r>
       <w:r>
         <w:rPr>
@@ -3815,7 +3773,7 @@
           <w:sz w:val="19"/>
           <w:szCs w:val="19"/>
         </w:rPr>
-        <w:t xml:space="preserve"> rates: $50 an order, $120 a delivery, $200 a rush order and $80 a return. </w:t>
+        <w:t xml:space="preserve"> uses four activity rates: $50 an order, $120 a delivery, $200 a rush order and $80 a return. </w:t>
       </w:r>
     </w:p>
     <w:tbl>
@@ -3873,7 +3831,7 @@
                 <w:sz w:val="16"/>
                 <w:szCs w:val="16"/>
               </w:rPr>
-              <w:t xml:space="preserve">activities   ·   account   ·   causes   ·   different   ·   delivery   ·   activity   ·   keeping</w:t>
+              <w:t xml:space="preserve">activities   ·   channel   ·   causes   ·   different   ·   delivery   ·   Spreads   ·   keeping</w:t>
             </w:r>
           </w:p>
         </w:tc>
@@ -4132,7 +4090,7 @@
       <w:r>
         <w:drawing>
           <wp:inline distT="0" distB="0" distL="0" distR="0">
-            <wp:extent cx="5734050" cy="1946550"/>
+            <wp:extent cx="5734050" cy="2519975"/>
             <wp:effectExtent t="0" r="0" b="0" l="0"/>
             <wp:docPr id="1" name="" descr="" title=""/>
             <wp:cNvGraphicFramePr>
@@ -4157,7 +4115,7 @@
                   <pic:spPr bwMode="auto">
                     <a:xfrm>
                       <a:off x="0" y="0"/>
-                      <a:ext cx="5734050" cy="1946550"/>
+                      <a:ext cx="5734050" cy="2519975"/>
                     </a:xfrm>
                     <a:prstGeom prst="rect">
                       <a:avLst/>
@@ -4340,7 +4298,7 @@
       <w:r>
         <w:drawing>
           <wp:inline distT="0" distB="0" distL="0" distR="0">
-            <wp:extent cx="5734050" cy="1946550"/>
+            <wp:extent cx="5734050" cy="2716125"/>
             <wp:effectExtent t="0" r="0" b="0" l="0"/>
             <wp:docPr id="1" name="" descr="" title=""/>
             <wp:cNvGraphicFramePr>
@@ -4365,7 +4323,7 @@
                   <pic:spPr bwMode="auto">
                     <a:xfrm>
                       <a:off x="0" y="0"/>
-                      <a:ext cx="5734050" cy="1946550"/>
+                      <a:ext cx="5734050" cy="2716125"/>
                     </a:xfrm>
                     <a:prstGeom prst="rect">
                       <a:avLst/>
@@ -4460,7 +4418,7 @@
           <w:sz w:val="16"/>
           <w:szCs w:val="16"/>
         </w:rPr>
-        <w:t xml:space="preserve">      gaps 13–15</w:t>
+        <w:t xml:space="preserve">      gaps 13–14</w:t>
       </w:r>
     </w:p>
     <w:p>
@@ -4473,7 +4431,14 @@
           <w:sz w:val="19"/>
           <w:szCs w:val="19"/>
         </w:rPr>
-        <w:t xml:space="preserve">Qasr </w:t>
+        <w:t xml:space="preserve">Qasr orders often and asks for many rush deliveries, so its cost to serve is high for its size. </w:t>
+      </w:r>
+      <w:r>
+        <w:rPr>
+          <w:sz w:val="19"/>
+          <w:szCs w:val="19"/>
+        </w:rPr>
+        <w:t xml:space="preserve">A </w:t>
       </w:r>
       <w:r>
         <w:rPr>
@@ -4491,7 +4456,7 @@
           <w:sz w:val="19"/>
           <w:szCs w:val="19"/>
         </w:rPr>
-        <w:t xml:space="preserve">           </w:t>
+        <w:t xml:space="preserve">                     </w:t>
       </w:r>
       <w:r>
         <w:rPr>
@@ -4505,7 +4470,7 @@
           <w:sz w:val="19"/>
           <w:szCs w:val="19"/>
         </w:rPr>
-        <w:t xml:space="preserve"> often and asks for many rush </w:t>
+        <w:t xml:space="preserve"> cost, such as </w:t>
       </w:r>
       <w:r>
         <w:rPr>
@@ -4523,7 +4488,7 @@
           <w:sz w:val="19"/>
           <w:szCs w:val="19"/>
         </w:rPr>
-        <w:t xml:space="preserve">            </w:t>
+        <w:t xml:space="preserve">           </w:t>
       </w:r>
       <w:r>
         <w:rPr>
@@ -4537,46 +4502,7 @@
           <w:sz w:val="19"/>
           <w:szCs w:val="19"/>
         </w:rPr>
-        <w:t xml:space="preserve">, so its cost to serve is high for its size. </w:t>
-      </w:r>
-      <w:r>
-        <w:rPr>
-          <w:sz w:val="19"/>
-          <w:szCs w:val="19"/>
-        </w:rPr>
-        <w:t xml:space="preserve">A </w:t>
-      </w:r>
-      <w:r>
-        <w:rPr>
-          <w:b/>
-          <w:bCs/>
-          <w:color w:val="8186EF"/>
-          <w:sz w:val="15"/>
-          <w:szCs w:val="15"/>
-        </w:rPr>
-        <w:t xml:space="preserve"> (15) </w:t>
-      </w:r>
-      <w:r>
-        <w:rPr>
-          <w:u w:val="single"/>
-          <w:sz w:val="19"/>
-          <w:szCs w:val="19"/>
-        </w:rPr>
-        <w:t xml:space="preserve">                     </w:t>
-      </w:r>
-      <w:r>
-        <w:rPr>
-          <w:sz w:val="19"/>
-          <w:szCs w:val="19"/>
-        </w:rPr>
-        <w:t xml:space="preserve"> </w:t>
-      </w:r>
-      <w:r>
-        <w:rPr>
-          <w:sz w:val="19"/>
-          <w:szCs w:val="19"/>
-        </w:rPr>
-        <w:t xml:space="preserve"> cost, such as Qasr's key account manager, is added after the activity costs. </w:t>
+        <w:t xml:space="preserve"> key account manager, is added after the activity costs. </w:t>
       </w:r>
     </w:p>
     <w:tbl>
@@ -4634,7 +4560,7 @@
                 <w:sz w:val="16"/>
                 <w:szCs w:val="16"/>
               </w:rPr>
-              <w:t xml:space="preserve">delivery   ·   orders   ·   deliveries   ·   customer-sustaining</w:t>
+              <w:t xml:space="preserve">customer-sustaining   ·   deliveries   ·   Qasr's</w:t>
             </w:r>
           </w:p>
         </w:tc>
@@ -4770,13 +4696,25 @@
                 <w:sz w:val="16"/>
                 <w:szCs w:val="16"/>
               </w:rPr>
-              <w:t xml:space="preserve">customer-sustaining cost   ·   whale curve   ·   cost to serve</w:t>
+              <w:t xml:space="preserve">customer-sustaining cost   ·   whale curve   ·   customer cost hierarchy</w:t>
             </w:r>
           </w:p>
         </w:tc>
       </w:tr>
     </w:tbl>
     <w:p/>
+    <w:p>
+      <w:pPr>
+        <w:pageBreakBefore w:val="true"/>
+        <w:spacing w:after="0"/>
+      </w:pPr>
+      <w:r>
+        <w:rPr>
+          <w:sz w:val="2"/>
+        </w:rPr>
+        <w:t xml:space="preserve"> </w:t>
+      </w:r>
+    </w:p>
     <w:tbl>
       <w:tblPr>
         <w:tblW w:type="pct" w:w="100%"/>
@@ -5155,14 +5093,14 @@
                 <w:sz w:val="16"/>
                 <w:szCs w:val="16"/>
               </w:rPr>
-              <w:t xml:space="preserve">10  </w:t>
-            </w:r>
-            <w:r>
-              <w:rPr>
-                <w:sz w:val="16"/>
-                <w:szCs w:val="16"/>
-              </w:rPr>
-              <w:t xml:space="preserve">Rush orders</w:t>
+              <w:t xml:space="preserve">9  </w:t>
+            </w:r>
+            <w:r>
+              <w:rPr>
+                <w:sz w:val="16"/>
+                <w:szCs w:val="16"/>
+              </w:rPr>
+              <w:t xml:space="preserve">Deliveries</w:t>
             </w:r>
           </w:p>
         </w:tc>
@@ -5223,14 +5161,14 @@
                 <w:sz w:val="16"/>
                 <w:szCs w:val="16"/>
               </w:rPr>
-              <w:t xml:space="preserve">11  </w:t>
-            </w:r>
-            <w:r>
-              <w:rPr>
-                <w:sz w:val="16"/>
-                <w:szCs w:val="16"/>
-              </w:rPr>
-              <w:t xml:space="preserve">Order processing</w:t>
+              <w:t xml:space="preserve">10  </w:t>
+            </w:r>
+            <w:r>
+              <w:rPr>
+                <w:sz w:val="16"/>
+                <w:szCs w:val="16"/>
+              </w:rPr>
+              <w:t xml:space="preserve">Rush orders</w:t>
             </w:r>
           </w:p>
         </w:tc>
@@ -5265,7 +5203,7 @@
                 <w:sz w:val="16"/>
                 <w:szCs w:val="16"/>
               </w:rPr>
-              <w:t xml:space="preserve">account</w:t>
+              <w:t xml:space="preserve">channel</w:t>
             </w:r>
           </w:p>
         </w:tc>
@@ -5291,14 +5229,14 @@
                 <w:sz w:val="16"/>
                 <w:szCs w:val="16"/>
               </w:rPr>
-              <w:t xml:space="preserve">12  </w:t>
-            </w:r>
-            <w:r>
-              <w:rPr>
-                <w:sz w:val="16"/>
-                <w:szCs w:val="16"/>
-              </w:rPr>
-              <w:t xml:space="preserve">Deliveries</w:t>
+              <w:t xml:space="preserve">11  </w:t>
+            </w:r>
+            <w:r>
+              <w:rPr>
+                <w:sz w:val="16"/>
+                <w:szCs w:val="16"/>
+              </w:rPr>
+              <w:t xml:space="preserve">Order processing</w:t>
             </w:r>
           </w:p>
         </w:tc>
@@ -5359,14 +5297,14 @@
                 <w:sz w:val="16"/>
                 <w:szCs w:val="16"/>
               </w:rPr>
-              <w:t xml:space="preserve">13  </w:t>
-            </w:r>
-            <w:r>
-              <w:rPr>
-                <w:sz w:val="16"/>
-                <w:szCs w:val="16"/>
-              </w:rPr>
-              <w:t xml:space="preserve">orders</w:t>
+              <w:t xml:space="preserve">12  </w:t>
+            </w:r>
+            <w:r>
+              <w:rPr>
+                <w:sz w:val="16"/>
+                <w:szCs w:val="16"/>
+              </w:rPr>
+              <w:t xml:space="preserve">Deliveries</w:t>
             </w:r>
           </w:p>
         </w:tc>
@@ -5427,14 +5365,14 @@
                 <w:sz w:val="16"/>
                 <w:szCs w:val="16"/>
               </w:rPr>
-              <w:t xml:space="preserve">14  </w:t>
-            </w:r>
-            <w:r>
-              <w:rPr>
-                <w:sz w:val="16"/>
-                <w:szCs w:val="16"/>
-              </w:rPr>
-              <w:t xml:space="preserve">deliveries</w:t>
+              <w:t xml:space="preserve">13  </w:t>
+            </w:r>
+            <w:r>
+              <w:rPr>
+                <w:sz w:val="16"/>
+                <w:szCs w:val="16"/>
+              </w:rPr>
+              <w:t xml:space="preserve">customer-sustaining</w:t>
             </w:r>
           </w:p>
         </w:tc>
@@ -5469,7 +5407,7 @@
                 <w:sz w:val="16"/>
                 <w:szCs w:val="16"/>
               </w:rPr>
-              <w:t xml:space="preserve">activity</w:t>
+              <w:t xml:space="preserve">Spreads</w:t>
             </w:r>
           </w:p>
         </w:tc>
@@ -5495,14 +5433,14 @@
                 <w:sz w:val="16"/>
                 <w:szCs w:val="16"/>
               </w:rPr>
-              <w:t xml:space="preserve">15  </w:t>
-            </w:r>
-            <w:r>
-              <w:rPr>
-                <w:sz w:val="16"/>
-                <w:szCs w:val="16"/>
-              </w:rPr>
-              <w:t xml:space="preserve">customer-sustaining</w:t>
+              <w:t xml:space="preserve">14  </w:t>
+            </w:r>
+            <w:r>
+              <w:rPr>
+                <w:sz w:val="16"/>
+                <w:szCs w:val="16"/>
+              </w:rPr>
+              <w:t xml:space="preserve">Qasr's</w:t>
             </w:r>
           </w:p>
         </w:tc>
@@ -5563,14 +5501,14 @@
                 <w:sz w:val="16"/>
                 <w:szCs w:val="16"/>
               </w:rPr>
-              <w:t xml:space="preserve">16  </w:t>
-            </w:r>
-            <w:r>
-              <w:rPr>
-                <w:sz w:val="16"/>
-                <w:szCs w:val="16"/>
-              </w:rPr>
-              <w:t xml:space="preserve">cost to serve</w:t>
+              <w:t xml:space="preserve">15  </w:t>
+            </w:r>
+            <w:r>
+              <w:rPr>
+                <w:sz w:val="16"/>
+                <w:szCs w:val="16"/>
+              </w:rPr>
+              <w:t xml:space="preserve">customer cost hierarchy</w:t>
             </w:r>
           </w:p>
         </w:tc>
@@ -5631,7 +5569,7 @@
                 <w:sz w:val="16"/>
                 <w:szCs w:val="16"/>
               </w:rPr>
-              <w:t xml:space="preserve">17  </w:t>
+              <w:t xml:space="preserve">16  </w:t>
             </w:r>
             <w:r>
               <w:rPr>
@@ -5639,64 +5577,6 @@
                 <w:szCs w:val="16"/>
               </w:rPr>
               <w:t xml:space="preserve">customer-sustaining cost</w:t>
-            </w:r>
-          </w:p>
-        </w:tc>
-      </w:tr>
-      <w:tr>
-        <w:tc>
-          <w:tcPr>
-            <w:tcW w:type="pct" w:w="2500"/>
-            <w:tcMar>
-              <w:top w:type="dxa" w:w="20"/>
-              <w:left w:type="dxa" w:w="80"/>
-              <w:bottom w:type="dxa" w:w="20"/>
-              <w:right w:type="dxa" w:w="80"/>
-            </w:tcMar>
-          </w:tcPr>
-          <w:p>
-            <w:pPr>
-              <w:spacing w:before="12" w:after="12"/>
-            </w:pPr>
-            <w:r>
-              <w:rPr>
-                <w:b/>
-                <w:bCs/>
-                <w:color w:val="8186EF"/>
-                <w:sz w:val="16"/>
-                <w:szCs w:val="16"/>
-              </w:rPr>
-              <w:t xml:space="preserve">9  </w:t>
-            </w:r>
-            <w:r>
-              <w:rPr>
-                <w:sz w:val="16"/>
-                <w:szCs w:val="16"/>
-              </w:rPr>
-              <w:t xml:space="preserve">Deliveries</w:t>
-            </w:r>
-          </w:p>
-        </w:tc>
-        <w:tc>
-          <w:tcPr>
-            <w:tcW w:type="pct" w:w="2500"/>
-            <w:tcMar>
-              <w:top w:type="dxa" w:w="20"/>
-              <w:left w:type="dxa" w:w="80"/>
-              <w:bottom w:type="dxa" w:w="20"/>
-              <w:right w:type="dxa" w:w="80"/>
-            </w:tcMar>
-          </w:tcPr>
-          <w:p>
-            <w:pPr>
-              <w:spacing w:before="24" w:after="24"/>
-            </w:pPr>
-            <w:r>
-              <w:rPr>
-                <w:sz w:val="16"/>
-                <w:szCs w:val="16"/>
-              </w:rPr>
-              <w:t xml:space="preserve"/>
             </w:r>
           </w:p>
         </w:tc>
@@ -5887,9 +5767,2258 @@
         <w:t xml:space="preserve">The small shops lose $73,000 and the hotel supply agent loses $58,800.</w:t>
       </w:r>
     </w:p>
+    <w:tbl>
+      <w:tblPr>
+        <w:tblW w:type="pct" w:w="100%"/>
+        <w:tblLayout w:type="fixed"/>
+        <w:tblBorders>
+          <w:top w:val="single" w:color="353A7C" w:sz="6"/>
+          <w:left w:val="single" w:color="353A7C" w:sz="6"/>
+          <w:bottom w:val="single" w:color="353A7C" w:sz="6"/>
+          <w:right w:val="single" w:color="353A7C" w:sz="6"/>
+          <w:insideH w:val="single" w:color="353A7C" w:sz="6"/>
+          <w:insideV w:val="single" w:color="353A7C" w:sz="6"/>
+        </w:tblBorders>
+      </w:tblPr>
+      <w:tblGrid>
+        <w:gridCol w:w="2026"/>
+        <w:gridCol w:w="1049"/>
+        <w:gridCol w:w="1041"/>
+        <w:gridCol w:w="1071"/>
+        <w:gridCol w:w="1063"/>
+        <w:gridCol w:w="1084"/>
+        <w:gridCol w:w="996"/>
+        <w:gridCol w:w="1270"/>
+      </w:tblGrid>
+      <w:tr>
+        <w:tc>
+          <w:tcPr>
+            <w:tcW w:type="pct" w:w="5000"/>
+            <w:gridSpan w:val="8"/>
+            <w:shd w:fill="353A7C" w:val="clear"/>
+            <w:tcMar>
+              <w:top w:type="dxa" w:w="60"/>
+              <w:left w:type="dxa" w:w="120"/>
+              <w:bottom w:type="dxa" w:w="60"/>
+              <w:right w:type="dxa" w:w="120"/>
+            </w:tcMar>
+          </w:tcPr>
+          <w:p>
+            <w:pPr>
+              <w:spacing w:before="40" w:after="40"/>
+            </w:pPr>
+            <w:r>
+              <w:rPr>
+                <w:b/>
+                <w:bCs/>
+                <w:color w:val="FFFFFF"/>
+                <w:sz w:val="17"/>
+                <w:szCs w:val="17"/>
+              </w:rPr>
+              <w:t xml:space="preserve">Customer profitability, Tahini &amp; Spreads, 2027</w:t>
+            </w:r>
+          </w:p>
+        </w:tc>
+      </w:tr>
+      <w:tr>
+        <w:tc>
+          <w:tcPr>
+            <w:tcW w:type="pct" w:w="1055"/>
+            <w:shd w:fill="353A7C" w:val="clear"/>
+            <w:tcMar>
+              <w:top w:type="dxa" w:w="50"/>
+              <w:left w:type="dxa" w:w="110"/>
+              <w:bottom w:type="dxa" w:w="50"/>
+              <w:right w:type="dxa" w:w="110"/>
+            </w:tcMar>
+          </w:tcPr>
+          <w:p>
+            <w:pPr>
+              <w:spacing w:before="30" w:after="30"/>
+            </w:pPr>
+            <w:r>
+              <w:rPr>
+                <w:b/>
+                <w:bCs/>
+                <w:color w:val="FFFFFF"/>
+                <w:sz w:val="15"/>
+                <w:szCs w:val="15"/>
+              </w:rPr>
+              <w:t xml:space="preserve">2027 (whole USD)</w:t>
+            </w:r>
+          </w:p>
+        </w:tc>
+        <w:tc>
+          <w:tcPr>
+            <w:tcW w:type="pct" w:w="547"/>
+            <w:shd w:fill="353A7C" w:val="clear"/>
+            <w:tcMar>
+              <w:top w:type="dxa" w:w="50"/>
+              <w:left w:type="dxa" w:w="110"/>
+              <w:bottom w:type="dxa" w:w="50"/>
+              <w:right w:type="dxa" w:w="110"/>
+            </w:tcMar>
+          </w:tcPr>
+          <w:p>
+            <w:pPr>
+              <w:spacing w:before="30" w:after="30"/>
+            </w:pPr>
+            <w:r>
+              <w:rPr>
+                <w:b/>
+                <w:bCs/>
+                <w:color w:val="FFFFFF"/>
+                <w:sz w:val="15"/>
+                <w:szCs w:val="15"/>
+              </w:rPr>
+              <w:t xml:space="preserve">Barada</w:t>
+            </w:r>
+          </w:p>
+        </w:tc>
+        <w:tc>
+          <w:tcPr>
+            <w:tcW w:type="pct" w:w="542"/>
+            <w:shd w:fill="353A7C" w:val="clear"/>
+            <w:tcMar>
+              <w:top w:type="dxa" w:w="50"/>
+              <w:left w:type="dxa" w:w="110"/>
+              <w:bottom w:type="dxa" w:w="50"/>
+              <w:right w:type="dxa" w:w="110"/>
+            </w:tcMar>
+          </w:tcPr>
+          <w:p>
+            <w:pPr>
+              <w:spacing w:before="30" w:after="30"/>
+            </w:pPr>
+            <w:r>
+              <w:rPr>
+                <w:b/>
+                <w:bCs/>
+                <w:color w:val="FFFFFF"/>
+                <w:sz w:val="15"/>
+                <w:szCs w:val="15"/>
+              </w:rPr>
+              <w:t xml:space="preserve">Gulf importer</w:t>
+            </w:r>
+          </w:p>
+        </w:tc>
+        <w:tc>
+          <w:tcPr>
+            <w:tcW w:type="pct" w:w="558"/>
+            <w:shd w:fill="353A7C" w:val="clear"/>
+            <w:tcMar>
+              <w:top w:type="dxa" w:w="50"/>
+              <w:left w:type="dxa" w:w="110"/>
+              <w:bottom w:type="dxa" w:w="50"/>
+              <w:right w:type="dxa" w:w="110"/>
+            </w:tcMar>
+          </w:tcPr>
+          <w:p>
+            <w:pPr>
+              <w:spacing w:before="30" w:after="30"/>
+            </w:pPr>
+            <w:r>
+              <w:rPr>
+                <w:b/>
+                <w:bCs/>
+                <w:color w:val="FFFFFF"/>
+                <w:sz w:val="15"/>
+                <w:szCs w:val="15"/>
+              </w:rPr>
+              <w:t xml:space="preserve">Al-Salam</w:t>
+            </w:r>
+          </w:p>
+        </w:tc>
+        <w:tc>
+          <w:tcPr>
+            <w:tcW w:type="pct" w:w="553"/>
+            <w:shd w:fill="353A7C" w:val="clear"/>
+            <w:tcMar>
+              <w:top w:type="dxa" w:w="50"/>
+              <w:left w:type="dxa" w:w="110"/>
+              <w:bottom w:type="dxa" w:w="50"/>
+              <w:right w:type="dxa" w:w="110"/>
+            </w:tcMar>
+          </w:tcPr>
+          <w:p>
+            <w:pPr>
+              <w:spacing w:before="30" w:after="30"/>
+            </w:pPr>
+            <w:r>
+              <w:rPr>
+                <w:b/>
+                <w:bCs/>
+                <w:color w:val="FFFFFF"/>
+                <w:sz w:val="15"/>
+                <w:szCs w:val="15"/>
+              </w:rPr>
+              <w:t xml:space="preserve">Qasr Hotels</w:t>
+            </w:r>
+          </w:p>
+        </w:tc>
+        <w:tc>
+          <w:tcPr>
+            <w:tcW w:type="pct" w:w="565"/>
+            <w:shd w:fill="353A7C" w:val="clear"/>
+            <w:tcMar>
+              <w:top w:type="dxa" w:w="50"/>
+              <w:left w:type="dxa" w:w="110"/>
+              <w:bottom w:type="dxa" w:w="50"/>
+              <w:right w:type="dxa" w:w="110"/>
+            </w:tcMar>
+          </w:tcPr>
+          <w:p>
+            <w:pPr>
+              <w:spacing w:before="30" w:after="30"/>
+            </w:pPr>
+            <w:r>
+              <w:rPr>
+                <w:b/>
+                <w:bCs/>
+                <w:color w:val="FFFFFF"/>
+                <w:sz w:val="15"/>
+                <w:szCs w:val="15"/>
+              </w:rPr>
+              <w:t xml:space="preserve">Hotel agent</w:t>
+            </w:r>
+          </w:p>
+        </w:tc>
+        <w:tc>
+          <w:tcPr>
+            <w:tcW w:type="pct" w:w="519"/>
+            <w:shd w:fill="353A7C" w:val="clear"/>
+            <w:tcMar>
+              <w:top w:type="dxa" w:w="50"/>
+              <w:left w:type="dxa" w:w="110"/>
+              <w:bottom w:type="dxa" w:w="50"/>
+              <w:right w:type="dxa" w:w="110"/>
+            </w:tcMar>
+          </w:tcPr>
+          <w:p>
+            <w:pPr>
+              <w:spacing w:before="30" w:after="30"/>
+            </w:pPr>
+            <w:r>
+              <w:rPr>
+                <w:b/>
+                <w:bCs/>
+                <w:color w:val="FFFFFF"/>
+                <w:sz w:val="15"/>
+                <w:szCs w:val="15"/>
+              </w:rPr>
+              <w:t xml:space="preserve">Small shops (60)</w:t>
+            </w:r>
+          </w:p>
+        </w:tc>
+        <w:tc>
+          <w:tcPr>
+            <w:tcW w:type="pct" w:w="661"/>
+            <w:shd w:fill="353A7C" w:val="clear"/>
+            <w:tcMar>
+              <w:top w:type="dxa" w:w="50"/>
+              <w:left w:type="dxa" w:w="110"/>
+              <w:bottom w:type="dxa" w:w="50"/>
+              <w:right w:type="dxa" w:w="110"/>
+            </w:tcMar>
+          </w:tcPr>
+          <w:p>
+            <w:pPr>
+              <w:spacing w:before="30" w:after="30"/>
+            </w:pPr>
+            <w:r>
+              <w:rPr>
+                <w:b/>
+                <w:bCs/>
+                <w:color w:val="FFFFFF"/>
+                <w:sz w:val="15"/>
+                <w:szCs w:val="15"/>
+              </w:rPr>
+              <w:t xml:space="preserve">Total</w:t>
+            </w:r>
+          </w:p>
+        </w:tc>
+      </w:tr>
+      <w:tr>
+        <w:tc>
+          <w:tcPr>
+            <w:tcW w:type="pct" w:w="1055"/>
+            <w:tcMar>
+              <w:top w:type="dxa" w:w="50"/>
+              <w:left w:type="dxa" w:w="110"/>
+              <w:bottom w:type="dxa" w:w="50"/>
+              <w:right w:type="dxa" w:w="110"/>
+            </w:tcMar>
+          </w:tcPr>
+          <w:p>
+            <w:pPr>
+              <w:spacing w:before="28" w:after="28"/>
+            </w:pPr>
+            <w:r>
+              <w:rPr>
+                <w:sz w:val="15"/>
+                <w:szCs w:val="15"/>
+              </w:rPr>
+              <w:t xml:space="preserve">Gross sales</w:t>
+            </w:r>
+          </w:p>
+        </w:tc>
+        <w:tc>
+          <w:tcPr>
+            <w:tcW w:type="pct" w:w="547"/>
+            <w:tcMar>
+              <w:top w:type="dxa" w:w="50"/>
+              <w:left w:type="dxa" w:w="110"/>
+              <w:bottom w:type="dxa" w:w="50"/>
+              <w:right w:type="dxa" w:w="110"/>
+            </w:tcMar>
+          </w:tcPr>
+          <w:p>
+            <w:pPr>
+              <w:spacing w:before="28" w:after="28"/>
+            </w:pPr>
+            <w:r>
+              <w:rPr>
+                <w:sz w:val="15"/>
+                <w:szCs w:val="15"/>
+              </w:rPr>
+              <w:t xml:space="preserve">1,200,000</w:t>
+            </w:r>
+          </w:p>
+        </w:tc>
+        <w:tc>
+          <w:tcPr>
+            <w:tcW w:type="pct" w:w="542"/>
+            <w:tcMar>
+              <w:top w:type="dxa" w:w="50"/>
+              <w:left w:type="dxa" w:w="110"/>
+              <w:bottom w:type="dxa" w:w="50"/>
+              <w:right w:type="dxa" w:w="110"/>
+            </w:tcMar>
+          </w:tcPr>
+          <w:p>
+            <w:pPr>
+              <w:spacing w:before="28" w:after="28"/>
+            </w:pPr>
+            <w:r>
+              <w:rPr>
+                <w:sz w:val="15"/>
+                <w:szCs w:val="15"/>
+              </w:rPr>
+              <w:t xml:space="preserve">500,000</w:t>
+            </w:r>
+          </w:p>
+        </w:tc>
+        <w:tc>
+          <w:tcPr>
+            <w:tcW w:type="pct" w:w="558"/>
+            <w:tcMar>
+              <w:top w:type="dxa" w:w="50"/>
+              <w:left w:type="dxa" w:w="110"/>
+              <w:bottom w:type="dxa" w:w="50"/>
+              <w:right w:type="dxa" w:w="110"/>
+            </w:tcMar>
+          </w:tcPr>
+          <w:p>
+            <w:pPr>
+              <w:spacing w:before="28" w:after="28"/>
+            </w:pPr>
+            <w:r>
+              <w:rPr>
+                <w:sz w:val="15"/>
+                <w:szCs w:val="15"/>
+              </w:rPr>
+              <w:t xml:space="preserve">900,000</w:t>
+            </w:r>
+          </w:p>
+        </w:tc>
+        <w:tc>
+          <w:tcPr>
+            <w:tcW w:type="pct" w:w="553"/>
+            <w:tcMar>
+              <w:top w:type="dxa" w:w="50"/>
+              <w:left w:type="dxa" w:w="110"/>
+              <w:bottom w:type="dxa" w:w="50"/>
+              <w:right w:type="dxa" w:w="110"/>
+            </w:tcMar>
+          </w:tcPr>
+          <w:p>
+            <w:pPr>
+              <w:spacing w:before="28" w:after="28"/>
+            </w:pPr>
+            <w:r>
+              <w:rPr>
+                <w:sz w:val="15"/>
+                <w:szCs w:val="15"/>
+              </w:rPr>
+              <w:t xml:space="preserve">400,000</w:t>
+            </w:r>
+          </w:p>
+        </w:tc>
+        <w:tc>
+          <w:tcPr>
+            <w:tcW w:type="pct" w:w="565"/>
+            <w:tcMar>
+              <w:top w:type="dxa" w:w="50"/>
+              <w:left w:type="dxa" w:w="110"/>
+              <w:bottom w:type="dxa" w:w="50"/>
+              <w:right w:type="dxa" w:w="110"/>
+            </w:tcMar>
+          </w:tcPr>
+          <w:p>
+            <w:pPr>
+              <w:spacing w:before="28" w:after="28"/>
+            </w:pPr>
+            <w:r>
+              <w:rPr>
+                <w:sz w:val="15"/>
+                <w:szCs w:val="15"/>
+              </w:rPr>
+              <w:t xml:space="preserve">200,000</w:t>
+            </w:r>
+          </w:p>
+        </w:tc>
+        <w:tc>
+          <w:tcPr>
+            <w:tcW w:type="pct" w:w="519"/>
+            <w:tcMar>
+              <w:top w:type="dxa" w:w="50"/>
+              <w:left w:type="dxa" w:w="110"/>
+              <w:bottom w:type="dxa" w:w="50"/>
+              <w:right w:type="dxa" w:w="110"/>
+            </w:tcMar>
+          </w:tcPr>
+          <w:p>
+            <w:pPr>
+              <w:spacing w:before="28" w:after="28"/>
+            </w:pPr>
+            <w:r>
+              <w:rPr>
+                <w:sz w:val="15"/>
+                <w:szCs w:val="15"/>
+              </w:rPr>
+              <w:t xml:space="preserve">300,000</w:t>
+            </w:r>
+          </w:p>
+        </w:tc>
+        <w:tc>
+          <w:tcPr>
+            <w:tcW w:type="pct" w:w="661"/>
+            <w:tcMar>
+              <w:top w:type="dxa" w:w="50"/>
+              <w:left w:type="dxa" w:w="110"/>
+              <w:bottom w:type="dxa" w:w="50"/>
+              <w:right w:type="dxa" w:w="110"/>
+            </w:tcMar>
+          </w:tcPr>
+          <w:p>
+            <w:pPr>
+              <w:spacing w:before="28" w:after="28"/>
+            </w:pPr>
+            <w:r>
+              <w:rPr>
+                <w:sz w:val="15"/>
+                <w:szCs w:val="15"/>
+              </w:rPr>
+              <w:t xml:space="preserve">3,500,000</w:t>
+            </w:r>
+          </w:p>
+        </w:tc>
+      </w:tr>
+      <w:tr>
+        <w:tc>
+          <w:tcPr>
+            <w:tcW w:type="pct" w:w="1055"/>
+            <w:shd w:fill="FFFFFF" w:val="clear"/>
+            <w:tcMar>
+              <w:top w:type="dxa" w:w="50"/>
+              <w:left w:type="dxa" w:w="110"/>
+              <w:bottom w:type="dxa" w:w="50"/>
+              <w:right w:type="dxa" w:w="110"/>
+            </w:tcMar>
+          </w:tcPr>
+          <w:p>
+            <w:pPr>
+              <w:spacing w:before="46" w:after="46"/>
+            </w:pPr>
+            <w:r>
+              <w:rPr>
+                <w:b/>
+                <w:bCs/>
+                <w:color w:val="8186EF"/>
+                <w:sz w:val="14"/>
+                <w:szCs w:val="14"/>
+              </w:rPr>
+              <w:t xml:space="preserve">(1)</w:t>
+            </w:r>
+          </w:p>
+        </w:tc>
+        <w:tc>
+          <w:tcPr>
+            <w:tcW w:type="pct" w:w="547"/>
+            <w:shd w:fill="FBFAF6" w:val="clear"/>
+            <w:tcMar>
+              <w:top w:type="dxa" w:w="50"/>
+              <w:left w:type="dxa" w:w="110"/>
+              <w:bottom w:type="dxa" w:w="50"/>
+              <w:right w:type="dxa" w:w="110"/>
+            </w:tcMar>
+          </w:tcPr>
+          <w:p>
+            <w:pPr>
+              <w:spacing w:before="28" w:after="28"/>
+            </w:pPr>
+            <w:r>
+              <w:rPr>
+                <w:sz w:val="15"/>
+                <w:szCs w:val="15"/>
+              </w:rPr>
+              <w:t xml:space="preserve">(36,000)</w:t>
+            </w:r>
+          </w:p>
+        </w:tc>
+        <w:tc>
+          <w:tcPr>
+            <w:tcW w:type="pct" w:w="542"/>
+            <w:shd w:fill="FBFAF6" w:val="clear"/>
+            <w:tcMar>
+              <w:top w:type="dxa" w:w="50"/>
+              <w:left w:type="dxa" w:w="110"/>
+              <w:bottom w:type="dxa" w:w="50"/>
+              <w:right w:type="dxa" w:w="110"/>
+            </w:tcMar>
+          </w:tcPr>
+          <w:p>
+            <w:pPr>
+              <w:spacing w:before="28" w:after="28"/>
+            </w:pPr>
+            <w:r>
+              <w:rPr>
+                <w:sz w:val="15"/>
+                <w:szCs w:val="15"/>
+              </w:rPr>
+              <w:t xml:space="preserve">(25,000)</w:t>
+            </w:r>
+          </w:p>
+        </w:tc>
+        <w:tc>
+          <w:tcPr>
+            <w:tcW w:type="pct" w:w="558"/>
+            <w:shd w:fill="FBFAF6" w:val="clear"/>
+            <w:tcMar>
+              <w:top w:type="dxa" w:w="50"/>
+              <w:left w:type="dxa" w:w="110"/>
+              <w:bottom w:type="dxa" w:w="50"/>
+              <w:right w:type="dxa" w:w="110"/>
+            </w:tcMar>
+          </w:tcPr>
+          <w:p>
+            <w:pPr>
+              <w:spacing w:before="28" w:after="28"/>
+            </w:pPr>
+            <w:r>
+              <w:rPr>
+                <w:sz w:val="15"/>
+                <w:szCs w:val="15"/>
+              </w:rPr>
+              <w:t xml:space="preserve">(45,000)</w:t>
+            </w:r>
+          </w:p>
+        </w:tc>
+        <w:tc>
+          <w:tcPr>
+            <w:tcW w:type="pct" w:w="553"/>
+            <w:shd w:fill="FBFAF6" w:val="clear"/>
+            <w:tcMar>
+              <w:top w:type="dxa" w:w="50"/>
+              <w:left w:type="dxa" w:w="110"/>
+              <w:bottom w:type="dxa" w:w="50"/>
+              <w:right w:type="dxa" w:w="110"/>
+            </w:tcMar>
+          </w:tcPr>
+          <w:p>
+            <w:pPr>
+              <w:spacing w:before="28" w:after="28"/>
+            </w:pPr>
+            <w:r>
+              <w:rPr>
+                <w:sz w:val="15"/>
+                <w:szCs w:val="15"/>
+              </w:rPr>
+              <w:t xml:space="preserve">(8,000)</w:t>
+            </w:r>
+          </w:p>
+        </w:tc>
+        <w:tc>
+          <w:tcPr>
+            <w:tcW w:type="pct" w:w="565"/>
+            <w:shd w:fill="FBFAF6" w:val="clear"/>
+            <w:tcMar>
+              <w:top w:type="dxa" w:w="50"/>
+              <w:left w:type="dxa" w:w="110"/>
+              <w:bottom w:type="dxa" w:w="50"/>
+              <w:right w:type="dxa" w:w="110"/>
+            </w:tcMar>
+          </w:tcPr>
+          <w:p>
+            <w:pPr>
+              <w:spacing w:before="28" w:after="28"/>
+            </w:pPr>
+            <w:r>
+              <w:rPr>
+                <w:sz w:val="15"/>
+                <w:szCs w:val="15"/>
+              </w:rPr>
+              <w:t xml:space="preserve">(10,000)</w:t>
+            </w:r>
+          </w:p>
+        </w:tc>
+        <w:tc>
+          <w:tcPr>
+            <w:tcW w:type="pct" w:w="519"/>
+            <w:shd w:fill="FBFAF6" w:val="clear"/>
+            <w:tcMar>
+              <w:top w:type="dxa" w:w="50"/>
+              <w:left w:type="dxa" w:w="110"/>
+              <w:bottom w:type="dxa" w:w="50"/>
+              <w:right w:type="dxa" w:w="110"/>
+            </w:tcMar>
+          </w:tcPr>
+          <w:p>
+            <w:pPr>
+              <w:spacing w:before="28" w:after="28"/>
+            </w:pPr>
+            <w:r>
+              <w:rPr>
+                <w:sz w:val="15"/>
+                <w:szCs w:val="15"/>
+              </w:rPr>
+              <w:t xml:space="preserve">—</w:t>
+            </w:r>
+          </w:p>
+        </w:tc>
+        <w:tc>
+          <w:tcPr>
+            <w:tcW w:type="pct" w:w="661"/>
+            <w:shd w:fill="FBFAF6" w:val="clear"/>
+            <w:tcMar>
+              <w:top w:type="dxa" w:w="50"/>
+              <w:left w:type="dxa" w:w="110"/>
+              <w:bottom w:type="dxa" w:w="50"/>
+              <w:right w:type="dxa" w:w="110"/>
+            </w:tcMar>
+          </w:tcPr>
+          <w:p>
+            <w:pPr>
+              <w:spacing w:before="28" w:after="28"/>
+            </w:pPr>
+            <w:r>
+              <w:rPr>
+                <w:sz w:val="15"/>
+                <w:szCs w:val="15"/>
+              </w:rPr>
+              <w:t xml:space="preserve">(124,000)</w:t>
+            </w:r>
+          </w:p>
+        </w:tc>
+      </w:tr>
+      <w:tr>
+        <w:tc>
+          <w:tcPr>
+            <w:tcW w:type="pct" w:w="1055"/>
+            <w:tcMar>
+              <w:top w:type="dxa" w:w="50"/>
+              <w:left w:type="dxa" w:w="110"/>
+              <w:bottom w:type="dxa" w:w="50"/>
+              <w:right w:type="dxa" w:w="110"/>
+            </w:tcMar>
+          </w:tcPr>
+          <w:p>
+            <w:pPr>
+              <w:spacing w:before="28" w:after="28"/>
+            </w:pPr>
+            <w:r>
+              <w:rPr>
+                <w:sz w:val="15"/>
+                <w:szCs w:val="15"/>
+              </w:rPr>
+              <w:t xml:space="preserve">Listing fees</w:t>
+            </w:r>
+          </w:p>
+        </w:tc>
+        <w:tc>
+          <w:tcPr>
+            <w:tcW w:type="pct" w:w="547"/>
+            <w:tcMar>
+              <w:top w:type="dxa" w:w="50"/>
+              <w:left w:type="dxa" w:w="110"/>
+              <w:bottom w:type="dxa" w:w="50"/>
+              <w:right w:type="dxa" w:w="110"/>
+            </w:tcMar>
+          </w:tcPr>
+          <w:p>
+            <w:pPr>
+              <w:spacing w:before="28" w:after="28"/>
+            </w:pPr>
+            <w:r>
+              <w:rPr>
+                <w:sz w:val="15"/>
+                <w:szCs w:val="15"/>
+              </w:rPr>
+              <w:t xml:space="preserve">—</w:t>
+            </w:r>
+          </w:p>
+        </w:tc>
+        <w:tc>
+          <w:tcPr>
+            <w:tcW w:type="pct" w:w="542"/>
+            <w:tcMar>
+              <w:top w:type="dxa" w:w="50"/>
+              <w:left w:type="dxa" w:w="110"/>
+              <w:bottom w:type="dxa" w:w="50"/>
+              <w:right w:type="dxa" w:w="110"/>
+            </w:tcMar>
+          </w:tcPr>
+          <w:p>
+            <w:pPr>
+              <w:spacing w:before="28" w:after="28"/>
+            </w:pPr>
+            <w:r>
+              <w:rPr>
+                <w:sz w:val="15"/>
+                <w:szCs w:val="15"/>
+              </w:rPr>
+              <w:t xml:space="preserve">—</w:t>
+            </w:r>
+          </w:p>
+        </w:tc>
+        <w:tc>
+          <w:tcPr>
+            <w:tcW w:type="pct" w:w="558"/>
+            <w:tcMar>
+              <w:top w:type="dxa" w:w="50"/>
+              <w:left w:type="dxa" w:w="110"/>
+              <w:bottom w:type="dxa" w:w="50"/>
+              <w:right w:type="dxa" w:w="110"/>
+            </w:tcMar>
+          </w:tcPr>
+          <w:p>
+            <w:pPr>
+              <w:spacing w:before="28" w:after="28"/>
+            </w:pPr>
+            <w:r>
+              <w:rPr>
+                <w:sz w:val="15"/>
+                <w:szCs w:val="15"/>
+              </w:rPr>
+              <w:t xml:space="preserve">(60,000)</w:t>
+            </w:r>
+          </w:p>
+        </w:tc>
+        <w:tc>
+          <w:tcPr>
+            <w:tcW w:type="pct" w:w="553"/>
+            <w:tcMar>
+              <w:top w:type="dxa" w:w="50"/>
+              <w:left w:type="dxa" w:w="110"/>
+              <w:bottom w:type="dxa" w:w="50"/>
+              <w:right w:type="dxa" w:w="110"/>
+            </w:tcMar>
+          </w:tcPr>
+          <w:p>
+            <w:pPr>
+              <w:spacing w:before="28" w:after="28"/>
+            </w:pPr>
+            <w:r>
+              <w:rPr>
+                <w:sz w:val="15"/>
+                <w:szCs w:val="15"/>
+              </w:rPr>
+              <w:t xml:space="preserve">(20,000)</w:t>
+            </w:r>
+          </w:p>
+        </w:tc>
+        <w:tc>
+          <w:tcPr>
+            <w:tcW w:type="pct" w:w="565"/>
+            <w:tcMar>
+              <w:top w:type="dxa" w:w="50"/>
+              <w:left w:type="dxa" w:w="110"/>
+              <w:bottom w:type="dxa" w:w="50"/>
+              <w:right w:type="dxa" w:w="110"/>
+            </w:tcMar>
+          </w:tcPr>
+          <w:p>
+            <w:pPr>
+              <w:spacing w:before="28" w:after="28"/>
+            </w:pPr>
+            <w:r>
+              <w:rPr>
+                <w:sz w:val="15"/>
+                <w:szCs w:val="15"/>
+              </w:rPr>
+              <w:t xml:space="preserve">(30,000)</w:t>
+            </w:r>
+          </w:p>
+        </w:tc>
+        <w:tc>
+          <w:tcPr>
+            <w:tcW w:type="pct" w:w="519"/>
+            <w:tcMar>
+              <w:top w:type="dxa" w:w="50"/>
+              <w:left w:type="dxa" w:w="110"/>
+              <w:bottom w:type="dxa" w:w="50"/>
+              <w:right w:type="dxa" w:w="110"/>
+            </w:tcMar>
+          </w:tcPr>
+          <w:p>
+            <w:pPr>
+              <w:spacing w:before="28" w:after="28"/>
+            </w:pPr>
+            <w:r>
+              <w:rPr>
+                <w:sz w:val="15"/>
+                <w:szCs w:val="15"/>
+              </w:rPr>
+              <w:t xml:space="preserve">—</w:t>
+            </w:r>
+          </w:p>
+        </w:tc>
+        <w:tc>
+          <w:tcPr>
+            <w:tcW w:type="pct" w:w="661"/>
+            <w:tcMar>
+              <w:top w:type="dxa" w:w="50"/>
+              <w:left w:type="dxa" w:w="110"/>
+              <w:bottom w:type="dxa" w:w="50"/>
+              <w:right w:type="dxa" w:w="110"/>
+            </w:tcMar>
+          </w:tcPr>
+          <w:p>
+            <w:pPr>
+              <w:spacing w:before="28" w:after="28"/>
+            </w:pPr>
+            <w:r>
+              <w:rPr>
+                <w:sz w:val="15"/>
+                <w:szCs w:val="15"/>
+              </w:rPr>
+              <w:t xml:space="preserve">(110,000)</w:t>
+            </w:r>
+          </w:p>
+        </w:tc>
+      </w:tr>
+      <w:tr>
+        <w:tc>
+          <w:tcPr>
+            <w:tcW w:type="pct" w:w="1055"/>
+            <w:shd w:fill="FFFFFF" w:val="clear"/>
+            <w:tcMar>
+              <w:top w:type="dxa" w:w="50"/>
+              <w:left w:type="dxa" w:w="110"/>
+              <w:bottom w:type="dxa" w:w="50"/>
+              <w:right w:type="dxa" w:w="110"/>
+            </w:tcMar>
+          </w:tcPr>
+          <w:p>
+            <w:pPr>
+              <w:spacing w:before="46" w:after="46"/>
+            </w:pPr>
+            <w:r>
+              <w:rPr>
+                <w:b/>
+                <w:bCs/>
+                <w:color w:val="8186EF"/>
+                <w:sz w:val="14"/>
+                <w:szCs w:val="14"/>
+              </w:rPr>
+              <w:t xml:space="preserve">(2)</w:t>
+            </w:r>
+          </w:p>
+        </w:tc>
+        <w:tc>
+          <w:tcPr>
+            <w:tcW w:type="pct" w:w="547"/>
+            <w:shd w:fill="FBFAF6" w:val="clear"/>
+            <w:tcMar>
+              <w:top w:type="dxa" w:w="50"/>
+              <w:left w:type="dxa" w:w="110"/>
+              <w:bottom w:type="dxa" w:w="50"/>
+              <w:right w:type="dxa" w:w="110"/>
+            </w:tcMar>
+          </w:tcPr>
+          <w:p>
+            <w:pPr>
+              <w:spacing w:before="28" w:after="28"/>
+            </w:pPr>
+            <w:r>
+              <w:rPr>
+                <w:sz w:val="15"/>
+                <w:szCs w:val="15"/>
+              </w:rPr>
+              <w:t xml:space="preserve">1,164,000</w:t>
+            </w:r>
+          </w:p>
+        </w:tc>
+        <w:tc>
+          <w:tcPr>
+            <w:tcW w:type="pct" w:w="542"/>
+            <w:shd w:fill="FBFAF6" w:val="clear"/>
+            <w:tcMar>
+              <w:top w:type="dxa" w:w="50"/>
+              <w:left w:type="dxa" w:w="110"/>
+              <w:bottom w:type="dxa" w:w="50"/>
+              <w:right w:type="dxa" w:w="110"/>
+            </w:tcMar>
+          </w:tcPr>
+          <w:p>
+            <w:pPr>
+              <w:spacing w:before="28" w:after="28"/>
+            </w:pPr>
+            <w:r>
+              <w:rPr>
+                <w:sz w:val="15"/>
+                <w:szCs w:val="15"/>
+              </w:rPr>
+              <w:t xml:space="preserve">475,000</w:t>
+            </w:r>
+          </w:p>
+        </w:tc>
+        <w:tc>
+          <w:tcPr>
+            <w:tcW w:type="pct" w:w="558"/>
+            <w:shd w:fill="FBFAF6" w:val="clear"/>
+            <w:tcMar>
+              <w:top w:type="dxa" w:w="50"/>
+              <w:left w:type="dxa" w:w="110"/>
+              <w:bottom w:type="dxa" w:w="50"/>
+              <w:right w:type="dxa" w:w="110"/>
+            </w:tcMar>
+          </w:tcPr>
+          <w:p>
+            <w:pPr>
+              <w:spacing w:before="28" w:after="28"/>
+            </w:pPr>
+            <w:r>
+              <w:rPr>
+                <w:sz w:val="15"/>
+                <w:szCs w:val="15"/>
+              </w:rPr>
+              <w:t xml:space="preserve">795,000</w:t>
+            </w:r>
+          </w:p>
+        </w:tc>
+        <w:tc>
+          <w:tcPr>
+            <w:tcW w:type="pct" w:w="553"/>
+            <w:shd w:fill="FBFAF6" w:val="clear"/>
+            <w:tcMar>
+              <w:top w:type="dxa" w:w="50"/>
+              <w:left w:type="dxa" w:w="110"/>
+              <w:bottom w:type="dxa" w:w="50"/>
+              <w:right w:type="dxa" w:w="110"/>
+            </w:tcMar>
+          </w:tcPr>
+          <w:p>
+            <w:pPr>
+              <w:spacing w:before="28" w:after="28"/>
+            </w:pPr>
+            <w:r>
+              <w:rPr>
+                <w:sz w:val="15"/>
+                <w:szCs w:val="15"/>
+              </w:rPr>
+              <w:t xml:space="preserve">372,000</w:t>
+            </w:r>
+          </w:p>
+        </w:tc>
+        <w:tc>
+          <w:tcPr>
+            <w:tcW w:type="pct" w:w="565"/>
+            <w:shd w:fill="FBFAF6" w:val="clear"/>
+            <w:tcMar>
+              <w:top w:type="dxa" w:w="50"/>
+              <w:left w:type="dxa" w:w="110"/>
+              <w:bottom w:type="dxa" w:w="50"/>
+              <w:right w:type="dxa" w:w="110"/>
+            </w:tcMar>
+          </w:tcPr>
+          <w:p>
+            <w:pPr>
+              <w:spacing w:before="28" w:after="28"/>
+            </w:pPr>
+            <w:r>
+              <w:rPr>
+                <w:sz w:val="15"/>
+                <w:szCs w:val="15"/>
+              </w:rPr>
+              <w:t xml:space="preserve">160,000</w:t>
+            </w:r>
+          </w:p>
+        </w:tc>
+        <w:tc>
+          <w:tcPr>
+            <w:tcW w:type="pct" w:w="519"/>
+            <w:shd w:fill="FBFAF6" w:val="clear"/>
+            <w:tcMar>
+              <w:top w:type="dxa" w:w="50"/>
+              <w:left w:type="dxa" w:w="110"/>
+              <w:bottom w:type="dxa" w:w="50"/>
+              <w:right w:type="dxa" w:w="110"/>
+            </w:tcMar>
+          </w:tcPr>
+          <w:p>
+            <w:pPr>
+              <w:spacing w:before="28" w:after="28"/>
+            </w:pPr>
+            <w:r>
+              <w:rPr>
+                <w:sz w:val="15"/>
+                <w:szCs w:val="15"/>
+              </w:rPr>
+              <w:t xml:space="preserve">300,000</w:t>
+            </w:r>
+          </w:p>
+        </w:tc>
+        <w:tc>
+          <w:tcPr>
+            <w:tcW w:type="pct" w:w="661"/>
+            <w:shd w:fill="FBFAF6" w:val="clear"/>
+            <w:tcMar>
+              <w:top w:type="dxa" w:w="50"/>
+              <w:left w:type="dxa" w:w="110"/>
+              <w:bottom w:type="dxa" w:w="50"/>
+              <w:right w:type="dxa" w:w="110"/>
+            </w:tcMar>
+          </w:tcPr>
+          <w:p>
+            <w:pPr>
+              <w:spacing w:before="28" w:after="28"/>
+            </w:pPr>
+            <w:r>
+              <w:rPr>
+                <w:sz w:val="15"/>
+                <w:szCs w:val="15"/>
+              </w:rPr>
+              <w:t xml:space="preserve">3,266,000</w:t>
+            </w:r>
+          </w:p>
+        </w:tc>
+      </w:tr>
+      <w:tr>
+        <w:tc>
+          <w:tcPr>
+            <w:tcW w:type="pct" w:w="1055"/>
+            <w:shd w:fill="FFFFFF" w:val="clear"/>
+            <w:tcMar>
+              <w:top w:type="dxa" w:w="50"/>
+              <w:left w:type="dxa" w:w="110"/>
+              <w:bottom w:type="dxa" w:w="50"/>
+              <w:right w:type="dxa" w:w="110"/>
+            </w:tcMar>
+          </w:tcPr>
+          <w:p>
+            <w:pPr>
+              <w:spacing w:before="46" w:after="46"/>
+            </w:pPr>
+            <w:r>
+              <w:rPr>
+                <w:b/>
+                <w:bCs/>
+                <w:color w:val="8186EF"/>
+                <w:sz w:val="14"/>
+                <w:szCs w:val="14"/>
+              </w:rPr>
+              <w:t xml:space="preserve">(3)</w:t>
+            </w:r>
+          </w:p>
+        </w:tc>
+        <w:tc>
+          <w:tcPr>
+            <w:tcW w:type="pct" w:w="547"/>
+            <w:tcMar>
+              <w:top w:type="dxa" w:w="50"/>
+              <w:left w:type="dxa" w:w="110"/>
+              <w:bottom w:type="dxa" w:w="50"/>
+              <w:right w:type="dxa" w:w="110"/>
+            </w:tcMar>
+          </w:tcPr>
+          <w:p>
+            <w:pPr>
+              <w:spacing w:before="28" w:after="28"/>
+            </w:pPr>
+            <w:r>
+              <w:rPr>
+                <w:sz w:val="15"/>
+                <w:szCs w:val="15"/>
+              </w:rPr>
+              <w:t xml:space="preserve">(744,000)</w:t>
+            </w:r>
+          </w:p>
+        </w:tc>
+        <w:tc>
+          <w:tcPr>
+            <w:tcW w:type="pct" w:w="542"/>
+            <w:tcMar>
+              <w:top w:type="dxa" w:w="50"/>
+              <w:left w:type="dxa" w:w="110"/>
+              <w:bottom w:type="dxa" w:w="50"/>
+              <w:right w:type="dxa" w:w="110"/>
+            </w:tcMar>
+          </w:tcPr>
+          <w:p>
+            <w:pPr>
+              <w:spacing w:before="28" w:after="28"/>
+            </w:pPr>
+            <w:r>
+              <w:rPr>
+                <w:sz w:val="15"/>
+                <w:szCs w:val="15"/>
+              </w:rPr>
+              <w:t xml:space="preserve">(310,000)</w:t>
+            </w:r>
+          </w:p>
+        </w:tc>
+        <w:tc>
+          <w:tcPr>
+            <w:tcW w:type="pct" w:w="558"/>
+            <w:tcMar>
+              <w:top w:type="dxa" w:w="50"/>
+              <w:left w:type="dxa" w:w="110"/>
+              <w:bottom w:type="dxa" w:w="50"/>
+              <w:right w:type="dxa" w:w="110"/>
+            </w:tcMar>
+          </w:tcPr>
+          <w:p>
+            <w:pPr>
+              <w:spacing w:before="28" w:after="28"/>
+            </w:pPr>
+            <w:r>
+              <w:rPr>
+                <w:sz w:val="15"/>
+                <w:szCs w:val="15"/>
+              </w:rPr>
+              <w:t xml:space="preserve">(558,000)</w:t>
+            </w:r>
+          </w:p>
+        </w:tc>
+        <w:tc>
+          <w:tcPr>
+            <w:tcW w:type="pct" w:w="553"/>
+            <w:tcMar>
+              <w:top w:type="dxa" w:w="50"/>
+              <w:left w:type="dxa" w:w="110"/>
+              <w:bottom w:type="dxa" w:w="50"/>
+              <w:right w:type="dxa" w:w="110"/>
+            </w:tcMar>
+          </w:tcPr>
+          <w:p>
+            <w:pPr>
+              <w:spacing w:before="28" w:after="28"/>
+            </w:pPr>
+            <w:r>
+              <w:rPr>
+                <w:sz w:val="15"/>
+                <w:szCs w:val="15"/>
+              </w:rPr>
+              <w:t xml:space="preserve">(248,000)</w:t>
+            </w:r>
+          </w:p>
+        </w:tc>
+        <w:tc>
+          <w:tcPr>
+            <w:tcW w:type="pct" w:w="565"/>
+            <w:tcMar>
+              <w:top w:type="dxa" w:w="50"/>
+              <w:left w:type="dxa" w:w="110"/>
+              <w:bottom w:type="dxa" w:w="50"/>
+              <w:right w:type="dxa" w:w="110"/>
+            </w:tcMar>
+          </w:tcPr>
+          <w:p>
+            <w:pPr>
+              <w:spacing w:before="28" w:after="28"/>
+            </w:pPr>
+            <w:r>
+              <w:rPr>
+                <w:sz w:val="15"/>
+                <w:szCs w:val="15"/>
+              </w:rPr>
+              <w:t xml:space="preserve">(124,000)</w:t>
+            </w:r>
+          </w:p>
+        </w:tc>
+        <w:tc>
+          <w:tcPr>
+            <w:tcW w:type="pct" w:w="519"/>
+            <w:tcMar>
+              <w:top w:type="dxa" w:w="50"/>
+              <w:left w:type="dxa" w:w="110"/>
+              <w:bottom w:type="dxa" w:w="50"/>
+              <w:right w:type="dxa" w:w="110"/>
+            </w:tcMar>
+          </w:tcPr>
+          <w:p>
+            <w:pPr>
+              <w:spacing w:before="28" w:after="28"/>
+            </w:pPr>
+            <w:r>
+              <w:rPr>
+                <w:sz w:val="15"/>
+                <w:szCs w:val="15"/>
+              </w:rPr>
+              <w:t xml:space="preserve">(186,000)</w:t>
+            </w:r>
+          </w:p>
+        </w:tc>
+        <w:tc>
+          <w:tcPr>
+            <w:tcW w:type="pct" w:w="661"/>
+            <w:tcMar>
+              <w:top w:type="dxa" w:w="50"/>
+              <w:left w:type="dxa" w:w="110"/>
+              <w:bottom w:type="dxa" w:w="50"/>
+              <w:right w:type="dxa" w:w="110"/>
+            </w:tcMar>
+          </w:tcPr>
+          <w:p>
+            <w:pPr>
+              <w:spacing w:before="28" w:after="28"/>
+            </w:pPr>
+            <w:r>
+              <w:rPr>
+                <w:sz w:val="15"/>
+                <w:szCs w:val="15"/>
+              </w:rPr>
+              <w:t xml:space="preserve">(2,170,000)</w:t>
+            </w:r>
+          </w:p>
+        </w:tc>
+      </w:tr>
+      <w:tr>
+        <w:tc>
+          <w:tcPr>
+            <w:tcW w:type="pct" w:w="1055"/>
+            <w:shd w:fill="FBFAF6" w:val="clear"/>
+            <w:tcMar>
+              <w:top w:type="dxa" w:w="50"/>
+              <w:left w:type="dxa" w:w="110"/>
+              <w:bottom w:type="dxa" w:w="50"/>
+              <w:right w:type="dxa" w:w="110"/>
+            </w:tcMar>
+          </w:tcPr>
+          <w:p>
+            <w:pPr>
+              <w:spacing w:before="28" w:after="28"/>
+            </w:pPr>
+            <w:r>
+              <w:rPr>
+                <w:sz w:val="15"/>
+                <w:szCs w:val="15"/>
+              </w:rPr>
+              <w:t xml:space="preserve">Gross margin</w:t>
+            </w:r>
+          </w:p>
+        </w:tc>
+        <w:tc>
+          <w:tcPr>
+            <w:tcW w:type="pct" w:w="547"/>
+            <w:shd w:fill="FBFAF6" w:val="clear"/>
+            <w:tcMar>
+              <w:top w:type="dxa" w:w="50"/>
+              <w:left w:type="dxa" w:w="110"/>
+              <w:bottom w:type="dxa" w:w="50"/>
+              <w:right w:type="dxa" w:w="110"/>
+            </w:tcMar>
+          </w:tcPr>
+          <w:p>
+            <w:pPr>
+              <w:spacing w:before="28" w:after="28"/>
+            </w:pPr>
+            <w:r>
+              <w:rPr>
+                <w:sz w:val="15"/>
+                <w:szCs w:val="15"/>
+              </w:rPr>
+              <w:t xml:space="preserve">420,000</w:t>
+            </w:r>
+          </w:p>
+        </w:tc>
+        <w:tc>
+          <w:tcPr>
+            <w:tcW w:type="pct" w:w="542"/>
+            <w:shd w:fill="FBFAF6" w:val="clear"/>
+            <w:tcMar>
+              <w:top w:type="dxa" w:w="50"/>
+              <w:left w:type="dxa" w:w="110"/>
+              <w:bottom w:type="dxa" w:w="50"/>
+              <w:right w:type="dxa" w:w="110"/>
+            </w:tcMar>
+          </w:tcPr>
+          <w:p>
+            <w:pPr>
+              <w:spacing w:before="28" w:after="28"/>
+            </w:pPr>
+            <w:r>
+              <w:rPr>
+                <w:sz w:val="15"/>
+                <w:szCs w:val="15"/>
+              </w:rPr>
+              <w:t xml:space="preserve">165,000</w:t>
+            </w:r>
+          </w:p>
+        </w:tc>
+        <w:tc>
+          <w:tcPr>
+            <w:tcW w:type="pct" w:w="558"/>
+            <w:shd w:fill="FBFAF6" w:val="clear"/>
+            <w:tcMar>
+              <w:top w:type="dxa" w:w="50"/>
+              <w:left w:type="dxa" w:w="110"/>
+              <w:bottom w:type="dxa" w:w="50"/>
+              <w:right w:type="dxa" w:w="110"/>
+            </w:tcMar>
+          </w:tcPr>
+          <w:p>
+            <w:pPr>
+              <w:spacing w:before="28" w:after="28"/>
+            </w:pPr>
+            <w:r>
+              <w:rPr>
+                <w:sz w:val="15"/>
+                <w:szCs w:val="15"/>
+              </w:rPr>
+              <w:t xml:space="preserve">237,000</w:t>
+            </w:r>
+          </w:p>
+        </w:tc>
+        <w:tc>
+          <w:tcPr>
+            <w:tcW w:type="pct" w:w="553"/>
+            <w:shd w:fill="FBFAF6" w:val="clear"/>
+            <w:tcMar>
+              <w:top w:type="dxa" w:w="50"/>
+              <w:left w:type="dxa" w:w="110"/>
+              <w:bottom w:type="dxa" w:w="50"/>
+              <w:right w:type="dxa" w:w="110"/>
+            </w:tcMar>
+          </w:tcPr>
+          <w:p>
+            <w:pPr>
+              <w:spacing w:before="28" w:after="28"/>
+            </w:pPr>
+            <w:r>
+              <w:rPr>
+                <w:sz w:val="15"/>
+                <w:szCs w:val="15"/>
+              </w:rPr>
+              <w:t xml:space="preserve">124,000</w:t>
+            </w:r>
+          </w:p>
+        </w:tc>
+        <w:tc>
+          <w:tcPr>
+            <w:tcW w:type="pct" w:w="565"/>
+            <w:shd w:fill="FBFAF6" w:val="clear"/>
+            <w:tcMar>
+              <w:top w:type="dxa" w:w="50"/>
+              <w:left w:type="dxa" w:w="110"/>
+              <w:bottom w:type="dxa" w:w="50"/>
+              <w:right w:type="dxa" w:w="110"/>
+            </w:tcMar>
+          </w:tcPr>
+          <w:p>
+            <w:pPr>
+              <w:spacing w:before="28" w:after="28"/>
+            </w:pPr>
+            <w:r>
+              <w:rPr>
+                <w:sz w:val="15"/>
+                <w:szCs w:val="15"/>
+              </w:rPr>
+              <w:t xml:space="preserve">36,000</w:t>
+            </w:r>
+          </w:p>
+        </w:tc>
+        <w:tc>
+          <w:tcPr>
+            <w:tcW w:type="pct" w:w="519"/>
+            <w:shd w:fill="FBFAF6" w:val="clear"/>
+            <w:tcMar>
+              <w:top w:type="dxa" w:w="50"/>
+              <w:left w:type="dxa" w:w="110"/>
+              <w:bottom w:type="dxa" w:w="50"/>
+              <w:right w:type="dxa" w:w="110"/>
+            </w:tcMar>
+          </w:tcPr>
+          <w:p>
+            <w:pPr>
+              <w:spacing w:before="28" w:after="28"/>
+            </w:pPr>
+            <w:r>
+              <w:rPr>
+                <w:sz w:val="15"/>
+                <w:szCs w:val="15"/>
+              </w:rPr>
+              <w:t xml:space="preserve">114,000</w:t>
+            </w:r>
+          </w:p>
+        </w:tc>
+        <w:tc>
+          <w:tcPr>
+            <w:tcW w:type="pct" w:w="661"/>
+            <w:shd w:fill="FBFAF6" w:val="clear"/>
+            <w:tcMar>
+              <w:top w:type="dxa" w:w="50"/>
+              <w:left w:type="dxa" w:w="110"/>
+              <w:bottom w:type="dxa" w:w="50"/>
+              <w:right w:type="dxa" w:w="110"/>
+            </w:tcMar>
+          </w:tcPr>
+          <w:p>
+            <w:pPr>
+              <w:spacing w:before="28" w:after="28"/>
+            </w:pPr>
+            <w:r>
+              <w:rPr>
+                <w:sz w:val="15"/>
+                <w:szCs w:val="15"/>
+              </w:rPr>
+              <w:t xml:space="preserve">1,096,000</w:t>
+            </w:r>
+          </w:p>
+        </w:tc>
+      </w:tr>
+      <w:tr>
+        <w:tc>
+          <w:tcPr>
+            <w:tcW w:type="pct" w:w="1055"/>
+            <w:shd w:fill="FFFFFF" w:val="clear"/>
+            <w:tcMar>
+              <w:top w:type="dxa" w:w="50"/>
+              <w:left w:type="dxa" w:w="110"/>
+              <w:bottom w:type="dxa" w:w="50"/>
+              <w:right w:type="dxa" w:w="110"/>
+            </w:tcMar>
+          </w:tcPr>
+          <w:p>
+            <w:pPr>
+              <w:spacing w:before="46" w:after="46"/>
+            </w:pPr>
+            <w:r>
+              <w:rPr>
+                <w:b/>
+                <w:bCs/>
+                <w:color w:val="8186EF"/>
+                <w:sz w:val="14"/>
+                <w:szCs w:val="14"/>
+              </w:rPr>
+              <w:t xml:space="preserve">(4)</w:t>
+            </w:r>
+          </w:p>
+        </w:tc>
+        <w:tc>
+          <w:tcPr>
+            <w:tcW w:type="pct" w:w="547"/>
+            <w:tcMar>
+              <w:top w:type="dxa" w:w="50"/>
+              <w:left w:type="dxa" w:w="110"/>
+              <w:bottom w:type="dxa" w:w="50"/>
+              <w:right w:type="dxa" w:w="110"/>
+            </w:tcMar>
+          </w:tcPr>
+          <w:p>
+            <w:pPr>
+              <w:spacing w:before="28" w:after="28"/>
+            </w:pPr>
+            <w:r>
+              <w:rPr>
+                <w:sz w:val="15"/>
+                <w:szCs w:val="15"/>
+              </w:rPr>
+              <w:t xml:space="preserve">(31,200)</w:t>
+            </w:r>
+          </w:p>
+        </w:tc>
+        <w:tc>
+          <w:tcPr>
+            <w:tcW w:type="pct" w:w="542"/>
+            <w:tcMar>
+              <w:top w:type="dxa" w:w="50"/>
+              <w:left w:type="dxa" w:w="110"/>
+              <w:bottom w:type="dxa" w:w="50"/>
+              <w:right w:type="dxa" w:w="110"/>
+            </w:tcMar>
+          </w:tcPr>
+          <w:p>
+            <w:pPr>
+              <w:spacing w:before="28" w:after="28"/>
+            </w:pPr>
+            <w:r>
+              <w:rPr>
+                <w:sz w:val="15"/>
+                <w:szCs w:val="15"/>
+              </w:rPr>
+              <w:t xml:space="preserve">(5,900)</w:t>
+            </w:r>
+          </w:p>
+        </w:tc>
+        <w:tc>
+          <w:tcPr>
+            <w:tcW w:type="pct" w:w="558"/>
+            <w:tcMar>
+              <w:top w:type="dxa" w:w="50"/>
+              <w:left w:type="dxa" w:w="110"/>
+              <w:bottom w:type="dxa" w:w="50"/>
+              <w:right w:type="dxa" w:w="110"/>
+            </w:tcMar>
+          </w:tcPr>
+          <w:p>
+            <w:pPr>
+              <w:spacing w:before="28" w:after="28"/>
+            </w:pPr>
+            <w:r>
+              <w:rPr>
+                <w:sz w:val="15"/>
+                <w:szCs w:val="15"/>
+              </w:rPr>
+              <w:t xml:space="preserve">(116,000)</w:t>
+            </w:r>
+          </w:p>
+        </w:tc>
+        <w:tc>
+          <w:tcPr>
+            <w:tcW w:type="pct" w:w="553"/>
+            <w:tcMar>
+              <w:top w:type="dxa" w:w="50"/>
+              <w:left w:type="dxa" w:w="110"/>
+              <w:bottom w:type="dxa" w:w="50"/>
+              <w:right w:type="dxa" w:w="110"/>
+            </w:tcMar>
+          </w:tcPr>
+          <w:p>
+            <w:pPr>
+              <w:spacing w:before="28" w:after="28"/>
+            </w:pPr>
+            <w:r>
+              <w:rPr>
+                <w:sz w:val="15"/>
+                <w:szCs w:val="15"/>
+              </w:rPr>
+              <w:t xml:space="preserve">(82,600)</w:t>
+            </w:r>
+          </w:p>
+        </w:tc>
+        <w:tc>
+          <w:tcPr>
+            <w:tcW w:type="pct" w:w="565"/>
+            <w:tcMar>
+              <w:top w:type="dxa" w:w="50"/>
+              <w:left w:type="dxa" w:w="110"/>
+              <w:bottom w:type="dxa" w:w="50"/>
+              <w:right w:type="dxa" w:w="110"/>
+            </w:tcMar>
+          </w:tcPr>
+          <w:p>
+            <w:pPr>
+              <w:spacing w:before="28" w:after="28"/>
+            </w:pPr>
+            <w:r>
+              <w:rPr>
+                <w:sz w:val="15"/>
+                <w:szCs w:val="15"/>
+              </w:rPr>
+              <w:t xml:space="preserve">(84,800)</w:t>
+            </w:r>
+          </w:p>
+        </w:tc>
+        <w:tc>
+          <w:tcPr>
+            <w:tcW w:type="pct" w:w="519"/>
+            <w:tcMar>
+              <w:top w:type="dxa" w:w="50"/>
+              <w:left w:type="dxa" w:w="110"/>
+              <w:bottom w:type="dxa" w:w="50"/>
+              <w:right w:type="dxa" w:w="110"/>
+            </w:tcMar>
+          </w:tcPr>
+          <w:p>
+            <w:pPr>
+              <w:spacing w:before="28" w:after="28"/>
+            </w:pPr>
+            <w:r>
+              <w:rPr>
+                <w:sz w:val="15"/>
+                <w:szCs w:val="15"/>
+              </w:rPr>
+              <w:t xml:space="preserve">(187,000)</w:t>
+            </w:r>
+          </w:p>
+        </w:tc>
+        <w:tc>
+          <w:tcPr>
+            <w:tcW w:type="pct" w:w="661"/>
+            <w:tcMar>
+              <w:top w:type="dxa" w:w="50"/>
+              <w:left w:type="dxa" w:w="110"/>
+              <w:bottom w:type="dxa" w:w="50"/>
+              <w:right w:type="dxa" w:w="110"/>
+            </w:tcMar>
+          </w:tcPr>
+          <w:p>
+            <w:pPr>
+              <w:spacing w:before="28" w:after="28"/>
+            </w:pPr>
+            <w:r>
+              <w:rPr>
+                <w:sz w:val="15"/>
+                <w:szCs w:val="15"/>
+              </w:rPr>
+              <w:t xml:space="preserve">(507,500)</w:t>
+            </w:r>
+          </w:p>
+        </w:tc>
+      </w:tr>
+      <w:tr>
+        <w:tc>
+          <w:tcPr>
+            <w:tcW w:type="pct" w:w="1055"/>
+            <w:shd w:fill="FBFAF6" w:val="clear"/>
+            <w:tcMar>
+              <w:top w:type="dxa" w:w="50"/>
+              <w:left w:type="dxa" w:w="110"/>
+              <w:bottom w:type="dxa" w:w="50"/>
+              <w:right w:type="dxa" w:w="110"/>
+            </w:tcMar>
+          </w:tcPr>
+          <w:p>
+            <w:pPr>
+              <w:spacing w:before="28" w:after="28"/>
+            </w:pPr>
+            <w:r>
+              <w:rPr>
+                <w:sz w:val="15"/>
+                <w:szCs w:val="15"/>
+              </w:rPr>
+              <w:t xml:space="preserve">Customer margin</w:t>
+            </w:r>
+          </w:p>
+        </w:tc>
+        <w:tc>
+          <w:tcPr>
+            <w:tcW w:type="pct" w:w="547"/>
+            <w:shd w:fill="FBFAF6" w:val="clear"/>
+            <w:tcMar>
+              <w:top w:type="dxa" w:w="50"/>
+              <w:left w:type="dxa" w:w="110"/>
+              <w:bottom w:type="dxa" w:w="50"/>
+              <w:right w:type="dxa" w:w="110"/>
+            </w:tcMar>
+          </w:tcPr>
+          <w:p>
+            <w:pPr>
+              <w:spacing w:before="28" w:after="28"/>
+            </w:pPr>
+            <w:r>
+              <w:rPr>
+                <w:sz w:val="15"/>
+                <w:szCs w:val="15"/>
+              </w:rPr>
+              <w:t xml:space="preserve">388,800</w:t>
+            </w:r>
+          </w:p>
+        </w:tc>
+        <w:tc>
+          <w:tcPr>
+            <w:tcW w:type="pct" w:w="542"/>
+            <w:shd w:fill="FBFAF6" w:val="clear"/>
+            <w:tcMar>
+              <w:top w:type="dxa" w:w="50"/>
+              <w:left w:type="dxa" w:w="110"/>
+              <w:bottom w:type="dxa" w:w="50"/>
+              <w:right w:type="dxa" w:w="110"/>
+            </w:tcMar>
+          </w:tcPr>
+          <w:p>
+            <w:pPr>
+              <w:spacing w:before="28" w:after="28"/>
+            </w:pPr>
+            <w:r>
+              <w:rPr>
+                <w:sz w:val="15"/>
+                <w:szCs w:val="15"/>
+              </w:rPr>
+              <w:t xml:space="preserve">159,100</w:t>
+            </w:r>
+          </w:p>
+        </w:tc>
+        <w:tc>
+          <w:tcPr>
+            <w:tcW w:type="pct" w:w="558"/>
+            <w:shd w:fill="FBFAF6" w:val="clear"/>
+            <w:tcMar>
+              <w:top w:type="dxa" w:w="50"/>
+              <w:left w:type="dxa" w:w="110"/>
+              <w:bottom w:type="dxa" w:w="50"/>
+              <w:right w:type="dxa" w:w="110"/>
+            </w:tcMar>
+          </w:tcPr>
+          <w:p>
+            <w:pPr>
+              <w:spacing w:before="28" w:after="28"/>
+            </w:pPr>
+            <w:r>
+              <w:rPr>
+                <w:sz w:val="15"/>
+                <w:szCs w:val="15"/>
+              </w:rPr>
+              <w:t xml:space="preserve">121,000</w:t>
+            </w:r>
+          </w:p>
+        </w:tc>
+        <w:tc>
+          <w:tcPr>
+            <w:tcW w:type="pct" w:w="553"/>
+            <w:shd w:fill="FBFAF6" w:val="clear"/>
+            <w:tcMar>
+              <w:top w:type="dxa" w:w="50"/>
+              <w:left w:type="dxa" w:w="110"/>
+              <w:bottom w:type="dxa" w:w="50"/>
+              <w:right w:type="dxa" w:w="110"/>
+            </w:tcMar>
+          </w:tcPr>
+          <w:p>
+            <w:pPr>
+              <w:spacing w:before="28" w:after="28"/>
+            </w:pPr>
+            <w:r>
+              <w:rPr>
+                <w:sz w:val="15"/>
+                <w:szCs w:val="15"/>
+              </w:rPr>
+              <w:t xml:space="preserve">41,400</w:t>
+            </w:r>
+          </w:p>
+        </w:tc>
+        <w:tc>
+          <w:tcPr>
+            <w:tcW w:type="pct" w:w="565"/>
+            <w:shd w:fill="FBFAF6" w:val="clear"/>
+            <w:tcMar>
+              <w:top w:type="dxa" w:w="50"/>
+              <w:left w:type="dxa" w:w="110"/>
+              <w:bottom w:type="dxa" w:w="50"/>
+              <w:right w:type="dxa" w:w="110"/>
+            </w:tcMar>
+          </w:tcPr>
+          <w:p>
+            <w:pPr>
+              <w:spacing w:before="28" w:after="28"/>
+            </w:pPr>
+            <w:r>
+              <w:rPr>
+                <w:sz w:val="15"/>
+                <w:szCs w:val="15"/>
+              </w:rPr>
+              <w:t xml:space="preserve">(48,800)</w:t>
+            </w:r>
+          </w:p>
+        </w:tc>
+        <w:tc>
+          <w:tcPr>
+            <w:tcW w:type="pct" w:w="519"/>
+            <w:shd w:fill="FBFAF6" w:val="clear"/>
+            <w:tcMar>
+              <w:top w:type="dxa" w:w="50"/>
+              <w:left w:type="dxa" w:w="110"/>
+              <w:bottom w:type="dxa" w:w="50"/>
+              <w:right w:type="dxa" w:w="110"/>
+            </w:tcMar>
+          </w:tcPr>
+          <w:p>
+            <w:pPr>
+              <w:spacing w:before="28" w:after="28"/>
+            </w:pPr>
+            <w:r>
+              <w:rPr>
+                <w:sz w:val="15"/>
+                <w:szCs w:val="15"/>
+              </w:rPr>
+              <w:t xml:space="preserve">(73,000)</w:t>
+            </w:r>
+          </w:p>
+        </w:tc>
+        <w:tc>
+          <w:tcPr>
+            <w:tcW w:type="pct" w:w="661"/>
+            <w:shd w:fill="FBFAF6" w:val="clear"/>
+            <w:tcMar>
+              <w:top w:type="dxa" w:w="50"/>
+              <w:left w:type="dxa" w:w="110"/>
+              <w:bottom w:type="dxa" w:w="50"/>
+              <w:right w:type="dxa" w:w="110"/>
+            </w:tcMar>
+          </w:tcPr>
+          <w:p>
+            <w:pPr>
+              <w:spacing w:before="28" w:after="28"/>
+            </w:pPr>
+            <w:r>
+              <w:rPr>
+                <w:sz w:val="15"/>
+                <w:szCs w:val="15"/>
+              </w:rPr>
+              <w:t xml:space="preserve">588,500</w:t>
+            </w:r>
+          </w:p>
+        </w:tc>
+      </w:tr>
+      <w:tr>
+        <w:tc>
+          <w:tcPr>
+            <w:tcW w:type="pct" w:w="1055"/>
+            <w:tcMar>
+              <w:top w:type="dxa" w:w="50"/>
+              <w:left w:type="dxa" w:w="110"/>
+              <w:bottom w:type="dxa" w:w="50"/>
+              <w:right w:type="dxa" w:w="110"/>
+            </w:tcMar>
+          </w:tcPr>
+          <w:p>
+            <w:pPr>
+              <w:spacing w:before="28" w:after="28"/>
+            </w:pPr>
+            <w:r>
+              <w:rPr>
+                <w:sz w:val="15"/>
+                <w:szCs w:val="15"/>
+              </w:rPr>
+              <w:t xml:space="preserve">Key account manager</w:t>
+            </w:r>
+          </w:p>
+        </w:tc>
+        <w:tc>
+          <w:tcPr>
+            <w:tcW w:type="pct" w:w="547"/>
+            <w:tcMar>
+              <w:top w:type="dxa" w:w="50"/>
+              <w:left w:type="dxa" w:w="110"/>
+              <w:bottom w:type="dxa" w:w="50"/>
+              <w:right w:type="dxa" w:w="110"/>
+            </w:tcMar>
+          </w:tcPr>
+          <w:p>
+            <w:pPr>
+              <w:spacing w:before="28" w:after="28"/>
+            </w:pPr>
+            <w:r>
+              <w:rPr>
+                <w:sz w:val="15"/>
+                <w:szCs w:val="15"/>
+              </w:rPr>
+              <w:t xml:space="preserve">(60,000)</w:t>
+            </w:r>
+          </w:p>
+        </w:tc>
+        <w:tc>
+          <w:tcPr>
+            <w:tcW w:type="pct" w:w="542"/>
+            <w:tcMar>
+              <w:top w:type="dxa" w:w="50"/>
+              <w:left w:type="dxa" w:w="110"/>
+              <w:bottom w:type="dxa" w:w="50"/>
+              <w:right w:type="dxa" w:w="110"/>
+            </w:tcMar>
+          </w:tcPr>
+          <w:p>
+            <w:pPr>
+              <w:spacing w:before="28" w:after="28"/>
+            </w:pPr>
+            <w:r>
+              <w:rPr>
+                <w:sz w:val="15"/>
+                <w:szCs w:val="15"/>
+              </w:rPr>
+              <w:t xml:space="preserve">(30,000)</w:t>
+            </w:r>
+          </w:p>
+        </w:tc>
+        <w:tc>
+          <w:tcPr>
+            <w:tcW w:type="pct" w:w="558"/>
+            <w:tcMar>
+              <w:top w:type="dxa" w:w="50"/>
+              <w:left w:type="dxa" w:w="110"/>
+              <w:bottom w:type="dxa" w:w="50"/>
+              <w:right w:type="dxa" w:w="110"/>
+            </w:tcMar>
+          </w:tcPr>
+          <w:p>
+            <w:pPr>
+              <w:spacing w:before="28" w:after="28"/>
+            </w:pPr>
+            <w:r>
+              <w:rPr>
+                <w:sz w:val="15"/>
+                <w:szCs w:val="15"/>
+              </w:rPr>
+              <w:t xml:space="preserve">(40,000)</w:t>
+            </w:r>
+          </w:p>
+        </w:tc>
+        <w:tc>
+          <w:tcPr>
+            <w:tcW w:type="pct" w:w="553"/>
+            <w:tcMar>
+              <w:top w:type="dxa" w:w="50"/>
+              <w:left w:type="dxa" w:w="110"/>
+              <w:bottom w:type="dxa" w:w="50"/>
+              <w:right w:type="dxa" w:w="110"/>
+            </w:tcMar>
+          </w:tcPr>
+          <w:p>
+            <w:pPr>
+              <w:spacing w:before="28" w:after="28"/>
+            </w:pPr>
+            <w:r>
+              <w:rPr>
+                <w:sz w:val="15"/>
+                <w:szCs w:val="15"/>
+              </w:rPr>
+              <w:t xml:space="preserve">(20,000)</w:t>
+            </w:r>
+          </w:p>
+        </w:tc>
+        <w:tc>
+          <w:tcPr>
+            <w:tcW w:type="pct" w:w="565"/>
+            <w:tcMar>
+              <w:top w:type="dxa" w:w="50"/>
+              <w:left w:type="dxa" w:w="110"/>
+              <w:bottom w:type="dxa" w:w="50"/>
+              <w:right w:type="dxa" w:w="110"/>
+            </w:tcMar>
+          </w:tcPr>
+          <w:p>
+            <w:pPr>
+              <w:spacing w:before="28" w:after="28"/>
+            </w:pPr>
+            <w:r>
+              <w:rPr>
+                <w:sz w:val="15"/>
+                <w:szCs w:val="15"/>
+              </w:rPr>
+              <w:t xml:space="preserve">(10,000)</w:t>
+            </w:r>
+          </w:p>
+        </w:tc>
+        <w:tc>
+          <w:tcPr>
+            <w:tcW w:type="pct" w:w="519"/>
+            <w:tcMar>
+              <w:top w:type="dxa" w:w="50"/>
+              <w:left w:type="dxa" w:w="110"/>
+              <w:bottom w:type="dxa" w:w="50"/>
+              <w:right w:type="dxa" w:w="110"/>
+            </w:tcMar>
+          </w:tcPr>
+          <w:p>
+            <w:pPr>
+              <w:spacing w:before="28" w:after="28"/>
+            </w:pPr>
+            <w:r>
+              <w:rPr>
+                <w:sz w:val="15"/>
+                <w:szCs w:val="15"/>
+              </w:rPr>
+              <w:t xml:space="preserve">—</w:t>
+            </w:r>
+          </w:p>
+        </w:tc>
+        <w:tc>
+          <w:tcPr>
+            <w:tcW w:type="pct" w:w="661"/>
+            <w:tcMar>
+              <w:top w:type="dxa" w:w="50"/>
+              <w:left w:type="dxa" w:w="110"/>
+              <w:bottom w:type="dxa" w:w="50"/>
+              <w:right w:type="dxa" w:w="110"/>
+            </w:tcMar>
+          </w:tcPr>
+          <w:p>
+            <w:pPr>
+              <w:spacing w:before="28" w:after="28"/>
+            </w:pPr>
+            <w:r>
+              <w:rPr>
+                <w:sz w:val="15"/>
+                <w:szCs w:val="15"/>
+              </w:rPr>
+              <w:t xml:space="preserve">(160,000)</w:t>
+            </w:r>
+          </w:p>
+        </w:tc>
+      </w:tr>
+      <w:tr>
+        <w:tc>
+          <w:tcPr>
+            <w:tcW w:type="pct" w:w="1055"/>
+            <w:shd w:fill="FBFAF6" w:val="clear"/>
+            <w:tcMar>
+              <w:top w:type="dxa" w:w="50"/>
+              <w:left w:type="dxa" w:w="110"/>
+              <w:bottom w:type="dxa" w:w="50"/>
+              <w:right w:type="dxa" w:w="110"/>
+            </w:tcMar>
+          </w:tcPr>
+          <w:p>
+            <w:pPr>
+              <w:spacing w:before="28" w:after="28"/>
+            </w:pPr>
+            <w:r>
+              <w:rPr>
+                <w:sz w:val="15"/>
+                <w:szCs w:val="15"/>
+              </w:rPr>
+              <w:t xml:space="preserve">Customer contribution</w:t>
+            </w:r>
+          </w:p>
+        </w:tc>
+        <w:tc>
+          <w:tcPr>
+            <w:tcW w:type="pct" w:w="547"/>
+            <w:shd w:fill="FBFAF6" w:val="clear"/>
+            <w:tcMar>
+              <w:top w:type="dxa" w:w="50"/>
+              <w:left w:type="dxa" w:w="110"/>
+              <w:bottom w:type="dxa" w:w="50"/>
+              <w:right w:type="dxa" w:w="110"/>
+            </w:tcMar>
+          </w:tcPr>
+          <w:p>
+            <w:pPr>
+              <w:spacing w:before="28" w:after="28"/>
+            </w:pPr>
+            <w:r>
+              <w:rPr>
+                <w:sz w:val="15"/>
+                <w:szCs w:val="15"/>
+              </w:rPr>
+              <w:t xml:space="preserve">328,800</w:t>
+            </w:r>
+          </w:p>
+        </w:tc>
+        <w:tc>
+          <w:tcPr>
+            <w:tcW w:type="pct" w:w="542"/>
+            <w:shd w:fill="FBFAF6" w:val="clear"/>
+            <w:tcMar>
+              <w:top w:type="dxa" w:w="50"/>
+              <w:left w:type="dxa" w:w="110"/>
+              <w:bottom w:type="dxa" w:w="50"/>
+              <w:right w:type="dxa" w:w="110"/>
+            </w:tcMar>
+          </w:tcPr>
+          <w:p>
+            <w:pPr>
+              <w:spacing w:before="28" w:after="28"/>
+            </w:pPr>
+            <w:r>
+              <w:rPr>
+                <w:sz w:val="15"/>
+                <w:szCs w:val="15"/>
+              </w:rPr>
+              <w:t xml:space="preserve">129,100</w:t>
+            </w:r>
+          </w:p>
+        </w:tc>
+        <w:tc>
+          <w:tcPr>
+            <w:tcW w:type="pct" w:w="558"/>
+            <w:shd w:fill="FBFAF6" w:val="clear"/>
+            <w:tcMar>
+              <w:top w:type="dxa" w:w="50"/>
+              <w:left w:type="dxa" w:w="110"/>
+              <w:bottom w:type="dxa" w:w="50"/>
+              <w:right w:type="dxa" w:w="110"/>
+            </w:tcMar>
+          </w:tcPr>
+          <w:p>
+            <w:pPr>
+              <w:spacing w:before="28" w:after="28"/>
+            </w:pPr>
+            <w:r>
+              <w:rPr>
+                <w:sz w:val="15"/>
+                <w:szCs w:val="15"/>
+              </w:rPr>
+              <w:t xml:space="preserve">81,000</w:t>
+            </w:r>
+          </w:p>
+        </w:tc>
+        <w:tc>
+          <w:tcPr>
+            <w:tcW w:type="pct" w:w="553"/>
+            <w:shd w:fill="FBFAF6" w:val="clear"/>
+            <w:tcMar>
+              <w:top w:type="dxa" w:w="50"/>
+              <w:left w:type="dxa" w:w="110"/>
+              <w:bottom w:type="dxa" w:w="50"/>
+              <w:right w:type="dxa" w:w="110"/>
+            </w:tcMar>
+          </w:tcPr>
+          <w:p>
+            <w:pPr>
+              <w:spacing w:before="28" w:after="28"/>
+            </w:pPr>
+            <w:r>
+              <w:rPr>
+                <w:sz w:val="15"/>
+                <w:szCs w:val="15"/>
+              </w:rPr>
+              <w:t xml:space="preserve">21,400</w:t>
+            </w:r>
+          </w:p>
+        </w:tc>
+        <w:tc>
+          <w:tcPr>
+            <w:tcW w:type="pct" w:w="565"/>
+            <w:shd w:fill="FBFAF6" w:val="clear"/>
+            <w:tcMar>
+              <w:top w:type="dxa" w:w="50"/>
+              <w:left w:type="dxa" w:w="110"/>
+              <w:bottom w:type="dxa" w:w="50"/>
+              <w:right w:type="dxa" w:w="110"/>
+            </w:tcMar>
+          </w:tcPr>
+          <w:p>
+            <w:pPr>
+              <w:spacing w:before="28" w:after="28"/>
+            </w:pPr>
+            <w:r>
+              <w:rPr>
+                <w:sz w:val="15"/>
+                <w:szCs w:val="15"/>
+              </w:rPr>
+              <w:t xml:space="preserve">(58,800)</w:t>
+            </w:r>
+          </w:p>
+        </w:tc>
+        <w:tc>
+          <w:tcPr>
+            <w:tcW w:type="pct" w:w="519"/>
+            <w:shd w:fill="FBFAF6" w:val="clear"/>
+            <w:tcMar>
+              <w:top w:type="dxa" w:w="50"/>
+              <w:left w:type="dxa" w:w="110"/>
+              <w:bottom w:type="dxa" w:w="50"/>
+              <w:right w:type="dxa" w:w="110"/>
+            </w:tcMar>
+          </w:tcPr>
+          <w:p>
+            <w:pPr>
+              <w:spacing w:before="28" w:after="28"/>
+            </w:pPr>
+            <w:r>
+              <w:rPr>
+                <w:sz w:val="15"/>
+                <w:szCs w:val="15"/>
+              </w:rPr>
+              <w:t xml:space="preserve">(73,000)</w:t>
+            </w:r>
+          </w:p>
+        </w:tc>
+        <w:tc>
+          <w:tcPr>
+            <w:tcW w:type="pct" w:w="661"/>
+            <w:shd w:fill="FBFAF6" w:val="clear"/>
+            <w:tcMar>
+              <w:top w:type="dxa" w:w="50"/>
+              <w:left w:type="dxa" w:w="110"/>
+              <w:bottom w:type="dxa" w:w="50"/>
+              <w:right w:type="dxa" w:w="110"/>
+            </w:tcMar>
+          </w:tcPr>
+          <w:p>
+            <w:pPr>
+              <w:spacing w:before="28" w:after="28"/>
+            </w:pPr>
+            <w:r>
+              <w:rPr>
+                <w:sz w:val="15"/>
+                <w:szCs w:val="15"/>
+              </w:rPr>
+              <w:t xml:space="preserve">428,500</w:t>
+            </w:r>
+          </w:p>
+        </w:tc>
+      </w:tr>
+    </w:tbl>
+    <w:p/>
+    <w:tbl>
+      <w:tblPr>
+        <w:tblW w:type="pct" w:w="100%"/>
+        <w:tblLayout w:type="fixed"/>
+        <w:tblBorders>
+          <w:top w:val="single" w:color="FBFAF6" w:sz="4"/>
+          <w:left w:val="single" w:color="FBFAF6" w:sz="4"/>
+          <w:bottom w:val="single" w:color="FBFAF6" w:sz="4"/>
+          <w:right w:val="single" w:color="FBFAF6" w:sz="4"/>
+          <w:insideH w:val="single" w:color="FBFAF6" w:sz="4"/>
+          <w:insideV w:val="single" w:color="FBFAF6" w:sz="4"/>
+        </w:tblBorders>
+      </w:tblPr>
+      <w:tblGrid>
+        <w:gridCol w:w="9600"/>
+      </w:tblGrid>
+      <w:tr>
+        <w:tc>
+          <w:tcPr>
+            <w:tcW w:type="pct" w:w="5000"/>
+            <w:shd w:fill="FBFAF6" w:val="clear"/>
+            <w:tcMar>
+              <w:top w:type="dxa" w:w="40"/>
+              <w:left w:type="dxa" w:w="100"/>
+              <w:bottom w:type="dxa" w:w="40"/>
+              <w:right w:type="dxa" w:w="100"/>
+            </w:tcMar>
+          </w:tcPr>
+          <w:p>
+            <w:pPr>
+              <w:spacing w:before="18" w:after="6"/>
+            </w:pPr>
+            <w:r>
+              <w:rPr>
+                <w:b/>
+                <w:bCs/>
+                <w:color w:val="6B7280"/>
+                <w:sz w:val="14"/>
+                <w:szCs w:val="14"/>
+              </w:rPr>
+              <w:t xml:space="preserve">word list</w:t>
+            </w:r>
+          </w:p>
+          <w:p>
+            <w:pPr>
+              <w:spacing w:before="0" w:after="18"/>
+            </w:pPr>
+            <w:r>
+              <w:rPr>
+                <w:b/>
+                <w:bCs/>
+                <w:color w:val="353A7C"/>
+                <w:sz w:val="16"/>
+                <w:szCs w:val="16"/>
+              </w:rPr>
+              <w:t xml:space="preserve">Gross margin   ·   Net revenue   ·   Cost to serve   ·   Cost of goods sold   ·   Rebates</w:t>
+            </w:r>
+          </w:p>
+        </w:tc>
+      </w:tr>
+    </w:tbl>
+    <w:p/>
     <w:p>
       <w:pPr>
-        <w:spacing w:before="44" w:after="10"/>
+        <w:spacing w:before="44" w:after="14"/>
       </w:pPr>
       <w:r>
         <w:rPr>
@@ -5899,7 +8028,254 @@
           <w:sz w:val="18"/>
           <w:szCs w:val="18"/>
         </w:rPr>
-        <w:t xml:space="preserve">Customer profitability, Tahini &amp; Spreads, 2027</w:t>
+        <w:t xml:space="preserve">Summary 1</w:t>
+      </w:r>
+      <w:r>
+        <w:rPr>
+          <w:color w:val="6B7280"/>
+          <w:sz w:val="16"/>
+          <w:szCs w:val="16"/>
+        </w:rPr>
+        <w:t xml:space="preserve">      gaps 5–8</w:t>
+      </w:r>
+    </w:p>
+    <w:p>
+      <w:pPr>
+        <w:spacing w:before="20" w:after="20" w:line="360" w:lineRule="auto"/>
+        <w:ind w:left="200"/>
+      </w:pPr>
+      <w:r>
+        <w:rPr>
+          <w:sz w:val="19"/>
+          <w:szCs w:val="19"/>
+        </w:rPr>
+        <w:t xml:space="preserve">The line reaches $560,300, or 131% of the total, before the </w:t>
+      </w:r>
+      <w:r>
+        <w:rPr>
+          <w:b/>
+          <w:bCs/>
+          <w:color w:val="8186EF"/>
+          <w:sz w:val="15"/>
+          <w:szCs w:val="15"/>
+        </w:rPr>
+        <w:t xml:space="preserve"> (5) </w:t>
+      </w:r>
+      <w:r>
+        <w:rPr>
+          <w:u w:val="single"/>
+          <w:sz w:val="19"/>
+          <w:szCs w:val="19"/>
+        </w:rPr>
+        <w:t xml:space="preserve">             </w:t>
+      </w:r>
+      <w:r>
+        <w:rPr>
+          <w:sz w:val="19"/>
+          <w:szCs w:val="19"/>
+        </w:rPr>
+        <w:t xml:space="preserve"> </w:t>
+      </w:r>
+      <w:r>
+        <w:rPr>
+          <w:sz w:val="19"/>
+          <w:szCs w:val="19"/>
+        </w:rPr>
+        <w:t xml:space="preserve"> customers bring it down to $428,500. </w:t>
+      </w:r>
+      <w:r>
+        <w:rPr>
+          <w:sz w:val="19"/>
+          <w:szCs w:val="19"/>
+        </w:rPr>
+        <w:t xml:space="preserve">This shape is </w:t>
+      </w:r>
+      <w:r>
+        <w:rPr>
+          <w:b/>
+          <w:bCs/>
+          <w:color w:val="8186EF"/>
+          <w:sz w:val="15"/>
+          <w:szCs w:val="15"/>
+        </w:rPr>
+        <w:t xml:space="preserve"> (6) </w:t>
+      </w:r>
+      <w:r>
+        <w:rPr>
+          <w:u w:val="single"/>
+          <w:sz w:val="19"/>
+          <w:szCs w:val="19"/>
+        </w:rPr>
+        <w:t xml:space="preserve">           </w:t>
+      </w:r>
+      <w:r>
+        <w:rPr>
+          <w:sz w:val="19"/>
+          <w:szCs w:val="19"/>
+        </w:rPr>
+        <w:t xml:space="preserve"> </w:t>
+      </w:r>
+      <w:r>
+        <w:rPr>
+          <w:sz w:val="19"/>
+          <w:szCs w:val="19"/>
+        </w:rPr>
+        <w:t xml:space="preserve"> the whale curve. </w:t>
+      </w:r>
+      <w:r>
+        <w:rPr>
+          <w:sz w:val="19"/>
+          <w:szCs w:val="19"/>
+        </w:rPr>
+        <w:t xml:space="preserve">Product-line </w:t>
+      </w:r>
+      <w:r>
+        <w:rPr>
+          <w:b/>
+          <w:bCs/>
+          <w:color w:val="8186EF"/>
+          <w:sz w:val="15"/>
+          <w:szCs w:val="15"/>
+        </w:rPr>
+        <w:t xml:space="preserve"> (7) </w:t>
+      </w:r>
+      <w:r>
+        <w:rPr>
+          <w:u w:val="single"/>
+          <w:sz w:val="19"/>
+          <w:szCs w:val="19"/>
+        </w:rPr>
+        <w:t xml:space="preserve">               </w:t>
+      </w:r>
+      <w:r>
+        <w:rPr>
+          <w:sz w:val="19"/>
+          <w:szCs w:val="19"/>
+        </w:rPr>
+        <w:t xml:space="preserve"> </w:t>
+      </w:r>
+      <w:r>
+        <w:rPr>
+          <w:sz w:val="19"/>
+          <w:szCs w:val="19"/>
+        </w:rPr>
+        <w:t xml:space="preserve"> uses the same logic by product. </w:t>
+      </w:r>
+      <w:r>
+        <w:rPr>
+          <w:sz w:val="19"/>
+          <w:szCs w:val="19"/>
+        </w:rPr>
+        <w:t xml:space="preserve">With the ABC costs of, the Pulses &amp; Spices </w:t>
+      </w:r>
+      <w:r>
+        <w:rPr>
+          <w:b/>
+          <w:bCs/>
+          <w:color w:val="8186EF"/>
+          <w:sz w:val="15"/>
+          <w:szCs w:val="15"/>
+        </w:rPr>
+        <w:t xml:space="preserve"> (8) </w:t>
+      </w:r>
+      <w:r>
+        <w:rPr>
+          <w:u w:val="single"/>
+          <w:sz w:val="19"/>
+          <w:szCs w:val="19"/>
+        </w:rPr>
+        <w:t xml:space="preserve">           </w:t>
+      </w:r>
+      <w:r>
+        <w:rPr>
+          <w:sz w:val="19"/>
+          <w:szCs w:val="19"/>
+        </w:rPr>
+        <w:t xml:space="preserve"> </w:t>
+      </w:r>
+      <w:r>
+        <w:rPr>
+          <w:sz w:val="19"/>
+          <w:szCs w:val="19"/>
+        </w:rPr>
+        <w:t xml:space="preserve"> earn a gross margin of $279,350, while za'atar loses $181,800. </w:t>
+      </w:r>
+    </w:p>
+    <w:tbl>
+      <w:tblPr>
+        <w:tblW w:type="pct" w:w="100%"/>
+        <w:tblLayout w:type="fixed"/>
+        <w:tblBorders>
+          <w:top w:val="single" w:color="FBFAF6" w:sz="4"/>
+          <w:left w:val="single" w:color="FBFAF6" w:sz="4"/>
+          <w:bottom w:val="single" w:color="FBFAF6" w:sz="4"/>
+          <w:right w:val="single" w:color="FBFAF6" w:sz="4"/>
+          <w:insideH w:val="single" w:color="FBFAF6" w:sz="4"/>
+          <w:insideV w:val="single" w:color="FBFAF6" w:sz="4"/>
+        </w:tblBorders>
+      </w:tblPr>
+      <w:tblGrid>
+        <w:gridCol w:w="9600"/>
+      </w:tblGrid>
+      <w:tr>
+        <w:tc>
+          <w:tcPr>
+            <w:tcW w:type="pct" w:w="5000"/>
+            <w:shd w:fill="FBFAF6" w:val="clear"/>
+            <w:tcMar>
+              <w:top w:type="dxa" w:w="40"/>
+              <w:left w:type="dxa" w:w="100"/>
+              <w:bottom w:type="dxa" w:w="40"/>
+              <w:right w:type="dxa" w:w="100"/>
+            </w:tcMar>
+          </w:tcPr>
+          <w:p>
+            <w:pPr>
+              <w:spacing w:before="18" w:after="6"/>
+            </w:pPr>
+            <w:r>
+              <w:rPr>
+                <w:b/>
+                <w:bCs/>
+                <w:color w:val="6B7280"/>
+                <w:sz w:val="14"/>
+                <w:szCs w:val="14"/>
+              </w:rPr>
+              <w:t xml:space="preserve">word list</w:t>
+            </w:r>
+          </w:p>
+          <w:p>
+            <w:pPr>
+              <w:spacing w:before="0" w:after="18"/>
+            </w:pPr>
+            <w:r>
+              <w:rPr>
+                <w:b/>
+                <w:bCs/>
+                <w:color w:val="353A7C"/>
+                <w:sz w:val="16"/>
+                <w:szCs w:val="16"/>
+              </w:rPr>
+              <w:t xml:space="preserve">profitability   ·   called   ·   customers   ·   lentils   ·   loss-making</w:t>
+            </w:r>
+          </w:p>
+        </w:tc>
+      </w:tr>
+    </w:tbl>
+    <w:p/>
+    <w:p>
+      <w:pPr>
+        <w:spacing w:before="44" w:after="10"/>
+      </w:pPr>
+      <w:r>
+        <w:rPr>
+          <w:b/>
+          <w:bCs/>
+          <w:color w:val="353A7C"/>
+          <w:sz w:val="18"/>
+          <w:szCs w:val="18"/>
+        </w:rPr>
+        <w:t xml:space="preserve">Product-line profitability: the Pulses &amp; Spices line</w:t>
       </w:r>
     </w:p>
     <w:p>
@@ -5923,7 +8299,7 @@
       <w:r>
         <w:drawing>
           <wp:inline distT="0" distB="0" distL="0" distR="0">
-            <wp:extent cx="5734050" cy="1946550"/>
+            <wp:extent cx="5734050" cy="2067275"/>
             <wp:effectExtent t="0" r="0" b="0" l="0"/>
             <wp:docPr id="1" name="" descr="" title=""/>
             <wp:cNvGraphicFramePr>
@@ -5948,7 +8324,7 @@
                   <pic:spPr bwMode="auto">
                     <a:xfrm>
                       <a:off x="0" y="0"/>
-                      <a:ext cx="5734050" cy="1946550"/>
+                      <a:ext cx="5734050" cy="2067275"/>
                     </a:xfrm>
                     <a:prstGeom prst="rect">
                       <a:avLst/>
@@ -6016,7 +8392,7 @@
                 <w:sz w:val="16"/>
                 <w:szCs w:val="16"/>
               </w:rPr>
-              <w:t xml:space="preserve">Customer contribution   ·   Customer margin   ·   Gross sales</w:t>
+              <w:t xml:space="preserve">Lentils   ·   Za'atar</w:t>
             </w:r>
           </w:p>
         </w:tc>
@@ -6025,6 +8401,18 @@
     <w:p/>
     <w:p>
       <w:pPr>
+        <w:pageBreakBefore w:val="true"/>
+        <w:spacing w:after="0"/>
+      </w:pPr>
+      <w:r>
+        <w:rPr>
+          <w:sz w:val="2"/>
+        </w:rPr>
+        <w:t xml:space="preserve"> </w:t>
+      </w:r>
+    </w:p>
+    <w:p>
+      <w:pPr>
         <w:spacing w:before="44" w:after="14"/>
       </w:pPr>
       <w:r>
@@ -6035,7 +8423,7 @@
           <w:sz w:val="18"/>
           <w:szCs w:val="18"/>
         </w:rPr>
-        <w:t xml:space="preserve">Summary 1</w:t>
+        <w:t xml:space="preserve">Summary 2</w:t>
       </w:r>
       <w:r>
         <w:rPr>
@@ -6043,7 +8431,7 @@
           <w:sz w:val="16"/>
           <w:szCs w:val="16"/>
         </w:rPr>
-        <w:t xml:space="preserve">      gaps 3–6</w:t>
+        <w:t xml:space="preserve">      gaps 10–12</w:t>
       </w:r>
     </w:p>
     <w:p>
@@ -6056,7 +8444,7 @@
           <w:sz w:val="19"/>
           <w:szCs w:val="19"/>
         </w:rPr>
-        <w:t xml:space="preserve">The line reaches $560,300, or 131% of the total, before the </w:t>
+        <w:t xml:space="preserve">A </w:t>
       </w:r>
       <w:r>
         <w:rPr>
@@ -6066,7 +8454,7 @@
           <w:sz w:val="15"/>
           <w:szCs w:val="15"/>
         </w:rPr>
-        <w:t xml:space="preserve"> (3) </w:t>
+        <w:t xml:space="preserve"> (10) </w:t>
       </w:r>
       <w:r>
         <w:rPr>
@@ -6074,7 +8462,7 @@
           <w:sz w:val="19"/>
           <w:szCs w:val="19"/>
         </w:rPr>
-        <w:t xml:space="preserve">             </w:t>
+        <w:t xml:space="preserve">           </w:t>
       </w:r>
       <w:r>
         <w:rPr>
@@ -6088,14 +8476,7 @@
           <w:sz w:val="19"/>
           <w:szCs w:val="19"/>
         </w:rPr>
-        <w:t xml:space="preserve"> customers bring it down to $428,500. </w:t>
-      </w:r>
-      <w:r>
-        <w:rPr>
-          <w:sz w:val="19"/>
-          <w:szCs w:val="19"/>
-        </w:rPr>
-        <w:t xml:space="preserve">This shape is </w:t>
+        <w:t xml:space="preserve"> unit's profit adds all its customers and then </w:t>
       </w:r>
       <w:r>
         <w:rPr>
@@ -6105,7 +8486,7 @@
           <w:sz w:val="15"/>
           <w:szCs w:val="15"/>
         </w:rPr>
-        <w:t xml:space="preserve"> (4) </w:t>
+        <w:t xml:space="preserve"> (11) </w:t>
       </w:r>
       <w:r>
         <w:rPr>
@@ -6127,14 +8508,14 @@
           <w:sz w:val="19"/>
           <w:szCs w:val="19"/>
         </w:rPr>
-        <w:t xml:space="preserve"> the whale curve. </w:t>
-      </w:r>
-      <w:r>
-        <w:rPr>
-          <w:sz w:val="19"/>
-          <w:szCs w:val="19"/>
-        </w:rPr>
-        <w:t xml:space="preserve">Product-line </w:t>
+        <w:t xml:space="preserve"> the costs that no single customer causes. </w:t>
+      </w:r>
+      <w:r>
+        <w:rPr>
+          <w:sz w:val="19"/>
+          <w:szCs w:val="19"/>
+        </w:rPr>
+        <w:t xml:space="preserve">For the Tahini &amp; Spreads sales unit, $200,000 of rent and sales administration </w:t>
       </w:r>
       <w:r>
         <w:rPr>
@@ -6144,7 +8525,7 @@
           <w:sz w:val="15"/>
           <w:szCs w:val="15"/>
         </w:rPr>
-        <w:t xml:space="preserve"> (5) </w:t>
+        <w:t xml:space="preserve"> (12) </w:t>
       </w:r>
       <w:r>
         <w:rPr>
@@ -6152,7 +8533,7 @@
           <w:sz w:val="19"/>
           <w:szCs w:val="19"/>
         </w:rPr>
-        <w:t xml:space="preserve">               </w:t>
+        <w:t xml:space="preserve">           </w:t>
       </w:r>
       <w:r>
         <w:rPr>
@@ -6166,46 +8547,7 @@
           <w:sz w:val="19"/>
           <w:szCs w:val="19"/>
         </w:rPr>
-        <w:t xml:space="preserve"> uses the same logic by product. </w:t>
-      </w:r>
-      <w:r>
-        <w:rPr>
-          <w:sz w:val="19"/>
-          <w:szCs w:val="19"/>
-        </w:rPr>
-        <w:t xml:space="preserve">With the ABC costs of, the Pulses &amp; Spices </w:t>
-      </w:r>
-      <w:r>
-        <w:rPr>
-          <w:b/>
-          <w:bCs/>
-          <w:color w:val="8186EF"/>
-          <w:sz w:val="15"/>
-          <w:szCs w:val="15"/>
-        </w:rPr>
-        <w:t xml:space="preserve"> (6) </w:t>
-      </w:r>
-      <w:r>
-        <w:rPr>
-          <w:u w:val="single"/>
-          <w:sz w:val="19"/>
-          <w:szCs w:val="19"/>
-        </w:rPr>
-        <w:t xml:space="preserve">           </w:t>
-      </w:r>
-      <w:r>
-        <w:rPr>
-          <w:sz w:val="19"/>
-          <w:szCs w:val="19"/>
-        </w:rPr>
-        <w:t xml:space="preserve"> </w:t>
-      </w:r>
-      <w:r>
-        <w:rPr>
-          <w:sz w:val="19"/>
-          <w:szCs w:val="19"/>
-        </w:rPr>
-        <w:t xml:space="preserve"> earn a gross margin of $279,350, while za'atar loses $181,800. </w:t>
+        <w:t xml:space="preserve"> $228,500. </w:t>
       </w:r>
     </w:p>
     <w:tbl>
@@ -6263,7 +8605,328 @@
                 <w:sz w:val="16"/>
                 <w:szCs w:val="16"/>
               </w:rPr>
-              <w:t xml:space="preserve">profitability   ·   called   ·   customers   ·   lentils   ·   loss-making</w:t>
+              <w:t xml:space="preserve">deducts   ·   leaves   ·   business   ·   Product-line</w:t>
+            </w:r>
+          </w:p>
+        </w:tc>
+      </w:tr>
+    </w:tbl>
+    <w:p/>
+    <w:tbl>
+      <w:tblPr>
+        <w:tblW w:type="pct" w:w="100%"/>
+        <w:tblLayout w:type="fixed"/>
+        <w:tblBorders>
+          <w:top w:val="single" w:color="353A7C" w:sz="6"/>
+          <w:left w:val="single" w:color="353A7C" w:sz="6"/>
+          <w:bottom w:val="single" w:color="353A7C" w:sz="6"/>
+          <w:right w:val="single" w:color="353A7C" w:sz="6"/>
+          <w:insideH w:val="single" w:color="353A7C" w:sz="6"/>
+          <w:insideV w:val="single" w:color="353A7C" w:sz="6"/>
+        </w:tblBorders>
+      </w:tblPr>
+      <w:tblGrid>
+        <w:gridCol w:w="4992"/>
+        <w:gridCol w:w="4608"/>
+      </w:tblGrid>
+      <w:tr>
+        <w:tc>
+          <w:tcPr>
+            <w:tcW w:type="pct" w:w="5000"/>
+            <w:gridSpan w:val="2"/>
+            <w:shd w:fill="353A7C" w:val="clear"/>
+            <w:tcMar>
+              <w:top w:type="dxa" w:w="60"/>
+              <w:left w:type="dxa" w:w="120"/>
+              <w:bottom w:type="dxa" w:w="60"/>
+              <w:right w:type="dxa" w:w="120"/>
+            </w:tcMar>
+          </w:tcPr>
+          <w:p>
+            <w:pPr>
+              <w:spacing w:before="40" w:after="40"/>
+            </w:pPr>
+            <w:r>
+              <w:rPr>
+                <w:b/>
+                <w:bCs/>
+                <w:color w:val="FFFFFF"/>
+                <w:sz w:val="17"/>
+                <w:szCs w:val="17"/>
+              </w:rPr>
+              <w:t xml:space="preserve">Business-unit profit: the Tahini &amp; Spreads sales unit</w:t>
+            </w:r>
+          </w:p>
+        </w:tc>
+      </w:tr>
+      <w:tr>
+        <w:tc>
+          <w:tcPr>
+            <w:tcW w:type="pct" w:w="2600"/>
+            <w:shd w:fill="353A7C" w:val="clear"/>
+            <w:tcMar>
+              <w:top w:type="dxa" w:w="50"/>
+              <w:left w:type="dxa" w:w="110"/>
+              <w:bottom w:type="dxa" w:w="50"/>
+              <w:right w:type="dxa" w:w="110"/>
+            </w:tcMar>
+          </w:tcPr>
+          <w:p>
+            <w:pPr>
+              <w:spacing w:before="30" w:after="30"/>
+            </w:pPr>
+            <w:r>
+              <w:rPr>
+                <w:b/>
+                <w:bCs/>
+                <w:color w:val="FFFFFF"/>
+                <w:sz w:val="15"/>
+                <w:szCs w:val="15"/>
+              </w:rPr>
+              <w:t xml:space="preserve">Tahini &amp; Spreads sales unit, 2027</w:t>
+            </w:r>
+          </w:p>
+        </w:tc>
+        <w:tc>
+          <w:tcPr>
+            <w:tcW w:type="pct" w:w="2400"/>
+            <w:shd w:fill="353A7C" w:val="clear"/>
+            <w:tcMar>
+              <w:top w:type="dxa" w:w="50"/>
+              <w:left w:type="dxa" w:w="110"/>
+              <w:bottom w:type="dxa" w:w="50"/>
+              <w:right w:type="dxa" w:w="110"/>
+            </w:tcMar>
+          </w:tcPr>
+          <w:p>
+            <w:pPr>
+              <w:spacing w:before="30" w:after="30"/>
+            </w:pPr>
+            <w:r>
+              <w:rPr>
+                <w:b/>
+                <w:bCs/>
+                <w:color w:val="FFFFFF"/>
+                <w:sz w:val="15"/>
+                <w:szCs w:val="15"/>
+              </w:rPr>
+              <w:t xml:space="preserve">Whole USD</w:t>
+            </w:r>
+          </w:p>
+        </w:tc>
+      </w:tr>
+      <w:tr>
+        <w:tc>
+          <w:tcPr>
+            <w:tcW w:type="pct" w:w="2600"/>
+            <w:shd w:fill="FFFFFF" w:val="clear"/>
+            <w:tcMar>
+              <w:top w:type="dxa" w:w="50"/>
+              <w:left w:type="dxa" w:w="110"/>
+              <w:bottom w:type="dxa" w:w="50"/>
+              <w:right w:type="dxa" w:w="110"/>
+            </w:tcMar>
+          </w:tcPr>
+          <w:p>
+            <w:pPr>
+              <w:spacing w:before="46" w:after="46"/>
+            </w:pPr>
+            <w:r>
+              <w:rPr>
+                <w:b/>
+                <w:bCs/>
+                <w:color w:val="8186EF"/>
+                <w:sz w:val="14"/>
+                <w:szCs w:val="14"/>
+              </w:rPr>
+              <w:t xml:space="preserve">(13)</w:t>
+            </w:r>
+          </w:p>
+        </w:tc>
+        <w:tc>
+          <w:tcPr>
+            <w:tcW w:type="pct" w:w="2400"/>
+            <w:tcMar>
+              <w:top w:type="dxa" w:w="50"/>
+              <w:left w:type="dxa" w:w="110"/>
+              <w:bottom w:type="dxa" w:w="50"/>
+              <w:right w:type="dxa" w:w="110"/>
+            </w:tcMar>
+          </w:tcPr>
+          <w:p>
+            <w:pPr>
+              <w:spacing w:before="28" w:after="28"/>
+            </w:pPr>
+            <w:r>
+              <w:rPr>
+                <w:sz w:val="15"/>
+                <w:szCs w:val="15"/>
+              </w:rPr>
+              <w:t xml:space="preserve">428,500</w:t>
+            </w:r>
+          </w:p>
+        </w:tc>
+      </w:tr>
+      <w:tr>
+        <w:tc>
+          <w:tcPr>
+            <w:tcW w:type="pct" w:w="2600"/>
+            <w:shd w:fill="FBFAF6" w:val="clear"/>
+            <w:tcMar>
+              <w:top w:type="dxa" w:w="50"/>
+              <w:left w:type="dxa" w:w="110"/>
+              <w:bottom w:type="dxa" w:w="50"/>
+              <w:right w:type="dxa" w:w="110"/>
+            </w:tcMar>
+          </w:tcPr>
+          <w:p>
+            <w:pPr>
+              <w:spacing w:before="28" w:after="28"/>
+            </w:pPr>
+            <w:r>
+              <w:rPr>
+                <w:sz w:val="15"/>
+                <w:szCs w:val="15"/>
+              </w:rPr>
+              <w:t xml:space="preserve">Distribution-centre rent and sales administration</w:t>
+            </w:r>
+          </w:p>
+        </w:tc>
+        <w:tc>
+          <w:tcPr>
+            <w:tcW w:type="pct" w:w="2400"/>
+            <w:shd w:fill="FBFAF6" w:val="clear"/>
+            <w:tcMar>
+              <w:top w:type="dxa" w:w="50"/>
+              <w:left w:type="dxa" w:w="110"/>
+              <w:bottom w:type="dxa" w:w="50"/>
+              <w:right w:type="dxa" w:w="110"/>
+            </w:tcMar>
+          </w:tcPr>
+          <w:p>
+            <w:pPr>
+              <w:spacing w:before="28" w:after="28"/>
+            </w:pPr>
+            <w:r>
+              <w:rPr>
+                <w:sz w:val="15"/>
+                <w:szCs w:val="15"/>
+              </w:rPr>
+              <w:t xml:space="preserve">(200,000)</w:t>
+            </w:r>
+          </w:p>
+        </w:tc>
+      </w:tr>
+      <w:tr>
+        <w:tc>
+          <w:tcPr>
+            <w:tcW w:type="pct" w:w="2600"/>
+            <w:shd w:fill="FFFFFF" w:val="clear"/>
+            <w:tcMar>
+              <w:top w:type="dxa" w:w="50"/>
+              <w:left w:type="dxa" w:w="110"/>
+              <w:bottom w:type="dxa" w:w="50"/>
+              <w:right w:type="dxa" w:w="110"/>
+            </w:tcMar>
+          </w:tcPr>
+          <w:p>
+            <w:pPr>
+              <w:spacing w:before="46" w:after="46"/>
+            </w:pPr>
+            <w:r>
+              <w:rPr>
+                <w:b/>
+                <w:bCs/>
+                <w:color w:val="8186EF"/>
+                <w:sz w:val="14"/>
+                <w:szCs w:val="14"/>
+              </w:rPr>
+              <w:t xml:space="preserve">(14)</w:t>
+            </w:r>
+          </w:p>
+        </w:tc>
+        <w:tc>
+          <w:tcPr>
+            <w:tcW w:type="pct" w:w="2400"/>
+            <w:tcMar>
+              <w:top w:type="dxa" w:w="50"/>
+              <w:left w:type="dxa" w:w="110"/>
+              <w:bottom w:type="dxa" w:w="50"/>
+              <w:right w:type="dxa" w:w="110"/>
+            </w:tcMar>
+          </w:tcPr>
+          <w:p>
+            <w:pPr>
+              <w:spacing w:before="28" w:after="28"/>
+            </w:pPr>
+            <w:r>
+              <w:rPr>
+                <w:sz w:val="15"/>
+                <w:szCs w:val="15"/>
+              </w:rPr>
+              <w:t xml:space="preserve">228,500</w:t>
+            </w:r>
+          </w:p>
+        </w:tc>
+      </w:tr>
+    </w:tbl>
+    <w:p/>
+    <w:tbl>
+      <w:tblPr>
+        <w:tblW w:type="pct" w:w="100%"/>
+        <w:tblLayout w:type="fixed"/>
+        <w:tblBorders>
+          <w:top w:val="single" w:color="FBFAF6" w:sz="4"/>
+          <w:left w:val="single" w:color="FBFAF6" w:sz="4"/>
+          <w:bottom w:val="single" w:color="FBFAF6" w:sz="4"/>
+          <w:right w:val="single" w:color="FBFAF6" w:sz="4"/>
+          <w:insideH w:val="single" w:color="FBFAF6" w:sz="4"/>
+          <w:insideV w:val="single" w:color="FBFAF6" w:sz="4"/>
+        </w:tblBorders>
+      </w:tblPr>
+      <w:tblGrid>
+        <w:gridCol w:w="9600"/>
+      </w:tblGrid>
+      <w:tr>
+        <w:tc>
+          <w:tcPr>
+            <w:tcW w:type="pct" w:w="5000"/>
+            <w:shd w:fill="FBFAF6" w:val="clear"/>
+            <w:tcMar>
+              <w:top w:type="dxa" w:w="40"/>
+              <w:left w:type="dxa" w:w="100"/>
+              <w:bottom w:type="dxa" w:w="40"/>
+              <w:right w:type="dxa" w:w="100"/>
+            </w:tcMar>
+          </w:tcPr>
+          <w:p>
+            <w:pPr>
+              <w:spacing w:before="18" w:after="6"/>
+            </w:pPr>
+            <w:r>
+              <w:rPr>
+                <w:b/>
+                <w:bCs/>
+                <w:color w:val="6B7280"/>
+                <w:sz w:val="14"/>
+                <w:szCs w:val="14"/>
+              </w:rPr>
+              <w:t xml:space="preserve">word list</w:t>
+            </w:r>
+          </w:p>
+          <w:p>
+            <w:pPr>
+              <w:spacing w:before="0" w:after="18"/>
+            </w:pPr>
+            <w:r>
+              <w:rPr>
+                <w:b/>
+                <w:bCs/>
+                <w:color w:val="353A7C"/>
+                <w:sz w:val="16"/>
+                <w:szCs w:val="16"/>
+              </w:rPr>
+              <w:t xml:space="preserve">Business-unit profit before corporate costs   ·   Customer contribution (six customers)   ·   Cost of goods sold</w:t>
             </w:r>
           </w:p>
         </w:tc>
@@ -6282,7 +8945,7 @@
           <w:sz w:val="18"/>
           <w:szCs w:val="18"/>
         </w:rPr>
-        <w:t xml:space="preserve">Product-line profitability: the Pulses &amp; Spices line</w:t>
+        <w:t xml:space="preserve">The English this section uses, and its Arabic</w:t>
       </w:r>
     </w:p>
     <w:p>
@@ -6295,7 +8958,7 @@
           <w:sz w:val="15"/>
           <w:szCs w:val="15"/>
         </w:rPr>
-        <w:t xml:space="preserve">The bars are drawn to scale.</w:t>
+        <w:t xml:space="preserve">Each term sits against what it means.</w:t>
       </w:r>
     </w:p>
     <w:p>
@@ -6306,7 +8969,7 @@
       <w:r>
         <w:drawing>
           <wp:inline distT="0" distB="0" distL="0" distR="0">
-            <wp:extent cx="5734050" cy="1644775"/>
+            <wp:extent cx="5734050" cy="1931475"/>
             <wp:effectExtent t="0" r="0" b="0" l="0"/>
             <wp:docPr id="1" name="" descr="" title=""/>
             <wp:cNvGraphicFramePr>
@@ -6331,7 +8994,7 @@
                   <pic:spPr bwMode="auto">
                     <a:xfrm>
                       <a:off x="0" y="0"/>
-                      <a:ext cx="5734050" cy="1644775"/>
+                      <a:ext cx="5734050" cy="1931475"/>
                     </a:xfrm>
                     <a:prstGeom prst="rect">
                       <a:avLst/>
@@ -6399,677 +9062,7 @@
                 <w:sz w:val="16"/>
                 <w:szCs w:val="16"/>
               </w:rPr>
-              <w:t xml:space="preserve">Lentils   ·   Za'atar</w:t>
-            </w:r>
-          </w:p>
-        </w:tc>
-      </w:tr>
-    </w:tbl>
-    <w:p/>
-    <w:p>
-      <w:pPr>
-        <w:spacing w:before="44" w:after="14"/>
-      </w:pPr>
-      <w:r>
-        <w:rPr>
-          <w:b/>
-          <w:bCs/>
-          <w:color w:val="353A7C"/>
-          <w:sz w:val="18"/>
-          <w:szCs w:val="18"/>
-        </w:rPr>
-        <w:t xml:space="preserve">Summary 2</w:t>
-      </w:r>
-      <w:r>
-        <w:rPr>
-          <w:color w:val="6B7280"/>
-          <w:sz w:val="16"/>
-          <w:szCs w:val="16"/>
-        </w:rPr>
-        <w:t xml:space="preserve">      gaps 8–10</w:t>
-      </w:r>
-    </w:p>
-    <w:p>
-      <w:pPr>
-        <w:spacing w:before="20" w:after="20" w:line="360" w:lineRule="auto"/>
-        <w:ind w:left="200"/>
-      </w:pPr>
-      <w:r>
-        <w:rPr>
-          <w:sz w:val="19"/>
-          <w:szCs w:val="19"/>
-        </w:rPr>
-        <w:t xml:space="preserve">A </w:t>
-      </w:r>
-      <w:r>
-        <w:rPr>
-          <w:b/>
-          <w:bCs/>
-          <w:color w:val="8186EF"/>
-          <w:sz w:val="15"/>
-          <w:szCs w:val="15"/>
-        </w:rPr>
-        <w:t xml:space="preserve"> (8) </w:t>
-      </w:r>
-      <w:r>
-        <w:rPr>
-          <w:u w:val="single"/>
-          <w:sz w:val="19"/>
-          <w:szCs w:val="19"/>
-        </w:rPr>
-        <w:t xml:space="preserve">           </w:t>
-      </w:r>
-      <w:r>
-        <w:rPr>
-          <w:sz w:val="19"/>
-          <w:szCs w:val="19"/>
-        </w:rPr>
-        <w:t xml:space="preserve"> </w:t>
-      </w:r>
-      <w:r>
-        <w:rPr>
-          <w:sz w:val="19"/>
-          <w:szCs w:val="19"/>
-        </w:rPr>
-        <w:t xml:space="preserve"> unit's profit adds all its </w:t>
-      </w:r>
-      <w:r>
-        <w:rPr>
-          <w:b/>
-          <w:bCs/>
-          <w:color w:val="8186EF"/>
-          <w:sz w:val="15"/>
-          <w:szCs w:val="15"/>
-        </w:rPr>
-        <w:t xml:space="preserve"> (9) </w:t>
-      </w:r>
-      <w:r>
-        <w:rPr>
-          <w:u w:val="single"/>
-          <w:sz w:val="19"/>
-          <w:szCs w:val="19"/>
-        </w:rPr>
-        <w:t xml:space="preserve">           </w:t>
-      </w:r>
-      <w:r>
-        <w:rPr>
-          <w:sz w:val="19"/>
-          <w:szCs w:val="19"/>
-        </w:rPr>
-        <w:t xml:space="preserve"> </w:t>
-      </w:r>
-      <w:r>
-        <w:rPr>
-          <w:sz w:val="19"/>
-          <w:szCs w:val="19"/>
-        </w:rPr>
-        <w:t xml:space="preserve"> and then deducts the costs that no single customer causes. </w:t>
-      </w:r>
-      <w:r>
-        <w:rPr>
-          <w:sz w:val="19"/>
-          <w:szCs w:val="19"/>
-        </w:rPr>
-        <w:t xml:space="preserve">For the Tahini &amp; Spreads sales unit, $200,000 of rent and sales </w:t>
-      </w:r>
-      <w:r>
-        <w:rPr>
-          <w:b/>
-          <w:bCs/>
-          <w:color w:val="8186EF"/>
-          <w:sz w:val="15"/>
-          <w:szCs w:val="15"/>
-        </w:rPr>
-        <w:t xml:space="preserve"> (10) </w:t>
-      </w:r>
-      <w:r>
-        <w:rPr>
-          <w:u w:val="single"/>
-          <w:sz w:val="19"/>
-          <w:szCs w:val="19"/>
-        </w:rPr>
-        <w:t xml:space="preserve">                </w:t>
-      </w:r>
-      <w:r>
-        <w:rPr>
-          <w:sz w:val="19"/>
-          <w:szCs w:val="19"/>
-        </w:rPr>
-        <w:t xml:space="preserve"> </w:t>
-      </w:r>
-      <w:r>
-        <w:rPr>
-          <w:sz w:val="19"/>
-          <w:szCs w:val="19"/>
-        </w:rPr>
-        <w:t xml:space="preserve"> leaves $228,500. </w:t>
-      </w:r>
-    </w:p>
-    <w:tbl>
-      <w:tblPr>
-        <w:tblW w:type="pct" w:w="100%"/>
-        <w:tblLayout w:type="fixed"/>
-        <w:tblBorders>
-          <w:top w:val="single" w:color="FBFAF6" w:sz="4"/>
-          <w:left w:val="single" w:color="FBFAF6" w:sz="4"/>
-          <w:bottom w:val="single" w:color="FBFAF6" w:sz="4"/>
-          <w:right w:val="single" w:color="FBFAF6" w:sz="4"/>
-          <w:insideH w:val="single" w:color="FBFAF6" w:sz="4"/>
-          <w:insideV w:val="single" w:color="FBFAF6" w:sz="4"/>
-        </w:tblBorders>
-      </w:tblPr>
-      <w:tblGrid>
-        <w:gridCol w:w="9600"/>
-      </w:tblGrid>
-      <w:tr>
-        <w:tc>
-          <w:tcPr>
-            <w:tcW w:type="pct" w:w="5000"/>
-            <w:shd w:fill="FBFAF6" w:val="clear"/>
-            <w:tcMar>
-              <w:top w:type="dxa" w:w="40"/>
-              <w:left w:type="dxa" w:w="100"/>
-              <w:bottom w:type="dxa" w:w="40"/>
-              <w:right w:type="dxa" w:w="100"/>
-            </w:tcMar>
-          </w:tcPr>
-          <w:p>
-            <w:pPr>
-              <w:spacing w:before="18" w:after="6"/>
-            </w:pPr>
-            <w:r>
-              <w:rPr>
-                <w:b/>
-                <w:bCs/>
-                <w:color w:val="6B7280"/>
-                <w:sz w:val="14"/>
-                <w:szCs w:val="14"/>
-              </w:rPr>
-              <w:t xml:space="preserve">word list</w:t>
-            </w:r>
-          </w:p>
-          <w:p>
-            <w:pPr>
-              <w:spacing w:before="0" w:after="18"/>
-            </w:pPr>
-            <w:r>
-              <w:rPr>
-                <w:b/>
-                <w:bCs/>
-                <w:color w:val="353A7C"/>
-                <w:sz w:val="16"/>
-                <w:szCs w:val="16"/>
-              </w:rPr>
-              <w:t xml:space="preserve">customers   ·   administration   ·   business   ·   Spreads</w:t>
-            </w:r>
-          </w:p>
-        </w:tc>
-      </w:tr>
-    </w:tbl>
-    <w:p/>
-    <w:p>
-      <w:pPr>
-        <w:pageBreakBefore w:val="true"/>
-        <w:spacing w:after="0"/>
-      </w:pPr>
-      <w:r>
-        <w:rPr>
-          <w:sz w:val="2"/>
-        </w:rPr>
-        <w:t xml:space="preserve"> </w:t>
-      </w:r>
-    </w:p>
-    <w:tbl>
-      <w:tblPr>
-        <w:tblW w:type="pct" w:w="100%"/>
-        <w:tblLayout w:type="fixed"/>
-        <w:tblBorders>
-          <w:top w:val="single" w:color="353A7C" w:sz="6"/>
-          <w:left w:val="single" w:color="353A7C" w:sz="6"/>
-          <w:bottom w:val="single" w:color="353A7C" w:sz="6"/>
-          <w:right w:val="single" w:color="353A7C" w:sz="6"/>
-          <w:insideH w:val="single" w:color="353A7C" w:sz="6"/>
-          <w:insideV w:val="single" w:color="353A7C" w:sz="6"/>
-        </w:tblBorders>
-      </w:tblPr>
-      <w:tblGrid>
-        <w:gridCol w:w="4992"/>
-        <w:gridCol w:w="4608"/>
-      </w:tblGrid>
-      <w:tr>
-        <w:tc>
-          <w:tcPr>
-            <w:tcW w:type="pct" w:w="5000"/>
-            <w:gridSpan w:val="2"/>
-            <w:shd w:fill="353A7C" w:val="clear"/>
-            <w:tcMar>
-              <w:top w:type="dxa" w:w="60"/>
-              <w:left w:type="dxa" w:w="120"/>
-              <w:bottom w:type="dxa" w:w="60"/>
-              <w:right w:type="dxa" w:w="120"/>
-            </w:tcMar>
-          </w:tcPr>
-          <w:p>
-            <w:pPr>
-              <w:spacing w:before="40" w:after="40"/>
-            </w:pPr>
-            <w:r>
-              <w:rPr>
-                <w:b/>
-                <w:bCs/>
-                <w:color w:val="FFFFFF"/>
-                <w:sz w:val="17"/>
-                <w:szCs w:val="17"/>
-              </w:rPr>
-              <w:t xml:space="preserve">Business-unit profit: the Tahini &amp; Spreads sales unit</w:t>
-            </w:r>
-          </w:p>
-        </w:tc>
-      </w:tr>
-      <w:tr>
-        <w:tc>
-          <w:tcPr>
-            <w:tcW w:type="pct" w:w="2600"/>
-            <w:shd w:fill="353A7C" w:val="clear"/>
-            <w:tcMar>
-              <w:top w:type="dxa" w:w="50"/>
-              <w:left w:type="dxa" w:w="110"/>
-              <w:bottom w:type="dxa" w:w="50"/>
-              <w:right w:type="dxa" w:w="110"/>
-            </w:tcMar>
-          </w:tcPr>
-          <w:p>
-            <w:pPr>
-              <w:spacing w:before="30" w:after="30"/>
-            </w:pPr>
-            <w:r>
-              <w:rPr>
-                <w:b/>
-                <w:bCs/>
-                <w:color w:val="FFFFFF"/>
-                <w:sz w:val="15"/>
-                <w:szCs w:val="15"/>
-              </w:rPr>
-              <w:t xml:space="preserve">Tahini &amp; Spreads sales unit, 2027</w:t>
-            </w:r>
-          </w:p>
-        </w:tc>
-        <w:tc>
-          <w:tcPr>
-            <w:tcW w:type="pct" w:w="2400"/>
-            <w:shd w:fill="353A7C" w:val="clear"/>
-            <w:tcMar>
-              <w:top w:type="dxa" w:w="50"/>
-              <w:left w:type="dxa" w:w="110"/>
-              <w:bottom w:type="dxa" w:w="50"/>
-              <w:right w:type="dxa" w:w="110"/>
-            </w:tcMar>
-          </w:tcPr>
-          <w:p>
-            <w:pPr>
-              <w:spacing w:before="30" w:after="30"/>
-            </w:pPr>
-            <w:r>
-              <w:rPr>
-                <w:b/>
-                <w:bCs/>
-                <w:color w:val="FFFFFF"/>
-                <w:sz w:val="15"/>
-                <w:szCs w:val="15"/>
-              </w:rPr>
-              <w:t xml:space="preserve">Whole USD</w:t>
-            </w:r>
-          </w:p>
-        </w:tc>
-      </w:tr>
-      <w:tr>
-        <w:tc>
-          <w:tcPr>
-            <w:tcW w:type="pct" w:w="2600"/>
-            <w:shd w:fill="FFFFFF" w:val="clear"/>
-            <w:tcMar>
-              <w:top w:type="dxa" w:w="50"/>
-              <w:left w:type="dxa" w:w="110"/>
-              <w:bottom w:type="dxa" w:w="50"/>
-              <w:right w:type="dxa" w:w="110"/>
-            </w:tcMar>
-          </w:tcPr>
-          <w:p>
-            <w:pPr>
-              <w:spacing w:before="46" w:after="46"/>
-            </w:pPr>
-            <w:r>
-              <w:rPr>
-                <w:b/>
-                <w:bCs/>
-                <w:color w:val="8186EF"/>
-                <w:sz w:val="14"/>
-                <w:szCs w:val="14"/>
-              </w:rPr>
-              <w:t xml:space="preserve">(11)</w:t>
-            </w:r>
-          </w:p>
-        </w:tc>
-        <w:tc>
-          <w:tcPr>
-            <w:tcW w:type="pct" w:w="2400"/>
-            <w:tcMar>
-              <w:top w:type="dxa" w:w="50"/>
-              <w:left w:type="dxa" w:w="110"/>
-              <w:bottom w:type="dxa" w:w="50"/>
-              <w:right w:type="dxa" w:w="110"/>
-            </w:tcMar>
-          </w:tcPr>
-          <w:p>
-            <w:pPr>
-              <w:spacing w:before="28" w:after="28"/>
-            </w:pPr>
-            <w:r>
-              <w:rPr>
-                <w:sz w:val="15"/>
-                <w:szCs w:val="15"/>
-              </w:rPr>
-              <w:t xml:space="preserve">428,500</w:t>
-            </w:r>
-          </w:p>
-        </w:tc>
-      </w:tr>
-      <w:tr>
-        <w:tc>
-          <w:tcPr>
-            <w:tcW w:type="pct" w:w="2600"/>
-            <w:shd w:fill="FBFAF6" w:val="clear"/>
-            <w:tcMar>
-              <w:top w:type="dxa" w:w="50"/>
-              <w:left w:type="dxa" w:w="110"/>
-              <w:bottom w:type="dxa" w:w="50"/>
-              <w:right w:type="dxa" w:w="110"/>
-            </w:tcMar>
-          </w:tcPr>
-          <w:p>
-            <w:pPr>
-              <w:spacing w:before="28" w:after="28"/>
-            </w:pPr>
-            <w:r>
-              <w:rPr>
-                <w:sz w:val="15"/>
-                <w:szCs w:val="15"/>
-              </w:rPr>
-              <w:t xml:space="preserve">Distribution-centre rent and sales administration</w:t>
-            </w:r>
-          </w:p>
-        </w:tc>
-        <w:tc>
-          <w:tcPr>
-            <w:tcW w:type="pct" w:w="2400"/>
-            <w:shd w:fill="FBFAF6" w:val="clear"/>
-            <w:tcMar>
-              <w:top w:type="dxa" w:w="50"/>
-              <w:left w:type="dxa" w:w="110"/>
-              <w:bottom w:type="dxa" w:w="50"/>
-              <w:right w:type="dxa" w:w="110"/>
-            </w:tcMar>
-          </w:tcPr>
-          <w:p>
-            <w:pPr>
-              <w:spacing w:before="28" w:after="28"/>
-            </w:pPr>
-            <w:r>
-              <w:rPr>
-                <w:sz w:val="15"/>
-                <w:szCs w:val="15"/>
-              </w:rPr>
-              <w:t xml:space="preserve">(200,000)</w:t>
-            </w:r>
-          </w:p>
-        </w:tc>
-      </w:tr>
-      <w:tr>
-        <w:tc>
-          <w:tcPr>
-            <w:tcW w:type="pct" w:w="2600"/>
-            <w:shd w:fill="FFFFFF" w:val="clear"/>
-            <w:tcMar>
-              <w:top w:type="dxa" w:w="50"/>
-              <w:left w:type="dxa" w:w="110"/>
-              <w:bottom w:type="dxa" w:w="50"/>
-              <w:right w:type="dxa" w:w="110"/>
-            </w:tcMar>
-          </w:tcPr>
-          <w:p>
-            <w:pPr>
-              <w:spacing w:before="46" w:after="46"/>
-            </w:pPr>
-            <w:r>
-              <w:rPr>
-                <w:b/>
-                <w:bCs/>
-                <w:color w:val="8186EF"/>
-                <w:sz w:val="14"/>
-                <w:szCs w:val="14"/>
-              </w:rPr>
-              <w:t xml:space="preserve">(12)</w:t>
-            </w:r>
-          </w:p>
-        </w:tc>
-        <w:tc>
-          <w:tcPr>
-            <w:tcW w:type="pct" w:w="2400"/>
-            <w:tcMar>
-              <w:top w:type="dxa" w:w="50"/>
-              <w:left w:type="dxa" w:w="110"/>
-              <w:bottom w:type="dxa" w:w="50"/>
-              <w:right w:type="dxa" w:w="110"/>
-            </w:tcMar>
-          </w:tcPr>
-          <w:p>
-            <w:pPr>
-              <w:spacing w:before="28" w:after="28"/>
-            </w:pPr>
-            <w:r>
-              <w:rPr>
-                <w:sz w:val="15"/>
-                <w:szCs w:val="15"/>
-              </w:rPr>
-              <w:t xml:space="preserve">228,500</w:t>
-            </w:r>
-          </w:p>
-        </w:tc>
-      </w:tr>
-    </w:tbl>
-    <w:p/>
-    <w:tbl>
-      <w:tblPr>
-        <w:tblW w:type="pct" w:w="100%"/>
-        <w:tblLayout w:type="fixed"/>
-        <w:tblBorders>
-          <w:top w:val="single" w:color="FBFAF6" w:sz="4"/>
-          <w:left w:val="single" w:color="FBFAF6" w:sz="4"/>
-          <w:bottom w:val="single" w:color="FBFAF6" w:sz="4"/>
-          <w:right w:val="single" w:color="FBFAF6" w:sz="4"/>
-          <w:insideH w:val="single" w:color="FBFAF6" w:sz="4"/>
-          <w:insideV w:val="single" w:color="FBFAF6" w:sz="4"/>
-        </w:tblBorders>
-      </w:tblPr>
-      <w:tblGrid>
-        <w:gridCol w:w="9600"/>
-      </w:tblGrid>
-      <w:tr>
-        <w:tc>
-          <w:tcPr>
-            <w:tcW w:type="pct" w:w="5000"/>
-            <w:shd w:fill="FBFAF6" w:val="clear"/>
-            <w:tcMar>
-              <w:top w:type="dxa" w:w="40"/>
-              <w:left w:type="dxa" w:w="100"/>
-              <w:bottom w:type="dxa" w:w="40"/>
-              <w:right w:type="dxa" w:w="100"/>
-            </w:tcMar>
-          </w:tcPr>
-          <w:p>
-            <w:pPr>
-              <w:spacing w:before="18" w:after="6"/>
-            </w:pPr>
-            <w:r>
-              <w:rPr>
-                <w:b/>
-                <w:bCs/>
-                <w:color w:val="6B7280"/>
-                <w:sz w:val="14"/>
-                <w:szCs w:val="14"/>
-              </w:rPr>
-              <w:t xml:space="preserve">word list</w:t>
-            </w:r>
-          </w:p>
-          <w:p>
-            <w:pPr>
-              <w:spacing w:before="0" w:after="18"/>
-            </w:pPr>
-            <w:r>
-              <w:rPr>
-                <w:b/>
-                <w:bCs/>
-                <w:color w:val="353A7C"/>
-                <w:sz w:val="16"/>
-                <w:szCs w:val="16"/>
-              </w:rPr>
-              <w:t xml:space="preserve">Business-unit profit before corporate costs   ·   Customer contribution (six customers)   ·   Cost of goods sold</w:t>
-            </w:r>
-          </w:p>
-        </w:tc>
-      </w:tr>
-    </w:tbl>
-    <w:p/>
-    <w:p>
-      <w:pPr>
-        <w:spacing w:before="44" w:after="10"/>
-      </w:pPr>
-      <w:r>
-        <w:rPr>
-          <w:b/>
-          <w:bCs/>
-          <w:color w:val="353A7C"/>
-          <w:sz w:val="18"/>
-          <w:szCs w:val="18"/>
-        </w:rPr>
-        <w:t xml:space="preserve">The English this section uses, and its Arabic</w:t>
-      </w:r>
-    </w:p>
-    <w:p>
-      <w:pPr>
-        <w:spacing w:before="0" w:after="12"/>
-      </w:pPr>
-      <w:r>
-        <w:rPr>
-          <w:color w:val="6B7280"/>
-          <w:sz w:val="15"/>
-          <w:szCs w:val="15"/>
-        </w:rPr>
-        <w:t xml:space="preserve">Each term sits against what it means.</w:t>
-      </w:r>
-    </w:p>
-    <w:p>
-      <w:pPr>
-        <w:spacing w:after="40" w:before="90"/>
-        <w:jc w:val="center"/>
-      </w:pPr>
-      <w:r>
-        <w:drawing>
-          <wp:inline distT="0" distB="0" distL="0" distR="0">
-            <wp:extent cx="5734050" cy="1931475"/>
-            <wp:effectExtent t="0" r="0" b="0" l="0"/>
-            <wp:docPr id="1" name="" descr="" title=""/>
-            <wp:cNvGraphicFramePr>
-              <a:graphicFrameLocks xmlns:a="http://schemas.openxmlformats.org/drawingml/2006/main" noChangeAspect="1"/>
-            </wp:cNvGraphicFramePr>
-            <a:graphic xmlns:a="http://schemas.openxmlformats.org/drawingml/2006/main">
-              <a:graphicData uri="http://schemas.openxmlformats.org/drawingml/2006/picture">
-                <pic:pic xmlns:pic="http://schemas.openxmlformats.org/drawingml/2006/picture">
-                  <pic:nvPicPr>
-                    <pic:cNvPr id="0" name="" descr=""/>
-                    <pic:cNvPicPr>
-                      <a:picLocks noChangeAspect="1" noChangeArrowheads="1"/>
-                    </pic:cNvPicPr>
-                  </pic:nvPicPr>
-                  <pic:blipFill>
-                    <a:blip r:embed="rId108" cstate="none"/>
-                    <a:srcRect/>
-                    <a:stretch>
-                      <a:fillRect/>
-                    </a:stretch>
-                  </pic:blipFill>
-                  <pic:spPr bwMode="auto">
-                    <a:xfrm>
-                      <a:off x="0" y="0"/>
-                      <a:ext cx="5734050" cy="1931475"/>
-                    </a:xfrm>
-                    <a:prstGeom prst="rect">
-                      <a:avLst/>
-                    </a:prstGeom>
-                  </pic:spPr>
-                </pic:pic>
-              </a:graphicData>
-            </a:graphic>
-          </wp:inline>
-        </w:drawing>
-      </w:r>
-    </w:p>
-    <w:tbl>
-      <w:tblPr>
-        <w:tblW w:type="pct" w:w="100%"/>
-        <w:tblLayout w:type="fixed"/>
-        <w:tblBorders>
-          <w:top w:val="single" w:color="FBFAF6" w:sz="4"/>
-          <w:left w:val="single" w:color="FBFAF6" w:sz="4"/>
-          <w:bottom w:val="single" w:color="FBFAF6" w:sz="4"/>
-          <w:right w:val="single" w:color="FBFAF6" w:sz="4"/>
-          <w:insideH w:val="single" w:color="FBFAF6" w:sz="4"/>
-          <w:insideV w:val="single" w:color="FBFAF6" w:sz="4"/>
-        </w:tblBorders>
-      </w:tblPr>
-      <w:tblGrid>
-        <w:gridCol w:w="9600"/>
-      </w:tblGrid>
-      <w:tr>
-        <w:tc>
-          <w:tcPr>
-            <w:tcW w:type="pct" w:w="5000"/>
-            <w:shd w:fill="FBFAF6" w:val="clear"/>
-            <w:tcMar>
-              <w:top w:type="dxa" w:w="40"/>
-              <w:left w:type="dxa" w:w="100"/>
-              <w:bottom w:type="dxa" w:w="40"/>
-              <w:right w:type="dxa" w:w="100"/>
-            </w:tcMar>
-          </w:tcPr>
-          <w:p>
-            <w:pPr>
-              <w:spacing w:before="18" w:after="6"/>
-            </w:pPr>
-            <w:r>
-              <w:rPr>
-                <w:b/>
-                <w:bCs/>
-                <w:color w:val="6B7280"/>
-                <w:sz w:val="14"/>
-                <w:szCs w:val="14"/>
-              </w:rPr>
-              <w:t xml:space="preserve">word list</w:t>
-            </w:r>
-          </w:p>
-          <w:p>
-            <w:pPr>
-              <w:spacing w:before="0" w:after="18"/>
-            </w:pPr>
-            <w:r>
-              <w:rPr>
-                <w:b/>
-                <w:bCs/>
-                <w:color w:val="353A7C"/>
-                <w:sz w:val="16"/>
-                <w:szCs w:val="16"/>
-              </w:rPr>
-              <w:t xml:space="preserve">customer-sustaining cost   ·   whale curve   ·   cost to serve</w:t>
+              <w:t xml:space="preserve">customer-sustaining cost   ·   business unit   ·   whale curve</w:t>
             </w:r>
           </w:p>
         </w:tc>
@@ -7326,7 +9319,7 @@
                 <w:sz w:val="16"/>
                 <w:szCs w:val="16"/>
               </w:rPr>
-              <w:t xml:space="preserve">Gross sales</w:t>
+              <w:t xml:space="preserve">Rebates</w:t>
             </w:r>
           </w:p>
         </w:tc>
@@ -7352,14 +9345,14 @@
                 <w:sz w:val="16"/>
                 <w:szCs w:val="16"/>
               </w:rPr>
-              <w:t xml:space="preserve">8  </w:t>
-            </w:r>
-            <w:r>
-              <w:rPr>
-                <w:sz w:val="16"/>
-                <w:szCs w:val="16"/>
-              </w:rPr>
-              <w:t xml:space="preserve">business</w:t>
+              <w:t xml:space="preserve">9  </w:t>
+            </w:r>
+            <w:r>
+              <w:rPr>
+                <w:sz w:val="16"/>
+                <w:szCs w:val="16"/>
+              </w:rPr>
+              <w:t xml:space="preserve">Za'atar</w:t>
             </w:r>
           </w:p>
         </w:tc>
@@ -7394,7 +9387,7 @@
                 <w:sz w:val="16"/>
                 <w:szCs w:val="16"/>
               </w:rPr>
-              <w:t xml:space="preserve">Customer margin</w:t>
+              <w:t xml:space="preserve">Net revenue</w:t>
             </w:r>
           </w:p>
         </w:tc>
@@ -7420,14 +9413,14 @@
                 <w:sz w:val="16"/>
                 <w:szCs w:val="16"/>
               </w:rPr>
-              <w:t xml:space="preserve">9  </w:t>
-            </w:r>
-            <w:r>
-              <w:rPr>
-                <w:sz w:val="16"/>
-                <w:szCs w:val="16"/>
-              </w:rPr>
-              <w:t xml:space="preserve">customers</w:t>
+              <w:t xml:space="preserve">10  </w:t>
+            </w:r>
+            <w:r>
+              <w:rPr>
+                <w:sz w:val="16"/>
+                <w:szCs w:val="16"/>
+              </w:rPr>
+              <w:t xml:space="preserve">business</w:t>
             </w:r>
           </w:p>
         </w:tc>
@@ -7462,7 +9455,7 @@
                 <w:sz w:val="16"/>
                 <w:szCs w:val="16"/>
               </w:rPr>
-              <w:t xml:space="preserve">loss-making</w:t>
+              <w:t xml:space="preserve">Cost of goods sold</w:t>
             </w:r>
           </w:p>
         </w:tc>
@@ -7488,14 +9481,14 @@
                 <w:sz w:val="16"/>
                 <w:szCs w:val="16"/>
               </w:rPr>
-              <w:t xml:space="preserve">10  </w:t>
-            </w:r>
-            <w:r>
-              <w:rPr>
-                <w:sz w:val="16"/>
-                <w:szCs w:val="16"/>
-              </w:rPr>
-              <w:t xml:space="preserve">administration</w:t>
+              <w:t xml:space="preserve">11  </w:t>
+            </w:r>
+            <w:r>
+              <w:rPr>
+                <w:sz w:val="16"/>
+                <w:szCs w:val="16"/>
+              </w:rPr>
+              <w:t xml:space="preserve">deducts</w:t>
             </w:r>
           </w:p>
         </w:tc>
@@ -7530,7 +9523,7 @@
                 <w:sz w:val="16"/>
                 <w:szCs w:val="16"/>
               </w:rPr>
-              <w:t xml:space="preserve">called</w:t>
+              <w:t xml:space="preserve">Cost to serve</w:t>
             </w:r>
           </w:p>
         </w:tc>
@@ -7556,14 +9549,14 @@
                 <w:sz w:val="16"/>
                 <w:szCs w:val="16"/>
               </w:rPr>
-              <w:t xml:space="preserve">11  </w:t>
-            </w:r>
-            <w:r>
-              <w:rPr>
-                <w:sz w:val="16"/>
-                <w:szCs w:val="16"/>
-              </w:rPr>
-              <w:t xml:space="preserve">Customer contribution (six customers)</w:t>
+              <w:t xml:space="preserve">12  </w:t>
+            </w:r>
+            <w:r>
+              <w:rPr>
+                <w:sz w:val="16"/>
+                <w:szCs w:val="16"/>
+              </w:rPr>
+              <w:t xml:space="preserve">leaves</w:t>
             </w:r>
           </w:p>
         </w:tc>
@@ -7598,7 +9591,7 @@
                 <w:sz w:val="16"/>
                 <w:szCs w:val="16"/>
               </w:rPr>
-              <w:t xml:space="preserve">profitability</w:t>
+              <w:t xml:space="preserve">loss-making</w:t>
             </w:r>
           </w:p>
         </w:tc>
@@ -7624,14 +9617,14 @@
                 <w:sz w:val="16"/>
                 <w:szCs w:val="16"/>
               </w:rPr>
-              <w:t xml:space="preserve">12  </w:t>
-            </w:r>
-            <w:r>
-              <w:rPr>
-                <w:sz w:val="16"/>
-                <w:szCs w:val="16"/>
-              </w:rPr>
-              <w:t xml:space="preserve">Business-unit profit before corporate costs</w:t>
+              <w:t xml:space="preserve">13  </w:t>
+            </w:r>
+            <w:r>
+              <w:rPr>
+                <w:sz w:val="16"/>
+                <w:szCs w:val="16"/>
+              </w:rPr>
+              <w:t xml:space="preserve">Customer contribution (six customers)</w:t>
             </w:r>
           </w:p>
         </w:tc>
@@ -7666,7 +9659,7 @@
                 <w:sz w:val="16"/>
                 <w:szCs w:val="16"/>
               </w:rPr>
-              <w:t xml:space="preserve">lentils</w:t>
+              <w:t xml:space="preserve">called</w:t>
             </w:r>
           </w:p>
         </w:tc>
@@ -7692,14 +9685,14 @@
                 <w:sz w:val="16"/>
                 <w:szCs w:val="16"/>
               </w:rPr>
-              <w:t xml:space="preserve">13  </w:t>
-            </w:r>
-            <w:r>
-              <w:rPr>
-                <w:sz w:val="16"/>
-                <w:szCs w:val="16"/>
-              </w:rPr>
-              <w:t xml:space="preserve">cost to serve</w:t>
+              <w:t xml:space="preserve">14  </w:t>
+            </w:r>
+            <w:r>
+              <w:rPr>
+                <w:sz w:val="16"/>
+                <w:szCs w:val="16"/>
+              </w:rPr>
+              <w:t xml:space="preserve">Business-unit profit before corporate costs</w:t>
             </w:r>
           </w:p>
         </w:tc>
@@ -7734,7 +9727,7 @@
                 <w:sz w:val="16"/>
                 <w:szCs w:val="16"/>
               </w:rPr>
-              <w:t xml:space="preserve">Za'atar</w:t>
+              <w:t xml:space="preserve">profitability</w:t>
             </w:r>
           </w:p>
         </w:tc>
@@ -7760,7 +9753,7 @@
                 <w:sz w:val="16"/>
                 <w:szCs w:val="16"/>
               </w:rPr>
-              <w:t xml:space="preserve">14  </w:t>
+              <w:t xml:space="preserve">15  </w:t>
             </w:r>
             <w:r>
               <w:rPr>
@@ -7768,6 +9761,74 @@
                 <w:szCs w:val="16"/>
               </w:rPr>
               <w:t xml:space="preserve">whale curve</w:t>
+            </w:r>
+          </w:p>
+        </w:tc>
+      </w:tr>
+      <w:tr>
+        <w:tc>
+          <w:tcPr>
+            <w:tcW w:type="pct" w:w="2500"/>
+            <w:tcMar>
+              <w:top w:type="dxa" w:w="20"/>
+              <w:left w:type="dxa" w:w="80"/>
+              <w:bottom w:type="dxa" w:w="20"/>
+              <w:right w:type="dxa" w:w="80"/>
+            </w:tcMar>
+          </w:tcPr>
+          <w:p>
+            <w:pPr>
+              <w:spacing w:before="12" w:after="12"/>
+            </w:pPr>
+            <w:r>
+              <w:rPr>
+                <w:b/>
+                <w:bCs/>
+                <w:color w:val="8186EF"/>
+                <w:sz w:val="16"/>
+                <w:szCs w:val="16"/>
+              </w:rPr>
+              <w:t xml:space="preserve">8  </w:t>
+            </w:r>
+            <w:r>
+              <w:rPr>
+                <w:sz w:val="16"/>
+                <w:szCs w:val="16"/>
+              </w:rPr>
+              <w:t xml:space="preserve">lentils</w:t>
+            </w:r>
+          </w:p>
+        </w:tc>
+        <w:tc>
+          <w:tcPr>
+            <w:tcW w:type="pct" w:w="2500"/>
+            <w:tcMar>
+              <w:top w:type="dxa" w:w="20"/>
+              <w:left w:type="dxa" w:w="80"/>
+              <w:bottom w:type="dxa" w:w="20"/>
+              <w:right w:type="dxa" w:w="80"/>
+            </w:tcMar>
+          </w:tcPr>
+          <w:p>
+            <w:pPr>
+              <w:spacing w:before="12" w:after="12"/>
+            </w:pPr>
+            <w:r>
+              <w:rPr>
+                <w:b/>
+                <w:bCs/>
+                <w:color w:val="8186EF"/>
+                <w:sz w:val="16"/>
+                <w:szCs w:val="16"/>
+              </w:rPr>
+              <w:t xml:space="preserve">16  </w:t>
+            </w:r>
+            <w:r>
+              <w:rPr>
+                <w:sz w:val="16"/>
+                <w:szCs w:val="16"/>
+              </w:rPr>
+              <w:t xml:space="preserve">business unit</w:t>
             </w:r>
           </w:p>
         </w:tc>
@@ -7993,7 +10054,7 @@
           <w:sz w:val="19"/>
           <w:szCs w:val="19"/>
         </w:rPr>
-        <w:t xml:space="preserve">The </w:t>
+        <w:t xml:space="preserve">The controllable margin is revenue minus the costs the manager </w:t>
       </w:r>
       <w:r>
         <w:rPr>
@@ -8011,7 +10072,7 @@
           <w:sz w:val="19"/>
           <w:szCs w:val="19"/>
         </w:rPr>
-        <w:t xml:space="preserve">              </w:t>
+        <w:t xml:space="preserve">           </w:t>
       </w:r>
       <w:r>
         <w:rPr>
@@ -8025,7 +10086,7 @@
           <w:sz w:val="19"/>
           <w:szCs w:val="19"/>
         </w:rPr>
-        <w:t xml:space="preserve"> margin is revenue minus the costs the manager controls. </w:t>
+        <w:t xml:space="preserve">. </w:t>
       </w:r>
     </w:p>
     <w:tbl>
@@ -8083,7 +10144,7 @@
                 <w:sz w:val="16"/>
                 <w:szCs w:val="16"/>
               </w:rPr>
-              <w:t xml:space="preserve">influence   ·   listing   ·   controllable</w:t>
+              <w:t xml:space="preserve">influence   ·   dropping   ·   controls</w:t>
             </w:r>
           </w:p>
         </w:tc>
@@ -8795,7 +10856,7 @@
                 <w:sz w:val="16"/>
                 <w:szCs w:val="16"/>
               </w:rPr>
-              <w:t xml:space="preserve">Cost of goods sold avoided   ·   Yes (prices, discounts, rebates)   ·   The basis for judging the sales manager   ·   Mostly no (set by production)</w:t>
+              <w:t xml:space="preserve">Yes (order size, delivery terms)   ·   Yes (prices, discounts, rebates)   ·   The basis for judging the sales manager   ·   Mostly no (set by production)</w:t>
             </w:r>
           </w:p>
         </w:tc>
@@ -8835,7 +10896,7 @@
           <w:sz w:val="19"/>
           <w:szCs w:val="19"/>
         </w:rPr>
-        <w:t xml:space="preserve">Before </w:t>
+        <w:t xml:space="preserve">Before dropping a </w:t>
       </w:r>
       <w:r>
         <w:rPr>
@@ -8867,7 +10928,7 @@
           <w:sz w:val="19"/>
           <w:szCs w:val="19"/>
         </w:rPr>
-        <w:t xml:space="preserve"> a customer, ask which costs would </w:t>
+        <w:t xml:space="preserve">, ask which costs would </w:t>
       </w:r>
       <w:r>
         <w:rPr>
@@ -8906,7 +10967,7 @@
           <w:sz w:val="19"/>
           <w:szCs w:val="19"/>
         </w:rPr>
-        <w:t xml:space="preserve">If the small shops were dropped, Tahini &amp; Spreads would lose their revenue but avoid their product cost and, if the </w:t>
+        <w:t xml:space="preserve">If the small shops were dropped, Tahini &amp; </w:t>
       </w:r>
       <w:r>
         <w:rPr>
@@ -8924,7 +10985,7 @@
           <w:sz w:val="19"/>
           <w:szCs w:val="19"/>
         </w:rPr>
-        <w:t xml:space="preserve">            </w:t>
+        <w:t xml:space="preserve">           </w:t>
       </w:r>
       <w:r>
         <w:rPr>
@@ -8938,7 +10999,7 @@
           <w:sz w:val="19"/>
           <w:szCs w:val="19"/>
         </w:rPr>
-        <w:t xml:space="preserve"> shrink, their cost to serve. </w:t>
+        <w:t xml:space="preserve"> would lose their revenue but avoid their product cost and, if the activities shrink, their cost to serve. </w:t>
       </w:r>
     </w:p>
     <w:tbl>
@@ -8996,7 +11057,7 @@
                 <w:sz w:val="16"/>
                 <w:szCs w:val="16"/>
               </w:rPr>
-              <w:t xml:space="preserve">activities   ·   dropping   ·   customer   ·   really</w:t>
+              <w:t xml:space="preserve">Spreads   ·   customer   ·   division   ·   really</w:t>
             </w:r>
           </w:p>
         </w:tc>
@@ -9212,54 +11273,6 @@
         <w:tc>
           <w:tcPr>
             <w:tcW w:type="pct" w:w="2600"/>
-            <w:tcMar>
-              <w:top w:type="dxa" w:w="50"/>
-              <w:left w:type="dxa" w:w="110"/>
-              <w:bottom w:type="dxa" w:w="50"/>
-              <w:right w:type="dxa" w:w="110"/>
-            </w:tcMar>
-          </w:tcPr>
-          <w:p>
-            <w:pPr>
-              <w:spacing w:before="28" w:after="28"/>
-            </w:pPr>
-            <w:r>
-              <w:rPr>
-                <w:sz w:val="15"/>
-                <w:szCs w:val="15"/>
-              </w:rPr>
-              <w:t xml:space="preserve">Cost to serve avoided (if activities shrink)</w:t>
-            </w:r>
-          </w:p>
-        </w:tc>
-        <w:tc>
-          <w:tcPr>
-            <w:tcW w:type="pct" w:w="2400"/>
-            <w:tcMar>
-              <w:top w:type="dxa" w:w="50"/>
-              <w:left w:type="dxa" w:w="110"/>
-              <w:bottom w:type="dxa" w:w="50"/>
-              <w:right w:type="dxa" w:w="110"/>
-            </w:tcMar>
-          </w:tcPr>
-          <w:p>
-            <w:pPr>
-              <w:spacing w:before="28" w:after="28"/>
-            </w:pPr>
-            <w:r>
-              <w:rPr>
-                <w:sz w:val="15"/>
-                <w:szCs w:val="15"/>
-              </w:rPr>
-              <w:t xml:space="preserve">187,000</w:t>
-            </w:r>
-          </w:p>
-        </w:tc>
-      </w:tr>
-      <w:tr>
-        <w:tc>
-          <w:tcPr>
-            <w:tcW w:type="pct" w:w="2600"/>
             <w:shd w:fill="FFFFFF" w:val="clear"/>
             <w:tcMar>
               <w:top w:type="dxa" w:w="50"/>
@@ -9287,7 +11300,6 @@
         <w:tc>
           <w:tcPr>
             <w:tcW w:type="pct" w:w="2400"/>
-            <w:shd w:fill="FBFAF6" w:val="clear"/>
             <w:tcMar>
               <w:top w:type="dxa" w:w="50"/>
               <w:left w:type="dxa" w:w="110"/>
@@ -9304,7 +11316,7 @@
                 <w:sz w:val="15"/>
                 <w:szCs w:val="15"/>
               </w:rPr>
-              <w:t xml:space="preserve">73,000</w:t>
+              <w:t xml:space="preserve">187,000</w:t>
             </w:r>
           </w:p>
         </w:tc>
@@ -9313,27 +11325,73 @@
         <w:tc>
           <w:tcPr>
             <w:tcW w:type="pct" w:w="2600"/>
-            <w:shd w:fill="FFFFFF" w:val="clear"/>
-            <w:tcMar>
-              <w:top w:type="dxa" w:w="50"/>
-              <w:left w:type="dxa" w:w="110"/>
-              <w:bottom w:type="dxa" w:w="50"/>
-              <w:right w:type="dxa" w:w="110"/>
-            </w:tcMar>
-          </w:tcPr>
-          <w:p>
-            <w:pPr>
-              <w:spacing w:before="46" w:after="46"/>
-            </w:pPr>
-            <w:r>
-              <w:rPr>
-                <w:b/>
-                <w:bCs/>
-                <w:color w:val="8186EF"/>
-                <w:sz w:val="14"/>
-                <w:szCs w:val="14"/>
-              </w:rPr>
-              <w:t xml:space="preserve">(11)</w:t>
+            <w:shd w:fill="FBFAF6" w:val="clear"/>
+            <w:tcMar>
+              <w:top w:type="dxa" w:w="50"/>
+              <w:left w:type="dxa" w:w="110"/>
+              <w:bottom w:type="dxa" w:w="50"/>
+              <w:right w:type="dxa" w:w="110"/>
+            </w:tcMar>
+          </w:tcPr>
+          <w:p>
+            <w:pPr>
+              <w:spacing w:before="28" w:after="28"/>
+            </w:pPr>
+            <w:r>
+              <w:rPr>
+                <w:sz w:val="15"/>
+                <w:szCs w:val="15"/>
+              </w:rPr>
+              <w:t xml:space="preserve">Change in profit</w:t>
+            </w:r>
+          </w:p>
+        </w:tc>
+        <w:tc>
+          <w:tcPr>
+            <w:tcW w:type="pct" w:w="2400"/>
+            <w:shd w:fill="FBFAF6" w:val="clear"/>
+            <w:tcMar>
+              <w:top w:type="dxa" w:w="50"/>
+              <w:left w:type="dxa" w:w="110"/>
+              <w:bottom w:type="dxa" w:w="50"/>
+              <w:right w:type="dxa" w:w="110"/>
+            </w:tcMar>
+          </w:tcPr>
+          <w:p>
+            <w:pPr>
+              <w:spacing w:before="28" w:after="28"/>
+            </w:pPr>
+            <w:r>
+              <w:rPr>
+                <w:sz w:val="15"/>
+                <w:szCs w:val="15"/>
+              </w:rPr>
+              <w:t xml:space="preserve">73,000</w:t>
+            </w:r>
+          </w:p>
+        </w:tc>
+      </w:tr>
+      <w:tr>
+        <w:tc>
+          <w:tcPr>
+            <w:tcW w:type="pct" w:w="2600"/>
+            <w:tcMar>
+              <w:top w:type="dxa" w:w="50"/>
+              <w:left w:type="dxa" w:w="110"/>
+              <w:bottom w:type="dxa" w:w="50"/>
+              <w:right w:type="dxa" w:w="110"/>
+            </w:tcMar>
+          </w:tcPr>
+          <w:p>
+            <w:pPr>
+              <w:spacing w:before="28" w:after="28"/>
+            </w:pPr>
+            <w:r>
+              <w:rPr>
+                <w:sz w:val="15"/>
+                <w:szCs w:val="15"/>
+              </w:rPr>
+              <w:t xml:space="preserve">Rent and sales administration</w:t>
             </w:r>
           </w:p>
         </w:tc>
@@ -9418,7 +11476,7 @@
                 <w:sz w:val="16"/>
                 <w:szCs w:val="16"/>
               </w:rPr>
-              <w:t xml:space="preserve">Rent and sales administration   ·   Cost to serve   ·   Change in profit   ·   Net revenue lost</w:t>
+              <w:t xml:space="preserve">Change in profit   ·   Cost to serve avoided (if activities shrink)   ·   Net revenue lost</w:t>
             </w:r>
           </w:p>
         </w:tc>
@@ -9445,7 +11503,7 @@
           <w:sz w:val="16"/>
           <w:szCs w:val="16"/>
         </w:rPr>
-        <w:t xml:space="preserve">      gaps 12–14</w:t>
+        <w:t xml:space="preserve">      gaps 11–13</w:t>
       </w:r>
     </w:p>
     <w:p>
@@ -9468,7 +11526,7 @@
           <w:sz w:val="15"/>
           <w:szCs w:val="15"/>
         </w:rPr>
-        <w:t xml:space="preserve"> (12) </w:t>
+        <w:t xml:space="preserve"> (11) </w:t>
       </w:r>
       <w:r>
         <w:rPr>
@@ -9507,7 +11565,7 @@
           <w:sz w:val="15"/>
           <w:szCs w:val="15"/>
         </w:rPr>
-        <w:t xml:space="preserve"> (13) </w:t>
+        <w:t xml:space="preserve"> (12) </w:t>
       </w:r>
       <w:r>
         <w:rPr>
@@ -9546,7 +11604,7 @@
           <w:sz w:val="15"/>
           <w:szCs w:val="15"/>
         </w:rPr>
-        <w:t xml:space="preserve"> (14) </w:t>
+        <w:t xml:space="preserve"> (13) </w:t>
       </w:r>
       <w:r>
         <w:rPr>
@@ -9928,7 +11986,7 @@
                 <w:sz w:val="16"/>
                 <w:szCs w:val="16"/>
               </w:rPr>
-              <w:t xml:space="preserve">activities</w:t>
+              <w:t xml:space="preserve">Spreads</w:t>
             </w:r>
           </w:p>
         </w:tc>
@@ -9963,7 +12021,7 @@
                 <w:sz w:val="16"/>
                 <w:szCs w:val="16"/>
               </w:rPr>
-              <w:t xml:space="preserve">controllable</w:t>
+              <w:t xml:space="preserve">controls</w:t>
             </w:r>
           </w:p>
         </w:tc>
@@ -10064,7 +12122,7 @@
                 <w:sz w:val="16"/>
                 <w:szCs w:val="16"/>
               </w:rPr>
-              <w:t xml:space="preserve">Change in profit</w:t>
+              <w:t xml:space="preserve">Cost to serve avoided (if activities shrink)</w:t>
             </w:r>
           </w:p>
         </w:tc>
@@ -10132,7 +12190,7 @@
                 <w:sz w:val="16"/>
                 <w:szCs w:val="16"/>
               </w:rPr>
-              <w:t xml:space="preserve">Rent and sales administration</w:t>
+              <w:t xml:space="preserve">option</w:t>
             </w:r>
           </w:p>
         </w:tc>
@@ -10200,7 +12258,7 @@
                 <w:sz w:val="16"/>
                 <w:szCs w:val="16"/>
               </w:rPr>
-              <w:t xml:space="preserve">option</w:t>
+              <w:t xml:space="preserve">Distribution</w:t>
             </w:r>
           </w:p>
         </w:tc>
@@ -10235,7 +12293,7 @@
                 <w:sz w:val="16"/>
                 <w:szCs w:val="16"/>
               </w:rPr>
-              <w:t xml:space="preserve">dropping</w:t>
+              <w:t xml:space="preserve">customer</w:t>
             </w:r>
           </w:p>
         </w:tc>
@@ -10268,7 +12326,7 @@
                 <w:sz w:val="16"/>
                 <w:szCs w:val="16"/>
               </w:rPr>
-              <w:t xml:space="preserve">Distribution</w:t>
+              <w:t xml:space="preserve">cutting</w:t>
             </w:r>
           </w:p>
         </w:tc>
@@ -10319,24 +12377,14 @@
           </w:tcPr>
           <w:p>
             <w:pPr>
-              <w:spacing w:before="12" w:after="12"/>
-            </w:pPr>
-            <w:r>
-              <w:rPr>
-                <w:b/>
-                <w:bCs/>
-                <w:color w:val="8186EF"/>
-                <w:sz w:val="16"/>
-                <w:szCs w:val="16"/>
-              </w:rPr>
-              <w:t xml:space="preserve">14  </w:t>
-            </w:r>
-            <w:r>
-              <w:rPr>
-                <w:sz w:val="16"/>
-                <w:szCs w:val="16"/>
-              </w:rPr>
-              <w:t xml:space="preserve">cutting</w:t>
+              <w:spacing w:before="24" w:after="24"/>
+            </w:pPr>
+            <w:r>
+              <w:rPr>
+                <w:sz w:val="16"/>
+                <w:szCs w:val="16"/>
+              </w:rPr>
+              <w:t xml:space="preserve"/>
             </w:r>
           </w:p>
         </w:tc>
@@ -10534,7 +12582,7 @@
           <w:sz w:val="16"/>
           <w:szCs w:val="16"/>
         </w:rPr>
-        <w:t xml:space="preserve">      gaps 1–8</w:t>
+        <w:t xml:space="preserve">      gaps 1–7</w:t>
       </w:r>
     </w:p>
     <w:p>
@@ -10611,14 +12659,7 @@
           <w:sz w:val="19"/>
           <w:szCs w:val="19"/>
         </w:rPr>
-        <w:t xml:space="preserve">, whose rebates and listing fees make its gross sales look larger than its real revenue. </w:t>
-      </w:r>
-      <w:r>
-        <w:rPr>
-          <w:sz w:val="19"/>
-          <w:szCs w:val="19"/>
-        </w:rPr>
-        <w:t xml:space="preserve">The net revenue and customer margin are </w:t>
+        <w:t xml:space="preserve">, whose rebates and listing fees make its gross sales look </w:t>
       </w:r>
       <w:r>
         <w:rPr>
@@ -10650,21 +12691,14 @@
           <w:sz w:val="19"/>
           <w:szCs w:val="19"/>
         </w:rPr>
-        <w:t xml:space="preserve">; the entries are for depth. </w:t>
-      </w:r>
-      <w:r>
-        <w:rPr>
-          <w:sz w:val="19"/>
-          <w:szCs w:val="19"/>
-        </w:rPr>
-        <w:t xml:space="preserve">Gross sales: $900,000; rebates expected $45,000; listing fees paid $60,000. </w:t>
-      </w:r>
-      <w:r>
-        <w:rPr>
-          <w:sz w:val="19"/>
-          <w:szCs w:val="19"/>
-        </w:rPr>
-        <w:t xml:space="preserve"/>
+        <w:t xml:space="preserve"> than its real revenue. </w:t>
+      </w:r>
+      <w:r>
+        <w:rPr>
+          <w:sz w:val="19"/>
+          <w:szCs w:val="19"/>
+        </w:rPr>
+        <w:t xml:space="preserve">The net revenue and customer margin are </w:t>
       </w:r>
       <w:r>
         <w:rPr>
@@ -10682,7 +12716,7 @@
           <w:sz w:val="19"/>
           <w:szCs w:val="19"/>
         </w:rPr>
-        <w:t xml:space="preserve">            </w:t>
+        <w:t xml:space="preserve">           </w:t>
       </w:r>
       <w:r>
         <w:rPr>
@@ -10696,7 +12730,21 @@
           <w:sz w:val="19"/>
           <w:szCs w:val="19"/>
         </w:rPr>
-        <w:t xml:space="preserve">: 600 orders, 500 </w:t>
+        <w:t xml:space="preserve">; the entries are for depth. </w:t>
+      </w:r>
+      <w:r>
+        <w:rPr>
+          <w:sz w:val="19"/>
+          <w:szCs w:val="19"/>
+        </w:rPr>
+        <w:t xml:space="preserve">Gross sales: $900,000; rebates expected $45,000; listing fees paid $60,000. </w:t>
+      </w:r>
+      <w:r>
+        <w:rPr>
+          <w:sz w:val="19"/>
+          <w:szCs w:val="19"/>
+        </w:rPr>
+        <w:t xml:space="preserve"/>
       </w:r>
       <w:r>
         <w:rPr>
@@ -10728,14 +12776,7 @@
           <w:sz w:val="19"/>
           <w:szCs w:val="19"/>
         </w:rPr>
-        <w:t xml:space="preserve">, 50 rush orders and 200 returns. </w:t>
-      </w:r>
-      <w:r>
-        <w:rPr>
-          <w:sz w:val="19"/>
-          <w:szCs w:val="19"/>
-        </w:rPr>
-        <w:t xml:space="preserve">Record the sales net of expected rebates, treat the listing fee as a </w:t>
+        <w:t xml:space="preserve">: 600 orders, 500 deliveries, 50 rush orders and 200 </w:t>
       </w:r>
       <w:r>
         <w:rPr>
@@ -10767,7 +12808,14 @@
           <w:sz w:val="19"/>
           <w:szCs w:val="19"/>
         </w:rPr>
-        <w:t xml:space="preserve"> of revenue, pay the rebates, and then build </w:t>
+        <w:t xml:space="preserve">. </w:t>
+      </w:r>
+      <w:r>
+        <w:rPr>
+          <w:sz w:val="19"/>
+          <w:szCs w:val="19"/>
+        </w:rPr>
+        <w:t xml:space="preserve">Record the sales net of expected rebates, treat the listing fee as a </w:t>
       </w:r>
       <w:r>
         <w:rPr>
@@ -10785,7 +12833,7 @@
           <w:sz w:val="19"/>
           <w:szCs w:val="19"/>
         </w:rPr>
-        <w:t xml:space="preserve">            </w:t>
+        <w:t xml:space="preserve">           </w:t>
       </w:r>
       <w:r>
         <w:rPr>
@@ -10799,46 +12847,14 @@
           <w:sz w:val="19"/>
           <w:szCs w:val="19"/>
         </w:rPr>
-        <w:t xml:space="preserve"> customer margin. </w:t>
-      </w:r>
-      <w:r>
-        <w:rPr>
-          <w:sz w:val="19"/>
-          <w:szCs w:val="19"/>
-        </w:rPr>
-        <w:t xml:space="preserve">The revenue </w:t>
-      </w:r>
-      <w:r>
-        <w:rPr>
-          <w:b/>
-          <w:bCs/>
-          <w:color w:val="8186EF"/>
-          <w:sz w:val="15"/>
-          <w:szCs w:val="15"/>
-        </w:rPr>
-        <w:t xml:space="preserve"> (8) </w:t>
-      </w:r>
-      <w:r>
-        <w:rPr>
-          <w:u w:val="single"/>
-          <w:sz w:val="19"/>
-          <w:szCs w:val="19"/>
-        </w:rPr>
-        <w:t xml:space="preserve">           </w:t>
-      </w:r>
-      <w:r>
-        <w:rPr>
-          <w:sz w:val="19"/>
-          <w:szCs w:val="19"/>
-        </w:rPr>
-        <w:t xml:space="preserve"> </w:t>
-      </w:r>
-      <w:r>
-        <w:rPr>
-          <w:sz w:val="19"/>
-          <w:szCs w:val="19"/>
-        </w:rPr>
-        <w:t xml:space="preserve"> ends at $795,000: gross sales minus rebates and the listing fee. </w:t>
+        <w:t xml:space="preserve"> of revenue, pay the rebates, and then build Al-Salam's customer margin. </w:t>
+      </w:r>
+      <w:r>
+        <w:rPr>
+          <w:sz w:val="19"/>
+          <w:szCs w:val="19"/>
+        </w:rPr>
+        <w:t xml:space="preserve">The revenue account ends at $795,000: gross sales minus rebates and the listing fee. </w:t>
       </w:r>
     </w:p>
     <w:tbl>
@@ -10896,7 +12912,7 @@
                 <w:sz w:val="16"/>
                 <w:szCs w:val="16"/>
               </w:rPr>
-              <w:t xml:space="preserve">exam-core   ·   business   ·   deliveries   ·   Supermarkets   ·   Al-Salam's   ·   account   ·   Activities   ·   records   ·   reduction</w:t>
+              <w:t xml:space="preserve">larger   ·   Supermarkets   ·   Activities   ·   contributions   ·   reduction   ·   exam-core   ·   records   ·   returns</w:t>
             </w:r>
           </w:p>
         </w:tc>
@@ -11109,7 +13125,7 @@
                 <w:sz w:val="14"/>
                 <w:szCs w:val="14"/>
               </w:rPr>
-              <w:t xml:space="preserve">(9)</w:t>
+              <w:t xml:space="preserve">(8)</w:t>
             </w:r>
           </w:p>
         </w:tc>
@@ -11305,7 +13321,7 @@
                 <w:sz w:val="14"/>
                 <w:szCs w:val="14"/>
               </w:rPr>
-              <w:t xml:space="preserve">(10)</w:t>
+              <w:t xml:space="preserve">(9)</w:t>
             </w:r>
           </w:p>
         </w:tc>
@@ -11501,7 +13517,7 @@
                 <w:sz w:val="14"/>
                 <w:szCs w:val="14"/>
               </w:rPr>
-              <w:t xml:space="preserve">(11)</w:t>
+              <w:t xml:space="preserve">(10)</w:t>
             </w:r>
           </w:p>
         </w:tc>
@@ -11792,7 +13808,7 @@
                 <w:sz w:val="14"/>
                 <w:szCs w:val="14"/>
               </w:rPr>
-              <w:t xml:space="preserve">(12)</w:t>
+              <w:t xml:space="preserve">(11)</w:t>
             </w:r>
           </w:p>
         </w:tc>
@@ -11929,7 +13945,7 @@
           <w:sz w:val="16"/>
           <w:szCs w:val="16"/>
         </w:rPr>
-        <w:t xml:space="preserve">      gaps 13–14</w:t>
+        <w:t xml:space="preserve">      gaps 12–13</w:t>
       </w:r>
     </w:p>
     <w:p>
@@ -11952,7 +13968,7 @@
           <w:sz w:val="15"/>
           <w:szCs w:val="15"/>
         </w:rPr>
-        <w:t xml:space="preserve"> (13) </w:t>
+        <w:t xml:space="preserve"> (12) </w:t>
       </w:r>
       <w:r>
         <w:rPr>
@@ -11991,7 +14007,7 @@
           <w:sz w:val="15"/>
           <w:szCs w:val="15"/>
         </w:rPr>
-        <w:t xml:space="preserve"> (14) </w:t>
+        <w:t xml:space="preserve"> (13) </w:t>
       </w:r>
       <w:r>
         <w:rPr>
@@ -12145,7 +14161,7 @@
           <w:sz w:val="16"/>
           <w:szCs w:val="16"/>
         </w:rPr>
-        <w:t xml:space="preserve">      gaps 15–16</w:t>
+        <w:t xml:space="preserve">      gaps 14–15</w:t>
       </w:r>
     </w:p>
     <w:p>
@@ -12168,7 +14184,7 @@
           <w:sz w:val="15"/>
           <w:szCs w:val="15"/>
         </w:rPr>
-        <w:t xml:space="preserve"> (15) </w:t>
+        <w:t xml:space="preserve"> (14) </w:t>
       </w:r>
       <w:r>
         <w:rPr>
@@ -12197,7 +14213,7 @@
           <w:sz w:val="19"/>
           <w:szCs w:val="19"/>
         </w:rPr>
-        <w:t xml:space="preserve"/>
+        <w:t xml:space="preserve">Al-Salam's revenue in the </w:t>
       </w:r>
       <w:r>
         <w:rPr>
@@ -12207,7 +14223,7 @@
           <w:sz w:val="15"/>
           <w:szCs w:val="15"/>
         </w:rPr>
-        <w:t xml:space="preserve"> (16) </w:t>
+        <w:t xml:space="preserve"> (15) </w:t>
       </w:r>
       <w:r>
         <w:rPr>
@@ -12215,7 +14231,7 @@
           <w:sz w:val="19"/>
           <w:szCs w:val="19"/>
         </w:rPr>
-        <w:t xml:space="preserve">            </w:t>
+        <w:t xml:space="preserve">           </w:t>
       </w:r>
       <w:r>
         <w:rPr>
@@ -12229,7 +14245,7 @@
           <w:sz w:val="19"/>
           <w:szCs w:val="19"/>
         </w:rPr>
-        <w:t xml:space="preserve"> revenue in the ledger equals its net revenue. </w:t>
+        <w:t xml:space="preserve"> equals its net revenue. </w:t>
       </w:r>
     </w:p>
     <w:tbl>
@@ -12287,7 +14303,7 @@
                 <w:sz w:val="16"/>
                 <w:szCs w:val="16"/>
               </w:rPr>
-              <w:t xml:space="preserve">Al-Salam's   ·   contributions   ·   expected</w:t>
+              <w:t xml:space="preserve">ledger   ·   contributions   ·   customer</w:t>
             </w:r>
           </w:p>
         </w:tc>
@@ -12373,7 +14389,7 @@
           <w:sz w:val="16"/>
           <w:szCs w:val="16"/>
         </w:rPr>
-        <w:t xml:space="preserve">      gaps 17–19</w:t>
+        <w:t xml:space="preserve">      gaps 16–18</w:t>
       </w:r>
     </w:p>
     <w:p>
@@ -12386,7 +14402,7 @@
           <w:sz w:val="19"/>
           <w:szCs w:val="19"/>
         </w:rPr>
-        <w:t xml:space="preserve">Expect revenue, </w:t>
+        <w:t xml:space="preserve">Expect revenue, rebates, fees, </w:t>
       </w:r>
       <w:r>
         <w:rPr>
@@ -12396,7 +14412,7 @@
           <w:sz w:val="15"/>
           <w:szCs w:val="15"/>
         </w:rPr>
-        <w:t xml:space="preserve"> (17) </w:t>
+        <w:t xml:space="preserve"> (16) </w:t>
       </w:r>
       <w:r>
         <w:rPr>
@@ -12418,7 +14434,7 @@
           <w:sz w:val="19"/>
           <w:szCs w:val="19"/>
         </w:rPr>
-        <w:t xml:space="preserve">, fees, product costs and activity data for two or three </w:t>
+        <w:t xml:space="preserve"> costs and activity data for two or three </w:t>
       </w:r>
       <w:r>
         <w:rPr>
@@ -12428,7 +14444,7 @@
           <w:sz w:val="15"/>
           <w:szCs w:val="15"/>
         </w:rPr>
-        <w:t xml:space="preserve"> (18) </w:t>
+        <w:t xml:space="preserve"> (17) </w:t>
       </w:r>
       <w:r>
         <w:rPr>
@@ -12467,7 +14483,7 @@
           <w:sz w:val="15"/>
           <w:szCs w:val="15"/>
         </w:rPr>
-        <w:t xml:space="preserve"> (19) </w:t>
+        <w:t xml:space="preserve"> (18) </w:t>
       </w:r>
       <w:r>
         <w:rPr>
@@ -12547,7 +14563,7 @@
                 <w:sz w:val="16"/>
                 <w:szCs w:val="16"/>
               </w:rPr>
-              <w:t xml:space="preserve">entries   ·   customers   ·   company-level   ·   rebates</w:t>
+              <w:t xml:space="preserve">contribution   ·   customers   ·   company-level   ·   product</w:t>
             </w:r>
           </w:p>
         </w:tc>
@@ -12903,7 +14919,7 @@
                 <w:sz w:val="14"/>
                 <w:szCs w:val="14"/>
               </w:rPr>
-              <w:t xml:space="preserve">(20)</w:t>
+              <w:t xml:space="preserve">(19)</w:t>
             </w:r>
           </w:p>
         </w:tc>
@@ -13098,7 +15114,7 @@
                 <w:sz w:val="14"/>
                 <w:szCs w:val="14"/>
               </w:rPr>
-              <w:t xml:space="preserve">(21)</w:t>
+              <w:t xml:space="preserve">(20)</w:t>
             </w:r>
           </w:p>
         </w:tc>
@@ -13160,7 +15176,7 @@
                 <w:sz w:val="16"/>
                 <w:szCs w:val="16"/>
               </w:rPr>
-              <w:t xml:space="preserve">$15 per invoice   ·   $2 per line   ·   Supermarket channel promotions</w:t>
+              <w:t xml:space="preserve">$15 per invoice   ·   $2 per line   ·   Picking order lines</w:t>
             </w:r>
           </w:p>
         </w:tc>
@@ -13366,7 +15382,7 @@
                 <w:sz w:val="14"/>
                 <w:szCs w:val="14"/>
               </w:rPr>
-              <w:t xml:space="preserve">(22)</w:t>
+              <w:t xml:space="preserve">(21)</w:t>
             </w:r>
           </w:p>
         </w:tc>
@@ -13585,7 +15601,7 @@
                 <w:sz w:val="14"/>
                 <w:szCs w:val="14"/>
               </w:rPr>
-              <w:t xml:space="preserve">(23)</w:t>
+              <w:t xml:space="preserve">(22)</w:t>
             </w:r>
           </w:p>
         </w:tc>
@@ -13736,7 +15752,7 @@
                 <w:sz w:val="14"/>
                 <w:szCs w:val="14"/>
               </w:rPr>
-              <w:t xml:space="preserve">(24)</w:t>
+              <w:t xml:space="preserve">(23)</w:t>
             </w:r>
           </w:p>
         </w:tc>
@@ -13837,7 +15853,7 @@
                 <w:sz w:val="14"/>
                 <w:szCs w:val="14"/>
               </w:rPr>
-              <w:t xml:space="preserve">(25)</w:t>
+              <w:t xml:space="preserve">(24)</w:t>
             </w:r>
           </w:p>
         </w:tc>
@@ -13970,7 +15986,7 @@
                     </pic:cNvPicPr>
                   </pic:nvPicPr>
                   <pic:blipFill>
-                    <a:blip r:embed="rId109" cstate="none"/>
+                    <a:blip r:embed="rId108" cstate="none"/>
                     <a:srcRect/>
                     <a:stretch>
                       <a:fillRect/>
@@ -14047,7 +16063,7 @@
                 <w:sz w:val="16"/>
                 <w:szCs w:val="16"/>
               </w:rPr>
-              <w:t xml:space="preserve">cost to serve   ·   controllable margin   ·   تحليل ربحية العملاء</w:t>
+              <w:t xml:space="preserve">controllable margin   ·   whale curve</w:t>
             </w:r>
           </w:p>
         </w:tc>
@@ -14432,7 +16448,7 @@
                 <w:sz w:val="16"/>
                 <w:szCs w:val="16"/>
               </w:rPr>
-              <w:t xml:space="preserve">15  </w:t>
+              <w:t xml:space="preserve">14  </w:t>
             </w:r>
             <w:r>
               <w:rPr>
@@ -14500,14 +16516,14 @@
                 <w:sz w:val="16"/>
                 <w:szCs w:val="16"/>
               </w:rPr>
-              <w:t xml:space="preserve">16  </w:t>
-            </w:r>
-            <w:r>
-              <w:rPr>
-                <w:sz w:val="16"/>
-                <w:szCs w:val="16"/>
-              </w:rPr>
-              <w:t xml:space="preserve">Al-Salam's</w:t>
+              <w:t xml:space="preserve">15  </w:t>
+            </w:r>
+            <w:r>
+              <w:rPr>
+                <w:sz w:val="16"/>
+                <w:szCs w:val="16"/>
+              </w:rPr>
+              <w:t xml:space="preserve">ledger</w:t>
             </w:r>
           </w:p>
         </w:tc>
@@ -14542,7 +16558,7 @@
                 <w:sz w:val="16"/>
                 <w:szCs w:val="16"/>
               </w:rPr>
-              <w:t xml:space="preserve">exam-core</w:t>
+              <w:t xml:space="preserve">larger</w:t>
             </w:r>
           </w:p>
         </w:tc>
@@ -14568,14 +16584,14 @@
                 <w:sz w:val="16"/>
                 <w:szCs w:val="16"/>
               </w:rPr>
-              <w:t xml:space="preserve">17  </w:t>
-            </w:r>
-            <w:r>
-              <w:rPr>
-                <w:sz w:val="16"/>
-                <w:szCs w:val="16"/>
-              </w:rPr>
-              <w:t xml:space="preserve">rebates</w:t>
+              <w:t xml:space="preserve">16  </w:t>
+            </w:r>
+            <w:r>
+              <w:rPr>
+                <w:sz w:val="16"/>
+                <w:szCs w:val="16"/>
+              </w:rPr>
+              <w:t xml:space="preserve">product</w:t>
             </w:r>
           </w:p>
         </w:tc>
@@ -14610,7 +16626,7 @@
                 <w:sz w:val="16"/>
                 <w:szCs w:val="16"/>
               </w:rPr>
-              <w:t xml:space="preserve">Activities</w:t>
+              <w:t xml:space="preserve">exam-core</w:t>
             </w:r>
           </w:p>
         </w:tc>
@@ -14636,7 +16652,7 @@
                 <w:sz w:val="16"/>
                 <w:szCs w:val="16"/>
               </w:rPr>
-              <w:t xml:space="preserve">18  </w:t>
+              <w:t xml:space="preserve">17  </w:t>
             </w:r>
             <w:r>
               <w:rPr>
@@ -14678,7 +16694,7 @@
                 <w:sz w:val="16"/>
                 <w:szCs w:val="16"/>
               </w:rPr>
-              <w:t xml:space="preserve">deliveries</w:t>
+              <w:t xml:space="preserve">Activities</w:t>
             </w:r>
           </w:p>
         </w:tc>
@@ -14704,7 +16720,7 @@
                 <w:sz w:val="16"/>
                 <w:szCs w:val="16"/>
               </w:rPr>
-              <w:t xml:space="preserve">19  </w:t>
+              <w:t xml:space="preserve">18  </w:t>
             </w:r>
             <w:r>
               <w:rPr>
@@ -14746,7 +16762,7 @@
                 <w:sz w:val="16"/>
                 <w:szCs w:val="16"/>
               </w:rPr>
-              <w:t xml:space="preserve">reduction</w:t>
+              <w:t xml:space="preserve">returns</w:t>
             </w:r>
           </w:p>
         </w:tc>
@@ -14772,7 +16788,7 @@
                 <w:sz w:val="16"/>
                 <w:szCs w:val="16"/>
               </w:rPr>
-              <w:t xml:space="preserve">20  </w:t>
+              <w:t xml:space="preserve">19  </w:t>
             </w:r>
             <w:r>
               <w:rPr>
@@ -14814,7 +16830,7 @@
                 <w:sz w:val="16"/>
                 <w:szCs w:val="16"/>
               </w:rPr>
-              <w:t xml:space="preserve">Al-Salam's</w:t>
+              <w:t xml:space="preserve">reduction</w:t>
             </w:r>
           </w:p>
         </w:tc>
@@ -14840,7 +16856,7 @@
                 <w:sz w:val="16"/>
                 <w:szCs w:val="16"/>
               </w:rPr>
-              <w:t xml:space="preserve">21  </w:t>
+              <w:t xml:space="preserve">20  </w:t>
             </w:r>
             <w:r>
               <w:rPr>
@@ -14882,7 +16898,7 @@
                 <w:sz w:val="16"/>
                 <w:szCs w:val="16"/>
               </w:rPr>
-              <w:t xml:space="preserve">account</w:t>
+              <w:t xml:space="preserve">Accounts Receivable</w:t>
             </w:r>
           </w:p>
         </w:tc>
@@ -14908,7 +16924,7 @@
                 <w:sz w:val="16"/>
                 <w:szCs w:val="16"/>
               </w:rPr>
-              <w:t xml:space="preserve">22  </w:t>
+              <w:t xml:space="preserve">21  </w:t>
             </w:r>
             <w:r>
               <w:rPr>
@@ -14950,7 +16966,7 @@
                 <w:sz w:val="16"/>
                 <w:szCs w:val="16"/>
               </w:rPr>
-              <w:t xml:space="preserve">Accounts Receivable</w:t>
+              <w:t xml:space="preserve">Refund Liability</w:t>
             </w:r>
           </w:p>
         </w:tc>
@@ -14976,7 +16992,7 @@
                 <w:sz w:val="16"/>
                 <w:szCs w:val="16"/>
               </w:rPr>
-              <w:t xml:space="preserve">23  </w:t>
+              <w:t xml:space="preserve">22  </w:t>
             </w:r>
             <w:r>
               <w:rPr>
@@ -15018,7 +17034,7 @@
                 <w:sz w:val="16"/>
                 <w:szCs w:val="16"/>
               </w:rPr>
-              <w:t xml:space="preserve">Refund Liability</w:t>
+              <w:t xml:space="preserve">Cash</w:t>
             </w:r>
           </w:p>
         </w:tc>
@@ -15044,7 +17060,7 @@
                 <w:sz w:val="16"/>
                 <w:szCs w:val="16"/>
               </w:rPr>
-              <w:t xml:space="preserve">24  </w:t>
+              <w:t xml:space="preserve">23  </w:t>
             </w:r>
             <w:r>
               <w:rPr>
@@ -15086,7 +17102,7 @@
                 <w:sz w:val="16"/>
                 <w:szCs w:val="16"/>
               </w:rPr>
-              <w:t xml:space="preserve">Cash</w:t>
+              <w:t xml:space="preserve">Totals</w:t>
             </w:r>
           </w:p>
         </w:tc>
@@ -15112,7 +17128,7 @@
                 <w:sz w:val="16"/>
                 <w:szCs w:val="16"/>
               </w:rPr>
-              <w:t xml:space="preserve">25  </w:t>
+              <w:t xml:space="preserve">24  </w:t>
             </w:r>
             <w:r>
               <w:rPr>
@@ -15154,7 +17170,7 @@
                 <w:sz w:val="16"/>
                 <w:szCs w:val="16"/>
               </w:rPr>
-              <w:t xml:space="preserve">Totals</w:t>
+              <w:t xml:space="preserve">revenue</w:t>
             </w:r>
           </w:p>
         </w:tc>
@@ -15180,14 +17196,14 @@
                 <w:sz w:val="16"/>
                 <w:szCs w:val="16"/>
               </w:rPr>
-              <w:t xml:space="preserve">26  </w:t>
-            </w:r>
-            <w:r>
-              <w:rPr>
-                <w:sz w:val="16"/>
-                <w:szCs w:val="16"/>
-              </w:rPr>
-              <w:t xml:space="preserve">cost to serve</w:t>
+              <w:t xml:space="preserve">25  </w:t>
+            </w:r>
+            <w:r>
+              <w:rPr>
+                <w:sz w:val="16"/>
+                <w:szCs w:val="16"/>
+              </w:rPr>
+              <w:t xml:space="preserve">controllable margin</w:t>
             </w:r>
           </w:p>
         </w:tc>
@@ -15216,74 +17232,6 @@
                 <w:szCs w:val="16"/>
               </w:rPr>
               <w:t xml:space="preserve">13  </w:t>
-            </w:r>
-            <w:r>
-              <w:rPr>
-                <w:sz w:val="16"/>
-                <w:szCs w:val="16"/>
-              </w:rPr>
-              <w:t xml:space="preserve">revenue</w:t>
-            </w:r>
-          </w:p>
-        </w:tc>
-        <w:tc>
-          <w:tcPr>
-            <w:tcW w:type="pct" w:w="2500"/>
-            <w:tcMar>
-              <w:top w:type="dxa" w:w="20"/>
-              <w:left w:type="dxa" w:w="80"/>
-              <w:bottom w:type="dxa" w:w="20"/>
-              <w:right w:type="dxa" w:w="80"/>
-            </w:tcMar>
-          </w:tcPr>
-          <w:p>
-            <w:pPr>
-              <w:spacing w:before="12" w:after="12"/>
-            </w:pPr>
-            <w:r>
-              <w:rPr>
-                <w:b/>
-                <w:bCs/>
-                <w:color w:val="8186EF"/>
-                <w:sz w:val="16"/>
-                <w:szCs w:val="16"/>
-              </w:rPr>
-              <w:t xml:space="preserve">27  </w:t>
-            </w:r>
-            <w:r>
-              <w:rPr>
-                <w:sz w:val="16"/>
-                <w:szCs w:val="16"/>
-              </w:rPr>
-              <w:t xml:space="preserve">controllable margin</w:t>
-            </w:r>
-          </w:p>
-        </w:tc>
-      </w:tr>
-      <w:tr>
-        <w:tc>
-          <w:tcPr>
-            <w:tcW w:type="pct" w:w="2500"/>
-            <w:tcMar>
-              <w:top w:type="dxa" w:w="20"/>
-              <w:left w:type="dxa" w:w="80"/>
-              <w:bottom w:type="dxa" w:w="20"/>
-              <w:right w:type="dxa" w:w="80"/>
-            </w:tcMar>
-          </w:tcPr>
-          <w:p>
-            <w:pPr>
-              <w:spacing w:before="12" w:after="12"/>
-            </w:pPr>
-            <w:r>
-              <w:rPr>
-                <w:b/>
-                <w:bCs/>
-                <w:color w:val="8186EF"/>
-                <w:sz w:val="16"/>
-                <w:szCs w:val="16"/>
-              </w:rPr>
-              <w:t xml:space="preserve">14  </w:t>
             </w:r>
             <w:r>
               <w:rPr>
@@ -16167,7 +18115,7 @@
               <w:sz w:val="16"/>
               <w:szCs w:val="16"/>
             </w:rPr>
-            <w:t xml:space="preserve"> of 2</w:t>
+            <w:t xml:space="preserve"> of 3</w:t>
           </w:r>
         </w:p>
       </w:tc>
